--- a/EXPORTS/DOCX/published/niveau3/English/UniversiteitsbibliotheekLeiden.docx
+++ b/EXPORTS/DOCX/published/niveau3/English/UniversiteitsbibliotheekLeiden.docx
@@ -135,7 +135,7 @@
           <w:rFonts w:ascii="Charis SIL Regular" w:hAnsi="Charis SIL Regular" w:eastAsia="Charis SIL Regular"/>
           <w:b w:val="0"/>
           <w:i w:val="0"/>
-          <w:color w:val="0066CC"/>
+          <w:color w:val="0000FF"/>
           <w:sz w:val="24"/>
           <w:u w:val="single"/>
         </w:rPr>
@@ -153,7 +153,7 @@
           <w:rFonts w:ascii="Charis SIL Regular" w:hAnsi="Charis SIL Regular" w:eastAsia="Charis SIL Regular"/>
           <w:b w:val="0"/>
           <w:i w:val="0"/>
-          <w:color w:val="0066CC"/>
+          <w:color w:val="0000FF"/>
           <w:sz w:val="24"/>
           <w:u w:val="single"/>
         </w:rPr>
@@ -164,7 +164,7 @@
           <w:rFonts w:ascii="Charis SIL Regular" w:hAnsi="Charis SIL Regular" w:eastAsia="Charis SIL Regular"/>
           <w:b w:val="0"/>
           <w:i w:val="0"/>
-          <w:color w:val="0066CC"/>
+          <w:color w:val="0000FF"/>
           <w:sz w:val="24"/>
           <w:u w:val="single"/>
         </w:rPr>
@@ -182,7 +182,7 @@
           <w:rFonts w:ascii="Charis SIL Regular" w:hAnsi="Charis SIL Regular" w:eastAsia="Charis SIL Regular"/>
           <w:b w:val="0"/>
           <w:i w:val="0"/>
-          <w:color w:val="0066CC"/>
+          <w:color w:val="0000FF"/>
           <w:sz w:val="24"/>
           <w:u w:val="single"/>
         </w:rPr>
@@ -193,7 +193,7 @@
           <w:rFonts w:ascii="Charis SIL Regular" w:hAnsi="Charis SIL Regular" w:eastAsia="Charis SIL Regular"/>
           <w:b w:val="0"/>
           <w:i w:val="0"/>
-          <w:color w:val="0066CC"/>
+          <w:color w:val="0000FF"/>
           <w:sz w:val="24"/>
           <w:u w:val="single"/>
         </w:rPr>
@@ -228,7 +228,7 @@
       </w:r>
       <w:r>
         <w:rPr>
-          <w:u w:val="single" w:color="0066cc"/>
+          <w:u w:val="single" w:color="0000ff"/>
           <w:rFonts w:ascii="Charis SIL Regular" w:hAnsi="Charis SIL Regular" w:eastAsia="Charis SIL Regular"/>
           <w:b w:val="0"/>
           <w:i w:val="0"/>
@@ -246,7 +246,7 @@
       </w:r>
       <w:r>
         <w:rPr>
-          <w:u w:val="single" w:color="0066cc"/>
+          <w:u w:val="single" w:color="0000ff"/>
           <w:rFonts w:ascii="Charis SIL Regular" w:hAnsi="Charis SIL Regular" w:eastAsia="Charis SIL Regular"/>
           <w:b w:val="0"/>
           <w:i w:val="0"/>
@@ -264,7 +264,7 @@
       </w:r>
       <w:r>
         <w:rPr>
-          <w:u w:val="single" w:color="0066cc"/>
+          <w:u w:val="single" w:color="0000ff"/>
           <w:rFonts w:ascii="Charis SIL Regular" w:hAnsi="Charis SIL Regular" w:eastAsia="Charis SIL Regular"/>
           <w:b w:val="0"/>
           <w:i w:val="0"/>
@@ -282,7 +282,7 @@
       </w:r>
       <w:r>
         <w:rPr>
-          <w:u w:val="single" w:color="0066cc"/>
+          <w:u w:val="single" w:color="0000ff"/>
           <w:rFonts w:ascii="Charis SIL Regular" w:hAnsi="Charis SIL Regular" w:eastAsia="Charis SIL Regular"/>
           <w:b w:val="0"/>
           <w:i w:val="0"/>
@@ -300,7 +300,7 @@
       </w:r>
       <w:r>
         <w:rPr>
-          <w:u w:val="single" w:color="0066cc"/>
+          <w:u w:val="single" w:color="0000ff"/>
           <w:rFonts w:ascii="Charis SIL Regular" w:hAnsi="Charis SIL Regular" w:eastAsia="Charis SIL Regular"/>
           <w:b w:val="0"/>
           <w:i w:val="0"/>
@@ -441,7 +441,7 @@
           <w:rFonts w:ascii="Charis SIL Regular" w:hAnsi="Charis SIL Regular" w:eastAsia="Charis SIL Regular"/>
           <w:b w:val="0"/>
           <w:i w:val="0"/>
-          <w:color w:val="0066CC"/>
+          <w:color w:val="0000FF"/>
           <w:sz w:val="24"/>
           <w:u w:val="single"/>
         </w:rPr>
@@ -459,7 +459,7 @@
           <w:rFonts w:ascii="Charis SIL Regular" w:hAnsi="Charis SIL Regular" w:eastAsia="Charis SIL Regular"/>
           <w:b w:val="0"/>
           <w:i w:val="0"/>
-          <w:color w:val="0066CC"/>
+          <w:color w:val="0000FF"/>
           <w:sz w:val="24"/>
           <w:u w:val="single"/>
         </w:rPr>
@@ -470,7 +470,7 @@
           <w:rFonts w:ascii="Charis SIL Regular" w:hAnsi="Charis SIL Regular" w:eastAsia="Charis SIL Regular"/>
           <w:b w:val="0"/>
           <w:i w:val="0"/>
-          <w:color w:val="0066CC"/>
+          <w:color w:val="0000FF"/>
           <w:sz w:val="24"/>
           <w:u w:val="single"/>
         </w:rPr>
@@ -488,7 +488,7 @@
           <w:rFonts w:ascii="Charis SIL Regular" w:hAnsi="Charis SIL Regular" w:eastAsia="Charis SIL Regular"/>
           <w:b w:val="0"/>
           <w:i w:val="0"/>
-          <w:color w:val="0066CC"/>
+          <w:color w:val="0000FF"/>
           <w:sz w:val="24"/>
           <w:u w:val="single"/>
         </w:rPr>
@@ -499,7 +499,7 @@
           <w:rFonts w:ascii="Charis SIL Regular" w:hAnsi="Charis SIL Regular" w:eastAsia="Charis SIL Regular"/>
           <w:b w:val="0"/>
           <w:i w:val="0"/>
-          <w:color w:val="0066CC"/>
+          <w:color w:val="0000FF"/>
           <w:sz w:val="24"/>
           <w:u w:val="single"/>
         </w:rPr>
@@ -517,7 +517,7 @@
           <w:rFonts w:ascii="Charis SIL Regular" w:hAnsi="Charis SIL Regular" w:eastAsia="Charis SIL Regular"/>
           <w:b w:val="0"/>
           <w:i w:val="0"/>
-          <w:color w:val="0066CC"/>
+          <w:color w:val="0000FF"/>
           <w:sz w:val="24"/>
           <w:u w:val="single"/>
         </w:rPr>
@@ -528,7 +528,7 @@
           <w:rFonts w:ascii="Charis SIL Regular" w:hAnsi="Charis SIL Regular" w:eastAsia="Charis SIL Regular"/>
           <w:b w:val="0"/>
           <w:i w:val="0"/>
-          <w:color w:val="0066CC"/>
+          <w:color w:val="0000FF"/>
           <w:sz w:val="24"/>
           <w:u w:val="single"/>
         </w:rPr>
@@ -546,7 +546,7 @@
           <w:rFonts w:ascii="Charis SIL Regular" w:hAnsi="Charis SIL Regular" w:eastAsia="Charis SIL Regular"/>
           <w:b w:val="0"/>
           <w:i w:val="0"/>
-          <w:color w:val="0066CC"/>
+          <w:color w:val="0000FF"/>
           <w:sz w:val="24"/>
           <w:u w:val="single"/>
         </w:rPr>
@@ -557,7 +557,7 @@
           <w:rFonts w:ascii="Charis SIL Regular" w:hAnsi="Charis SIL Regular" w:eastAsia="Charis SIL Regular"/>
           <w:b w:val="0"/>
           <w:i w:val="0"/>
-          <w:color w:val="0066CC"/>
+          <w:color w:val="0000FF"/>
           <w:sz w:val="24"/>
           <w:u w:val="single"/>
         </w:rPr>
@@ -595,7 +595,7 @@
           <w:rFonts w:ascii="Charis SIL Regular" w:hAnsi="Charis SIL Regular" w:eastAsia="Charis SIL Regular"/>
           <w:b w:val="0"/>
           <w:i w:val="0"/>
-          <w:color w:val="0066CC"/>
+          <w:color w:val="0000FF"/>
           <w:sz w:val="24"/>
           <w:u w:val="single"/>
         </w:rPr>
@@ -613,7 +613,7 @@
           <w:rFonts w:ascii="Charis SIL Regular" w:hAnsi="Charis SIL Regular" w:eastAsia="Charis SIL Regular"/>
           <w:b w:val="0"/>
           <w:i w:val="0"/>
-          <w:color w:val="0066CC"/>
+          <w:color w:val="0000FF"/>
           <w:sz w:val="24"/>
           <w:u w:val="single"/>
         </w:rPr>
@@ -624,7 +624,7 @@
           <w:rFonts w:ascii="Charis SIL Regular" w:hAnsi="Charis SIL Regular" w:eastAsia="Charis SIL Regular"/>
           <w:b w:val="0"/>
           <w:i w:val="0"/>
-          <w:color w:val="0066CC"/>
+          <w:color w:val="0000FF"/>
           <w:sz w:val="24"/>
           <w:u w:val="single"/>
         </w:rPr>
@@ -642,7 +642,7 @@
           <w:rFonts w:ascii="Charis SIL Regular" w:hAnsi="Charis SIL Regular" w:eastAsia="Charis SIL Regular"/>
           <w:b w:val="0"/>
           <w:i w:val="0"/>
-          <w:color w:val="0066CC"/>
+          <w:color w:val="0000FF"/>
           <w:sz w:val="24"/>
           <w:u w:val="single"/>
         </w:rPr>
@@ -653,7 +653,7 @@
           <w:rFonts w:ascii="Charis SIL Regular" w:hAnsi="Charis SIL Regular" w:eastAsia="Charis SIL Regular"/>
           <w:b w:val="0"/>
           <w:i w:val="0"/>
-          <w:color w:val="0066CC"/>
+          <w:color w:val="0000FF"/>
           <w:sz w:val="24"/>
           <w:u w:val="single"/>
         </w:rPr>
@@ -671,11 +671,11 @@
           <w:rFonts w:ascii="Charis SIL Regular" w:hAnsi="Charis SIL Regular" w:eastAsia="Charis SIL Regular"/>
           <w:b w:val="0"/>
           <w:i w:val="0"/>
-          <w:color w:val="0066CC"/>
+          <w:color w:val="0000FF"/>
           <w:sz w:val="24"/>
           <w:u w:val="single"/>
         </w:rPr>
-        <w:hyperlink r:id="rId10" w:history="1">
+        <w:hyperlink r:id="rId11" w:history="1">
           <w:r>
             <w:rPr>
               <w:rStyle w:val="Hyperlink"/>
@@ -689,7 +689,7 @@
           <w:rFonts w:ascii="Charis SIL Regular" w:hAnsi="Charis SIL Regular" w:eastAsia="Charis SIL Regular"/>
           <w:b w:val="0"/>
           <w:i w:val="0"/>
-          <w:color w:val="0066CC"/>
+          <w:color w:val="0000FF"/>
           <w:sz w:val="24"/>
           <w:u w:val="single"/>
         </w:rPr>
@@ -700,11 +700,11 @@
           <w:rFonts w:ascii="Charis SIL Regular" w:hAnsi="Charis SIL Regular" w:eastAsia="Charis SIL Regular"/>
           <w:b w:val="0"/>
           <w:i w:val="0"/>
-          <w:color w:val="0066CC"/>
+          <w:color w:val="0000FF"/>
           <w:sz w:val="24"/>
           <w:u w:val="single"/>
         </w:rPr>
-        <w:hyperlink r:id="rId10" w:history="1">
+        <w:hyperlink r:id="rId11" w:history="1">
           <w:r>
             <w:rPr>
               <w:rStyle w:val="Hyperlink"/>
@@ -718,7 +718,7 @@
           <w:rFonts w:ascii="Charis SIL Regular" w:hAnsi="Charis SIL Regular" w:eastAsia="Charis SIL Regular"/>
           <w:b w:val="0"/>
           <w:i w:val="0"/>
-          <w:color w:val="0066CC"/>
+          <w:color w:val="0000FF"/>
           <w:sz w:val="24"/>
           <w:u w:val="single"/>
         </w:rPr>
@@ -729,11 +729,11 @@
           <w:rFonts w:ascii="Charis SIL Regular" w:hAnsi="Charis SIL Regular" w:eastAsia="Charis SIL Regular"/>
           <w:b w:val="0"/>
           <w:i w:val="0"/>
-          <w:color w:val="0066CC"/>
+          <w:color w:val="0000FF"/>
           <w:sz w:val="24"/>
           <w:u w:val="single"/>
         </w:rPr>
-        <w:hyperlink r:id="rId10" w:history="1">
+        <w:hyperlink r:id="rId11" w:history="1">
           <w:r>
             <w:rPr>
               <w:rStyle w:val="Hyperlink"/>
@@ -747,11 +747,11 @@
           <w:rFonts w:ascii="Charis SIL Regular" w:hAnsi="Charis SIL Regular" w:eastAsia="Charis SIL Regular"/>
           <w:b w:val="0"/>
           <w:i w:val="0"/>
-          <w:color w:val="0066CC"/>
+          <w:color w:val="0000FF"/>
           <w:sz w:val="24"/>
           <w:u w:val="single"/>
         </w:rPr>
-        <w:hyperlink r:id="rId10" w:history="1">
+        <w:hyperlink r:id="rId11" w:history="1">
           <w:r>
             <w:rPr>
               <w:rStyle w:val="Hyperlink"/>
@@ -765,7 +765,7 @@
           <w:rFonts w:ascii="Charis SIL Regular" w:hAnsi="Charis SIL Regular" w:eastAsia="Charis SIL Regular"/>
           <w:b w:val="0"/>
           <w:i w:val="0"/>
-          <w:color w:val="0066CC"/>
+          <w:color w:val="0000FF"/>
           <w:sz w:val="24"/>
           <w:u w:val="single"/>
         </w:rPr>
@@ -776,11 +776,11 @@
           <w:rFonts w:ascii="Charis SIL Regular" w:hAnsi="Charis SIL Regular" w:eastAsia="Charis SIL Regular"/>
           <w:b w:val="0"/>
           <w:i w:val="0"/>
-          <w:color w:val="0066CC"/>
+          <w:color w:val="0000FF"/>
           <w:sz w:val="24"/>
           <w:u w:val="single"/>
         </w:rPr>
-        <w:hyperlink r:id="rId10" w:history="1">
+        <w:hyperlink r:id="rId11" w:history="1">
           <w:r>
             <w:rPr>
               <w:rStyle w:val="Hyperlink"/>
@@ -794,11 +794,11 @@
           <w:rFonts w:ascii="Charis SIL Regular" w:hAnsi="Charis SIL Regular" w:eastAsia="Charis SIL Regular"/>
           <w:b w:val="0"/>
           <w:i w:val="0"/>
-          <w:color w:val="0066CC"/>
+          <w:color w:val="0000FF"/>
           <w:sz w:val="24"/>
           <w:u w:val="single"/>
         </w:rPr>
-        <w:hyperlink r:id="rId10" w:history="1">
+        <w:hyperlink r:id="rId11" w:history="1">
           <w:r>
             <w:rPr>
               <w:rStyle w:val="Hyperlink"/>
@@ -812,11 +812,11 @@
           <w:rFonts w:ascii="Charis SIL Regular" w:hAnsi="Charis SIL Regular" w:eastAsia="Charis SIL Regular"/>
           <w:b w:val="0"/>
           <w:i w:val="0"/>
-          <w:color w:val="0066CC"/>
+          <w:color w:val="0000FF"/>
           <w:sz w:val="24"/>
           <w:u w:val="single"/>
         </w:rPr>
-        <w:hyperlink r:id="rId10" w:history="1">
+        <w:hyperlink r:id="rId11" w:history="1">
           <w:r>
             <w:rPr>
               <w:rStyle w:val="Hyperlink"/>
@@ -830,7 +830,7 @@
           <w:rFonts w:ascii="Charis SIL Regular" w:hAnsi="Charis SIL Regular" w:eastAsia="Charis SIL Regular"/>
           <w:b w:val="0"/>
           <w:i w:val="0"/>
-          <w:color w:val="0066CC"/>
+          <w:color w:val="0000FF"/>
           <w:sz w:val="24"/>
           <w:u w:val="single"/>
         </w:rPr>
@@ -841,11 +841,11 @@
           <w:rFonts w:ascii="Charis SIL Regular" w:hAnsi="Charis SIL Regular" w:eastAsia="Charis SIL Regular"/>
           <w:b w:val="0"/>
           <w:i w:val="0"/>
-          <w:color w:val="0066CC"/>
+          <w:color w:val="0000FF"/>
           <w:sz w:val="24"/>
           <w:u w:val="single"/>
         </w:rPr>
-        <w:hyperlink r:id="rId10" w:history="1">
+        <w:hyperlink r:id="rId11" w:history="1">
           <w:r>
             <w:rPr>
               <w:rStyle w:val="Hyperlink"/>
@@ -859,11 +859,11 @@
           <w:rFonts w:ascii="Charis SIL Regular" w:hAnsi="Charis SIL Regular" w:eastAsia="Charis SIL Regular"/>
           <w:b w:val="0"/>
           <w:i w:val="0"/>
-          <w:color w:val="0066CC"/>
+          <w:color w:val="0000FF"/>
           <w:sz w:val="24"/>
           <w:u w:val="single"/>
         </w:rPr>
-        <w:hyperlink r:id="rId10" w:history="1">
+        <w:hyperlink r:id="rId11" w:history="1">
           <w:r>
             <w:rPr>
               <w:rStyle w:val="Hyperlink"/>
@@ -877,7 +877,7 @@
           <w:rFonts w:ascii="Charis SIL Regular" w:hAnsi="Charis SIL Regular" w:eastAsia="Charis SIL Regular"/>
           <w:b w:val="0"/>
           <w:i w:val="0"/>
-          <w:color w:val="0066CC"/>
+          <w:color w:val="0000FF"/>
           <w:sz w:val="24"/>
           <w:u w:val="single"/>
         </w:rPr>
@@ -888,11 +888,11 @@
           <w:rFonts w:ascii="Charis SIL Regular" w:hAnsi="Charis SIL Regular" w:eastAsia="Charis SIL Regular"/>
           <w:b w:val="0"/>
           <w:i w:val="0"/>
-          <w:color w:val="0066CC"/>
+          <w:color w:val="0000FF"/>
           <w:sz w:val="24"/>
           <w:u w:val="single"/>
         </w:rPr>
-        <w:hyperlink r:id="rId10" w:history="1">
+        <w:hyperlink r:id="rId11" w:history="1">
           <w:r>
             <w:rPr>
               <w:rStyle w:val="Hyperlink"/>
@@ -906,7 +906,7 @@
           <w:rFonts w:ascii="Charis SIL Regular" w:hAnsi="Charis SIL Regular" w:eastAsia="Charis SIL Regular"/>
           <w:b w:val="0"/>
           <w:i w:val="0"/>
-          <w:color w:val="0066CC"/>
+          <w:color w:val="0000FF"/>
           <w:sz w:val="24"/>
           <w:u w:val="single"/>
         </w:rPr>
@@ -924,7 +924,7 @@
           <w:rFonts w:ascii="Charis SIL Regular" w:hAnsi="Charis SIL Regular" w:eastAsia="Charis SIL Regular"/>
           <w:b w:val="0"/>
           <w:i w:val="0"/>
-          <w:color w:val="0066CC"/>
+          <w:color w:val="0000FF"/>
           <w:sz w:val="24"/>
           <w:u w:val="single"/>
         </w:rPr>
@@ -949,7 +949,7 @@
       </w:r>
       <w:r>
         <w:rPr>
-          <w:u w:val="single" w:color="0066cc"/>
+          <w:u w:val="single" w:color="0000ff"/>
           <w:rFonts w:ascii="Charis SIL Regular" w:hAnsi="Charis SIL Regular" w:eastAsia="Charis SIL Regular"/>
           <w:b w:val="0"/>
           <w:i w:val="0"/>
@@ -967,7 +967,7 @@
       </w:r>
       <w:r>
         <w:rPr>
-          <w:u w:val="single" w:color="0066cc"/>
+          <w:u w:val="single" w:color="0000ff"/>
           <w:rFonts w:ascii="Charis SIL Regular" w:hAnsi="Charis SIL Regular" w:eastAsia="Charis SIL Regular"/>
           <w:b w:val="0"/>
           <w:i w:val="0"/>
@@ -985,7 +985,7 @@
       </w:r>
       <w:r>
         <w:rPr>
-          <w:u w:val="single" w:color="0066cc"/>
+          <w:u w:val="single" w:color="0000ff"/>
           <w:rFonts w:ascii="Charis SIL Regular" w:hAnsi="Charis SIL Regular" w:eastAsia="Charis SIL Regular"/>
           <w:b w:val="0"/>
           <w:i w:val="0"/>
@@ -1003,7 +1003,7 @@
       </w:r>
       <w:r>
         <w:rPr>
-          <w:u w:val="single" w:color="0066cc"/>
+          <w:u w:val="single" w:color="0000ff"/>
           <w:rFonts w:ascii="Charis SIL Regular" w:hAnsi="Charis SIL Regular" w:eastAsia="Charis SIL Regular"/>
           <w:b w:val="0"/>
           <w:i w:val="0"/>
@@ -1021,7 +1021,7 @@
       </w:r>
       <w:r>
         <w:rPr>
-          <w:u w:val="single" w:color="0066cc"/>
+          <w:u w:val="single" w:color="0000ff"/>
           <w:rFonts w:ascii="Charis SIL Regular" w:hAnsi="Charis SIL Regular" w:eastAsia="Charis SIL Regular"/>
           <w:b w:val="0"/>
           <w:i w:val="0"/>
@@ -1039,7 +1039,7 @@
       </w:r>
       <w:r>
         <w:rPr>
-          <w:u w:val="single" w:color="0066cc"/>
+          <w:u w:val="single" w:color="0000ff"/>
           <w:rFonts w:ascii="Charis SIL Regular" w:hAnsi="Charis SIL Regular" w:eastAsia="Charis SIL Regular"/>
           <w:b w:val="0"/>
           <w:i w:val="0"/>
@@ -1057,7 +1057,7 @@
       </w:r>
       <w:r>
         <w:rPr>
-          <w:u w:val="single" w:color="0066cc"/>
+          <w:u w:val="single" w:color="0000ff"/>
           <w:rFonts w:ascii="Charis SIL Regular" w:hAnsi="Charis SIL Regular" w:eastAsia="Charis SIL Regular"/>
           <w:b w:val="0"/>
           <w:i w:val="0"/>
@@ -1075,7 +1075,6 @@
       </w:r>
       <w:r>
         <w:rPr>
-          <w:u w:val="single" w:color="0066cc"/>
           <w:rFonts w:ascii="Charis SIL Regular" w:hAnsi="Charis SIL Regular" w:eastAsia="Charis SIL Regular"/>
           <w:b w:val="0"/>
           <w:i w:val="0"/>
@@ -1086,7 +1085,7 @@
       </w:r>
       <w:r>
         <w:rPr>
-          <w:u w:val="single" w:color="0066cc"/>
+          <w:u w:val="single" w:color="0000ff"/>
           <w:rFonts w:ascii="Charis SIL Regular" w:hAnsi="Charis SIL Regular" w:eastAsia="Charis SIL Regular"/>
           <w:b w:val="0"/>
           <w:i w:val="0"/>
@@ -1104,7 +1103,7 @@
       </w:r>
       <w:r>
         <w:rPr>
-          <w:u w:val="single" w:color="0066cc"/>
+          <w:u w:val="single" w:color="0000ff"/>
           <w:rFonts w:ascii="Charis SIL Regular" w:hAnsi="Charis SIL Regular" w:eastAsia="Charis SIL Regular"/>
           <w:b w:val="0"/>
           <w:i w:val="0"/>
@@ -1122,7 +1121,7 @@
       </w:r>
       <w:r>
         <w:rPr>
-          <w:u w:val="single" w:color="0066cc"/>
+          <w:u w:val="single" w:color="0000ff"/>
           <w:rFonts w:ascii="Charis SIL Regular" w:hAnsi="Charis SIL Regular" w:eastAsia="Charis SIL Regular"/>
           <w:b w:val="0"/>
           <w:i w:val="0"/>
@@ -1140,7 +1139,7 @@
       </w:r>
       <w:r>
         <w:rPr>
-          <w:u w:val="single" w:color="0066cc"/>
+          <w:u w:val="single" w:color="0000ff"/>
           <w:rFonts w:ascii="Charis SIL Regular" w:hAnsi="Charis SIL Regular" w:eastAsia="Charis SIL Regular"/>
           <w:b w:val="0"/>
           <w:i w:val="0"/>
@@ -1185,7 +1184,7 @@
       </w:r>
       <w:r>
         <w:rPr>
-          <w:u w:val="single" w:color="0066cc"/>
+          <w:u w:val="single" w:color="0000ff"/>
           <w:rFonts w:ascii="Charis SIL Regular" w:hAnsi="Charis SIL Regular" w:eastAsia="Charis SIL Regular"/>
           <w:b w:val="0"/>
           <w:i w:val="0"/>
@@ -1236,7 +1235,7 @@
           <w:rFonts w:ascii="Charis SIL Regular" w:hAnsi="Charis SIL Regular" w:eastAsia="Charis SIL Regular"/>
           <w:b w:val="0"/>
           <w:i w:val="0"/>
-          <w:color w:val="0066CC"/>
+          <w:color w:val="0000FF"/>
           <w:sz w:val="24"/>
           <w:u w:val="single"/>
         </w:rPr>
@@ -1254,7 +1253,7 @@
           <w:rFonts w:ascii="Charis SIL Regular" w:hAnsi="Charis SIL Regular" w:eastAsia="Charis SIL Regular"/>
           <w:b w:val="0"/>
           <w:i w:val="0"/>
-          <w:color w:val="0066CC"/>
+          <w:color w:val="0000FF"/>
           <w:sz w:val="24"/>
           <w:u w:val="single"/>
         </w:rPr>
@@ -1282,7 +1281,7 @@
           <w:rFonts w:ascii="Charis SIL Regular" w:hAnsi="Charis SIL Regular" w:eastAsia="Charis SIL Regular"/>
           <w:b w:val="0"/>
           <w:i w:val="0"/>
-          <w:color w:val="0066CC"/>
+          <w:color w:val="0000FF"/>
           <w:sz w:val="24"/>
           <w:u w:val="single"/>
         </w:rPr>
@@ -1300,7 +1299,7 @@
           <w:rFonts w:ascii="Charis SIL Regular" w:hAnsi="Charis SIL Regular" w:eastAsia="Charis SIL Regular"/>
           <w:b w:val="0"/>
           <w:i w:val="0"/>
-          <w:color w:val="0066CC"/>
+          <w:color w:val="0000FF"/>
           <w:sz w:val="24"/>
           <w:u w:val="single"/>
         </w:rPr>
@@ -1311,7 +1310,7 @@
           <w:rFonts w:ascii="Charis SIL Regular" w:hAnsi="Charis SIL Regular" w:eastAsia="Charis SIL Regular"/>
           <w:b w:val="0"/>
           <w:i w:val="0"/>
-          <w:color w:val="0066CC"/>
+          <w:color w:val="0000FF"/>
           <w:sz w:val="24"/>
           <w:u w:val="single"/>
         </w:rPr>
@@ -1339,7 +1338,7 @@
           <w:rFonts w:ascii="Charis SIL Regular" w:hAnsi="Charis SIL Regular" w:eastAsia="Charis SIL Regular"/>
           <w:b w:val="0"/>
           <w:i w:val="0"/>
-          <w:color w:val="0066CC"/>
+          <w:color w:val="0000FF"/>
           <w:sz w:val="24"/>
           <w:u w:val="single"/>
         </w:rPr>
@@ -1357,7 +1356,7 @@
           <w:rFonts w:ascii="Charis SIL Regular" w:hAnsi="Charis SIL Regular" w:eastAsia="Charis SIL Regular"/>
           <w:b w:val="0"/>
           <w:i w:val="0"/>
-          <w:color w:val="0066CC"/>
+          <w:color w:val="0000FF"/>
           <w:sz w:val="24"/>
           <w:u w:val="single"/>
         </w:rPr>
@@ -1368,7 +1367,7 @@
           <w:rFonts w:ascii="Charis SIL Regular" w:hAnsi="Charis SIL Regular" w:eastAsia="Charis SIL Regular"/>
           <w:b w:val="0"/>
           <w:i w:val="0"/>
-          <w:color w:val="0066CC"/>
+          <w:color w:val="0000FF"/>
           <w:sz w:val="24"/>
           <w:u w:val="single"/>
         </w:rPr>
@@ -1393,7 +1392,7 @@
       </w:r>
       <w:r>
         <w:rPr>
-          <w:u w:val="single" w:color="0066cc"/>
+          <w:u w:val="single" w:color="0000ff"/>
           <w:rFonts w:ascii="Charis SIL Regular" w:hAnsi="Charis SIL Regular" w:eastAsia="Charis SIL Regular"/>
           <w:b w:val="0"/>
           <w:i w:val="0"/>
@@ -1411,17 +1410,92 @@
       </w:r>
       <w:r>
         <w:rPr>
+          <w:u w:val="single" w:color="0000ff"/>
           <w:rFonts w:ascii="Charis SIL Regular" w:hAnsi="Charis SIL Regular" w:eastAsia="Charis SIL Regular"/>
           <w:b w:val="0"/>
           <w:i w:val="0"/>
           <w:color w:val="000000"/>
           <w:sz w:val="24"/>
         </w:rPr>
-        <w:t xml:space="preserve">information about the wide range of available sources and </w:t>
+        <w:hyperlink r:id="rId12" w:history="1">
+          <w:r>
+            <w:rPr>
+              <w:rStyle w:val="Hyperlink"/>
+            </w:rPr>
+            <w:t>informatio</w:t>
+          </w:r>
+        </w:hyperlink>
       </w:r>
       <w:r>
         <w:rPr>
-          <w:u w:val="single" w:color="0066cc"/>
+          <w:rFonts w:ascii="Charis SIL Regular" w:hAnsi="Charis SIL Regular" w:eastAsia="Charis SIL Regular"/>
+          <w:b w:val="0"/>
+          <w:i w:val="0"/>
+          <w:color w:val="000000"/>
+          <w:sz w:val="24"/>
+        </w:rPr>
+        <w:t>n about the wide range o</w:t>
+      </w:r>
+      <w:r>
+        <w:rPr>
+          <w:u w:val="single" w:color="0000ff"/>
+          <w:rFonts w:ascii="Charis SIL Regular" w:hAnsi="Charis SIL Regular" w:eastAsia="Charis SIL Regular"/>
+          <w:b w:val="0"/>
+          <w:i w:val="0"/>
+          <w:color w:val="000000"/>
+          <w:sz w:val="24"/>
+        </w:rPr>
+        <w:hyperlink r:id="rId13" w:history="1">
+          <w:r>
+            <w:rPr>
+              <w:rStyle w:val="Hyperlink"/>
+            </w:rPr>
+            <w:t>f availab</w:t>
+          </w:r>
+        </w:hyperlink>
+      </w:r>
+      <w:r>
+        <w:rPr>
+          <w:u w:val="single" w:color="0000ff"/>
+          <w:rFonts w:ascii="Charis SIL Regular" w:hAnsi="Charis SIL Regular" w:eastAsia="Charis SIL Regular"/>
+          <w:b w:val="0"/>
+          <w:i w:val="0"/>
+          <w:color w:val="000000"/>
+          <w:sz w:val="24"/>
+        </w:rPr>
+        <w:hyperlink r:id="rId13" w:history="1">
+          <w:r>
+            <w:rPr>
+              <w:rStyle w:val="Hyperlink"/>
+            </w:rPr>
+            <w:t>le source</w:t>
+          </w:r>
+        </w:hyperlink>
+      </w:r>
+      <w:r>
+        <w:rPr>
+          <w:u w:val="single" w:color="0000ff"/>
+          <w:rFonts w:ascii="Charis SIL Regular" w:hAnsi="Charis SIL Regular" w:eastAsia="Charis SIL Regular"/>
+          <w:b w:val="0"/>
+          <w:i w:val="0"/>
+          <w:color w:val="000000"/>
+          <w:sz w:val="24"/>
+        </w:rPr>
+        <w:t>s</w:t>
+      </w:r>
+      <w:r>
+        <w:rPr>
+          <w:rFonts w:ascii="Charis SIL Regular" w:hAnsi="Charis SIL Regular" w:eastAsia="Charis SIL Regular"/>
+          <w:b w:val="0"/>
+          <w:i w:val="0"/>
+          <w:color w:val="000000"/>
+          <w:sz w:val="24"/>
+        </w:rPr>
+        <w:t xml:space="preserve"> and </w:t>
+      </w:r>
+      <w:r>
+        <w:rPr>
+          <w:u w:val="single" w:color="0000ff"/>
           <w:rFonts w:ascii="Charis SIL Regular" w:hAnsi="Charis SIL Regular" w:eastAsia="Charis SIL Regular"/>
           <w:b w:val="0"/>
           <w:i w:val="0"/>
@@ -1439,7 +1513,7 @@
       </w:r>
       <w:r>
         <w:rPr>
-          <w:u w:val="single" w:color="0066cc"/>
+          <w:u w:val="single" w:color="0000ff"/>
           <w:rFonts w:ascii="Charis SIL Regular" w:hAnsi="Charis SIL Regular" w:eastAsia="Charis SIL Regular"/>
           <w:b w:val="0"/>
           <w:i w:val="0"/>
@@ -1457,7 +1531,7 @@
       </w:r>
       <w:r>
         <w:rPr>
-          <w:u w:val="single" w:color="0066cc"/>
+          <w:u w:val="single" w:color="0000ff"/>
           <w:rFonts w:ascii="Charis SIL Regular" w:hAnsi="Charis SIL Regular" w:eastAsia="Charis SIL Regular"/>
           <w:b w:val="0"/>
           <w:i w:val="0"/>
@@ -1475,14 +1549,31 @@
       </w:r>
       <w:r>
         <w:rPr>
-          <w:u w:val="single" w:color="0066cc"/>
           <w:rFonts w:ascii="Charis SIL Regular" w:hAnsi="Charis SIL Regular" w:eastAsia="Charis SIL Regular"/>
           <w:b w:val="0"/>
           <w:i w:val="0"/>
           <w:color w:val="000000"/>
           <w:sz w:val="24"/>
         </w:rPr>
-        <w:t>d</w:t>
+        <w:hyperlink r:id="rId14" w:history="1">
+          <w:r>
+            <w:rPr>
+              <w:rStyle w:val="Hyperlink"/>
+            </w:rPr>
+            <w:t>d</w:t>
+          </w:r>
+        </w:hyperlink>
+      </w:r>
+      <w:r>
+        <w:rPr>
+          <w:u w:val="single" w:color="0000ff"/>
+          <w:rFonts w:ascii="Charis SIL Regular" w:hAnsi="Charis SIL Regular" w:eastAsia="Charis SIL Regular"/>
+          <w:b w:val="0"/>
+          <w:i w:val="0"/>
+          <w:color w:val="000000"/>
+          <w:sz w:val="24"/>
+        </w:rPr>
+        <w:t xml:space="preserve"> </w:t>
       </w:r>
       <w:r>
         <w:rPr>
@@ -1492,7 +1583,7 @@
           <w:color w:val="000000"/>
           <w:sz w:val="24"/>
         </w:rPr>
-        <w:t xml:space="preserve"> them. Besides </w:t>
+        <w:t xml:space="preserve">them. Besides </w:t>
       </w:r>
       <w:r>
         <w:rPr>
@@ -1559,7 +1650,7 @@
           <w:rFonts w:ascii="Charis SIL Regular" w:hAnsi="Charis SIL Regular" w:eastAsia="Charis SIL Regular"/>
           <w:b w:val="0"/>
           <w:i w:val="0"/>
-          <w:color w:val="0066CC"/>
+          <w:color w:val="0000FF"/>
           <w:sz w:val="24"/>
           <w:u w:val="single"/>
         </w:rPr>
@@ -1577,7 +1668,7 @@
           <w:rFonts w:ascii="Charis SIL Regular" w:hAnsi="Charis SIL Regular" w:eastAsia="Charis SIL Regular"/>
           <w:b w:val="0"/>
           <w:i w:val="0"/>
-          <w:color w:val="0066CC"/>
+          <w:color w:val="0000FF"/>
           <w:sz w:val="24"/>
           <w:u w:val="single"/>
         </w:rPr>
@@ -1588,7 +1679,7 @@
           <w:rFonts w:ascii="Charis SIL Regular" w:hAnsi="Charis SIL Regular" w:eastAsia="Charis SIL Regular"/>
           <w:b w:val="0"/>
           <w:i w:val="0"/>
-          <w:color w:val="0066CC"/>
+          <w:color w:val="0000FF"/>
           <w:sz w:val="24"/>
           <w:u w:val="single"/>
         </w:rPr>
@@ -1623,64 +1714,21 @@
       </w:r>
       <w:r>
         <w:rPr>
-          <w:u w:val="single" w:color="0066cc"/>
+          <w:u w:val="single" w:color="0000ff"/>
           <w:rFonts w:ascii="Charis SIL Regular" w:hAnsi="Charis SIL Regular" w:eastAsia="Charis SIL Regular"/>
           <w:b w:val="0"/>
           <w:i w:val="0"/>
           <w:color w:val="000000"/>
           <w:sz w:val="24"/>
         </w:rPr>
-        <w:hyperlink r:id="rId15" w:history="1">
-          <w:r>
-            <w:rPr>
-              <w:rStyle w:val="Hyperlink"/>
-            </w:rPr>
-            <w:t>aterial</w:t>
-          </w:r>
-        </w:hyperlink>
-      </w:r>
-      <w:r>
-        <w:rPr>
-          <w:u w:val="single" w:color="0066cc"/>
-          <w:rFonts w:ascii="Charis SIL Regular" w:hAnsi="Charis SIL Regular" w:eastAsia="Charis SIL Regular"/>
-          <w:b w:val="0"/>
-          <w:i w:val="0"/>
-          <w:color w:val="000000"/>
-          <w:sz w:val="24"/>
-        </w:rPr>
-        <w:hyperlink r:id="rId15" w:history="1">
-          <w:r>
-            <w:rPr>
-              <w:rStyle w:val="Hyperlink"/>
-            </w:rPr>
-            <w:t>.</w:t>
-          </w:r>
-        </w:hyperlink>
-      </w:r>
-      <w:r>
-        <w:rPr>
-          <w:u w:val="single" w:color="0066cc"/>
-          <w:rFonts w:ascii="Charis SIL Regular" w:hAnsi="Charis SIL Regular" w:eastAsia="Charis SIL Regular"/>
-          <w:b w:val="0"/>
-          <w:i w:val="0"/>
-          <w:color w:val="000000"/>
-          <w:sz w:val="24"/>
-        </w:rPr>
-        <w:hyperlink r:id="rId15" w:history="1">
-          <w:r>
-            <w:rPr>
-              <w:rStyle w:val="Hyperlink"/>
-            </w:rPr>
-            <w:t xml:space="preserve"> Various </w:t>
-          </w:r>
-        </w:hyperlink>
+        <w:t xml:space="preserve">aterial. Various </w:t>
       </w:r>
       <w:r>
         <w:rPr>
           <w:rFonts w:ascii="Charis SIL Regular" w:hAnsi="Charis SIL Regular" w:eastAsia="Charis SIL Regular"/>
           <w:b w:val="0"/>
           <w:i w:val="0"/>
-          <w:color w:val="0066CC"/>
+          <w:color w:val="0000FF"/>
           <w:sz w:val="24"/>
           <w:u w:val="single"/>
         </w:rPr>
@@ -1698,7 +1746,7 @@
           <w:rFonts w:ascii="Charis SIL Regular" w:hAnsi="Charis SIL Regular" w:eastAsia="Charis SIL Regular"/>
           <w:b w:val="0"/>
           <w:i w:val="0"/>
-          <w:color w:val="0066CC"/>
+          <w:color w:val="0000FF"/>
           <w:sz w:val="24"/>
           <w:u w:val="single"/>
         </w:rPr>
@@ -1716,7 +1764,7 @@
           <w:rFonts w:ascii="Charis SIL Regular" w:hAnsi="Charis SIL Regular" w:eastAsia="Charis SIL Regular"/>
           <w:b w:val="0"/>
           <w:i w:val="0"/>
-          <w:color w:val="0066CC"/>
+          <w:color w:val="0000FF"/>
           <w:sz w:val="24"/>
           <w:u w:val="single"/>
         </w:rPr>
@@ -1727,7 +1775,7 @@
           <w:rFonts w:ascii="Charis SIL Regular" w:hAnsi="Charis SIL Regular" w:eastAsia="Charis SIL Regular"/>
           <w:b w:val="0"/>
           <w:i w:val="0"/>
-          <w:color w:val="0066CC"/>
+          <w:color w:val="0000FF"/>
           <w:sz w:val="24"/>
           <w:u w:val="single"/>
         </w:rPr>
@@ -1762,28 +1810,21 @@
       </w:r>
       <w:r>
         <w:rPr>
-          <w:u w:val="single" w:color="0066cc"/>
+          <w:u w:val="single" w:color="0000ff"/>
           <w:rFonts w:ascii="Charis SIL Regular" w:hAnsi="Charis SIL Regular" w:eastAsia="Charis SIL Regular"/>
           <w:b w:val="0"/>
           <w:i w:val="0"/>
           <w:color w:val="000000"/>
           <w:sz w:val="24"/>
         </w:rPr>
-        <w:hyperlink r:id="rId14" w:history="1">
-          <w:r>
-            <w:rPr>
-              <w:rStyle w:val="Hyperlink"/>
-            </w:rPr>
-            <w:t xml:space="preserve"> be </w:t>
-          </w:r>
-        </w:hyperlink>
+        <w:t xml:space="preserve"> be </w:t>
       </w:r>
       <w:r>
         <w:rPr>
           <w:rFonts w:ascii="Charis SIL Regular" w:hAnsi="Charis SIL Regular" w:eastAsia="Charis SIL Regular"/>
           <w:b w:val="0"/>
           <w:i w:val="0"/>
-          <w:color w:val="0066CC"/>
+          <w:color w:val="0000FF"/>
           <w:sz w:val="24"/>
           <w:u w:val="single"/>
         </w:rPr>
@@ -1801,7 +1842,7 @@
           <w:rFonts w:ascii="Charis SIL Regular" w:hAnsi="Charis SIL Regular" w:eastAsia="Charis SIL Regular"/>
           <w:b w:val="0"/>
           <w:i w:val="0"/>
-          <w:color w:val="0066CC"/>
+          <w:color w:val="0000FF"/>
           <w:sz w:val="24"/>
           <w:u w:val="single"/>
         </w:rPr>
@@ -1819,7 +1860,7 @@
           <w:rFonts w:ascii="Charis SIL Regular" w:hAnsi="Charis SIL Regular" w:eastAsia="Charis SIL Regular"/>
           <w:b w:val="0"/>
           <w:i w:val="0"/>
-          <w:color w:val="0066CC"/>
+          <w:color w:val="0000FF"/>
           <w:sz w:val="24"/>
           <w:u w:val="single"/>
         </w:rPr>
@@ -1837,7 +1878,7 @@
           <w:rFonts w:ascii="Charis SIL Regular" w:hAnsi="Charis SIL Regular" w:eastAsia="Charis SIL Regular"/>
           <w:b w:val="0"/>
           <w:i w:val="0"/>
-          <w:color w:val="0066CC"/>
+          <w:color w:val="0000FF"/>
           <w:sz w:val="24"/>
           <w:u w:val="single"/>
         </w:rPr>
@@ -1848,7 +1889,7 @@
           <w:rFonts w:ascii="Charis SIL Regular" w:hAnsi="Charis SIL Regular" w:eastAsia="Charis SIL Regular"/>
           <w:b w:val="0"/>
           <w:i w:val="0"/>
-          <w:color w:val="0066CC"/>
+          <w:color w:val="0000FF"/>
           <w:sz w:val="24"/>
           <w:u w:val="single"/>
         </w:rPr>
@@ -1883,7 +1924,7 @@
       </w:r>
       <w:r>
         <w:rPr>
-          <w:u w:val="single" w:color="0066cc"/>
+          <w:u w:val="single" w:color="0000ff"/>
           <w:rFonts w:ascii="Charis SIL Regular" w:hAnsi="Charis SIL Regular" w:eastAsia="Charis SIL Regular"/>
           <w:b w:val="0"/>
           <w:i w:val="0"/>
@@ -1894,7 +1935,7 @@
       </w:r>
       <w:r>
         <w:rPr>
-          <w:u w:val="single" w:color="0066cc"/>
+          <w:u w:val="single" w:color="0000ff"/>
           <w:rFonts w:ascii="Charis SIL Regular" w:hAnsi="Charis SIL Regular" w:eastAsia="Charis SIL Regular"/>
           <w:b w:val="0"/>
           <w:i w:val="0"/>
@@ -1912,7 +1953,7 @@
       </w:r>
       <w:r>
         <w:rPr>
-          <w:u w:val="single" w:color="0066cc"/>
+          <w:u w:val="single" w:color="0000ff"/>
           <w:rFonts w:ascii="Charis SIL Regular" w:hAnsi="Charis SIL Regular" w:eastAsia="Charis SIL Regular"/>
           <w:b w:val="0"/>
           <w:i w:val="0"/>
@@ -1923,7 +1964,7 @@
       </w:r>
       <w:r>
         <w:rPr>
-          <w:u w:val="single" w:color="0066cc"/>
+          <w:u w:val="single" w:color="0000ff"/>
           <w:rFonts w:ascii="Charis SIL Regular" w:hAnsi="Charis SIL Regular" w:eastAsia="Charis SIL Regular"/>
           <w:b w:val="0"/>
           <w:i w:val="0"/>
@@ -1974,7 +2015,7 @@
           <w:rFonts w:ascii="Charis SIL Regular" w:hAnsi="Charis SIL Regular" w:eastAsia="Charis SIL Regular"/>
           <w:b w:val="0"/>
           <w:i w:val="0"/>
-          <w:color w:val="0066CC"/>
+          <w:color w:val="0000FF"/>
           <w:sz w:val="24"/>
           <w:u w:val="single"/>
         </w:rPr>
@@ -1992,7 +2033,7 @@
           <w:rFonts w:ascii="Charis SIL Regular" w:hAnsi="Charis SIL Regular" w:eastAsia="Charis SIL Regular"/>
           <w:b w:val="0"/>
           <w:i w:val="0"/>
-          <w:color w:val="0066CC"/>
+          <w:color w:val="0000FF"/>
           <w:sz w:val="24"/>
           <w:u w:val="single"/>
         </w:rPr>
@@ -2003,7 +2044,7 @@
           <w:rFonts w:ascii="Charis SIL Regular" w:hAnsi="Charis SIL Regular" w:eastAsia="Charis SIL Regular"/>
           <w:b w:val="0"/>
           <w:i w:val="0"/>
-          <w:color w:val="0066CC"/>
+          <w:color w:val="0000FF"/>
           <w:sz w:val="24"/>
           <w:u w:val="single"/>
         </w:rPr>
@@ -2038,7 +2079,7 @@
       </w:r>
       <w:r>
         <w:rPr>
-          <w:u w:val="single" w:color="0066cc"/>
+          <w:u w:val="single" w:color="0000ff"/>
           <w:rFonts w:ascii="Charis SIL Regular" w:hAnsi="Charis SIL Regular" w:eastAsia="Charis SIL Regular"/>
           <w:b w:val="0"/>
           <w:i w:val="0"/>
@@ -2056,7 +2097,7 @@
       </w:r>
       <w:r>
         <w:rPr>
-          <w:u w:val="single" w:color="0066cc"/>
+          <w:u w:val="single" w:color="0000ff"/>
           <w:rFonts w:ascii="Charis SIL Regular" w:hAnsi="Charis SIL Regular" w:eastAsia="Charis SIL Regular"/>
           <w:b w:val="0"/>
           <w:i w:val="0"/>
@@ -2074,7 +2115,7 @@
       </w:r>
       <w:r>
         <w:rPr>
-          <w:u w:val="single" w:color="0066cc"/>
+          <w:u w:val="single" w:color="0000ff"/>
           <w:rFonts w:ascii="Charis SIL Regular" w:hAnsi="Charis SIL Regular" w:eastAsia="Charis SIL Regular"/>
           <w:b w:val="0"/>
           <w:i w:val="0"/>
@@ -2105,7 +2146,7 @@
           <w:rFonts w:ascii="Charis SIL Regular" w:hAnsi="Charis SIL Regular" w:eastAsia="Charis SIL Regular"/>
           <w:b w:val="0"/>
           <w:i w:val="0"/>
-          <w:color w:val="0066CC"/>
+          <w:color w:val="0000FF"/>
           <w:sz w:val="24"/>
           <w:u w:val="single"/>
         </w:rPr>
@@ -2166,7 +2207,7 @@
           <w:rFonts w:ascii="Charis SIL Regular" w:hAnsi="Charis SIL Regular" w:eastAsia="Charis SIL Regular"/>
           <w:b w:val="0"/>
           <w:i w:val="0"/>
-          <w:color w:val="0066CC"/>
+          <w:color w:val="0000FF"/>
           <w:sz w:val="24"/>
           <w:u w:val="single"/>
         </w:rPr>
@@ -2184,7 +2225,7 @@
           <w:rFonts w:ascii="Charis SIL Regular" w:hAnsi="Charis SIL Regular" w:eastAsia="Charis SIL Regular"/>
           <w:b w:val="0"/>
           <w:i w:val="0"/>
-          <w:color w:val="0066CC"/>
+          <w:color w:val="0000FF"/>
           <w:sz w:val="24"/>
           <w:u w:val="single"/>
         </w:rPr>
@@ -2195,7 +2236,7 @@
           <w:rFonts w:ascii="Charis SIL Regular" w:hAnsi="Charis SIL Regular" w:eastAsia="Charis SIL Regular"/>
           <w:b w:val="0"/>
           <w:i w:val="0"/>
-          <w:color w:val="0066CC"/>
+          <w:color w:val="0000FF"/>
           <w:sz w:val="24"/>
           <w:u w:val="single"/>
         </w:rPr>
@@ -2230,7 +2271,7 @@
       </w:r>
       <w:r>
         <w:rPr>
-          <w:u w:val="single" w:color="0066cc"/>
+          <w:u w:val="single" w:color="0000ff"/>
           <w:rFonts w:ascii="Charis SIL Regular" w:hAnsi="Charis SIL Regular" w:eastAsia="Charis SIL Regular"/>
           <w:b w:val="0"/>
           <w:i w:val="0"/>
@@ -2248,7 +2289,7 @@
       </w:r>
       <w:r>
         <w:rPr>
-          <w:u w:val="single" w:color="0066cc"/>
+          <w:u w:val="single" w:color="0000ff"/>
           <w:rFonts w:ascii="Charis SIL Regular" w:hAnsi="Charis SIL Regular" w:eastAsia="Charis SIL Regular"/>
           <w:b w:val="0"/>
           <w:i w:val="0"/>
@@ -2266,7 +2307,7 @@
       </w:r>
       <w:r>
         <w:rPr>
-          <w:u w:val="single" w:color="0066cc"/>
+          <w:u w:val="single" w:color="0000ff"/>
           <w:rFonts w:ascii="Charis SIL Regular" w:hAnsi="Charis SIL Regular" w:eastAsia="Charis SIL Regular"/>
           <w:b w:val="0"/>
           <w:i w:val="0"/>
@@ -2297,7 +2338,7 @@
           <w:rFonts w:ascii="Charis SIL Regular" w:hAnsi="Charis SIL Regular" w:eastAsia="Charis SIL Regular"/>
           <w:b w:val="0"/>
           <w:i w:val="0"/>
-          <w:color w:val="0066CC"/>
+          <w:color w:val="0000FF"/>
           <w:sz w:val="24"/>
           <w:u w:val="single"/>
         </w:rPr>
@@ -2315,7 +2356,7 @@
           <w:rFonts w:ascii="Charis SIL Regular" w:hAnsi="Charis SIL Regular" w:eastAsia="Charis SIL Regular"/>
           <w:b w:val="0"/>
           <w:i w:val="0"/>
-          <w:color w:val="0066CC"/>
+          <w:color w:val="0000FF"/>
           <w:sz w:val="24"/>
           <w:u w:val="single"/>
         </w:rPr>
@@ -2326,7 +2367,7 @@
           <w:rFonts w:ascii="Charis SIL Regular" w:hAnsi="Charis SIL Regular" w:eastAsia="Charis SIL Regular"/>
           <w:b w:val="0"/>
           <w:i w:val="0"/>
-          <w:color w:val="0066CC"/>
+          <w:color w:val="0000FF"/>
           <w:sz w:val="24"/>
           <w:u w:val="single"/>
         </w:rPr>
@@ -2364,7 +2405,7 @@
           <w:rFonts w:ascii="Charis SIL Regular" w:hAnsi="Charis SIL Regular" w:eastAsia="Charis SIL Regular"/>
           <w:b w:val="0"/>
           <w:i w:val="0"/>
-          <w:color w:val="0066CC"/>
+          <w:color w:val="0000FF"/>
           <w:sz w:val="24"/>
           <w:u w:val="single"/>
         </w:rPr>
@@ -2382,7 +2423,7 @@
           <w:rFonts w:ascii="Charis SIL Regular" w:hAnsi="Charis SIL Regular" w:eastAsia="Charis SIL Regular"/>
           <w:b w:val="0"/>
           <w:i w:val="0"/>
-          <w:color w:val="0066CC"/>
+          <w:color w:val="0000FF"/>
           <w:sz w:val="24"/>
           <w:u w:val="single"/>
         </w:rPr>
@@ -2393,7 +2434,7 @@
           <w:rFonts w:ascii="Charis SIL Regular" w:hAnsi="Charis SIL Regular" w:eastAsia="Charis SIL Regular"/>
           <w:b w:val="0"/>
           <w:i w:val="0"/>
-          <w:color w:val="0066CC"/>
+          <w:color w:val="0000FF"/>
           <w:sz w:val="24"/>
           <w:u w:val="single"/>
         </w:rPr>
@@ -2418,7 +2459,7 @@
       </w:r>
       <w:r>
         <w:rPr>
-          <w:u w:val="single" w:color="0066cc"/>
+          <w:u w:val="single" w:color="0000ff"/>
           <w:rFonts w:ascii="Charis SIL Regular" w:hAnsi="Charis SIL Regular" w:eastAsia="Charis SIL Regular"/>
           <w:b w:val="0"/>
           <w:i w:val="0"/>
@@ -2436,7 +2477,7 @@
       </w:r>
       <w:r>
         <w:rPr>
-          <w:u w:val="single" w:color="0066cc"/>
+          <w:u w:val="single" w:color="0000ff"/>
           <w:rFonts w:ascii="Charis SIL Regular" w:hAnsi="Charis SIL Regular" w:eastAsia="Charis SIL Regular"/>
           <w:b w:val="0"/>
           <w:i w:val="0"/>
@@ -2474,7 +2515,7 @@
       </w:r>
       <w:r>
         <w:rPr>
-          <w:u w:val="single" w:color="0066cc"/>
+          <w:u w:val="single" w:color="0000ff"/>
           <w:rFonts w:ascii="Charis SIL Regular" w:hAnsi="Charis SIL Regular" w:eastAsia="Charis SIL Regular"/>
           <w:b w:val="0"/>
           <w:i w:val="0"/>
@@ -2492,7 +2533,7 @@
       </w:r>
       <w:r>
         <w:rPr>
-          <w:u w:val="single" w:color="0066cc"/>
+          <w:u w:val="single" w:color="0000ff"/>
           <w:rFonts w:ascii="Charis SIL Regular" w:hAnsi="Charis SIL Regular" w:eastAsia="Charis SIL Regular"/>
           <w:b w:val="0"/>
           <w:i w:val="0"/>
@@ -2543,7 +2584,7 @@
           <w:rFonts w:ascii="Charis SIL Regular" w:hAnsi="Charis SIL Regular" w:eastAsia="Charis SIL Regular"/>
           <w:b w:val="0"/>
           <w:i w:val="0"/>
-          <w:color w:val="0066CC"/>
+          <w:color w:val="0000FF"/>
           <w:sz w:val="24"/>
           <w:u w:val="single"/>
         </w:rPr>
@@ -2561,7 +2602,7 @@
           <w:rFonts w:ascii="Charis SIL Regular" w:hAnsi="Charis SIL Regular" w:eastAsia="Charis SIL Regular"/>
           <w:b w:val="0"/>
           <w:i w:val="0"/>
-          <w:color w:val="0066CC"/>
+          <w:color w:val="0000FF"/>
           <w:sz w:val="24"/>
           <w:u w:val="single"/>
         </w:rPr>
@@ -2572,7 +2613,7 @@
           <w:rFonts w:ascii="Charis SIL Regular" w:hAnsi="Charis SIL Regular" w:eastAsia="Charis SIL Regular"/>
           <w:b w:val="0"/>
           <w:i w:val="0"/>
-          <w:color w:val="0066CC"/>
+          <w:color w:val="0000FF"/>
           <w:sz w:val="24"/>
           <w:u w:val="single"/>
         </w:rPr>
@@ -2639,7 +2680,7 @@
           <w:rFonts w:ascii="Charis SIL Regular" w:hAnsi="Charis SIL Regular" w:eastAsia="Charis SIL Regular"/>
           <w:b w:val="0"/>
           <w:i w:val="0"/>
-          <w:color w:val="0066CC"/>
+          <w:color w:val="0000FF"/>
           <w:sz w:val="24"/>
           <w:u w:val="single"/>
         </w:rPr>
@@ -2707,7 +2748,7 @@
           <w:rFonts w:ascii="Charis SIL Regular" w:hAnsi="Charis SIL Regular" w:eastAsia="Charis SIL Regular"/>
           <w:b w:val="0"/>
           <w:i w:val="0"/>
-          <w:color w:val="0066CC"/>
+          <w:color w:val="0000FF"/>
           <w:sz w:val="24"/>
           <w:u w:val="single"/>
         </w:rPr>
@@ -2731,7 +2772,7 @@
           <w:rFonts w:ascii="Charis SIL Regular" w:hAnsi="Charis SIL Regular" w:eastAsia="Charis SIL Regular"/>
           <w:b w:val="0"/>
           <w:i w:val="0"/>
-          <w:color w:val="0066CC"/>
+          <w:color w:val="0000FF"/>
           <w:sz w:val="24"/>
           <w:u w:val="single"/>
         </w:rPr>
@@ -2742,21 +2783,21 @@
           <w:rFonts w:ascii="Charis SIL Regular" w:hAnsi="Charis SIL Regular" w:eastAsia="Charis SIL Regular"/>
           <w:b w:val="0"/>
           <w:i w:val="0"/>
-          <w:color w:val="0066CC"/>
+          <w:color w:val="0000FF"/>
           <w:sz w:val="24"/>
+          <w:u w:val="single"/>
         </w:rPr>
-        <w:t>i</w:t>
+        <w:t>ic research in colonised territorie</w:t>
       </w:r>
       <w:r>
         <w:rPr>
           <w:rFonts w:ascii="Charis SIL Regular" w:hAnsi="Charis SIL Regular" w:eastAsia="Charis SIL Regular"/>
           <w:b w:val="0"/>
           <w:i w:val="0"/>
-          <w:color w:val="0066CC"/>
+          <w:color w:val="0000FF"/>
           <w:sz w:val="24"/>
-          <w:u w:val="single"/>
         </w:rPr>
-        <w:t>c research in colonised territories</w:t>
+        <w:t>s</w:t>
       </w:r>
       <w:r>
         <w:br/>
@@ -2776,7 +2817,7 @@
           <w:rFonts w:ascii="Charis SIL Regular" w:hAnsi="Charis SIL Regular" w:eastAsia="Charis SIL Regular"/>
           <w:b w:val="0"/>
           <w:i w:val="0"/>
-          <w:color w:val="0066CC"/>
+          <w:color w:val="0000FF"/>
           <w:sz w:val="24"/>
           <w:u w:val="single"/>
         </w:rPr>
@@ -2787,7 +2828,7 @@
           <w:rFonts w:ascii="Charis SIL Regular" w:hAnsi="Charis SIL Regular" w:eastAsia="Charis SIL Regular"/>
           <w:b w:val="0"/>
           <w:i w:val="0"/>
-          <w:color w:val="0066CC"/>
+          <w:color w:val="0000FF"/>
           <w:sz w:val="24"/>
         </w:rPr>
         <w:t>Asian and Caribbean Studies (KITLV)</w:t>
@@ -2807,7 +2848,7 @@
           <w:rFonts w:ascii="Charis SIL Regular" w:hAnsi="Charis SIL Regular" w:eastAsia="Charis SIL Regular"/>
           <w:b w:val="0"/>
           <w:i w:val="0"/>
-          <w:color w:val="0066CC"/>
+          <w:color w:val="0000FF"/>
           <w:sz w:val="24"/>
           <w:u w:val="single"/>
         </w:rPr>
@@ -2948,7 +2989,7 @@
           <w:rFonts w:ascii="Charis SIL Regular" w:hAnsi="Charis SIL Regular" w:eastAsia="Charis SIL Regular"/>
           <w:b w:val="0"/>
           <w:i w:val="0"/>
-          <w:color w:val="0066CC"/>
+          <w:color w:val="0000FF"/>
           <w:sz w:val="24"/>
           <w:u w:val="single"/>
         </w:rPr>
@@ -2966,7 +3007,7 @@
           <w:rFonts w:ascii="Charis SIL Regular" w:hAnsi="Charis SIL Regular" w:eastAsia="Charis SIL Regular"/>
           <w:b w:val="0"/>
           <w:i w:val="0"/>
-          <w:color w:val="0066CC"/>
+          <w:color w:val="0000FF"/>
           <w:sz w:val="24"/>
           <w:u w:val="single"/>
         </w:rPr>
@@ -2984,7 +3025,7 @@
           <w:rFonts w:ascii="Charis SIL Regular" w:hAnsi="Charis SIL Regular" w:eastAsia="Charis SIL Regular"/>
           <w:b w:val="0"/>
           <w:i w:val="0"/>
-          <w:color w:val="0066CC"/>
+          <w:color w:val="0000FF"/>
           <w:sz w:val="24"/>
           <w:u w:val="single"/>
         </w:rPr>
@@ -3002,7 +3043,7 @@
           <w:rFonts w:ascii="Charis SIL Regular" w:hAnsi="Charis SIL Regular" w:eastAsia="Charis SIL Regular"/>
           <w:b w:val="0"/>
           <w:i w:val="0"/>
-          <w:color w:val="0066CC"/>
+          <w:color w:val="0000FF"/>
           <w:sz w:val="24"/>
           <w:u w:val="single"/>
         </w:rPr>
@@ -3020,7 +3061,7 @@
           <w:rFonts w:ascii="Charis SIL Regular" w:hAnsi="Charis SIL Regular" w:eastAsia="Charis SIL Regular"/>
           <w:b w:val="0"/>
           <w:i w:val="0"/>
-          <w:color w:val="0066CC"/>
+          <w:color w:val="0000FF"/>
           <w:sz w:val="24"/>
           <w:u w:val="single"/>
         </w:rPr>
@@ -3108,7 +3149,7 @@
           <w:rFonts w:ascii="Charis SIL Regular" w:hAnsi="Charis SIL Regular" w:eastAsia="Charis SIL Regular"/>
           <w:b w:val="0"/>
           <w:i w:val="0"/>
-          <w:color w:val="0066CC"/>
+          <w:color w:val="0000FF"/>
           <w:sz w:val="24"/>
           <w:u w:val="single"/>
         </w:rPr>
@@ -3126,7 +3167,7 @@
           <w:rFonts w:ascii="Charis SIL Regular" w:hAnsi="Charis SIL Regular" w:eastAsia="Charis SIL Regular"/>
           <w:b w:val="0"/>
           <w:i w:val="0"/>
-          <w:color w:val="0066CC"/>
+          <w:color w:val="0000FF"/>
           <w:sz w:val="24"/>
           <w:u w:val="single"/>
         </w:rPr>
@@ -3144,7 +3185,7 @@
           <w:rFonts w:ascii="Charis SIL Regular" w:hAnsi="Charis SIL Regular" w:eastAsia="Charis SIL Regular"/>
           <w:b w:val="0"/>
           <w:i w:val="0"/>
-          <w:color w:val="0066CC"/>
+          <w:color w:val="0000FF"/>
           <w:sz w:val="24"/>
           <w:u w:val="single"/>
         </w:rPr>
@@ -3162,7 +3203,7 @@
           <w:rFonts w:ascii="Charis SIL Regular" w:hAnsi="Charis SIL Regular" w:eastAsia="Charis SIL Regular"/>
           <w:b w:val="0"/>
           <w:i w:val="0"/>
-          <w:color w:val="0066CC"/>
+          <w:color w:val="0000FF"/>
           <w:sz w:val="24"/>
           <w:u w:val="single"/>
         </w:rPr>
@@ -3283,7 +3324,7 @@
           <w:rFonts w:ascii="Charis SIL Regular" w:hAnsi="Charis SIL Regular" w:eastAsia="Charis SIL Regular"/>
           <w:b w:val="0"/>
           <w:i w:val="0"/>
-          <w:color w:val="0066CC"/>
+          <w:color w:val="0000FF"/>
           <w:sz w:val="24"/>
           <w:u w:val="single"/>
         </w:rPr>
@@ -3301,7 +3342,7 @@
           <w:rFonts w:ascii="Charis SIL Regular" w:hAnsi="Charis SIL Regular" w:eastAsia="Charis SIL Regular"/>
           <w:b w:val="0"/>
           <w:i w:val="0"/>
-          <w:color w:val="0066CC"/>
+          <w:color w:val="0000FF"/>
           <w:sz w:val="24"/>
           <w:u w:val="single"/>
         </w:rPr>

--- a/EXPORTS/DOCX/published/niveau3/English/UniversiteitsbibliotheekLeiden.docx
+++ b/EXPORTS/DOCX/published/niveau3/English/UniversiteitsbibliotheekLeiden.docx
@@ -675,7 +675,7 @@
           <w:sz w:val="24"/>
           <w:u w:val="single"/>
         </w:rPr>
-        <w:hyperlink r:id="rId11" w:history="1">
+        <w:hyperlink r:id="rId10" w:history="1">
           <w:r>
             <w:rPr>
               <w:rStyle w:val="Hyperlink"/>
@@ -780,7 +780,7 @@
           <w:sz w:val="24"/>
           <w:u w:val="single"/>
         </w:rPr>
-        <w:hyperlink r:id="rId11" w:history="1">
+        <w:hyperlink r:id="rId10" w:history="1">
           <w:r>
             <w:rPr>
               <w:rStyle w:val="Hyperlink"/>
@@ -798,7 +798,7 @@
           <w:sz w:val="24"/>
           <w:u w:val="single"/>
         </w:rPr>
-        <w:hyperlink r:id="rId11" w:history="1">
+        <w:hyperlink r:id="rId10" w:history="1">
           <w:r>
             <w:rPr>
               <w:rStyle w:val="Hyperlink"/>
@@ -816,7 +816,7 @@
           <w:sz w:val="24"/>
           <w:u w:val="single"/>
         </w:rPr>
-        <w:hyperlink r:id="rId11" w:history="1">
+        <w:hyperlink r:id="rId10" w:history="1">
           <w:r>
             <w:rPr>
               <w:rStyle w:val="Hyperlink"/>
@@ -845,7 +845,7 @@
           <w:sz w:val="24"/>
           <w:u w:val="single"/>
         </w:rPr>
-        <w:hyperlink r:id="rId11" w:history="1">
+        <w:hyperlink r:id="rId10" w:history="1">
           <w:r>
             <w:rPr>
               <w:rStyle w:val="Hyperlink"/>
@@ -861,9 +861,8 @@
           <w:i w:val="0"/>
           <w:color w:val="0000FF"/>
           <w:sz w:val="24"/>
-          <w:u w:val="single"/>
         </w:rPr>
-        <w:hyperlink r:id="rId11" w:history="1">
+        <w:hyperlink r:id="rId10" w:history="1">
           <w:r>
             <w:rPr>
               <w:rStyle w:val="Hyperlink"/>
@@ -892,7 +891,7 @@
           <w:sz w:val="24"/>
           <w:u w:val="single"/>
         </w:rPr>
-        <w:hyperlink r:id="rId11" w:history="1">
+        <w:hyperlink r:id="rId10" w:history="1">
           <w:r>
             <w:rPr>
               <w:rStyle w:val="Hyperlink"/>
@@ -1075,6 +1074,7 @@
       </w:r>
       <w:r>
         <w:rPr>
+          <w:u w:val="single" w:color="0000ff"/>
           <w:rFonts w:ascii="Charis SIL Regular" w:hAnsi="Charis SIL Regular" w:eastAsia="Charis SIL Regular"/>
           <w:b w:val="0"/>
           <w:i w:val="0"/>
@@ -1121,21 +1121,13 @@
       </w:r>
       <w:r>
         <w:rPr>
-          <w:u w:val="single" w:color="0000ff"/>
           <w:rFonts w:ascii="Charis SIL Regular" w:hAnsi="Charis SIL Regular" w:eastAsia="Charis SIL Regular"/>
           <w:b w:val="0"/>
           <w:i w:val="0"/>
           <w:color w:val="000000"/>
           <w:sz w:val="24"/>
         </w:rPr>
-        <w:hyperlink r:id="rId11" w:history="1">
-          <w:r>
-            <w:rPr>
-              <w:rStyle w:val="Hyperlink"/>
-            </w:rPr>
-            <w:t>and</w:t>
-          </w:r>
-        </w:hyperlink>
+        <w:t>and</w:t>
       </w:r>
       <w:r>
         <w:rPr>
@@ -1549,23 +1541,6 @@
       </w:r>
       <w:r>
         <w:rPr>
-          <w:rFonts w:ascii="Charis SIL Regular" w:hAnsi="Charis SIL Regular" w:eastAsia="Charis SIL Regular"/>
-          <w:b w:val="0"/>
-          <w:i w:val="0"/>
-          <w:color w:val="000000"/>
-          <w:sz w:val="24"/>
-        </w:rPr>
-        <w:hyperlink r:id="rId14" w:history="1">
-          <w:r>
-            <w:rPr>
-              <w:rStyle w:val="Hyperlink"/>
-            </w:rPr>
-            <w:t>d</w:t>
-          </w:r>
-        </w:hyperlink>
-      </w:r>
-      <w:r>
-        <w:rPr>
           <w:u w:val="single" w:color="0000ff"/>
           <w:rFonts w:ascii="Charis SIL Regular" w:hAnsi="Charis SIL Regular" w:eastAsia="Charis SIL Regular"/>
           <w:b w:val="0"/>
@@ -1573,7 +1548,7 @@
           <w:color w:val="000000"/>
           <w:sz w:val="24"/>
         </w:rPr>
-        <w:t xml:space="preserve"> </w:t>
+        <w:t>d</w:t>
       </w:r>
       <w:r>
         <w:rPr>
@@ -1583,7 +1558,7 @@
           <w:color w:val="000000"/>
           <w:sz w:val="24"/>
         </w:rPr>
-        <w:t xml:space="preserve">them. Besides </w:t>
+        <w:t xml:space="preserve"> them. Besides </w:t>
       </w:r>
       <w:r>
         <w:rPr>

--- a/EXPORTS/DOCX/published/niveau3/English/UniversiteitsbibliotheekLeiden.docx
+++ b/EXPORTS/DOCX/published/niveau3/English/UniversiteitsbibliotheekLeiden.docx
@@ -675,7 +675,7 @@
           <w:sz w:val="24"/>
           <w:u w:val="single"/>
         </w:rPr>
-        <w:hyperlink r:id="rId10" w:history="1">
+        <w:hyperlink r:id="rId11" w:history="1">
           <w:r>
             <w:rPr>
               <w:rStyle w:val="Hyperlink"/>
@@ -780,7 +780,7 @@
           <w:sz w:val="24"/>
           <w:u w:val="single"/>
         </w:rPr>
-        <w:hyperlink r:id="rId10" w:history="1">
+        <w:hyperlink r:id="rId11" w:history="1">
           <w:r>
             <w:rPr>
               <w:rStyle w:val="Hyperlink"/>
@@ -798,7 +798,7 @@
           <w:sz w:val="24"/>
           <w:u w:val="single"/>
         </w:rPr>
-        <w:hyperlink r:id="rId10" w:history="1">
+        <w:hyperlink r:id="rId11" w:history="1">
           <w:r>
             <w:rPr>
               <w:rStyle w:val="Hyperlink"/>
@@ -816,7 +816,7 @@
           <w:sz w:val="24"/>
           <w:u w:val="single"/>
         </w:rPr>
-        <w:hyperlink r:id="rId10" w:history="1">
+        <w:hyperlink r:id="rId11" w:history="1">
           <w:r>
             <w:rPr>
               <w:rStyle w:val="Hyperlink"/>
@@ -843,9 +843,8 @@
           <w:i w:val="0"/>
           <w:color w:val="0000FF"/>
           <w:sz w:val="24"/>
-          <w:u w:val="single"/>
         </w:rPr>
-        <w:hyperlink r:id="rId10" w:history="1">
+        <w:hyperlink r:id="rId11" w:history="1">
           <w:r>
             <w:rPr>
               <w:rStyle w:val="Hyperlink"/>
@@ -861,8 +860,9 @@
           <w:i w:val="0"/>
           <w:color w:val="0000FF"/>
           <w:sz w:val="24"/>
+          <w:u w:val="single"/>
         </w:rPr>
-        <w:hyperlink r:id="rId10" w:history="1">
+        <w:hyperlink r:id="rId11" w:history="1">
           <w:r>
             <w:rPr>
               <w:rStyle w:val="Hyperlink"/>
@@ -891,7 +891,7 @@
           <w:sz w:val="24"/>
           <w:u w:val="single"/>
         </w:rPr>
-        <w:hyperlink r:id="rId10" w:history="1">
+        <w:hyperlink r:id="rId11" w:history="1">
           <w:r>
             <w:rPr>
               <w:rStyle w:val="Hyperlink"/>
@@ -955,14 +955,7 @@
           <w:color w:val="000000"/>
           <w:sz w:val="24"/>
         </w:rPr>
-        <w:hyperlink r:id="rId11" w:history="1">
-          <w:r>
-            <w:rPr>
-              <w:rStyle w:val="Hyperlink"/>
-            </w:rPr>
-            <w:t>d 201</w:t>
-          </w:r>
-        </w:hyperlink>
+        <w:t>d 201</w:t>
       </w:r>
       <w:r>
         <w:rPr>
@@ -1074,7 +1067,6 @@
       </w:r>
       <w:r>
         <w:rPr>
-          <w:u w:val="single" w:color="0000ff"/>
           <w:rFonts w:ascii="Charis SIL Regular" w:hAnsi="Charis SIL Regular" w:eastAsia="Charis SIL Regular"/>
           <w:b w:val="0"/>
           <w:i w:val="0"/>
@@ -1121,13 +1113,21 @@
       </w:r>
       <w:r>
         <w:rPr>
+          <w:u w:val="single" w:color="0000ff"/>
           <w:rFonts w:ascii="Charis SIL Regular" w:hAnsi="Charis SIL Regular" w:eastAsia="Charis SIL Regular"/>
           <w:b w:val="0"/>
           <w:i w:val="0"/>
           <w:color w:val="000000"/>
           <w:sz w:val="24"/>
         </w:rPr>
-        <w:t>and</w:t>
+        <w:hyperlink r:id="rId11" w:history="1">
+          <w:r>
+            <w:rPr>
+              <w:rStyle w:val="Hyperlink"/>
+            </w:rPr>
+            <w:t>and</w:t>
+          </w:r>
+        </w:hyperlink>
       </w:r>
       <w:r>
         <w:rPr>
@@ -2760,9 +2760,8 @@
           <w:i w:val="0"/>
           <w:color w:val="0000FF"/>
           <w:sz w:val="24"/>
-          <w:u w:val="single"/>
         </w:rPr>
-        <w:t>ic research in colonised territorie</w:t>
+        <w:t>i</w:t>
       </w:r>
       <w:r>
         <w:rPr>
@@ -2771,8 +2770,9 @@
           <w:i w:val="0"/>
           <w:color w:val="0000FF"/>
           <w:sz w:val="24"/>
+          <w:u w:val="single"/>
         </w:rPr>
-        <w:t>s</w:t>
+        <w:t>c research in colonised territories</w:t>
       </w:r>
       <w:r>
         <w:br/>

--- a/EXPORTS/DOCX/published/niveau3/English/UniversiteitsbibliotheekLeiden.docx
+++ b/EXPORTS/DOCX/published/niveau3/English/UniversiteitsbibliotheekLeiden.docx
@@ -626,16 +626,8 @@
           <w:i w:val="0"/>
           <w:color w:val="0000FF"/>
           <w:sz w:val="24"/>
-          <w:u w:val="single"/>
         </w:rPr>
-        <w:hyperlink r:id="rId11" w:history="1">
-          <w:r>
-            <w:rPr>
-              <w:rStyle w:val="Hyperlink"/>
-            </w:rPr>
-            <w:t>Netherlands</w:t>
-          </w:r>
-        </w:hyperlink>
+        <w:t>Netherlands Instit</w:t>
       </w:r>
       <w:r>
         <w:rPr>
@@ -646,36 +638,7 @@
           <w:sz w:val="24"/>
           <w:u w:val="single"/>
         </w:rPr>
-        <w:t xml:space="preserve"> </w:t>
-      </w:r>
-      <w:r>
-        <w:rPr>
-          <w:rFonts w:ascii="Charis SIL Regular" w:hAnsi="Charis SIL Regular" w:eastAsia="Charis SIL Regular"/>
-          <w:b w:val="0"/>
-          <w:i w:val="0"/>
-          <w:color w:val="0000FF"/>
-          <w:sz w:val="24"/>
-          <w:u w:val="single"/>
-        </w:rPr>
-        <w:hyperlink r:id="rId11" w:history="1">
-          <w:r>
-            <w:rPr>
-              <w:rStyle w:val="Hyperlink"/>
-            </w:rPr>
-            <w:t>Instit</w:t>
-          </w:r>
-        </w:hyperlink>
-      </w:r>
-      <w:r>
-        <w:rPr>
-          <w:rFonts w:ascii="Charis SIL Regular" w:hAnsi="Charis SIL Regular" w:eastAsia="Charis SIL Regular"/>
-          <w:b w:val="0"/>
-          <w:i w:val="0"/>
-          <w:color w:val="0000FF"/>
-          <w:sz w:val="24"/>
-          <w:u w:val="single"/>
-        </w:rPr>
-        <w:hyperlink r:id="rId11" w:history="1">
+        <w:hyperlink r:id="rId10" w:history="1">
           <w:r>
             <w:rPr>
               <w:rStyle w:val="Hyperlink"/>
@@ -704,7 +667,7 @@
           <w:sz w:val="24"/>
           <w:u w:val="single"/>
         </w:rPr>
-        <w:hyperlink r:id="rId11" w:history="1">
+        <w:hyperlink r:id="rId10" w:history="1">
           <w:r>
             <w:rPr>
               <w:rStyle w:val="Hyperlink"/>
@@ -733,7 +696,7 @@
           <w:sz w:val="24"/>
           <w:u w:val="single"/>
         </w:rPr>
-        <w:hyperlink r:id="rId11" w:history="1">
+        <w:hyperlink r:id="rId10" w:history="1">
           <w:r>
             <w:rPr>
               <w:rStyle w:val="Hyperlink"/>
@@ -751,7 +714,7 @@
           <w:sz w:val="24"/>
           <w:u w:val="single"/>
         </w:rPr>
-        <w:hyperlink r:id="rId11" w:history="1">
+        <w:hyperlink r:id="rId10" w:history="1">
           <w:r>
             <w:rPr>
               <w:rStyle w:val="Hyperlink"/>
@@ -780,7 +743,7 @@
           <w:sz w:val="24"/>
           <w:u w:val="single"/>
         </w:rPr>
-        <w:hyperlink r:id="rId11" w:history="1">
+        <w:hyperlink r:id="rId10" w:history="1">
           <w:r>
             <w:rPr>
               <w:rStyle w:val="Hyperlink"/>
@@ -798,7 +761,7 @@
           <w:sz w:val="24"/>
           <w:u w:val="single"/>
         </w:rPr>
-        <w:hyperlink r:id="rId11" w:history="1">
+        <w:hyperlink r:id="rId10" w:history="1">
           <w:r>
             <w:rPr>
               <w:rStyle w:val="Hyperlink"/>
@@ -816,7 +779,7 @@
           <w:sz w:val="24"/>
           <w:u w:val="single"/>
         </w:rPr>
-        <w:hyperlink r:id="rId11" w:history="1">
+        <w:hyperlink r:id="rId10" w:history="1">
           <w:r>
             <w:rPr>
               <w:rStyle w:val="Hyperlink"/>
@@ -843,8 +806,9 @@
           <w:i w:val="0"/>
           <w:color w:val="0000FF"/>
           <w:sz w:val="24"/>
+          <w:u w:val="single"/>
         </w:rPr>
-        <w:hyperlink r:id="rId11" w:history="1">
+        <w:hyperlink r:id="rId10" w:history="1">
           <w:r>
             <w:rPr>
               <w:rStyle w:val="Hyperlink"/>
@@ -862,7 +826,7 @@
           <w:sz w:val="24"/>
           <w:u w:val="single"/>
         </w:rPr>
-        <w:hyperlink r:id="rId11" w:history="1">
+        <w:hyperlink r:id="rId10" w:history="1">
           <w:r>
             <w:rPr>
               <w:rStyle w:val="Hyperlink"/>
@@ -891,7 +855,7 @@
           <w:sz w:val="24"/>
           <w:u w:val="single"/>
         </w:rPr>
-        <w:hyperlink r:id="rId11" w:history="1">
+        <w:hyperlink r:id="rId10" w:history="1">
           <w:r>
             <w:rPr>
               <w:rStyle w:val="Hyperlink"/>
@@ -955,7 +919,14 @@
           <w:color w:val="000000"/>
           <w:sz w:val="24"/>
         </w:rPr>
-        <w:t>d 201</w:t>
+        <w:hyperlink r:id="rId11" w:history="1">
+          <w:r>
+            <w:rPr>
+              <w:rStyle w:val="Hyperlink"/>
+            </w:rPr>
+            <w:t>d 201</w:t>
+          </w:r>
+        </w:hyperlink>
       </w:r>
       <w:r>
         <w:rPr>
@@ -1541,6 +1512,23 @@
       </w:r>
       <w:r>
         <w:rPr>
+          <w:rFonts w:ascii="Charis SIL Regular" w:hAnsi="Charis SIL Regular" w:eastAsia="Charis SIL Regular"/>
+          <w:b w:val="0"/>
+          <w:i w:val="0"/>
+          <w:color w:val="000000"/>
+          <w:sz w:val="24"/>
+        </w:rPr>
+        <w:hyperlink r:id="rId14" w:history="1">
+          <w:r>
+            <w:rPr>
+              <w:rStyle w:val="Hyperlink"/>
+            </w:rPr>
+            <w:t>d</w:t>
+          </w:r>
+        </w:hyperlink>
+      </w:r>
+      <w:r>
+        <w:rPr>
           <w:u w:val="single" w:color="0000ff"/>
           <w:rFonts w:ascii="Charis SIL Regular" w:hAnsi="Charis SIL Regular" w:eastAsia="Charis SIL Regular"/>
           <w:b w:val="0"/>
@@ -1548,7 +1536,7 @@
           <w:color w:val="000000"/>
           <w:sz w:val="24"/>
         </w:rPr>
-        <w:t>d</w:t>
+        <w:t xml:space="preserve"> </w:t>
       </w:r>
       <w:r>
         <w:rPr>
@@ -1558,7 +1546,7 @@
           <w:color w:val="000000"/>
           <w:sz w:val="24"/>
         </w:rPr>
-        <w:t xml:space="preserve"> them. Besides </w:t>
+        <w:t xml:space="preserve">them. Besides </w:t>
       </w:r>
       <w:r>
         <w:rPr>
@@ -1696,7 +1684,50 @@
           <w:color w:val="000000"/>
           <w:sz w:val="24"/>
         </w:rPr>
-        <w:t xml:space="preserve">aterial. Various </w:t>
+        <w:hyperlink r:id="rId15" w:history="1">
+          <w:r>
+            <w:rPr>
+              <w:rStyle w:val="Hyperlink"/>
+            </w:rPr>
+            <w:t>aterial</w:t>
+          </w:r>
+        </w:hyperlink>
+      </w:r>
+      <w:r>
+        <w:rPr>
+          <w:u w:val="single" w:color="0000ff"/>
+          <w:rFonts w:ascii="Charis SIL Regular" w:hAnsi="Charis SIL Regular" w:eastAsia="Charis SIL Regular"/>
+          <w:b w:val="0"/>
+          <w:i w:val="0"/>
+          <w:color w:val="000000"/>
+          <w:sz w:val="24"/>
+        </w:rPr>
+        <w:hyperlink r:id="rId15" w:history="1">
+          <w:r>
+            <w:rPr>
+              <w:rStyle w:val="Hyperlink"/>
+            </w:rPr>
+            <w:t>.</w:t>
+          </w:r>
+        </w:hyperlink>
+      </w:r>
+      <w:r>
+        <w:rPr>
+          <w:u w:val="single" w:color="0000ff"/>
+          <w:rFonts w:ascii="Charis SIL Regular" w:hAnsi="Charis SIL Regular" w:eastAsia="Charis SIL Regular"/>
+          <w:b w:val="0"/>
+          <w:i w:val="0"/>
+          <w:color w:val="000000"/>
+          <w:sz w:val="24"/>
+        </w:rPr>
+        <w:hyperlink r:id="rId15" w:history="1">
+          <w:r>
+            <w:rPr>
+              <w:rStyle w:val="Hyperlink"/>
+            </w:rPr>
+            <w:t xml:space="preserve"> Various </w:t>
+          </w:r>
+        </w:hyperlink>
       </w:r>
       <w:r>
         <w:rPr>
@@ -1792,7 +1823,14 @@
           <w:color w:val="000000"/>
           <w:sz w:val="24"/>
         </w:rPr>
-        <w:t xml:space="preserve"> be </w:t>
+        <w:hyperlink r:id="rId14" w:history="1">
+          <w:r>
+            <w:rPr>
+              <w:rStyle w:val="Hyperlink"/>
+            </w:rPr>
+            <w:t xml:space="preserve"> be </w:t>
+          </w:r>
+        </w:hyperlink>
       </w:r>
       <w:r>
         <w:rPr>
@@ -2242,71 +2280,7 @@
           <w:color w:val="000000"/>
           <w:sz w:val="24"/>
         </w:rPr>
-        <w:t>types of m</w:t>
-      </w:r>
-      <w:r>
-        <w:rPr>
-          <w:u w:val="single" w:color="0000ff"/>
-          <w:rFonts w:ascii="Charis SIL Regular" w:hAnsi="Charis SIL Regular" w:eastAsia="Charis SIL Regular"/>
-          <w:b w:val="0"/>
-          <w:i w:val="0"/>
-          <w:color w:val="000000"/>
-          <w:sz w:val="24"/>
-        </w:rPr>
-        <w:hyperlink r:id="rId15" w:history="1">
-          <w:r>
-            <w:rPr>
-              <w:rStyle w:val="Hyperlink"/>
-            </w:rPr>
-            <w:t>aterial</w:t>
-          </w:r>
-        </w:hyperlink>
-      </w:r>
-      <w:r>
-        <w:rPr>
-          <w:u w:val="single" w:color="0000ff"/>
-          <w:rFonts w:ascii="Charis SIL Regular" w:hAnsi="Charis SIL Regular" w:eastAsia="Charis SIL Regular"/>
-          <w:b w:val="0"/>
-          <w:i w:val="0"/>
-          <w:color w:val="000000"/>
-          <w:sz w:val="24"/>
-        </w:rPr>
-        <w:hyperlink r:id="rId15" w:history="1">
-          <w:r>
-            <w:rPr>
-              <w:rStyle w:val="Hyperlink"/>
-            </w:rPr>
-            <w:t>.</w:t>
-          </w:r>
-        </w:hyperlink>
-      </w:r>
-      <w:r>
-        <w:rPr>
-          <w:u w:val="single" w:color="0000ff"/>
-          <w:rFonts w:ascii="Charis SIL Regular" w:hAnsi="Charis SIL Regular" w:eastAsia="Charis SIL Regular"/>
-          <w:b w:val="0"/>
-          <w:i w:val="0"/>
-          <w:color w:val="000000"/>
-          <w:sz w:val="24"/>
-        </w:rPr>
-        <w:hyperlink r:id="rId15" w:history="1">
-          <w:r>
-            <w:rPr>
-              <w:rStyle w:val="Hyperlink"/>
-            </w:rPr>
-            <w:t xml:space="preserve"> To facilit</w:t>
-          </w:r>
-        </w:hyperlink>
-      </w:r>
-      <w:r>
-        <w:rPr>
-          <w:rFonts w:ascii="Charis SIL Regular" w:hAnsi="Charis SIL Regular" w:eastAsia="Charis SIL Regular"/>
-          <w:b w:val="0"/>
-          <w:i w:val="0"/>
-          <w:color w:val="000000"/>
-          <w:sz w:val="24"/>
-        </w:rPr>
-        <w:t xml:space="preserve">ate your search, various </w:t>
+        <w:t xml:space="preserve">types of material. To facilitate your search, various </w:t>
       </w:r>
       <w:r>
         <w:rPr>
@@ -2760,8 +2734,9 @@
           <w:i w:val="0"/>
           <w:color w:val="0000FF"/>
           <w:sz w:val="24"/>
+          <w:u w:val="single"/>
         </w:rPr>
-        <w:t>i</w:t>
+        <w:t>ic research in colonised territorie</w:t>
       </w:r>
       <w:r>
         <w:rPr>
@@ -2770,9 +2745,8 @@
           <w:i w:val="0"/>
           <w:color w:val="0000FF"/>
           <w:sz w:val="24"/>
-          <w:u w:val="single"/>
         </w:rPr>
-        <w:t>c research in colonised territories</w:t>
+        <w:t>s</w:t>
       </w:r>
       <w:r>
         <w:br/>

--- a/EXPORTS/DOCX/published/niveau3/English/UniversiteitsbibliotheekLeiden.docx
+++ b/EXPORTS/DOCX/published/niveau3/English/UniversiteitsbibliotheekLeiden.docx
@@ -1512,23 +1512,6 @@
       </w:r>
       <w:r>
         <w:rPr>
-          <w:rFonts w:ascii="Charis SIL Regular" w:hAnsi="Charis SIL Regular" w:eastAsia="Charis SIL Regular"/>
-          <w:b w:val="0"/>
-          <w:i w:val="0"/>
-          <w:color w:val="000000"/>
-          <w:sz w:val="24"/>
-        </w:rPr>
-        <w:hyperlink r:id="rId14" w:history="1">
-          <w:r>
-            <w:rPr>
-              <w:rStyle w:val="Hyperlink"/>
-            </w:rPr>
-            <w:t>d</w:t>
-          </w:r>
-        </w:hyperlink>
-      </w:r>
-      <w:r>
-        <w:rPr>
           <w:u w:val="single" w:color="0000ff"/>
           <w:rFonts w:ascii="Charis SIL Regular" w:hAnsi="Charis SIL Regular" w:eastAsia="Charis SIL Regular"/>
           <w:b w:val="0"/>
@@ -1536,7 +1519,7 @@
           <w:color w:val="000000"/>
           <w:sz w:val="24"/>
         </w:rPr>
-        <w:t xml:space="preserve"> </w:t>
+        <w:t>d</w:t>
       </w:r>
       <w:r>
         <w:rPr>
@@ -1546,7 +1529,7 @@
           <w:color w:val="000000"/>
           <w:sz w:val="24"/>
         </w:rPr>
-        <w:t xml:space="preserve">them. Besides </w:t>
+        <w:t xml:space="preserve"> them. Besides </w:t>
       </w:r>
       <w:r>
         <w:rPr>
@@ -1684,50 +1667,7 @@
           <w:color w:val="000000"/>
           <w:sz w:val="24"/>
         </w:rPr>
-        <w:hyperlink r:id="rId15" w:history="1">
-          <w:r>
-            <w:rPr>
-              <w:rStyle w:val="Hyperlink"/>
-            </w:rPr>
-            <w:t>aterial</w:t>
-          </w:r>
-        </w:hyperlink>
-      </w:r>
-      <w:r>
-        <w:rPr>
-          <w:u w:val="single" w:color="0000ff"/>
-          <w:rFonts w:ascii="Charis SIL Regular" w:hAnsi="Charis SIL Regular" w:eastAsia="Charis SIL Regular"/>
-          <w:b w:val="0"/>
-          <w:i w:val="0"/>
-          <w:color w:val="000000"/>
-          <w:sz w:val="24"/>
-        </w:rPr>
-        <w:hyperlink r:id="rId15" w:history="1">
-          <w:r>
-            <w:rPr>
-              <w:rStyle w:val="Hyperlink"/>
-            </w:rPr>
-            <w:t>.</w:t>
-          </w:r>
-        </w:hyperlink>
-      </w:r>
-      <w:r>
-        <w:rPr>
-          <w:u w:val="single" w:color="0000ff"/>
-          <w:rFonts w:ascii="Charis SIL Regular" w:hAnsi="Charis SIL Regular" w:eastAsia="Charis SIL Regular"/>
-          <w:b w:val="0"/>
-          <w:i w:val="0"/>
-          <w:color w:val="000000"/>
-          <w:sz w:val="24"/>
-        </w:rPr>
-        <w:hyperlink r:id="rId15" w:history="1">
-          <w:r>
-            <w:rPr>
-              <w:rStyle w:val="Hyperlink"/>
-            </w:rPr>
-            <w:t xml:space="preserve"> Various </w:t>
-          </w:r>
-        </w:hyperlink>
+        <w:t xml:space="preserve">aterial. Various </w:t>
       </w:r>
       <w:r>
         <w:rPr>
@@ -1823,14 +1763,7 @@
           <w:color w:val="000000"/>
           <w:sz w:val="24"/>
         </w:rPr>
-        <w:hyperlink r:id="rId14" w:history="1">
-          <w:r>
-            <w:rPr>
-              <w:rStyle w:val="Hyperlink"/>
-            </w:rPr>
-            <w:t xml:space="preserve"> be </w:t>
-          </w:r>
-        </w:hyperlink>
+        <w:t xml:space="preserve"> be </w:t>
       </w:r>
       <w:r>
         <w:rPr>
@@ -2280,7 +2213,71 @@
           <w:color w:val="000000"/>
           <w:sz w:val="24"/>
         </w:rPr>
-        <w:t xml:space="preserve">types of material. To facilitate your search, various </w:t>
+        <w:t>types of m</w:t>
+      </w:r>
+      <w:r>
+        <w:rPr>
+          <w:u w:val="single" w:color="0000ff"/>
+          <w:rFonts w:ascii="Charis SIL Regular" w:hAnsi="Charis SIL Regular" w:eastAsia="Charis SIL Regular"/>
+          <w:b w:val="0"/>
+          <w:i w:val="0"/>
+          <w:color w:val="000000"/>
+          <w:sz w:val="24"/>
+        </w:rPr>
+        <w:hyperlink r:id="rId15" w:history="1">
+          <w:r>
+            <w:rPr>
+              <w:rStyle w:val="Hyperlink"/>
+            </w:rPr>
+            <w:t>aterial</w:t>
+          </w:r>
+        </w:hyperlink>
+      </w:r>
+      <w:r>
+        <w:rPr>
+          <w:u w:val="single" w:color="0000ff"/>
+          <w:rFonts w:ascii="Charis SIL Regular" w:hAnsi="Charis SIL Regular" w:eastAsia="Charis SIL Regular"/>
+          <w:b w:val="0"/>
+          <w:i w:val="0"/>
+          <w:color w:val="000000"/>
+          <w:sz w:val="24"/>
+        </w:rPr>
+        <w:hyperlink r:id="rId15" w:history="1">
+          <w:r>
+            <w:rPr>
+              <w:rStyle w:val="Hyperlink"/>
+            </w:rPr>
+            <w:t>.</w:t>
+          </w:r>
+        </w:hyperlink>
+      </w:r>
+      <w:r>
+        <w:rPr>
+          <w:u w:val="single" w:color="0000ff"/>
+          <w:rFonts w:ascii="Charis SIL Regular" w:hAnsi="Charis SIL Regular" w:eastAsia="Charis SIL Regular"/>
+          <w:b w:val="0"/>
+          <w:i w:val="0"/>
+          <w:color w:val="000000"/>
+          <w:sz w:val="24"/>
+        </w:rPr>
+        <w:hyperlink r:id="rId15" w:history="1">
+          <w:r>
+            <w:rPr>
+              <w:rStyle w:val="Hyperlink"/>
+            </w:rPr>
+            <w:t xml:space="preserve"> To facilit</w:t>
+          </w:r>
+        </w:hyperlink>
+      </w:r>
+      <w:r>
+        <w:rPr>
+          <w:rFonts w:ascii="Charis SIL Regular" w:hAnsi="Charis SIL Regular" w:eastAsia="Charis SIL Regular"/>
+          <w:b w:val="0"/>
+          <w:i w:val="0"/>
+          <w:color w:val="000000"/>
+          <w:sz w:val="24"/>
+        </w:rPr>
+        <w:t xml:space="preserve">ate your search, various </w:t>
       </w:r>
       <w:r>
         <w:rPr>

--- a/EXPORTS/DOCX/published/niveau3/English/UniversiteitsbibliotheekLeiden.docx
+++ b/EXPORTS/DOCX/published/niveau3/English/UniversiteitsbibliotheekLeiden.docx
@@ -626,6 +626,7 @@
           <w:i w:val="0"/>
           <w:color w:val="0000FF"/>
           <w:sz w:val="24"/>
+          <w:u w:val="single"/>
         </w:rPr>
         <w:t>Netherlands Instit</w:t>
       </w:r>
@@ -743,7 +744,7 @@
           <w:sz w:val="24"/>
           <w:u w:val="single"/>
         </w:rPr>
-        <w:hyperlink r:id="rId10" w:history="1">
+        <w:hyperlink r:id="rId11" w:history="1">
           <w:r>
             <w:rPr>
               <w:rStyle w:val="Hyperlink"/>
@@ -761,7 +762,7 @@
           <w:sz w:val="24"/>
           <w:u w:val="single"/>
         </w:rPr>
-        <w:hyperlink r:id="rId10" w:history="1">
+        <w:hyperlink r:id="rId11" w:history="1">
           <w:r>
             <w:rPr>
               <w:rStyle w:val="Hyperlink"/>
@@ -779,7 +780,7 @@
           <w:sz w:val="24"/>
           <w:u w:val="single"/>
         </w:rPr>
-        <w:hyperlink r:id="rId10" w:history="1">
+        <w:hyperlink r:id="rId11" w:history="1">
           <w:r>
             <w:rPr>
               <w:rStyle w:val="Hyperlink"/>
@@ -808,7 +809,7 @@
           <w:sz w:val="24"/>
           <w:u w:val="single"/>
         </w:rPr>
-        <w:hyperlink r:id="rId10" w:history="1">
+        <w:hyperlink r:id="rId11" w:history="1">
           <w:r>
             <w:rPr>
               <w:rStyle w:val="Hyperlink"/>
@@ -826,7 +827,7 @@
           <w:sz w:val="24"/>
           <w:u w:val="single"/>
         </w:rPr>
-        <w:hyperlink r:id="rId10" w:history="1">
+        <w:hyperlink r:id="rId11" w:history="1">
           <w:r>
             <w:rPr>
               <w:rStyle w:val="Hyperlink"/>
@@ -855,7 +856,7 @@
           <w:sz w:val="24"/>
           <w:u w:val="single"/>
         </w:rPr>
-        <w:hyperlink r:id="rId10" w:history="1">
+        <w:hyperlink r:id="rId11" w:history="1">
           <w:r>
             <w:rPr>
               <w:rStyle w:val="Hyperlink"/>
@@ -1038,6 +1039,7 @@
       </w:r>
       <w:r>
         <w:rPr>
+          <w:u w:val="single" w:color="0000ff"/>
           <w:rFonts w:ascii="Charis SIL Regular" w:hAnsi="Charis SIL Regular" w:eastAsia="Charis SIL Regular"/>
           <w:b w:val="0"/>
           <w:i w:val="0"/>
@@ -1512,6 +1514,23 @@
       </w:r>
       <w:r>
         <w:rPr>
+          <w:rFonts w:ascii="Charis SIL Regular" w:hAnsi="Charis SIL Regular" w:eastAsia="Charis SIL Regular"/>
+          <w:b w:val="0"/>
+          <w:i w:val="0"/>
+          <w:color w:val="000000"/>
+          <w:sz w:val="24"/>
+        </w:rPr>
+        <w:hyperlink r:id="rId14" w:history="1">
+          <w:r>
+            <w:rPr>
+              <w:rStyle w:val="Hyperlink"/>
+            </w:rPr>
+            <w:t>d</w:t>
+          </w:r>
+        </w:hyperlink>
+      </w:r>
+      <w:r>
+        <w:rPr>
           <w:u w:val="single" w:color="0000ff"/>
           <w:rFonts w:ascii="Charis SIL Regular" w:hAnsi="Charis SIL Regular" w:eastAsia="Charis SIL Regular"/>
           <w:b w:val="0"/>
@@ -1519,7 +1538,7 @@
           <w:color w:val="000000"/>
           <w:sz w:val="24"/>
         </w:rPr>
-        <w:t>d</w:t>
+        <w:t xml:space="preserve"> </w:t>
       </w:r>
       <w:r>
         <w:rPr>
@@ -1529,7 +1548,7 @@
           <w:color w:val="000000"/>
           <w:sz w:val="24"/>
         </w:rPr>
-        <w:t xml:space="preserve"> them. Besides </w:t>
+        <w:t xml:space="preserve">them. Besides </w:t>
       </w:r>
       <w:r>
         <w:rPr>
@@ -1667,7 +1686,50 @@
           <w:color w:val="000000"/>
           <w:sz w:val="24"/>
         </w:rPr>
-        <w:t xml:space="preserve">aterial. Various </w:t>
+        <w:hyperlink r:id="rId15" w:history="1">
+          <w:r>
+            <w:rPr>
+              <w:rStyle w:val="Hyperlink"/>
+            </w:rPr>
+            <w:t>aterial</w:t>
+          </w:r>
+        </w:hyperlink>
+      </w:r>
+      <w:r>
+        <w:rPr>
+          <w:u w:val="single" w:color="0000ff"/>
+          <w:rFonts w:ascii="Charis SIL Regular" w:hAnsi="Charis SIL Regular" w:eastAsia="Charis SIL Regular"/>
+          <w:b w:val="0"/>
+          <w:i w:val="0"/>
+          <w:color w:val="000000"/>
+          <w:sz w:val="24"/>
+        </w:rPr>
+        <w:hyperlink r:id="rId15" w:history="1">
+          <w:r>
+            <w:rPr>
+              <w:rStyle w:val="Hyperlink"/>
+            </w:rPr>
+            <w:t>.</w:t>
+          </w:r>
+        </w:hyperlink>
+      </w:r>
+      <w:r>
+        <w:rPr>
+          <w:u w:val="single" w:color="0000ff"/>
+          <w:rFonts w:ascii="Charis SIL Regular" w:hAnsi="Charis SIL Regular" w:eastAsia="Charis SIL Regular"/>
+          <w:b w:val="0"/>
+          <w:i w:val="0"/>
+          <w:color w:val="000000"/>
+          <w:sz w:val="24"/>
+        </w:rPr>
+        <w:hyperlink r:id="rId15" w:history="1">
+          <w:r>
+            <w:rPr>
+              <w:rStyle w:val="Hyperlink"/>
+            </w:rPr>
+            <w:t xml:space="preserve"> Various </w:t>
+          </w:r>
+        </w:hyperlink>
       </w:r>
       <w:r>
         <w:rPr>
@@ -1763,7 +1825,14 @@
           <w:color w:val="000000"/>
           <w:sz w:val="24"/>
         </w:rPr>
-        <w:t xml:space="preserve"> be </w:t>
+        <w:hyperlink r:id="rId14" w:history="1">
+          <w:r>
+            <w:rPr>
+              <w:rStyle w:val="Hyperlink"/>
+            </w:rPr>
+            <w:t xml:space="preserve"> be </w:t>
+          </w:r>
+        </w:hyperlink>
       </w:r>
       <w:r>
         <w:rPr>

--- a/EXPORTS/DOCX/published/niveau3/English/UniversiteitsbibliotheekLeiden.docx
+++ b/EXPORTS/DOCX/published/niveau3/English/UniversiteitsbibliotheekLeiden.docx
@@ -626,7 +626,6 @@
           <w:i w:val="0"/>
           <w:color w:val="0000FF"/>
           <w:sz w:val="24"/>
-          <w:u w:val="single"/>
         </w:rPr>
         <w:t>Netherlands Instit</w:t>
       </w:r>
@@ -744,7 +743,7 @@
           <w:sz w:val="24"/>
           <w:u w:val="single"/>
         </w:rPr>
-        <w:hyperlink r:id="rId11" w:history="1">
+        <w:hyperlink r:id="rId10" w:history="1">
           <w:r>
             <w:rPr>
               <w:rStyle w:val="Hyperlink"/>
@@ -762,7 +761,7 @@
           <w:sz w:val="24"/>
           <w:u w:val="single"/>
         </w:rPr>
-        <w:hyperlink r:id="rId11" w:history="1">
+        <w:hyperlink r:id="rId10" w:history="1">
           <w:r>
             <w:rPr>
               <w:rStyle w:val="Hyperlink"/>
@@ -780,7 +779,7 @@
           <w:sz w:val="24"/>
           <w:u w:val="single"/>
         </w:rPr>
-        <w:hyperlink r:id="rId11" w:history="1">
+        <w:hyperlink r:id="rId10" w:history="1">
           <w:r>
             <w:rPr>
               <w:rStyle w:val="Hyperlink"/>
@@ -809,7 +808,7 @@
           <w:sz w:val="24"/>
           <w:u w:val="single"/>
         </w:rPr>
-        <w:hyperlink r:id="rId11" w:history="1">
+        <w:hyperlink r:id="rId10" w:history="1">
           <w:r>
             <w:rPr>
               <w:rStyle w:val="Hyperlink"/>
@@ -827,7 +826,7 @@
           <w:sz w:val="24"/>
           <w:u w:val="single"/>
         </w:rPr>
-        <w:hyperlink r:id="rId11" w:history="1">
+        <w:hyperlink r:id="rId10" w:history="1">
           <w:r>
             <w:rPr>
               <w:rStyle w:val="Hyperlink"/>
@@ -856,7 +855,7 @@
           <w:sz w:val="24"/>
           <w:u w:val="single"/>
         </w:rPr>
-        <w:hyperlink r:id="rId11" w:history="1">
+        <w:hyperlink r:id="rId10" w:history="1">
           <w:r>
             <w:rPr>
               <w:rStyle w:val="Hyperlink"/>
@@ -1039,7 +1038,6 @@
       </w:r>
       <w:r>
         <w:rPr>
-          <w:u w:val="single" w:color="0000ff"/>
           <w:rFonts w:ascii="Charis SIL Regular" w:hAnsi="Charis SIL Regular" w:eastAsia="Charis SIL Regular"/>
           <w:b w:val="0"/>
           <w:i w:val="0"/>
@@ -1514,23 +1512,6 @@
       </w:r>
       <w:r>
         <w:rPr>
-          <w:rFonts w:ascii="Charis SIL Regular" w:hAnsi="Charis SIL Regular" w:eastAsia="Charis SIL Regular"/>
-          <w:b w:val="0"/>
-          <w:i w:val="0"/>
-          <w:color w:val="000000"/>
-          <w:sz w:val="24"/>
-        </w:rPr>
-        <w:hyperlink r:id="rId14" w:history="1">
-          <w:r>
-            <w:rPr>
-              <w:rStyle w:val="Hyperlink"/>
-            </w:rPr>
-            <w:t>d</w:t>
-          </w:r>
-        </w:hyperlink>
-      </w:r>
-      <w:r>
-        <w:rPr>
           <w:u w:val="single" w:color="0000ff"/>
           <w:rFonts w:ascii="Charis SIL Regular" w:hAnsi="Charis SIL Regular" w:eastAsia="Charis SIL Regular"/>
           <w:b w:val="0"/>
@@ -1538,7 +1519,7 @@
           <w:color w:val="000000"/>
           <w:sz w:val="24"/>
         </w:rPr>
-        <w:t xml:space="preserve"> </w:t>
+        <w:t>d</w:t>
       </w:r>
       <w:r>
         <w:rPr>
@@ -1548,7 +1529,7 @@
           <w:color w:val="000000"/>
           <w:sz w:val="24"/>
         </w:rPr>
-        <w:t xml:space="preserve">them. Besides </w:t>
+        <w:t xml:space="preserve"> them. Besides </w:t>
       </w:r>
       <w:r>
         <w:rPr>
@@ -1686,50 +1667,7 @@
           <w:color w:val="000000"/>
           <w:sz w:val="24"/>
         </w:rPr>
-        <w:hyperlink r:id="rId15" w:history="1">
-          <w:r>
-            <w:rPr>
-              <w:rStyle w:val="Hyperlink"/>
-            </w:rPr>
-            <w:t>aterial</w:t>
-          </w:r>
-        </w:hyperlink>
-      </w:r>
-      <w:r>
-        <w:rPr>
-          <w:u w:val="single" w:color="0000ff"/>
-          <w:rFonts w:ascii="Charis SIL Regular" w:hAnsi="Charis SIL Regular" w:eastAsia="Charis SIL Regular"/>
-          <w:b w:val="0"/>
-          <w:i w:val="0"/>
-          <w:color w:val="000000"/>
-          <w:sz w:val="24"/>
-        </w:rPr>
-        <w:hyperlink r:id="rId15" w:history="1">
-          <w:r>
-            <w:rPr>
-              <w:rStyle w:val="Hyperlink"/>
-            </w:rPr>
-            <w:t>.</w:t>
-          </w:r>
-        </w:hyperlink>
-      </w:r>
-      <w:r>
-        <w:rPr>
-          <w:u w:val="single" w:color="0000ff"/>
-          <w:rFonts w:ascii="Charis SIL Regular" w:hAnsi="Charis SIL Regular" w:eastAsia="Charis SIL Regular"/>
-          <w:b w:val="0"/>
-          <w:i w:val="0"/>
-          <w:color w:val="000000"/>
-          <w:sz w:val="24"/>
-        </w:rPr>
-        <w:hyperlink r:id="rId15" w:history="1">
-          <w:r>
-            <w:rPr>
-              <w:rStyle w:val="Hyperlink"/>
-            </w:rPr>
-            <w:t xml:space="preserve"> Various </w:t>
-          </w:r>
-        </w:hyperlink>
+        <w:t xml:space="preserve">aterial. Various </w:t>
       </w:r>
       <w:r>
         <w:rPr>
@@ -1825,14 +1763,7 @@
           <w:color w:val="000000"/>
           <w:sz w:val="24"/>
         </w:rPr>
-        <w:hyperlink r:id="rId14" w:history="1">
-          <w:r>
-            <w:rPr>
-              <w:rStyle w:val="Hyperlink"/>
-            </w:rPr>
-            <w:t xml:space="preserve"> be </w:t>
-          </w:r>
-        </w:hyperlink>
+        <w:t xml:space="preserve"> be </w:t>
       </w:r>
       <w:r>
         <w:rPr>
@@ -2526,25 +2457,7 @@
           <w:color w:val="000000"/>
           <w:sz w:val="24"/>
         </w:rPr>
-        <w:t>UBL also manages a large amo</w:t>
-      </w:r>
-      <w:r>
-        <w:rPr>
-          <w:u w:val="single" w:color="0000ff"/>
-          <w:rFonts w:ascii="Charis SIL Regular" w:hAnsi="Charis SIL Regular" w:eastAsia="Charis SIL Regular"/>
-          <w:b w:val="0"/>
-          <w:i w:val="0"/>
-          <w:color w:val="000000"/>
-          <w:sz w:val="24"/>
-        </w:rPr>
-        <w:hyperlink r:id="rId13" w:history="1">
-          <w:r>
-            <w:rPr>
-              <w:rStyle w:val="Hyperlink"/>
-            </w:rPr>
-            <w:t>unt of arc</w:t>
-          </w:r>
-        </w:hyperlink>
+        <w:t>UBL also manages a large amount of arc</w:t>
       </w:r>
       <w:r>
         <w:rPr>
@@ -2800,9 +2713,8 @@
           <w:i w:val="0"/>
           <w:color w:val="0000FF"/>
           <w:sz w:val="24"/>
-          <w:u w:val="single"/>
         </w:rPr>
-        <w:t>ic research in colonised territorie</w:t>
+        <w:t>i</w:t>
       </w:r>
       <w:r>
         <w:rPr>
@@ -2811,8 +2723,9 @@
           <w:i w:val="0"/>
           <w:color w:val="0000FF"/>
           <w:sz w:val="24"/>
+          <w:u w:val="single"/>
         </w:rPr>
-        <w:t>s</w:t>
+        <w:t>c research in colonised territories</w:t>
       </w:r>
       <w:r>
         <w:br/>

--- a/EXPORTS/DOCX/published/niveau3/English/UniversiteitsbibliotheekLeiden.docx
+++ b/EXPORTS/DOCX/published/niveau3/English/UniversiteitsbibliotheekLeiden.docx
@@ -626,6 +626,7 @@
           <w:i w:val="0"/>
           <w:color w:val="0000FF"/>
           <w:sz w:val="24"/>
+          <w:u w:val="single"/>
         </w:rPr>
         <w:t>Netherlands Instit</w:t>
       </w:r>
@@ -808,7 +809,7 @@
           <w:sz w:val="24"/>
           <w:u w:val="single"/>
         </w:rPr>
-        <w:hyperlink r:id="rId10" w:history="1">
+        <w:hyperlink r:id="rId11" w:history="1">
           <w:r>
             <w:rPr>
               <w:rStyle w:val="Hyperlink"/>
@@ -826,7 +827,7 @@
           <w:sz w:val="24"/>
           <w:u w:val="single"/>
         </w:rPr>
-        <w:hyperlink r:id="rId10" w:history="1">
+        <w:hyperlink r:id="rId11" w:history="1">
           <w:r>
             <w:rPr>
               <w:rStyle w:val="Hyperlink"/>
@@ -855,7 +856,7 @@
           <w:sz w:val="24"/>
           <w:u w:val="single"/>
         </w:rPr>
-        <w:hyperlink r:id="rId10" w:history="1">
+        <w:hyperlink r:id="rId11" w:history="1">
           <w:r>
             <w:rPr>
               <w:rStyle w:val="Hyperlink"/>
@@ -1038,6 +1039,7 @@
       </w:r>
       <w:r>
         <w:rPr>
+          <w:u w:val="single" w:color="0000ff"/>
           <w:rFonts w:ascii="Charis SIL Regular" w:hAnsi="Charis SIL Regular" w:eastAsia="Charis SIL Regular"/>
           <w:b w:val="0"/>
           <w:i w:val="0"/>
@@ -1512,6 +1514,23 @@
       </w:r>
       <w:r>
         <w:rPr>
+          <w:rFonts w:ascii="Charis SIL Regular" w:hAnsi="Charis SIL Regular" w:eastAsia="Charis SIL Regular"/>
+          <w:b w:val="0"/>
+          <w:i w:val="0"/>
+          <w:color w:val="000000"/>
+          <w:sz w:val="24"/>
+        </w:rPr>
+        <w:hyperlink r:id="rId14" w:history="1">
+          <w:r>
+            <w:rPr>
+              <w:rStyle w:val="Hyperlink"/>
+            </w:rPr>
+            <w:t>d</w:t>
+          </w:r>
+        </w:hyperlink>
+      </w:r>
+      <w:r>
+        <w:rPr>
           <w:u w:val="single" w:color="0000ff"/>
           <w:rFonts w:ascii="Charis SIL Regular" w:hAnsi="Charis SIL Regular" w:eastAsia="Charis SIL Regular"/>
           <w:b w:val="0"/>
@@ -1519,7 +1538,7 @@
           <w:color w:val="000000"/>
           <w:sz w:val="24"/>
         </w:rPr>
-        <w:t>d</w:t>
+        <w:t xml:space="preserve"> </w:t>
       </w:r>
       <w:r>
         <w:rPr>
@@ -1529,7 +1548,7 @@
           <w:color w:val="000000"/>
           <w:sz w:val="24"/>
         </w:rPr>
-        <w:t xml:space="preserve"> them. Besides </w:t>
+        <w:t xml:space="preserve">them. Besides </w:t>
       </w:r>
       <w:r>
         <w:rPr>
@@ -1667,7 +1686,50 @@
           <w:color w:val="000000"/>
           <w:sz w:val="24"/>
         </w:rPr>
-        <w:t xml:space="preserve">aterial. Various </w:t>
+        <w:hyperlink r:id="rId15" w:history="1">
+          <w:r>
+            <w:rPr>
+              <w:rStyle w:val="Hyperlink"/>
+            </w:rPr>
+            <w:t>aterial</w:t>
+          </w:r>
+        </w:hyperlink>
+      </w:r>
+      <w:r>
+        <w:rPr>
+          <w:u w:val="single" w:color="0000ff"/>
+          <w:rFonts w:ascii="Charis SIL Regular" w:hAnsi="Charis SIL Regular" w:eastAsia="Charis SIL Regular"/>
+          <w:b w:val="0"/>
+          <w:i w:val="0"/>
+          <w:color w:val="000000"/>
+          <w:sz w:val="24"/>
+        </w:rPr>
+        <w:hyperlink r:id="rId15" w:history="1">
+          <w:r>
+            <w:rPr>
+              <w:rStyle w:val="Hyperlink"/>
+            </w:rPr>
+            <w:t>.</w:t>
+          </w:r>
+        </w:hyperlink>
+      </w:r>
+      <w:r>
+        <w:rPr>
+          <w:u w:val="single" w:color="0000ff"/>
+          <w:rFonts w:ascii="Charis SIL Regular" w:hAnsi="Charis SIL Regular" w:eastAsia="Charis SIL Regular"/>
+          <w:b w:val="0"/>
+          <w:i w:val="0"/>
+          <w:color w:val="000000"/>
+          <w:sz w:val="24"/>
+        </w:rPr>
+        <w:hyperlink r:id="rId15" w:history="1">
+          <w:r>
+            <w:rPr>
+              <w:rStyle w:val="Hyperlink"/>
+            </w:rPr>
+            <w:t xml:space="preserve"> Various </w:t>
+          </w:r>
+        </w:hyperlink>
       </w:r>
       <w:r>
         <w:rPr>
@@ -1763,7 +1825,14 @@
           <w:color w:val="000000"/>
           <w:sz w:val="24"/>
         </w:rPr>
-        <w:t xml:space="preserve"> be </w:t>
+        <w:hyperlink r:id="rId14" w:history="1">
+          <w:r>
+            <w:rPr>
+              <w:rStyle w:val="Hyperlink"/>
+            </w:rPr>
+            <w:t xml:space="preserve"> be </w:t>
+          </w:r>
+        </w:hyperlink>
       </w:r>
       <w:r>
         <w:rPr>
@@ -2457,7 +2526,25 @@
           <w:color w:val="000000"/>
           <w:sz w:val="24"/>
         </w:rPr>
-        <w:t>UBL also manages a large amount of arc</w:t>
+        <w:t>UBL also manages a large amo</w:t>
+      </w:r>
+      <w:r>
+        <w:rPr>
+          <w:u w:val="single" w:color="0000ff"/>
+          <w:rFonts w:ascii="Charis SIL Regular" w:hAnsi="Charis SIL Regular" w:eastAsia="Charis SIL Regular"/>
+          <w:b w:val="0"/>
+          <w:i w:val="0"/>
+          <w:color w:val="000000"/>
+          <w:sz w:val="24"/>
+        </w:rPr>
+        <w:hyperlink r:id="rId13" w:history="1">
+          <w:r>
+            <w:rPr>
+              <w:rStyle w:val="Hyperlink"/>
+            </w:rPr>
+            <w:t>unt of arc</w:t>
+          </w:r>
+        </w:hyperlink>
       </w:r>
       <w:r>
         <w:rPr>
@@ -2713,8 +2800,9 @@
           <w:i w:val="0"/>
           <w:color w:val="0000FF"/>
           <w:sz w:val="24"/>
+          <w:u w:val="single"/>
         </w:rPr>
-        <w:t>i</w:t>
+        <w:t>ic research in colonised territorie</w:t>
       </w:r>
       <w:r>
         <w:rPr>
@@ -2723,9 +2811,8 @@
           <w:i w:val="0"/>
           <w:color w:val="0000FF"/>
           <w:sz w:val="24"/>
-          <w:u w:val="single"/>
         </w:rPr>
-        <w:t>c research in colonised territories</w:t>
+        <w:t>s</w:t>
       </w:r>
       <w:r>
         <w:br/>

--- a/EXPORTS/DOCX/published/niveau3/English/UniversiteitsbibliotheekLeiden.docx
+++ b/EXPORTS/DOCX/published/niveau3/English/UniversiteitsbibliotheekLeiden.docx
@@ -628,7 +628,14 @@
           <w:sz w:val="24"/>
           <w:u w:val="single"/>
         </w:rPr>
-        <w:t>Netherlands Instit</w:t>
+        <w:hyperlink r:id="rId11" w:history="1">
+          <w:r>
+            <w:rPr>
+              <w:rStyle w:val="Hyperlink"/>
+            </w:rPr>
+            <w:t>Netherlands</w:t>
+          </w:r>
+        </w:hyperlink>
       </w:r>
       <w:r>
         <w:rPr>
@@ -639,7 +646,36 @@
           <w:sz w:val="24"/>
           <w:u w:val="single"/>
         </w:rPr>
-        <w:hyperlink r:id="rId10" w:history="1">
+        <w:t xml:space="preserve"> </w:t>
+      </w:r>
+      <w:r>
+        <w:rPr>
+          <w:rFonts w:ascii="Charis SIL Regular" w:hAnsi="Charis SIL Regular" w:eastAsia="Charis SIL Regular"/>
+          <w:b w:val="0"/>
+          <w:i w:val="0"/>
+          <w:color w:val="0000FF"/>
+          <w:sz w:val="24"/>
+          <w:u w:val="single"/>
+        </w:rPr>
+        <w:hyperlink r:id="rId11" w:history="1">
+          <w:r>
+            <w:rPr>
+              <w:rStyle w:val="Hyperlink"/>
+            </w:rPr>
+            <w:t>Instit</w:t>
+          </w:r>
+        </w:hyperlink>
+      </w:r>
+      <w:r>
+        <w:rPr>
+          <w:rFonts w:ascii="Charis SIL Regular" w:hAnsi="Charis SIL Regular" w:eastAsia="Charis SIL Regular"/>
+          <w:b w:val="0"/>
+          <w:i w:val="0"/>
+          <w:color w:val="0000FF"/>
+          <w:sz w:val="24"/>
+          <w:u w:val="single"/>
+        </w:rPr>
+        <w:hyperlink r:id="rId11" w:history="1">
           <w:r>
             <w:rPr>
               <w:rStyle w:val="Hyperlink"/>
@@ -668,7 +704,7 @@
           <w:sz w:val="24"/>
           <w:u w:val="single"/>
         </w:rPr>
-        <w:hyperlink r:id="rId10" w:history="1">
+        <w:hyperlink r:id="rId11" w:history="1">
           <w:r>
             <w:rPr>
               <w:rStyle w:val="Hyperlink"/>
@@ -697,7 +733,7 @@
           <w:sz w:val="24"/>
           <w:u w:val="single"/>
         </w:rPr>
-        <w:hyperlink r:id="rId10" w:history="1">
+        <w:hyperlink r:id="rId11" w:history="1">
           <w:r>
             <w:rPr>
               <w:rStyle w:val="Hyperlink"/>
@@ -715,7 +751,7 @@
           <w:sz w:val="24"/>
           <w:u w:val="single"/>
         </w:rPr>
-        <w:hyperlink r:id="rId10" w:history="1">
+        <w:hyperlink r:id="rId11" w:history="1">
           <w:r>
             <w:rPr>
               <w:rStyle w:val="Hyperlink"/>
@@ -744,7 +780,7 @@
           <w:sz w:val="24"/>
           <w:u w:val="single"/>
         </w:rPr>
-        <w:hyperlink r:id="rId10" w:history="1">
+        <w:hyperlink r:id="rId11" w:history="1">
           <w:r>
             <w:rPr>
               <w:rStyle w:val="Hyperlink"/>
@@ -762,7 +798,7 @@
           <w:sz w:val="24"/>
           <w:u w:val="single"/>
         </w:rPr>
-        <w:hyperlink r:id="rId10" w:history="1">
+        <w:hyperlink r:id="rId11" w:history="1">
           <w:r>
             <w:rPr>
               <w:rStyle w:val="Hyperlink"/>
@@ -780,7 +816,7 @@
           <w:sz w:val="24"/>
           <w:u w:val="single"/>
         </w:rPr>
-        <w:hyperlink r:id="rId10" w:history="1">
+        <w:hyperlink r:id="rId11" w:history="1">
           <w:r>
             <w:rPr>
               <w:rStyle w:val="Hyperlink"/>
@@ -1039,7 +1075,6 @@
       </w:r>
       <w:r>
         <w:rPr>
-          <w:u w:val="single" w:color="0000ff"/>
           <w:rFonts w:ascii="Charis SIL Regular" w:hAnsi="Charis SIL Regular" w:eastAsia="Charis SIL Regular"/>
           <w:b w:val="0"/>
           <w:i w:val="0"/>
@@ -1686,50 +1721,7 @@
           <w:color w:val="000000"/>
           <w:sz w:val="24"/>
         </w:rPr>
-        <w:hyperlink r:id="rId15" w:history="1">
-          <w:r>
-            <w:rPr>
-              <w:rStyle w:val="Hyperlink"/>
-            </w:rPr>
-            <w:t>aterial</w:t>
-          </w:r>
-        </w:hyperlink>
-      </w:r>
-      <w:r>
-        <w:rPr>
-          <w:u w:val="single" w:color="0000ff"/>
-          <w:rFonts w:ascii="Charis SIL Regular" w:hAnsi="Charis SIL Regular" w:eastAsia="Charis SIL Regular"/>
-          <w:b w:val="0"/>
-          <w:i w:val="0"/>
-          <w:color w:val="000000"/>
-          <w:sz w:val="24"/>
-        </w:rPr>
-        <w:hyperlink r:id="rId15" w:history="1">
-          <w:r>
-            <w:rPr>
-              <w:rStyle w:val="Hyperlink"/>
-            </w:rPr>
-            <w:t>.</w:t>
-          </w:r>
-        </w:hyperlink>
-      </w:r>
-      <w:r>
-        <w:rPr>
-          <w:u w:val="single" w:color="0000ff"/>
-          <w:rFonts w:ascii="Charis SIL Regular" w:hAnsi="Charis SIL Regular" w:eastAsia="Charis SIL Regular"/>
-          <w:b w:val="0"/>
-          <w:i w:val="0"/>
-          <w:color w:val="000000"/>
-          <w:sz w:val="24"/>
-        </w:rPr>
-        <w:hyperlink r:id="rId15" w:history="1">
-          <w:r>
-            <w:rPr>
-              <w:rStyle w:val="Hyperlink"/>
-            </w:rPr>
-            <w:t xml:space="preserve"> Various </w:t>
-          </w:r>
-        </w:hyperlink>
+        <w:t xml:space="preserve">aterial. Various </w:t>
       </w:r>
       <w:r>
         <w:rPr>
@@ -1825,14 +1817,7 @@
           <w:color w:val="000000"/>
           <w:sz w:val="24"/>
         </w:rPr>
-        <w:hyperlink r:id="rId14" w:history="1">
-          <w:r>
-            <w:rPr>
-              <w:rStyle w:val="Hyperlink"/>
-            </w:rPr>
-            <w:t xml:space="preserve"> be </w:t>
-          </w:r>
-        </w:hyperlink>
+        <w:t xml:space="preserve"> be </w:t>
       </w:r>
       <w:r>
         <w:rPr>
@@ -2800,9 +2785,8 @@
           <w:i w:val="0"/>
           <w:color w:val="0000FF"/>
           <w:sz w:val="24"/>
-          <w:u w:val="single"/>
         </w:rPr>
-        <w:t>ic research in colonised territorie</w:t>
+        <w:t>i</w:t>
       </w:r>
       <w:r>
         <w:rPr>
@@ -2811,8 +2795,9 @@
           <w:i w:val="0"/>
           <w:color w:val="0000FF"/>
           <w:sz w:val="24"/>
+          <w:u w:val="single"/>
         </w:rPr>
-        <w:t>s</w:t>
+        <w:t>c research in colonised territories</w:t>
       </w:r>
       <w:r>
         <w:br/>

--- a/EXPORTS/DOCX/published/niveau3/English/UniversiteitsbibliotheekLeiden.docx
+++ b/EXPORTS/DOCX/published/niveau3/English/UniversiteitsbibliotheekLeiden.docx
@@ -863,7 +863,7 @@
           <w:sz w:val="24"/>
           <w:u w:val="single"/>
         </w:rPr>
-        <w:hyperlink r:id="rId11" w:history="1">
+        <w:hyperlink r:id="rId10" w:history="1">
           <w:r>
             <w:rPr>
               <w:rStyle w:val="Hyperlink"/>
@@ -892,7 +892,7 @@
           <w:sz w:val="24"/>
           <w:u w:val="single"/>
         </w:rPr>
-        <w:hyperlink r:id="rId11" w:history="1">
+        <w:hyperlink r:id="rId10" w:history="1">
           <w:r>
             <w:rPr>
               <w:rStyle w:val="Hyperlink"/>
@@ -2785,8 +2785,9 @@
           <w:i w:val="0"/>
           <w:color w:val="0000FF"/>
           <w:sz w:val="24"/>
+          <w:u w:val="single"/>
         </w:rPr>
-        <w:t>i</w:t>
+        <w:t>ic research in colonised territorie</w:t>
       </w:r>
       <w:r>
         <w:rPr>
@@ -2795,9 +2796,8 @@
           <w:i w:val="0"/>
           <w:color w:val="0000FF"/>
           <w:sz w:val="24"/>
-          <w:u w:val="single"/>
         </w:rPr>
-        <w:t>c research in colonised territories</w:t>
+        <w:t>s</w:t>
       </w:r>
       <w:r>
         <w:br/>

--- a/EXPORTS/DOCX/published/niveau3/English/UniversiteitsbibliotheekLeiden.docx
+++ b/EXPORTS/DOCX/published/niveau3/English/UniversiteitsbibliotheekLeiden.docx
@@ -617,7 +617,7 @@
           <w:sz w:val="24"/>
           <w:u w:val="single"/>
         </w:rPr>
-        <w:t xml:space="preserve"> </w:t>
+        <w:t xml:space="preserve"> Netherlands Instit</w:t>
       </w:r>
       <w:r>
         <w:rPr>
@@ -628,54 +628,7 @@
           <w:sz w:val="24"/>
           <w:u w:val="single"/>
         </w:rPr>
-        <w:hyperlink r:id="rId11" w:history="1">
-          <w:r>
-            <w:rPr>
-              <w:rStyle w:val="Hyperlink"/>
-            </w:rPr>
-            <w:t>Netherlands</w:t>
-          </w:r>
-        </w:hyperlink>
-      </w:r>
-      <w:r>
-        <w:rPr>
-          <w:rFonts w:ascii="Charis SIL Regular" w:hAnsi="Charis SIL Regular" w:eastAsia="Charis SIL Regular"/>
-          <w:b w:val="0"/>
-          <w:i w:val="0"/>
-          <w:color w:val="0000FF"/>
-          <w:sz w:val="24"/>
-          <w:u w:val="single"/>
-        </w:rPr>
-        <w:t xml:space="preserve"> </w:t>
-      </w:r>
-      <w:r>
-        <w:rPr>
-          <w:rFonts w:ascii="Charis SIL Regular" w:hAnsi="Charis SIL Regular" w:eastAsia="Charis SIL Regular"/>
-          <w:b w:val="0"/>
-          <w:i w:val="0"/>
-          <w:color w:val="0000FF"/>
-          <w:sz w:val="24"/>
-          <w:u w:val="single"/>
-        </w:rPr>
-        <w:hyperlink r:id="rId11" w:history="1">
-          <w:r>
-            <w:rPr>
-              <w:rStyle w:val="Hyperlink"/>
-            </w:rPr>
-            <w:t>Instit</w:t>
-          </w:r>
-        </w:hyperlink>
-      </w:r>
-      <w:r>
-        <w:rPr>
-          <w:rFonts w:ascii="Charis SIL Regular" w:hAnsi="Charis SIL Regular" w:eastAsia="Charis SIL Regular"/>
-          <w:b w:val="0"/>
-          <w:i w:val="0"/>
-          <w:color w:val="0000FF"/>
-          <w:sz w:val="24"/>
-          <w:u w:val="single"/>
-        </w:rPr>
-        <w:hyperlink r:id="rId11" w:history="1">
+        <w:hyperlink r:id="rId10" w:history="1">
           <w:r>
             <w:rPr>
               <w:rStyle w:val="Hyperlink"/>
@@ -704,7 +657,7 @@
           <w:sz w:val="24"/>
           <w:u w:val="single"/>
         </w:rPr>
-        <w:hyperlink r:id="rId11" w:history="1">
+        <w:hyperlink r:id="rId10" w:history="1">
           <w:r>
             <w:rPr>
               <w:rStyle w:val="Hyperlink"/>
@@ -733,7 +686,7 @@
           <w:sz w:val="24"/>
           <w:u w:val="single"/>
         </w:rPr>
-        <w:hyperlink r:id="rId11" w:history="1">
+        <w:hyperlink r:id="rId10" w:history="1">
           <w:r>
             <w:rPr>
               <w:rStyle w:val="Hyperlink"/>
@@ -751,7 +704,7 @@
           <w:sz w:val="24"/>
           <w:u w:val="single"/>
         </w:rPr>
-        <w:hyperlink r:id="rId11" w:history="1">
+        <w:hyperlink r:id="rId10" w:history="1">
           <w:r>
             <w:rPr>
               <w:rStyle w:val="Hyperlink"/>
@@ -863,7 +816,7 @@
           <w:sz w:val="24"/>
           <w:u w:val="single"/>
         </w:rPr>
-        <w:hyperlink r:id="rId10" w:history="1">
+        <w:hyperlink r:id="rId11" w:history="1">
           <w:r>
             <w:rPr>
               <w:rStyle w:val="Hyperlink"/>
@@ -892,7 +845,7 @@
           <w:sz w:val="24"/>
           <w:u w:val="single"/>
         </w:rPr>
-        <w:hyperlink r:id="rId10" w:history="1">
+        <w:hyperlink r:id="rId11" w:history="1">
           <w:r>
             <w:rPr>
               <w:rStyle w:val="Hyperlink"/>
@@ -945,143 +898,7 @@
           <w:color w:val="000000"/>
           <w:sz w:val="24"/>
         </w:rPr>
-        <w:t xml:space="preserve"> (KITLV) in 2013 an</w:t>
-      </w:r>
-      <w:r>
-        <w:rPr>
-          <w:u w:val="single" w:color="0000ff"/>
-          <w:rFonts w:ascii="Charis SIL Regular" w:hAnsi="Charis SIL Regular" w:eastAsia="Charis SIL Regular"/>
-          <w:b w:val="0"/>
-          <w:i w:val="0"/>
-          <w:color w:val="000000"/>
-          <w:sz w:val="24"/>
-        </w:rPr>
-        <w:hyperlink r:id="rId11" w:history="1">
-          <w:r>
-            <w:rPr>
-              <w:rStyle w:val="Hyperlink"/>
-            </w:rPr>
-            <w:t>d 201</w:t>
-          </w:r>
-        </w:hyperlink>
-      </w:r>
-      <w:r>
-        <w:rPr>
-          <w:u w:val="single" w:color="0000ff"/>
-          <w:rFonts w:ascii="Charis SIL Regular" w:hAnsi="Charis SIL Regular" w:eastAsia="Charis SIL Regular"/>
-          <w:b w:val="0"/>
-          <w:i w:val="0"/>
-          <w:color w:val="000000"/>
-          <w:sz w:val="24"/>
-        </w:rPr>
-        <w:hyperlink r:id="rId11" w:history="1">
-          <w:r>
-            <w:rPr>
-              <w:rStyle w:val="Hyperlink"/>
-            </w:rPr>
-            <w:t>4, respective</w:t>
-          </w:r>
-        </w:hyperlink>
-      </w:r>
-      <w:r>
-        <w:rPr>
-          <w:u w:val="single" w:color="0000ff"/>
-          <w:rFonts w:ascii="Charis SIL Regular" w:hAnsi="Charis SIL Regular" w:eastAsia="Charis SIL Regular"/>
-          <w:b w:val="0"/>
-          <w:i w:val="0"/>
-          <w:color w:val="000000"/>
-          <w:sz w:val="24"/>
-        </w:rPr>
-        <w:hyperlink r:id="rId11" w:history="1">
-          <w:r>
-            <w:rPr>
-              <w:rStyle w:val="Hyperlink"/>
-            </w:rPr>
-            <w:t>l</w:t>
-          </w:r>
-        </w:hyperlink>
-      </w:r>
-      <w:r>
-        <w:rPr>
-          <w:u w:val="single" w:color="0000ff"/>
-          <w:rFonts w:ascii="Charis SIL Regular" w:hAnsi="Charis SIL Regular" w:eastAsia="Charis SIL Regular"/>
-          <w:b w:val="0"/>
-          <w:i w:val="0"/>
-          <w:color w:val="000000"/>
-          <w:sz w:val="24"/>
-        </w:rPr>
-        <w:hyperlink r:id="rId11" w:history="1">
-          <w:r>
-            <w:rPr>
-              <w:rStyle w:val="Hyperlink"/>
-            </w:rPr>
-            <w:t>y. The li</w:t>
-          </w:r>
-        </w:hyperlink>
-      </w:r>
-      <w:r>
-        <w:rPr>
-          <w:u w:val="single" w:color="0000ff"/>
-          <w:rFonts w:ascii="Charis SIL Regular" w:hAnsi="Charis SIL Regular" w:eastAsia="Charis SIL Regular"/>
-          <w:b w:val="0"/>
-          <w:i w:val="0"/>
-          <w:color w:val="000000"/>
-          <w:sz w:val="24"/>
-        </w:rPr>
-        <w:hyperlink r:id="rId11" w:history="1">
-          <w:r>
-            <w:rPr>
-              <w:rStyle w:val="Hyperlink"/>
-            </w:rPr>
-            <w:t>br</w:t>
-          </w:r>
-        </w:hyperlink>
-      </w:r>
-      <w:r>
-        <w:rPr>
-          <w:u w:val="single" w:color="0000ff"/>
-          <w:rFonts w:ascii="Charis SIL Regular" w:hAnsi="Charis SIL Regular" w:eastAsia="Charis SIL Regular"/>
-          <w:b w:val="0"/>
-          <w:i w:val="0"/>
-          <w:color w:val="000000"/>
-          <w:sz w:val="24"/>
-        </w:rPr>
-        <w:hyperlink r:id="rId11" w:history="1">
-          <w:r>
-            <w:rPr>
-              <w:rStyle w:val="Hyperlink"/>
-            </w:rPr>
-            <w:t>a</w:t>
-          </w:r>
-        </w:hyperlink>
-      </w:r>
-      <w:r>
-        <w:rPr>
-          <w:u w:val="single" w:color="0000ff"/>
-          <w:rFonts w:ascii="Charis SIL Regular" w:hAnsi="Charis SIL Regular" w:eastAsia="Charis SIL Regular"/>
-          <w:b w:val="0"/>
-          <w:i w:val="0"/>
-          <w:color w:val="000000"/>
-          <w:sz w:val="24"/>
-        </w:rPr>
-        <w:hyperlink r:id="rId11" w:history="1">
-          <w:r>
-            <w:rPr>
-              <w:rStyle w:val="Hyperlink"/>
-            </w:rPr>
-            <w:t xml:space="preserve">ry of the </w:t>
-          </w:r>
-        </w:hyperlink>
-      </w:r>
-      <w:r>
-        <w:rPr>
-          <w:rFonts w:ascii="Charis SIL Regular" w:hAnsi="Charis SIL Regular" w:eastAsia="Charis SIL Regular"/>
-          <w:b w:val="0"/>
-          <w:i w:val="0"/>
-          <w:color w:val="000000"/>
-          <w:sz w:val="24"/>
-        </w:rPr>
-        <w:t>N</w:t>
+        <w:t xml:space="preserve"> (KITLV) in 2013 and 2014, respectively. The library of the N</w:t>
       </w:r>
       <w:r>
         <w:rPr>
@@ -1721,7 +1538,50 @@
           <w:color w:val="000000"/>
           <w:sz w:val="24"/>
         </w:rPr>
-        <w:t xml:space="preserve">aterial. Various </w:t>
+        <w:hyperlink r:id="rId15" w:history="1">
+          <w:r>
+            <w:rPr>
+              <w:rStyle w:val="Hyperlink"/>
+            </w:rPr>
+            <w:t>aterial</w:t>
+          </w:r>
+        </w:hyperlink>
+      </w:r>
+      <w:r>
+        <w:rPr>
+          <w:u w:val="single" w:color="0000ff"/>
+          <w:rFonts w:ascii="Charis SIL Regular" w:hAnsi="Charis SIL Regular" w:eastAsia="Charis SIL Regular"/>
+          <w:b w:val="0"/>
+          <w:i w:val="0"/>
+          <w:color w:val="000000"/>
+          <w:sz w:val="24"/>
+        </w:rPr>
+        <w:hyperlink r:id="rId15" w:history="1">
+          <w:r>
+            <w:rPr>
+              <w:rStyle w:val="Hyperlink"/>
+            </w:rPr>
+            <w:t>.</w:t>
+          </w:r>
+        </w:hyperlink>
+      </w:r>
+      <w:r>
+        <w:rPr>
+          <w:u w:val="single" w:color="0000ff"/>
+          <w:rFonts w:ascii="Charis SIL Regular" w:hAnsi="Charis SIL Regular" w:eastAsia="Charis SIL Regular"/>
+          <w:b w:val="0"/>
+          <w:i w:val="0"/>
+          <w:color w:val="000000"/>
+          <w:sz w:val="24"/>
+        </w:rPr>
+        <w:hyperlink r:id="rId15" w:history="1">
+          <w:r>
+            <w:rPr>
+              <w:rStyle w:val="Hyperlink"/>
+            </w:rPr>
+            <w:t xml:space="preserve"> Various </w:t>
+          </w:r>
+        </w:hyperlink>
       </w:r>
       <w:r>
         <w:rPr>
@@ -1806,18 +1666,7 @@
           <w:color w:val="000000"/>
           <w:sz w:val="24"/>
         </w:rPr>
-        <w:t>special collections can also</w:t>
-      </w:r>
-      <w:r>
-        <w:rPr>
-          <w:u w:val="single" w:color="0000ff"/>
-          <w:rFonts w:ascii="Charis SIL Regular" w:hAnsi="Charis SIL Regular" w:eastAsia="Charis SIL Regular"/>
-          <w:b w:val="0"/>
-          <w:i w:val="0"/>
-          <w:color w:val="000000"/>
-          <w:sz w:val="24"/>
-        </w:rPr>
-        <w:t xml:space="preserve"> be </w:t>
+        <w:t xml:space="preserve">special collections can also be </w:t>
       </w:r>
       <w:r>
         <w:rPr>

--- a/EXPORTS/DOCX/published/niveau3/English/UniversiteitsbibliotheekLeiden.docx
+++ b/EXPORTS/DOCX/published/niveau3/English/UniversiteitsbibliotheekLeiden.docx
@@ -617,7 +617,18 @@
           <w:sz w:val="24"/>
           <w:u w:val="single"/>
         </w:rPr>
-        <w:t xml:space="preserve"> Netherlands Instit</w:t>
+        <w:t xml:space="preserve"> </w:t>
+      </w:r>
+      <w:r>
+        <w:rPr>
+          <w:rFonts w:ascii="Charis SIL Regular" w:hAnsi="Charis SIL Regular" w:eastAsia="Charis SIL Regular"/>
+          <w:b w:val="0"/>
+          <w:i w:val="0"/>
+          <w:color w:val="0000FF"/>
+          <w:sz w:val="24"/>
+          <w:u w:val="single"/>
+        </w:rPr>
+        <w:t>Netherlands Instit</w:t>
       </w:r>
       <w:r>
         <w:rPr>
@@ -733,7 +744,7 @@
           <w:sz w:val="24"/>
           <w:u w:val="single"/>
         </w:rPr>
-        <w:hyperlink r:id="rId11" w:history="1">
+        <w:hyperlink r:id="rId10" w:history="1">
           <w:r>
             <w:rPr>
               <w:rStyle w:val="Hyperlink"/>
@@ -751,7 +762,7 @@
           <w:sz w:val="24"/>
           <w:u w:val="single"/>
         </w:rPr>
-        <w:hyperlink r:id="rId11" w:history="1">
+        <w:hyperlink r:id="rId10" w:history="1">
           <w:r>
             <w:rPr>
               <w:rStyle w:val="Hyperlink"/>
@@ -769,7 +780,7 @@
           <w:sz w:val="24"/>
           <w:u w:val="single"/>
         </w:rPr>
-        <w:hyperlink r:id="rId11" w:history="1">
+        <w:hyperlink r:id="rId10" w:history="1">
           <w:r>
             <w:rPr>
               <w:rStyle w:val="Hyperlink"/>
@@ -798,7 +809,7 @@
           <w:sz w:val="24"/>
           <w:u w:val="single"/>
         </w:rPr>
-        <w:hyperlink r:id="rId11" w:history="1">
+        <w:hyperlink r:id="rId10" w:history="1">
           <w:r>
             <w:rPr>
               <w:rStyle w:val="Hyperlink"/>
@@ -816,7 +827,7 @@
           <w:sz w:val="24"/>
           <w:u w:val="single"/>
         </w:rPr>
-        <w:hyperlink r:id="rId11" w:history="1">
+        <w:hyperlink r:id="rId10" w:history="1">
           <w:r>
             <w:rPr>
               <w:rStyle w:val="Hyperlink"/>
@@ -845,7 +856,7 @@
           <w:sz w:val="24"/>
           <w:u w:val="single"/>
         </w:rPr>
-        <w:hyperlink r:id="rId11" w:history="1">
+        <w:hyperlink r:id="rId10" w:history="1">
           <w:r>
             <w:rPr>
               <w:rStyle w:val="Hyperlink"/>
@@ -898,7 +909,144 @@
           <w:color w:val="000000"/>
           <w:sz w:val="24"/>
         </w:rPr>
-        <w:t xml:space="preserve"> (KITLV) in 2013 and 2014, respectively. The library of the N</w:t>
+        <w:t xml:space="preserve"> (KITLV) in 2013 an</w:t>
+      </w:r>
+      <w:r>
+        <w:rPr>
+          <w:u w:val="single" w:color="0000ff"/>
+          <w:rFonts w:ascii="Charis SIL Regular" w:hAnsi="Charis SIL Regular" w:eastAsia="Charis SIL Regular"/>
+          <w:b w:val="0"/>
+          <w:i w:val="0"/>
+          <w:color w:val="000000"/>
+          <w:sz w:val="24"/>
+        </w:rPr>
+        <w:hyperlink r:id="rId11" w:history="1">
+          <w:r>
+            <w:rPr>
+              <w:rStyle w:val="Hyperlink"/>
+            </w:rPr>
+            <w:t>d 201</w:t>
+          </w:r>
+        </w:hyperlink>
+      </w:r>
+      <w:r>
+        <w:rPr>
+          <w:u w:val="single" w:color="0000ff"/>
+          <w:rFonts w:ascii="Charis SIL Regular" w:hAnsi="Charis SIL Regular" w:eastAsia="Charis SIL Regular"/>
+          <w:b w:val="0"/>
+          <w:i w:val="0"/>
+          <w:color w:val="000000"/>
+          <w:sz w:val="24"/>
+        </w:rPr>
+        <w:hyperlink r:id="rId11" w:history="1">
+          <w:r>
+            <w:rPr>
+              <w:rStyle w:val="Hyperlink"/>
+            </w:rPr>
+            <w:t>4, respective</w:t>
+          </w:r>
+        </w:hyperlink>
+      </w:r>
+      <w:r>
+        <w:rPr>
+          <w:u w:val="single" w:color="0000ff"/>
+          <w:rFonts w:ascii="Charis SIL Regular" w:hAnsi="Charis SIL Regular" w:eastAsia="Charis SIL Regular"/>
+          <w:b w:val="0"/>
+          <w:i w:val="0"/>
+          <w:color w:val="000000"/>
+          <w:sz w:val="24"/>
+        </w:rPr>
+        <w:hyperlink r:id="rId11" w:history="1">
+          <w:r>
+            <w:rPr>
+              <w:rStyle w:val="Hyperlink"/>
+            </w:rPr>
+            <w:t>l</w:t>
+          </w:r>
+        </w:hyperlink>
+      </w:r>
+      <w:r>
+        <w:rPr>
+          <w:u w:val="single" w:color="0000ff"/>
+          <w:rFonts w:ascii="Charis SIL Regular" w:hAnsi="Charis SIL Regular" w:eastAsia="Charis SIL Regular"/>
+          <w:b w:val="0"/>
+          <w:i w:val="0"/>
+          <w:color w:val="000000"/>
+          <w:sz w:val="24"/>
+        </w:rPr>
+        <w:hyperlink r:id="rId11" w:history="1">
+          <w:r>
+            <w:rPr>
+              <w:rStyle w:val="Hyperlink"/>
+            </w:rPr>
+            <w:t>y. The li</w:t>
+          </w:r>
+        </w:hyperlink>
+      </w:r>
+      <w:r>
+        <w:rPr>
+          <w:u w:val="single" w:color="0000ff"/>
+          <w:rFonts w:ascii="Charis SIL Regular" w:hAnsi="Charis SIL Regular" w:eastAsia="Charis SIL Regular"/>
+          <w:b w:val="0"/>
+          <w:i w:val="0"/>
+          <w:color w:val="000000"/>
+          <w:sz w:val="24"/>
+        </w:rPr>
+        <w:hyperlink r:id="rId11" w:history="1">
+          <w:r>
+            <w:rPr>
+              <w:rStyle w:val="Hyperlink"/>
+            </w:rPr>
+            <w:t>br</w:t>
+          </w:r>
+        </w:hyperlink>
+      </w:r>
+      <w:r>
+        <w:rPr>
+          <w:u w:val="single" w:color="0000ff"/>
+          <w:rFonts w:ascii="Charis SIL Regular" w:hAnsi="Charis SIL Regular" w:eastAsia="Charis SIL Regular"/>
+          <w:b w:val="0"/>
+          <w:i w:val="0"/>
+          <w:color w:val="000000"/>
+          <w:sz w:val="24"/>
+        </w:rPr>
+        <w:hyperlink r:id="rId11" w:history="1">
+          <w:r>
+            <w:rPr>
+              <w:rStyle w:val="Hyperlink"/>
+            </w:rPr>
+            <w:t>a</w:t>
+          </w:r>
+        </w:hyperlink>
+      </w:r>
+      <w:r>
+        <w:rPr>
+          <w:u w:val="single" w:color="0000ff"/>
+          <w:rFonts w:ascii="Charis SIL Regular" w:hAnsi="Charis SIL Regular" w:eastAsia="Charis SIL Regular"/>
+          <w:b w:val="0"/>
+          <w:i w:val="0"/>
+          <w:color w:val="000000"/>
+          <w:sz w:val="24"/>
+        </w:rPr>
+        <w:hyperlink r:id="rId11" w:history="1">
+          <w:r>
+            <w:rPr>
+              <w:rStyle w:val="Hyperlink"/>
+            </w:rPr>
+            <w:t xml:space="preserve">ry of the </w:t>
+          </w:r>
+        </w:hyperlink>
+      </w:r>
+      <w:r>
+        <w:rPr>
+          <w:u w:val="single" w:color="0000ff"/>
+          <w:rFonts w:ascii="Charis SIL Regular" w:hAnsi="Charis SIL Regular" w:eastAsia="Charis SIL Regular"/>
+          <w:b w:val="0"/>
+          <w:i w:val="0"/>
+          <w:color w:val="000000"/>
+          <w:sz w:val="24"/>
+        </w:rPr>
+        <w:t>N</w:t>
       </w:r>
       <w:r>
         <w:rPr>
@@ -1666,7 +1814,25 @@
           <w:color w:val="000000"/>
           <w:sz w:val="24"/>
         </w:rPr>
-        <w:t xml:space="preserve">special collections can also be </w:t>
+        <w:t>special collections can also</w:t>
+      </w:r>
+      <w:r>
+        <w:rPr>
+          <w:u w:val="single" w:color="0000ff"/>
+          <w:rFonts w:ascii="Charis SIL Regular" w:hAnsi="Charis SIL Regular" w:eastAsia="Charis SIL Regular"/>
+          <w:b w:val="0"/>
+          <w:i w:val="0"/>
+          <w:color w:val="000000"/>
+          <w:sz w:val="24"/>
+        </w:rPr>
+        <w:hyperlink r:id="rId14" w:history="1">
+          <w:r>
+            <w:rPr>
+              <w:rStyle w:val="Hyperlink"/>
+            </w:rPr>
+            <w:t xml:space="preserve"> be </w:t>
+          </w:r>
+        </w:hyperlink>
       </w:r>
       <w:r>
         <w:rPr>

--- a/EXPORTS/DOCX/published/niveau3/English/UniversiteitsbibliotheekLeiden.docx
+++ b/EXPORTS/DOCX/published/niveau3/English/UniversiteitsbibliotheekLeiden.docx
@@ -597,38 +597,8 @@
           <w:i w:val="0"/>
           <w:color w:val="0000FF"/>
           <w:sz w:val="24"/>
-          <w:u w:val="single"/>
         </w:rPr>
-        <w:hyperlink r:id="rId11" w:history="1">
-          <w:r>
-            <w:rPr>
-              <w:rStyle w:val="Hyperlink"/>
-            </w:rPr>
-            <w:t>Royal</w:t>
-          </w:r>
-        </w:hyperlink>
-      </w:r>
-      <w:r>
-        <w:rPr>
-          <w:rFonts w:ascii="Charis SIL Regular" w:hAnsi="Charis SIL Regular" w:eastAsia="Charis SIL Regular"/>
-          <w:b w:val="0"/>
-          <w:i w:val="0"/>
-          <w:color w:val="0000FF"/>
-          <w:sz w:val="24"/>
-          <w:u w:val="single"/>
-        </w:rPr>
-        <w:t xml:space="preserve"> </w:t>
-      </w:r>
-      <w:r>
-        <w:rPr>
-          <w:rFonts w:ascii="Charis SIL Regular" w:hAnsi="Charis SIL Regular" w:eastAsia="Charis SIL Regular"/>
-          <w:b w:val="0"/>
-          <w:i w:val="0"/>
-          <w:color w:val="0000FF"/>
-          <w:sz w:val="24"/>
-          <w:u w:val="single"/>
-        </w:rPr>
-        <w:t>Netherlands Instit</w:t>
+        <w:t>Royal Netherlands Instit</w:t>
       </w:r>
       <w:r>
         <w:rPr>
@@ -856,7 +826,7 @@
           <w:sz w:val="24"/>
           <w:u w:val="single"/>
         </w:rPr>
-        <w:hyperlink r:id="rId10" w:history="1">
+        <w:hyperlink r:id="rId11" w:history="1">
           <w:r>
             <w:rPr>
               <w:rStyle w:val="Hyperlink"/>
@@ -909,198 +879,7 @@
           <w:color w:val="000000"/>
           <w:sz w:val="24"/>
         </w:rPr>
-        <w:t xml:space="preserve"> (KITLV) in 2013 an</w:t>
-      </w:r>
-      <w:r>
-        <w:rPr>
-          <w:u w:val="single" w:color="0000ff"/>
-          <w:rFonts w:ascii="Charis SIL Regular" w:hAnsi="Charis SIL Regular" w:eastAsia="Charis SIL Regular"/>
-          <w:b w:val="0"/>
-          <w:i w:val="0"/>
-          <w:color w:val="000000"/>
-          <w:sz w:val="24"/>
-        </w:rPr>
-        <w:hyperlink r:id="rId11" w:history="1">
-          <w:r>
-            <w:rPr>
-              <w:rStyle w:val="Hyperlink"/>
-            </w:rPr>
-            <w:t>d 201</w:t>
-          </w:r>
-        </w:hyperlink>
-      </w:r>
-      <w:r>
-        <w:rPr>
-          <w:u w:val="single" w:color="0000ff"/>
-          <w:rFonts w:ascii="Charis SIL Regular" w:hAnsi="Charis SIL Regular" w:eastAsia="Charis SIL Regular"/>
-          <w:b w:val="0"/>
-          <w:i w:val="0"/>
-          <w:color w:val="000000"/>
-          <w:sz w:val="24"/>
-        </w:rPr>
-        <w:hyperlink r:id="rId11" w:history="1">
-          <w:r>
-            <w:rPr>
-              <w:rStyle w:val="Hyperlink"/>
-            </w:rPr>
-            <w:t>4, respective</w:t>
-          </w:r>
-        </w:hyperlink>
-      </w:r>
-      <w:r>
-        <w:rPr>
-          <w:u w:val="single" w:color="0000ff"/>
-          <w:rFonts w:ascii="Charis SIL Regular" w:hAnsi="Charis SIL Regular" w:eastAsia="Charis SIL Regular"/>
-          <w:b w:val="0"/>
-          <w:i w:val="0"/>
-          <w:color w:val="000000"/>
-          <w:sz w:val="24"/>
-        </w:rPr>
-        <w:hyperlink r:id="rId11" w:history="1">
-          <w:r>
-            <w:rPr>
-              <w:rStyle w:val="Hyperlink"/>
-            </w:rPr>
-            <w:t>l</w:t>
-          </w:r>
-        </w:hyperlink>
-      </w:r>
-      <w:r>
-        <w:rPr>
-          <w:u w:val="single" w:color="0000ff"/>
-          <w:rFonts w:ascii="Charis SIL Regular" w:hAnsi="Charis SIL Regular" w:eastAsia="Charis SIL Regular"/>
-          <w:b w:val="0"/>
-          <w:i w:val="0"/>
-          <w:color w:val="000000"/>
-          <w:sz w:val="24"/>
-        </w:rPr>
-        <w:hyperlink r:id="rId11" w:history="1">
-          <w:r>
-            <w:rPr>
-              <w:rStyle w:val="Hyperlink"/>
-            </w:rPr>
-            <w:t>y. The li</w:t>
-          </w:r>
-        </w:hyperlink>
-      </w:r>
-      <w:r>
-        <w:rPr>
-          <w:u w:val="single" w:color="0000ff"/>
-          <w:rFonts w:ascii="Charis SIL Regular" w:hAnsi="Charis SIL Regular" w:eastAsia="Charis SIL Regular"/>
-          <w:b w:val="0"/>
-          <w:i w:val="0"/>
-          <w:color w:val="000000"/>
-          <w:sz w:val="24"/>
-        </w:rPr>
-        <w:hyperlink r:id="rId11" w:history="1">
-          <w:r>
-            <w:rPr>
-              <w:rStyle w:val="Hyperlink"/>
-            </w:rPr>
-            <w:t>br</w:t>
-          </w:r>
-        </w:hyperlink>
-      </w:r>
-      <w:r>
-        <w:rPr>
-          <w:u w:val="single" w:color="0000ff"/>
-          <w:rFonts w:ascii="Charis SIL Regular" w:hAnsi="Charis SIL Regular" w:eastAsia="Charis SIL Regular"/>
-          <w:b w:val="0"/>
-          <w:i w:val="0"/>
-          <w:color w:val="000000"/>
-          <w:sz w:val="24"/>
-        </w:rPr>
-        <w:hyperlink r:id="rId11" w:history="1">
-          <w:r>
-            <w:rPr>
-              <w:rStyle w:val="Hyperlink"/>
-            </w:rPr>
-            <w:t>a</w:t>
-          </w:r>
-        </w:hyperlink>
-      </w:r>
-      <w:r>
-        <w:rPr>
-          <w:u w:val="single" w:color="0000ff"/>
-          <w:rFonts w:ascii="Charis SIL Regular" w:hAnsi="Charis SIL Regular" w:eastAsia="Charis SIL Regular"/>
-          <w:b w:val="0"/>
-          <w:i w:val="0"/>
-          <w:color w:val="000000"/>
-          <w:sz w:val="24"/>
-        </w:rPr>
-        <w:hyperlink r:id="rId11" w:history="1">
-          <w:r>
-            <w:rPr>
-              <w:rStyle w:val="Hyperlink"/>
-            </w:rPr>
-            <w:t xml:space="preserve">ry of the </w:t>
-          </w:r>
-        </w:hyperlink>
-      </w:r>
-      <w:r>
-        <w:rPr>
-          <w:u w:val="single" w:color="0000ff"/>
-          <w:rFonts w:ascii="Charis SIL Regular" w:hAnsi="Charis SIL Regular" w:eastAsia="Charis SIL Regular"/>
-          <w:b w:val="0"/>
-          <w:i w:val="0"/>
-          <w:color w:val="000000"/>
-          <w:sz w:val="24"/>
-        </w:rPr>
-        <w:t>N</w:t>
-      </w:r>
-      <w:r>
-        <w:rPr>
-          <w:u w:val="single" w:color="0000ff"/>
-          <w:rFonts w:ascii="Charis SIL Regular" w:hAnsi="Charis SIL Regular" w:eastAsia="Charis SIL Regular"/>
-          <w:b w:val="0"/>
-          <w:i w:val="0"/>
-          <w:color w:val="000000"/>
-          <w:sz w:val="24"/>
-        </w:rPr>
-        <w:hyperlink r:id="rId11" w:history="1">
-          <w:r>
-            <w:rPr>
-              <w:rStyle w:val="Hyperlink"/>
-            </w:rPr>
-            <w:t>ether</w:t>
-          </w:r>
-        </w:hyperlink>
-      </w:r>
-      <w:r>
-        <w:rPr>
-          <w:u w:val="single" w:color="0000ff"/>
-          <w:rFonts w:ascii="Charis SIL Regular" w:hAnsi="Charis SIL Regular" w:eastAsia="Charis SIL Regular"/>
-          <w:b w:val="0"/>
-          <w:i w:val="0"/>
-          <w:color w:val="000000"/>
-          <w:sz w:val="24"/>
-        </w:rPr>
-        <w:hyperlink r:id="rId11" w:history="1">
-          <w:r>
-            <w:rPr>
-              <w:rStyle w:val="Hyperlink"/>
-            </w:rPr>
-            <w:t>l</w:t>
-          </w:r>
-        </w:hyperlink>
-      </w:r>
-      <w:r>
-        <w:rPr>
-          <w:u w:val="single" w:color="0000ff"/>
-          <w:rFonts w:ascii="Charis SIL Regular" w:hAnsi="Charis SIL Regular" w:eastAsia="Charis SIL Regular"/>
-          <w:b w:val="0"/>
-          <w:i w:val="0"/>
-          <w:color w:val="000000"/>
-          <w:sz w:val="24"/>
-        </w:rPr>
-        <w:hyperlink r:id="rId11" w:history="1">
-          <w:r>
-            <w:rPr>
-              <w:rStyle w:val="Hyperlink"/>
-            </w:rPr>
-            <w:t>and</w:t>
-          </w:r>
-        </w:hyperlink>
+        <w:t xml:space="preserve"> (KITLV) in 2013 and 2014, respectively. The library of the Netherland</w:t>
       </w:r>
       <w:r>
         <w:rPr>
@@ -1514,23 +1293,6 @@
       </w:r>
       <w:r>
         <w:rPr>
-          <w:rFonts w:ascii="Charis SIL Regular" w:hAnsi="Charis SIL Regular" w:eastAsia="Charis SIL Regular"/>
-          <w:b w:val="0"/>
-          <w:i w:val="0"/>
-          <w:color w:val="000000"/>
-          <w:sz w:val="24"/>
-        </w:rPr>
-        <w:hyperlink r:id="rId14" w:history="1">
-          <w:r>
-            <w:rPr>
-              <w:rStyle w:val="Hyperlink"/>
-            </w:rPr>
-            <w:t>d</w:t>
-          </w:r>
-        </w:hyperlink>
-      </w:r>
-      <w:r>
-        <w:rPr>
           <w:u w:val="single" w:color="0000ff"/>
           <w:rFonts w:ascii="Charis SIL Regular" w:hAnsi="Charis SIL Regular" w:eastAsia="Charis SIL Regular"/>
           <w:b w:val="0"/>
@@ -1538,7 +1300,7 @@
           <w:color w:val="000000"/>
           <w:sz w:val="24"/>
         </w:rPr>
-        <w:t xml:space="preserve"> </w:t>
+        <w:t>d</w:t>
       </w:r>
       <w:r>
         <w:rPr>
@@ -1548,7 +1310,7 @@
           <w:color w:val="000000"/>
           <w:sz w:val="24"/>
         </w:rPr>
-        <w:t xml:space="preserve">them. Besides </w:t>
+        <w:t xml:space="preserve"> them. Besides </w:t>
       </w:r>
       <w:r>
         <w:rPr>
@@ -2537,14 +2299,7 @@
           <w:color w:val="000000"/>
           <w:sz w:val="24"/>
         </w:rPr>
-        <w:hyperlink r:id="rId13" w:history="1">
-          <w:r>
-            <w:rPr>
-              <w:rStyle w:val="Hyperlink"/>
-            </w:rPr>
-            <w:t>unt of arc</w:t>
-          </w:r>
-        </w:hyperlink>
+        <w:t>unt of arc</w:t>
       </w:r>
       <w:r>
         <w:rPr>

--- a/EXPORTS/DOCX/published/niveau3/English/UniversiteitsbibliotheekLeiden.docx
+++ b/EXPORTS/DOCX/published/niveau3/English/UniversiteitsbibliotheekLeiden.docx
@@ -597,8 +597,37 @@
           <w:i w:val="0"/>
           <w:color w:val="0000FF"/>
           <w:sz w:val="24"/>
+          <w:u w:val="single"/>
         </w:rPr>
-        <w:t>Royal Netherlands Instit</w:t>
+        <w:hyperlink r:id="rId11" w:history="1">
+          <w:r>
+            <w:rPr>
+              <w:rStyle w:val="Hyperlink"/>
+            </w:rPr>
+            <w:t>Royal</w:t>
+          </w:r>
+        </w:hyperlink>
+      </w:r>
+      <w:r>
+        <w:rPr>
+          <w:rFonts w:ascii="Charis SIL Regular" w:hAnsi="Charis SIL Regular" w:eastAsia="Charis SIL Regular"/>
+          <w:b w:val="0"/>
+          <w:i w:val="0"/>
+          <w:color w:val="0000FF"/>
+          <w:sz w:val="24"/>
+          <w:u w:val="single"/>
+        </w:rPr>
+        <w:t xml:space="preserve"> </w:t>
+      </w:r>
+      <w:r>
+        <w:rPr>
+          <w:rFonts w:ascii="Charis SIL Regular" w:hAnsi="Charis SIL Regular" w:eastAsia="Charis SIL Regular"/>
+          <w:b w:val="0"/>
+          <w:i w:val="0"/>
+          <w:color w:val="0000FF"/>
+          <w:sz w:val="24"/>
+        </w:rPr>
+        <w:t>Netherlands Instit</w:t>
       </w:r>
       <w:r>
         <w:rPr>
@@ -826,7 +855,7 @@
           <w:sz w:val="24"/>
           <w:u w:val="single"/>
         </w:rPr>
-        <w:hyperlink r:id="rId11" w:history="1">
+        <w:hyperlink r:id="rId10" w:history="1">
           <w:r>
             <w:rPr>
               <w:rStyle w:val="Hyperlink"/>
@@ -879,7 +908,197 @@
           <w:color w:val="000000"/>
           <w:sz w:val="24"/>
         </w:rPr>
-        <w:t xml:space="preserve"> (KITLV) in 2013 and 2014, respectively. The library of the Netherland</w:t>
+        <w:t xml:space="preserve"> (KITLV) in 2013 an</w:t>
+      </w:r>
+      <w:r>
+        <w:rPr>
+          <w:u w:val="single" w:color="0000ff"/>
+          <w:rFonts w:ascii="Charis SIL Regular" w:hAnsi="Charis SIL Regular" w:eastAsia="Charis SIL Regular"/>
+          <w:b w:val="0"/>
+          <w:i w:val="0"/>
+          <w:color w:val="000000"/>
+          <w:sz w:val="24"/>
+        </w:rPr>
+        <w:hyperlink r:id="rId11" w:history="1">
+          <w:r>
+            <w:rPr>
+              <w:rStyle w:val="Hyperlink"/>
+            </w:rPr>
+            <w:t>d 201</w:t>
+          </w:r>
+        </w:hyperlink>
+      </w:r>
+      <w:r>
+        <w:rPr>
+          <w:u w:val="single" w:color="0000ff"/>
+          <w:rFonts w:ascii="Charis SIL Regular" w:hAnsi="Charis SIL Regular" w:eastAsia="Charis SIL Regular"/>
+          <w:b w:val="0"/>
+          <w:i w:val="0"/>
+          <w:color w:val="000000"/>
+          <w:sz w:val="24"/>
+        </w:rPr>
+        <w:hyperlink r:id="rId11" w:history="1">
+          <w:r>
+            <w:rPr>
+              <w:rStyle w:val="Hyperlink"/>
+            </w:rPr>
+            <w:t>4, respective</w:t>
+          </w:r>
+        </w:hyperlink>
+      </w:r>
+      <w:r>
+        <w:rPr>
+          <w:u w:val="single" w:color="0000ff"/>
+          <w:rFonts w:ascii="Charis SIL Regular" w:hAnsi="Charis SIL Regular" w:eastAsia="Charis SIL Regular"/>
+          <w:b w:val="0"/>
+          <w:i w:val="0"/>
+          <w:color w:val="000000"/>
+          <w:sz w:val="24"/>
+        </w:rPr>
+        <w:hyperlink r:id="rId11" w:history="1">
+          <w:r>
+            <w:rPr>
+              <w:rStyle w:val="Hyperlink"/>
+            </w:rPr>
+            <w:t>l</w:t>
+          </w:r>
+        </w:hyperlink>
+      </w:r>
+      <w:r>
+        <w:rPr>
+          <w:u w:val="single" w:color="0000ff"/>
+          <w:rFonts w:ascii="Charis SIL Regular" w:hAnsi="Charis SIL Regular" w:eastAsia="Charis SIL Regular"/>
+          <w:b w:val="0"/>
+          <w:i w:val="0"/>
+          <w:color w:val="000000"/>
+          <w:sz w:val="24"/>
+        </w:rPr>
+        <w:hyperlink r:id="rId11" w:history="1">
+          <w:r>
+            <w:rPr>
+              <w:rStyle w:val="Hyperlink"/>
+            </w:rPr>
+            <w:t>y. The li</w:t>
+          </w:r>
+        </w:hyperlink>
+      </w:r>
+      <w:r>
+        <w:rPr>
+          <w:u w:val="single" w:color="0000ff"/>
+          <w:rFonts w:ascii="Charis SIL Regular" w:hAnsi="Charis SIL Regular" w:eastAsia="Charis SIL Regular"/>
+          <w:b w:val="0"/>
+          <w:i w:val="0"/>
+          <w:color w:val="000000"/>
+          <w:sz w:val="24"/>
+        </w:rPr>
+        <w:hyperlink r:id="rId11" w:history="1">
+          <w:r>
+            <w:rPr>
+              <w:rStyle w:val="Hyperlink"/>
+            </w:rPr>
+            <w:t>br</w:t>
+          </w:r>
+        </w:hyperlink>
+      </w:r>
+      <w:r>
+        <w:rPr>
+          <w:u w:val="single" w:color="0000ff"/>
+          <w:rFonts w:ascii="Charis SIL Regular" w:hAnsi="Charis SIL Regular" w:eastAsia="Charis SIL Regular"/>
+          <w:b w:val="0"/>
+          <w:i w:val="0"/>
+          <w:color w:val="000000"/>
+          <w:sz w:val="24"/>
+        </w:rPr>
+        <w:hyperlink r:id="rId11" w:history="1">
+          <w:r>
+            <w:rPr>
+              <w:rStyle w:val="Hyperlink"/>
+            </w:rPr>
+            <w:t>a</w:t>
+          </w:r>
+        </w:hyperlink>
+      </w:r>
+      <w:r>
+        <w:rPr>
+          <w:u w:val="single" w:color="0000ff"/>
+          <w:rFonts w:ascii="Charis SIL Regular" w:hAnsi="Charis SIL Regular" w:eastAsia="Charis SIL Regular"/>
+          <w:b w:val="0"/>
+          <w:i w:val="0"/>
+          <w:color w:val="000000"/>
+          <w:sz w:val="24"/>
+        </w:rPr>
+        <w:hyperlink r:id="rId11" w:history="1">
+          <w:r>
+            <w:rPr>
+              <w:rStyle w:val="Hyperlink"/>
+            </w:rPr>
+            <w:t xml:space="preserve">ry of the </w:t>
+          </w:r>
+        </w:hyperlink>
+      </w:r>
+      <w:r>
+        <w:rPr>
+          <w:rFonts w:ascii="Charis SIL Regular" w:hAnsi="Charis SIL Regular" w:eastAsia="Charis SIL Regular"/>
+          <w:b w:val="0"/>
+          <w:i w:val="0"/>
+          <w:color w:val="000000"/>
+          <w:sz w:val="24"/>
+        </w:rPr>
+        <w:t>N</w:t>
+      </w:r>
+      <w:r>
+        <w:rPr>
+          <w:u w:val="single" w:color="0000ff"/>
+          <w:rFonts w:ascii="Charis SIL Regular" w:hAnsi="Charis SIL Regular" w:eastAsia="Charis SIL Regular"/>
+          <w:b w:val="0"/>
+          <w:i w:val="0"/>
+          <w:color w:val="000000"/>
+          <w:sz w:val="24"/>
+        </w:rPr>
+        <w:hyperlink r:id="rId11" w:history="1">
+          <w:r>
+            <w:rPr>
+              <w:rStyle w:val="Hyperlink"/>
+            </w:rPr>
+            <w:t>ether</w:t>
+          </w:r>
+        </w:hyperlink>
+      </w:r>
+      <w:r>
+        <w:rPr>
+          <w:u w:val="single" w:color="0000ff"/>
+          <w:rFonts w:ascii="Charis SIL Regular" w:hAnsi="Charis SIL Regular" w:eastAsia="Charis SIL Regular"/>
+          <w:b w:val="0"/>
+          <w:i w:val="0"/>
+          <w:color w:val="000000"/>
+          <w:sz w:val="24"/>
+        </w:rPr>
+        <w:hyperlink r:id="rId11" w:history="1">
+          <w:r>
+            <w:rPr>
+              <w:rStyle w:val="Hyperlink"/>
+            </w:rPr>
+            <w:t>l</w:t>
+          </w:r>
+        </w:hyperlink>
+      </w:r>
+      <w:r>
+        <w:rPr>
+          <w:u w:val="single" w:color="0000ff"/>
+          <w:rFonts w:ascii="Charis SIL Regular" w:hAnsi="Charis SIL Regular" w:eastAsia="Charis SIL Regular"/>
+          <w:b w:val="0"/>
+          <w:i w:val="0"/>
+          <w:color w:val="000000"/>
+          <w:sz w:val="24"/>
+        </w:rPr>
+        <w:hyperlink r:id="rId11" w:history="1">
+          <w:r>
+            <w:rPr>
+              <w:rStyle w:val="Hyperlink"/>
+            </w:rPr>
+            <w:t>and</w:t>
+          </w:r>
+        </w:hyperlink>
       </w:r>
       <w:r>
         <w:rPr>
@@ -1293,6 +1512,23 @@
       </w:r>
       <w:r>
         <w:rPr>
+          <w:rFonts w:ascii="Charis SIL Regular" w:hAnsi="Charis SIL Regular" w:eastAsia="Charis SIL Regular"/>
+          <w:b w:val="0"/>
+          <w:i w:val="0"/>
+          <w:color w:val="000000"/>
+          <w:sz w:val="24"/>
+        </w:rPr>
+        <w:hyperlink r:id="rId14" w:history="1">
+          <w:r>
+            <w:rPr>
+              <w:rStyle w:val="Hyperlink"/>
+            </w:rPr>
+            <w:t>d</w:t>
+          </w:r>
+        </w:hyperlink>
+      </w:r>
+      <w:r>
+        <w:rPr>
           <w:u w:val="single" w:color="0000ff"/>
           <w:rFonts w:ascii="Charis SIL Regular" w:hAnsi="Charis SIL Regular" w:eastAsia="Charis SIL Regular"/>
           <w:b w:val="0"/>
@@ -1300,7 +1536,7 @@
           <w:color w:val="000000"/>
           <w:sz w:val="24"/>
         </w:rPr>
-        <w:t>d</w:t>
+        <w:t xml:space="preserve"> </w:t>
       </w:r>
       <w:r>
         <w:rPr>
@@ -1310,7 +1546,7 @@
           <w:color w:val="000000"/>
           <w:sz w:val="24"/>
         </w:rPr>
-        <w:t xml:space="preserve"> them. Besides </w:t>
+        <w:t xml:space="preserve">them. Besides </w:t>
       </w:r>
       <w:r>
         <w:rPr>
@@ -2299,7 +2535,14 @@
           <w:color w:val="000000"/>
           <w:sz w:val="24"/>
         </w:rPr>
-        <w:t>unt of arc</w:t>
+        <w:hyperlink r:id="rId13" w:history="1">
+          <w:r>
+            <w:rPr>
+              <w:rStyle w:val="Hyperlink"/>
+            </w:rPr>
+            <w:t>unt of arc</w:t>
+          </w:r>
+        </w:hyperlink>
       </w:r>
       <w:r>
         <w:rPr>

--- a/EXPORTS/DOCX/published/niveau3/English/UniversiteitsbibliotheekLeiden.docx
+++ b/EXPORTS/DOCX/published/niveau3/English/UniversiteitsbibliotheekLeiden.docx
@@ -626,8 +626,16 @@
           <w:i w:val="0"/>
           <w:color w:val="0000FF"/>
           <w:sz w:val="24"/>
+          <w:u w:val="single"/>
         </w:rPr>
-        <w:t>Netherlands Instit</w:t>
+        <w:hyperlink r:id="rId11" w:history="1">
+          <w:r>
+            <w:rPr>
+              <w:rStyle w:val="Hyperlink"/>
+            </w:rPr>
+            <w:t>Netherlands</w:t>
+          </w:r>
+        </w:hyperlink>
       </w:r>
       <w:r>
         <w:rPr>
@@ -638,7 +646,36 @@
           <w:sz w:val="24"/>
           <w:u w:val="single"/>
         </w:rPr>
-        <w:hyperlink r:id="rId10" w:history="1">
+        <w:t xml:space="preserve"> </w:t>
+      </w:r>
+      <w:r>
+        <w:rPr>
+          <w:rFonts w:ascii="Charis SIL Regular" w:hAnsi="Charis SIL Regular" w:eastAsia="Charis SIL Regular"/>
+          <w:b w:val="0"/>
+          <w:i w:val="0"/>
+          <w:color w:val="0000FF"/>
+          <w:sz w:val="24"/>
+          <w:u w:val="single"/>
+        </w:rPr>
+        <w:hyperlink r:id="rId11" w:history="1">
+          <w:r>
+            <w:rPr>
+              <w:rStyle w:val="Hyperlink"/>
+            </w:rPr>
+            <w:t>Instit</w:t>
+          </w:r>
+        </w:hyperlink>
+      </w:r>
+      <w:r>
+        <w:rPr>
+          <w:rFonts w:ascii="Charis SIL Regular" w:hAnsi="Charis SIL Regular" w:eastAsia="Charis SIL Regular"/>
+          <w:b w:val="0"/>
+          <w:i w:val="0"/>
+          <w:color w:val="0000FF"/>
+          <w:sz w:val="24"/>
+          <w:u w:val="single"/>
+        </w:rPr>
+        <w:hyperlink r:id="rId11" w:history="1">
           <w:r>
             <w:rPr>
               <w:rStyle w:val="Hyperlink"/>
@@ -667,7 +704,7 @@
           <w:sz w:val="24"/>
           <w:u w:val="single"/>
         </w:rPr>
-        <w:hyperlink r:id="rId10" w:history="1">
+        <w:hyperlink r:id="rId11" w:history="1">
           <w:r>
             <w:rPr>
               <w:rStyle w:val="Hyperlink"/>
@@ -696,7 +733,7 @@
           <w:sz w:val="24"/>
           <w:u w:val="single"/>
         </w:rPr>
-        <w:hyperlink r:id="rId10" w:history="1">
+        <w:hyperlink r:id="rId11" w:history="1">
           <w:r>
             <w:rPr>
               <w:rStyle w:val="Hyperlink"/>
@@ -714,7 +751,7 @@
           <w:sz w:val="24"/>
           <w:u w:val="single"/>
         </w:rPr>
-        <w:hyperlink r:id="rId10" w:history="1">
+        <w:hyperlink r:id="rId11" w:history="1">
           <w:r>
             <w:rPr>
               <w:rStyle w:val="Hyperlink"/>
@@ -743,7 +780,7 @@
           <w:sz w:val="24"/>
           <w:u w:val="single"/>
         </w:rPr>
-        <w:hyperlink r:id="rId10" w:history="1">
+        <w:hyperlink r:id="rId11" w:history="1">
           <w:r>
             <w:rPr>
               <w:rStyle w:val="Hyperlink"/>
@@ -761,7 +798,7 @@
           <w:sz w:val="24"/>
           <w:u w:val="single"/>
         </w:rPr>
-        <w:hyperlink r:id="rId10" w:history="1">
+        <w:hyperlink r:id="rId11" w:history="1">
           <w:r>
             <w:rPr>
               <w:rStyle w:val="Hyperlink"/>
@@ -779,7 +816,7 @@
           <w:sz w:val="24"/>
           <w:u w:val="single"/>
         </w:rPr>
-        <w:hyperlink r:id="rId10" w:history="1">
+        <w:hyperlink r:id="rId11" w:history="1">
           <w:r>
             <w:rPr>
               <w:rStyle w:val="Hyperlink"/>
@@ -808,7 +845,7 @@
           <w:sz w:val="24"/>
           <w:u w:val="single"/>
         </w:rPr>
-        <w:hyperlink r:id="rId10" w:history="1">
+        <w:hyperlink r:id="rId11" w:history="1">
           <w:r>
             <w:rPr>
               <w:rStyle w:val="Hyperlink"/>
@@ -1684,50 +1721,7 @@
           <w:color w:val="000000"/>
           <w:sz w:val="24"/>
         </w:rPr>
-        <w:hyperlink r:id="rId15" w:history="1">
-          <w:r>
-            <w:rPr>
-              <w:rStyle w:val="Hyperlink"/>
-            </w:rPr>
-            <w:t>aterial</w:t>
-          </w:r>
-        </w:hyperlink>
-      </w:r>
-      <w:r>
-        <w:rPr>
-          <w:u w:val="single" w:color="0000ff"/>
-          <w:rFonts w:ascii="Charis SIL Regular" w:hAnsi="Charis SIL Regular" w:eastAsia="Charis SIL Regular"/>
-          <w:b w:val="0"/>
-          <w:i w:val="0"/>
-          <w:color w:val="000000"/>
-          <w:sz w:val="24"/>
-        </w:rPr>
-        <w:hyperlink r:id="rId15" w:history="1">
-          <w:r>
-            <w:rPr>
-              <w:rStyle w:val="Hyperlink"/>
-            </w:rPr>
-            <w:t>.</w:t>
-          </w:r>
-        </w:hyperlink>
-      </w:r>
-      <w:r>
-        <w:rPr>
-          <w:u w:val="single" w:color="0000ff"/>
-          <w:rFonts w:ascii="Charis SIL Regular" w:hAnsi="Charis SIL Regular" w:eastAsia="Charis SIL Regular"/>
-          <w:b w:val="0"/>
-          <w:i w:val="0"/>
-          <w:color w:val="000000"/>
-          <w:sz w:val="24"/>
-        </w:rPr>
-        <w:hyperlink r:id="rId15" w:history="1">
-          <w:r>
-            <w:rPr>
-              <w:rStyle w:val="Hyperlink"/>
-            </w:rPr>
-            <w:t xml:space="preserve"> Various </w:t>
-          </w:r>
-        </w:hyperlink>
+        <w:t xml:space="preserve">aterial. Various </w:t>
       </w:r>
       <w:r>
         <w:rPr>
@@ -1823,14 +1817,7 @@
           <w:color w:val="000000"/>
           <w:sz w:val="24"/>
         </w:rPr>
-        <w:hyperlink r:id="rId14" w:history="1">
-          <w:r>
-            <w:rPr>
-              <w:rStyle w:val="Hyperlink"/>
-            </w:rPr>
-            <w:t xml:space="preserve"> be </w:t>
-          </w:r>
-        </w:hyperlink>
+        <w:t xml:space="preserve"> be </w:t>
       </w:r>
       <w:r>
         <w:rPr>

--- a/EXPORTS/DOCX/published/niveau3/English/UniversiteitsbibliotheekLeiden.docx
+++ b/EXPORTS/DOCX/published/niveau3/English/UniversiteitsbibliotheekLeiden.docx
@@ -599,14 +599,7 @@
           <w:sz w:val="24"/>
           <w:u w:val="single"/>
         </w:rPr>
-        <w:hyperlink r:id="rId11" w:history="1">
-          <w:r>
-            <w:rPr>
-              <w:rStyle w:val="Hyperlink"/>
-            </w:rPr>
-            <w:t>Royal</w:t>
-          </w:r>
-        </w:hyperlink>
+        <w:t>Royal Netherlands Instit</w:t>
       </w:r>
       <w:r>
         <w:rPr>
@@ -617,65 +610,7 @@
           <w:sz w:val="24"/>
           <w:u w:val="single"/>
         </w:rPr>
-        <w:t xml:space="preserve"> </w:t>
-      </w:r>
-      <w:r>
-        <w:rPr>
-          <w:rFonts w:ascii="Charis SIL Regular" w:hAnsi="Charis SIL Regular" w:eastAsia="Charis SIL Regular"/>
-          <w:b w:val="0"/>
-          <w:i w:val="0"/>
-          <w:color w:val="0000FF"/>
-          <w:sz w:val="24"/>
-          <w:u w:val="single"/>
-        </w:rPr>
-        <w:hyperlink r:id="rId11" w:history="1">
-          <w:r>
-            <w:rPr>
-              <w:rStyle w:val="Hyperlink"/>
-            </w:rPr>
-            <w:t>Netherlands</w:t>
-          </w:r>
-        </w:hyperlink>
-      </w:r>
-      <w:r>
-        <w:rPr>
-          <w:rFonts w:ascii="Charis SIL Regular" w:hAnsi="Charis SIL Regular" w:eastAsia="Charis SIL Regular"/>
-          <w:b w:val="0"/>
-          <w:i w:val="0"/>
-          <w:color w:val="0000FF"/>
-          <w:sz w:val="24"/>
-          <w:u w:val="single"/>
-        </w:rPr>
-        <w:t xml:space="preserve"> </w:t>
-      </w:r>
-      <w:r>
-        <w:rPr>
-          <w:rFonts w:ascii="Charis SIL Regular" w:hAnsi="Charis SIL Regular" w:eastAsia="Charis SIL Regular"/>
-          <w:b w:val="0"/>
-          <w:i w:val="0"/>
-          <w:color w:val="0000FF"/>
-          <w:sz w:val="24"/>
-          <w:u w:val="single"/>
-        </w:rPr>
-        <w:hyperlink r:id="rId11" w:history="1">
-          <w:r>
-            <w:rPr>
-              <w:rStyle w:val="Hyperlink"/>
-            </w:rPr>
-            <w:t>Instit</w:t>
-          </w:r>
-        </w:hyperlink>
-      </w:r>
-      <w:r>
-        <w:rPr>
-          <w:rFonts w:ascii="Charis SIL Regular" w:hAnsi="Charis SIL Regular" w:eastAsia="Charis SIL Regular"/>
-          <w:b w:val="0"/>
-          <w:i w:val="0"/>
-          <w:color w:val="0000FF"/>
-          <w:sz w:val="24"/>
-          <w:u w:val="single"/>
-        </w:rPr>
-        <w:hyperlink r:id="rId11" w:history="1">
+        <w:hyperlink r:id="rId10" w:history="1">
           <w:r>
             <w:rPr>
               <w:rStyle w:val="Hyperlink"/>
@@ -863,7 +798,7 @@
           <w:sz w:val="24"/>
           <w:u w:val="single"/>
         </w:rPr>
-        <w:hyperlink r:id="rId10" w:history="1">
+        <w:hyperlink r:id="rId11" w:history="1">
           <w:r>
             <w:rPr>
               <w:rStyle w:val="Hyperlink"/>
@@ -892,7 +827,7 @@
           <w:sz w:val="24"/>
           <w:u w:val="single"/>
         </w:rPr>
-        <w:hyperlink r:id="rId10" w:history="1">
+        <w:hyperlink r:id="rId11" w:history="1">
           <w:r>
             <w:rPr>
               <w:rStyle w:val="Hyperlink"/>
@@ -945,143 +880,7 @@
           <w:color w:val="000000"/>
           <w:sz w:val="24"/>
         </w:rPr>
-        <w:t xml:space="preserve"> (KITLV) in 2013 an</w:t>
-      </w:r>
-      <w:r>
-        <w:rPr>
-          <w:u w:val="single" w:color="0000ff"/>
-          <w:rFonts w:ascii="Charis SIL Regular" w:hAnsi="Charis SIL Regular" w:eastAsia="Charis SIL Regular"/>
-          <w:b w:val="0"/>
-          <w:i w:val="0"/>
-          <w:color w:val="000000"/>
-          <w:sz w:val="24"/>
-        </w:rPr>
-        <w:hyperlink r:id="rId11" w:history="1">
-          <w:r>
-            <w:rPr>
-              <w:rStyle w:val="Hyperlink"/>
-            </w:rPr>
-            <w:t>d 201</w:t>
-          </w:r>
-        </w:hyperlink>
-      </w:r>
-      <w:r>
-        <w:rPr>
-          <w:u w:val="single" w:color="0000ff"/>
-          <w:rFonts w:ascii="Charis SIL Regular" w:hAnsi="Charis SIL Regular" w:eastAsia="Charis SIL Regular"/>
-          <w:b w:val="0"/>
-          <w:i w:val="0"/>
-          <w:color w:val="000000"/>
-          <w:sz w:val="24"/>
-        </w:rPr>
-        <w:hyperlink r:id="rId11" w:history="1">
-          <w:r>
-            <w:rPr>
-              <w:rStyle w:val="Hyperlink"/>
-            </w:rPr>
-            <w:t>4, respective</w:t>
-          </w:r>
-        </w:hyperlink>
-      </w:r>
-      <w:r>
-        <w:rPr>
-          <w:u w:val="single" w:color="0000ff"/>
-          <w:rFonts w:ascii="Charis SIL Regular" w:hAnsi="Charis SIL Regular" w:eastAsia="Charis SIL Regular"/>
-          <w:b w:val="0"/>
-          <w:i w:val="0"/>
-          <w:color w:val="000000"/>
-          <w:sz w:val="24"/>
-        </w:rPr>
-        <w:hyperlink r:id="rId11" w:history="1">
-          <w:r>
-            <w:rPr>
-              <w:rStyle w:val="Hyperlink"/>
-            </w:rPr>
-            <w:t>l</w:t>
-          </w:r>
-        </w:hyperlink>
-      </w:r>
-      <w:r>
-        <w:rPr>
-          <w:u w:val="single" w:color="0000ff"/>
-          <w:rFonts w:ascii="Charis SIL Regular" w:hAnsi="Charis SIL Regular" w:eastAsia="Charis SIL Regular"/>
-          <w:b w:val="0"/>
-          <w:i w:val="0"/>
-          <w:color w:val="000000"/>
-          <w:sz w:val="24"/>
-        </w:rPr>
-        <w:hyperlink r:id="rId11" w:history="1">
-          <w:r>
-            <w:rPr>
-              <w:rStyle w:val="Hyperlink"/>
-            </w:rPr>
-            <w:t>y. The li</w:t>
-          </w:r>
-        </w:hyperlink>
-      </w:r>
-      <w:r>
-        <w:rPr>
-          <w:u w:val="single" w:color="0000ff"/>
-          <w:rFonts w:ascii="Charis SIL Regular" w:hAnsi="Charis SIL Regular" w:eastAsia="Charis SIL Regular"/>
-          <w:b w:val="0"/>
-          <w:i w:val="0"/>
-          <w:color w:val="000000"/>
-          <w:sz w:val="24"/>
-        </w:rPr>
-        <w:hyperlink r:id="rId11" w:history="1">
-          <w:r>
-            <w:rPr>
-              <w:rStyle w:val="Hyperlink"/>
-            </w:rPr>
-            <w:t>br</w:t>
-          </w:r>
-        </w:hyperlink>
-      </w:r>
-      <w:r>
-        <w:rPr>
-          <w:u w:val="single" w:color="0000ff"/>
-          <w:rFonts w:ascii="Charis SIL Regular" w:hAnsi="Charis SIL Regular" w:eastAsia="Charis SIL Regular"/>
-          <w:b w:val="0"/>
-          <w:i w:val="0"/>
-          <w:color w:val="000000"/>
-          <w:sz w:val="24"/>
-        </w:rPr>
-        <w:hyperlink r:id="rId11" w:history="1">
-          <w:r>
-            <w:rPr>
-              <w:rStyle w:val="Hyperlink"/>
-            </w:rPr>
-            <w:t>a</w:t>
-          </w:r>
-        </w:hyperlink>
-      </w:r>
-      <w:r>
-        <w:rPr>
-          <w:u w:val="single" w:color="0000ff"/>
-          <w:rFonts w:ascii="Charis SIL Regular" w:hAnsi="Charis SIL Regular" w:eastAsia="Charis SIL Regular"/>
-          <w:b w:val="0"/>
-          <w:i w:val="0"/>
-          <w:color w:val="000000"/>
-          <w:sz w:val="24"/>
-        </w:rPr>
-        <w:hyperlink r:id="rId11" w:history="1">
-          <w:r>
-            <w:rPr>
-              <w:rStyle w:val="Hyperlink"/>
-            </w:rPr>
-            <w:t xml:space="preserve">ry of the </w:t>
-          </w:r>
-        </w:hyperlink>
-      </w:r>
-      <w:r>
-        <w:rPr>
-          <w:rFonts w:ascii="Charis SIL Regular" w:hAnsi="Charis SIL Regular" w:eastAsia="Charis SIL Regular"/>
-          <w:b w:val="0"/>
-          <w:i w:val="0"/>
-          <w:color w:val="000000"/>
-          <w:sz w:val="24"/>
-        </w:rPr>
-        <w:t>N</w:t>
+        <w:t xml:space="preserve"> (KITLV) in 2013 and 2014, respectively. The library of the N</w:t>
       </w:r>
       <w:r>
         <w:rPr>
@@ -1721,7 +1520,50 @@
           <w:color w:val="000000"/>
           <w:sz w:val="24"/>
         </w:rPr>
-        <w:t xml:space="preserve">aterial. Various </w:t>
+        <w:hyperlink r:id="rId15" w:history="1">
+          <w:r>
+            <w:rPr>
+              <w:rStyle w:val="Hyperlink"/>
+            </w:rPr>
+            <w:t>aterial</w:t>
+          </w:r>
+        </w:hyperlink>
+      </w:r>
+      <w:r>
+        <w:rPr>
+          <w:u w:val="single" w:color="0000ff"/>
+          <w:rFonts w:ascii="Charis SIL Regular" w:hAnsi="Charis SIL Regular" w:eastAsia="Charis SIL Regular"/>
+          <w:b w:val="0"/>
+          <w:i w:val="0"/>
+          <w:color w:val="000000"/>
+          <w:sz w:val="24"/>
+        </w:rPr>
+        <w:hyperlink r:id="rId15" w:history="1">
+          <w:r>
+            <w:rPr>
+              <w:rStyle w:val="Hyperlink"/>
+            </w:rPr>
+            <w:t>.</w:t>
+          </w:r>
+        </w:hyperlink>
+      </w:r>
+      <w:r>
+        <w:rPr>
+          <w:u w:val="single" w:color="0000ff"/>
+          <w:rFonts w:ascii="Charis SIL Regular" w:hAnsi="Charis SIL Regular" w:eastAsia="Charis SIL Regular"/>
+          <w:b w:val="0"/>
+          <w:i w:val="0"/>
+          <w:color w:val="000000"/>
+          <w:sz w:val="24"/>
+        </w:rPr>
+        <w:hyperlink r:id="rId15" w:history="1">
+          <w:r>
+            <w:rPr>
+              <w:rStyle w:val="Hyperlink"/>
+            </w:rPr>
+            <w:t xml:space="preserve"> Various </w:t>
+          </w:r>
+        </w:hyperlink>
       </w:r>
       <w:r>
         <w:rPr>
@@ -1806,18 +1648,7 @@
           <w:color w:val="000000"/>
           <w:sz w:val="24"/>
         </w:rPr>
-        <w:t>special collections can also</w:t>
-      </w:r>
-      <w:r>
-        <w:rPr>
-          <w:u w:val="single" w:color="0000ff"/>
-          <w:rFonts w:ascii="Charis SIL Regular" w:hAnsi="Charis SIL Regular" w:eastAsia="Charis SIL Regular"/>
-          <w:b w:val="0"/>
-          <w:i w:val="0"/>
-          <w:color w:val="000000"/>
-          <w:sz w:val="24"/>
-        </w:rPr>
-        <w:t xml:space="preserve"> be </w:t>
+        <w:t xml:space="preserve">special collections can also be </w:t>
       </w:r>
       <w:r>
         <w:rPr>

--- a/EXPORTS/DOCX/published/niveau3/English/UniversiteitsbibliotheekLeiden.docx
+++ b/EXPORTS/DOCX/published/niveau3/English/UniversiteitsbibliotheekLeiden.docx
@@ -599,7 +599,72 @@
           <w:sz w:val="24"/>
           <w:u w:val="single"/>
         </w:rPr>
-        <w:t>Royal Netherlands Instit</w:t>
+        <w:hyperlink r:id="rId11" w:history="1">
+          <w:r>
+            <w:rPr>
+              <w:rStyle w:val="Hyperlink"/>
+            </w:rPr>
+            <w:t>Royal</w:t>
+          </w:r>
+        </w:hyperlink>
+      </w:r>
+      <w:r>
+        <w:rPr>
+          <w:rFonts w:ascii="Charis SIL Regular" w:hAnsi="Charis SIL Regular" w:eastAsia="Charis SIL Regular"/>
+          <w:b w:val="0"/>
+          <w:i w:val="0"/>
+          <w:color w:val="0000FF"/>
+          <w:sz w:val="24"/>
+          <w:u w:val="single"/>
+        </w:rPr>
+        <w:t xml:space="preserve"> </w:t>
+      </w:r>
+      <w:r>
+        <w:rPr>
+          <w:rFonts w:ascii="Charis SIL Regular" w:hAnsi="Charis SIL Regular" w:eastAsia="Charis SIL Regular"/>
+          <w:b w:val="0"/>
+          <w:i w:val="0"/>
+          <w:color w:val="0000FF"/>
+          <w:sz w:val="24"/>
+          <w:u w:val="single"/>
+        </w:rPr>
+        <w:hyperlink r:id="rId11" w:history="1">
+          <w:r>
+            <w:rPr>
+              <w:rStyle w:val="Hyperlink"/>
+            </w:rPr>
+            <w:t>Netherlands</w:t>
+          </w:r>
+        </w:hyperlink>
+      </w:r>
+      <w:r>
+        <w:rPr>
+          <w:rFonts w:ascii="Charis SIL Regular" w:hAnsi="Charis SIL Regular" w:eastAsia="Charis SIL Regular"/>
+          <w:b w:val="0"/>
+          <w:i w:val="0"/>
+          <w:color w:val="0000FF"/>
+          <w:sz w:val="24"/>
+          <w:u w:val="single"/>
+        </w:rPr>
+        <w:t xml:space="preserve"> </w:t>
+      </w:r>
+      <w:r>
+        <w:rPr>
+          <w:rFonts w:ascii="Charis SIL Regular" w:hAnsi="Charis SIL Regular" w:eastAsia="Charis SIL Regular"/>
+          <w:b w:val="0"/>
+          <w:i w:val="0"/>
+          <w:color w:val="0000FF"/>
+          <w:sz w:val="24"/>
+          <w:u w:val="single"/>
+        </w:rPr>
+        <w:hyperlink r:id="rId11" w:history="1">
+          <w:r>
+            <w:rPr>
+              <w:rStyle w:val="Hyperlink"/>
+            </w:rPr>
+            <w:t>Instit</w:t>
+          </w:r>
+        </w:hyperlink>
       </w:r>
       <w:r>
         <w:rPr>
@@ -639,7 +704,7 @@
           <w:sz w:val="24"/>
           <w:u w:val="single"/>
         </w:rPr>
-        <w:hyperlink r:id="rId11" w:history="1">
+        <w:hyperlink r:id="rId10" w:history="1">
           <w:r>
             <w:rPr>
               <w:rStyle w:val="Hyperlink"/>
@@ -668,7 +733,7 @@
           <w:sz w:val="24"/>
           <w:u w:val="single"/>
         </w:rPr>
-        <w:hyperlink r:id="rId11" w:history="1">
+        <w:hyperlink r:id="rId10" w:history="1">
           <w:r>
             <w:rPr>
               <w:rStyle w:val="Hyperlink"/>
@@ -686,7 +751,7 @@
           <w:sz w:val="24"/>
           <w:u w:val="single"/>
         </w:rPr>
-        <w:hyperlink r:id="rId11" w:history="1">
+        <w:hyperlink r:id="rId10" w:history="1">
           <w:r>
             <w:rPr>
               <w:rStyle w:val="Hyperlink"/>
@@ -715,7 +780,7 @@
           <w:sz w:val="24"/>
           <w:u w:val="single"/>
         </w:rPr>
-        <w:hyperlink r:id="rId11" w:history="1">
+        <w:hyperlink r:id="rId10" w:history="1">
           <w:r>
             <w:rPr>
               <w:rStyle w:val="Hyperlink"/>
@@ -733,7 +798,7 @@
           <w:sz w:val="24"/>
           <w:u w:val="single"/>
         </w:rPr>
-        <w:hyperlink r:id="rId11" w:history="1">
+        <w:hyperlink r:id="rId10" w:history="1">
           <w:r>
             <w:rPr>
               <w:rStyle w:val="Hyperlink"/>
@@ -751,7 +816,7 @@
           <w:sz w:val="24"/>
           <w:u w:val="single"/>
         </w:rPr>
-        <w:hyperlink r:id="rId11" w:history="1">
+        <w:hyperlink r:id="rId10" w:history="1">
           <w:r>
             <w:rPr>
               <w:rStyle w:val="Hyperlink"/>
@@ -780,7 +845,7 @@
           <w:sz w:val="24"/>
           <w:u w:val="single"/>
         </w:rPr>
-        <w:hyperlink r:id="rId11" w:history="1">
+        <w:hyperlink r:id="rId10" w:history="1">
           <w:r>
             <w:rPr>
               <w:rStyle w:val="Hyperlink"/>
@@ -798,7 +863,7 @@
           <w:sz w:val="24"/>
           <w:u w:val="single"/>
         </w:rPr>
-        <w:hyperlink r:id="rId11" w:history="1">
+        <w:hyperlink r:id="rId10" w:history="1">
           <w:r>
             <w:rPr>
               <w:rStyle w:val="Hyperlink"/>
@@ -827,7 +892,7 @@
           <w:sz w:val="24"/>
           <w:u w:val="single"/>
         </w:rPr>
-        <w:hyperlink r:id="rId11" w:history="1">
+        <w:hyperlink r:id="rId10" w:history="1">
           <w:r>
             <w:rPr>
               <w:rStyle w:val="Hyperlink"/>
@@ -880,7 +945,144 @@
           <w:color w:val="000000"/>
           <w:sz w:val="24"/>
         </w:rPr>
-        <w:t xml:space="preserve"> (KITLV) in 2013 and 2014, respectively. The library of the N</w:t>
+        <w:t xml:space="preserve"> (KITLV) in 2013 an</w:t>
+      </w:r>
+      <w:r>
+        <w:rPr>
+          <w:u w:val="single" w:color="0000ff"/>
+          <w:rFonts w:ascii="Charis SIL Regular" w:hAnsi="Charis SIL Regular" w:eastAsia="Charis SIL Regular"/>
+          <w:b w:val="0"/>
+          <w:i w:val="0"/>
+          <w:color w:val="000000"/>
+          <w:sz w:val="24"/>
+        </w:rPr>
+        <w:hyperlink r:id="rId11" w:history="1">
+          <w:r>
+            <w:rPr>
+              <w:rStyle w:val="Hyperlink"/>
+            </w:rPr>
+            <w:t>d 201</w:t>
+          </w:r>
+        </w:hyperlink>
+      </w:r>
+      <w:r>
+        <w:rPr>
+          <w:u w:val="single" w:color="0000ff"/>
+          <w:rFonts w:ascii="Charis SIL Regular" w:hAnsi="Charis SIL Regular" w:eastAsia="Charis SIL Regular"/>
+          <w:b w:val="0"/>
+          <w:i w:val="0"/>
+          <w:color w:val="000000"/>
+          <w:sz w:val="24"/>
+        </w:rPr>
+        <w:hyperlink r:id="rId11" w:history="1">
+          <w:r>
+            <w:rPr>
+              <w:rStyle w:val="Hyperlink"/>
+            </w:rPr>
+            <w:t>4, respective</w:t>
+          </w:r>
+        </w:hyperlink>
+      </w:r>
+      <w:r>
+        <w:rPr>
+          <w:u w:val="single" w:color="0000ff"/>
+          <w:rFonts w:ascii="Charis SIL Regular" w:hAnsi="Charis SIL Regular" w:eastAsia="Charis SIL Regular"/>
+          <w:b w:val="0"/>
+          <w:i w:val="0"/>
+          <w:color w:val="000000"/>
+          <w:sz w:val="24"/>
+        </w:rPr>
+        <w:hyperlink r:id="rId11" w:history="1">
+          <w:r>
+            <w:rPr>
+              <w:rStyle w:val="Hyperlink"/>
+            </w:rPr>
+            <w:t>l</w:t>
+          </w:r>
+        </w:hyperlink>
+      </w:r>
+      <w:r>
+        <w:rPr>
+          <w:u w:val="single" w:color="0000ff"/>
+          <w:rFonts w:ascii="Charis SIL Regular" w:hAnsi="Charis SIL Regular" w:eastAsia="Charis SIL Regular"/>
+          <w:b w:val="0"/>
+          <w:i w:val="0"/>
+          <w:color w:val="000000"/>
+          <w:sz w:val="24"/>
+        </w:rPr>
+        <w:hyperlink r:id="rId11" w:history="1">
+          <w:r>
+            <w:rPr>
+              <w:rStyle w:val="Hyperlink"/>
+            </w:rPr>
+            <w:t>y. The li</w:t>
+          </w:r>
+        </w:hyperlink>
+      </w:r>
+      <w:r>
+        <w:rPr>
+          <w:u w:val="single" w:color="0000ff"/>
+          <w:rFonts w:ascii="Charis SIL Regular" w:hAnsi="Charis SIL Regular" w:eastAsia="Charis SIL Regular"/>
+          <w:b w:val="0"/>
+          <w:i w:val="0"/>
+          <w:color w:val="000000"/>
+          <w:sz w:val="24"/>
+        </w:rPr>
+        <w:hyperlink r:id="rId11" w:history="1">
+          <w:r>
+            <w:rPr>
+              <w:rStyle w:val="Hyperlink"/>
+            </w:rPr>
+            <w:t>br</w:t>
+          </w:r>
+        </w:hyperlink>
+      </w:r>
+      <w:r>
+        <w:rPr>
+          <w:u w:val="single" w:color="0000ff"/>
+          <w:rFonts w:ascii="Charis SIL Regular" w:hAnsi="Charis SIL Regular" w:eastAsia="Charis SIL Regular"/>
+          <w:b w:val="0"/>
+          <w:i w:val="0"/>
+          <w:color w:val="000000"/>
+          <w:sz w:val="24"/>
+        </w:rPr>
+        <w:hyperlink r:id="rId11" w:history="1">
+          <w:r>
+            <w:rPr>
+              <w:rStyle w:val="Hyperlink"/>
+            </w:rPr>
+            <w:t>a</w:t>
+          </w:r>
+        </w:hyperlink>
+      </w:r>
+      <w:r>
+        <w:rPr>
+          <w:u w:val="single" w:color="0000ff"/>
+          <w:rFonts w:ascii="Charis SIL Regular" w:hAnsi="Charis SIL Regular" w:eastAsia="Charis SIL Regular"/>
+          <w:b w:val="0"/>
+          <w:i w:val="0"/>
+          <w:color w:val="000000"/>
+          <w:sz w:val="24"/>
+        </w:rPr>
+        <w:hyperlink r:id="rId11" w:history="1">
+          <w:r>
+            <w:rPr>
+              <w:rStyle w:val="Hyperlink"/>
+            </w:rPr>
+            <w:t xml:space="preserve">ry of the </w:t>
+          </w:r>
+        </w:hyperlink>
+      </w:r>
+      <w:r>
+        <w:rPr>
+          <w:u w:val="single" w:color="0000ff"/>
+          <w:rFonts w:ascii="Charis SIL Regular" w:hAnsi="Charis SIL Regular" w:eastAsia="Charis SIL Regular"/>
+          <w:b w:val="0"/>
+          <w:i w:val="0"/>
+          <w:color w:val="000000"/>
+          <w:sz w:val="24"/>
+        </w:rPr>
+        <w:t>N</w:t>
       </w:r>
       <w:r>
         <w:rPr>
@@ -1273,24 +1475,13 @@
       </w:r>
       <w:r>
         <w:rPr>
-          <w:u w:val="single" w:color="0000ff"/>
           <w:rFonts w:ascii="Charis SIL Regular" w:hAnsi="Charis SIL Regular" w:eastAsia="Charis SIL Regular"/>
           <w:b w:val="0"/>
           <w:i w:val="0"/>
           <w:color w:val="000000"/>
           <w:sz w:val="24"/>
         </w:rPr>
-        <w:t>s</w:t>
-      </w:r>
-      <w:r>
-        <w:rPr>
-          <w:rFonts w:ascii="Charis SIL Regular" w:hAnsi="Charis SIL Regular" w:eastAsia="Charis SIL Regular"/>
-          <w:b w:val="0"/>
-          <w:i w:val="0"/>
-          <w:color w:val="000000"/>
-          <w:sz w:val="24"/>
-        </w:rPr>
-        <w:t xml:space="preserve"> and </w:t>
+        <w:t xml:space="preserve">s and </w:t>
       </w:r>
       <w:r>
         <w:rPr>
@@ -1549,7 +1740,6 @@
       </w:r>
       <w:r>
         <w:rPr>
-          <w:u w:val="single" w:color="0000ff"/>
           <w:rFonts w:ascii="Charis SIL Regular" w:hAnsi="Charis SIL Regular" w:eastAsia="Charis SIL Regular"/>
           <w:b w:val="0"/>
           <w:i w:val="0"/>
@@ -1648,7 +1838,24 @@
           <w:color w:val="000000"/>
           <w:sz w:val="24"/>
         </w:rPr>
-        <w:t xml:space="preserve">special collections can also be </w:t>
+        <w:t>special collections can also</w:t>
+      </w:r>
+      <w:r>
+        <w:rPr>
+          <w:rFonts w:ascii="Charis SIL Regular" w:hAnsi="Charis SIL Regular" w:eastAsia="Charis SIL Regular"/>
+          <w:b w:val="0"/>
+          <w:i w:val="0"/>
+          <w:color w:val="000000"/>
+          <w:sz w:val="24"/>
+        </w:rPr>
+        <w:hyperlink r:id="rId14" w:history="1">
+          <w:r>
+            <w:rPr>
+              <w:rStyle w:val="Hyperlink"/>
+            </w:rPr>
+            <w:t xml:space="preserve"> be </w:t>
+          </w:r>
+        </w:hyperlink>
       </w:r>
       <w:r>
         <w:rPr>

--- a/EXPORTS/DOCX/published/niveau3/English/UniversiteitsbibliotheekLeiden.docx
+++ b/EXPORTS/DOCX/published/niveau3/English/UniversiteitsbibliotheekLeiden.docx
@@ -675,7 +675,7 @@
           <w:sz w:val="24"/>
           <w:u w:val="single"/>
         </w:rPr>
-        <w:hyperlink r:id="rId10" w:history="1">
+        <w:hyperlink r:id="rId11" w:history="1">
           <w:r>
             <w:rPr>
               <w:rStyle w:val="Hyperlink"/>
@@ -704,7 +704,7 @@
           <w:sz w:val="24"/>
           <w:u w:val="single"/>
         </w:rPr>
-        <w:hyperlink r:id="rId10" w:history="1">
+        <w:hyperlink r:id="rId11" w:history="1">
           <w:r>
             <w:rPr>
               <w:rStyle w:val="Hyperlink"/>
@@ -733,7 +733,7 @@
           <w:sz w:val="24"/>
           <w:u w:val="single"/>
         </w:rPr>
-        <w:hyperlink r:id="rId10" w:history="1">
+        <w:hyperlink r:id="rId11" w:history="1">
           <w:r>
             <w:rPr>
               <w:rStyle w:val="Hyperlink"/>
@@ -751,7 +751,7 @@
           <w:sz w:val="24"/>
           <w:u w:val="single"/>
         </w:rPr>
-        <w:hyperlink r:id="rId10" w:history="1">
+        <w:hyperlink r:id="rId11" w:history="1">
           <w:r>
             <w:rPr>
               <w:rStyle w:val="Hyperlink"/>
@@ -780,7 +780,7 @@
           <w:sz w:val="24"/>
           <w:u w:val="single"/>
         </w:rPr>
-        <w:hyperlink r:id="rId10" w:history="1">
+        <w:hyperlink r:id="rId11" w:history="1">
           <w:r>
             <w:rPr>
               <w:rStyle w:val="Hyperlink"/>
@@ -798,7 +798,7 @@
           <w:sz w:val="24"/>
           <w:u w:val="single"/>
         </w:rPr>
-        <w:hyperlink r:id="rId10" w:history="1">
+        <w:hyperlink r:id="rId11" w:history="1">
           <w:r>
             <w:rPr>
               <w:rStyle w:val="Hyperlink"/>
@@ -816,7 +816,7 @@
           <w:sz w:val="24"/>
           <w:u w:val="single"/>
         </w:rPr>
-        <w:hyperlink r:id="rId10" w:history="1">
+        <w:hyperlink r:id="rId11" w:history="1">
           <w:r>
             <w:rPr>
               <w:rStyle w:val="Hyperlink"/>
@@ -845,7 +845,7 @@
           <w:sz w:val="24"/>
           <w:u w:val="single"/>
         </w:rPr>
-        <w:hyperlink r:id="rId10" w:history="1">
+        <w:hyperlink r:id="rId11" w:history="1">
           <w:r>
             <w:rPr>
               <w:rStyle w:val="Hyperlink"/>
@@ -863,7 +863,7 @@
           <w:sz w:val="24"/>
           <w:u w:val="single"/>
         </w:rPr>
-        <w:hyperlink r:id="rId10" w:history="1">
+        <w:hyperlink r:id="rId11" w:history="1">
           <w:r>
             <w:rPr>
               <w:rStyle w:val="Hyperlink"/>
@@ -892,7 +892,7 @@
           <w:sz w:val="24"/>
           <w:u w:val="single"/>
         </w:rPr>
-        <w:hyperlink r:id="rId10" w:history="1">
+        <w:hyperlink r:id="rId11" w:history="1">
           <w:r>
             <w:rPr>
               <w:rStyle w:val="Hyperlink"/>
@@ -945,79 +945,7 @@
           <w:color w:val="000000"/>
           <w:sz w:val="24"/>
         </w:rPr>
-        <w:t xml:space="preserve"> (KITLV) in 2013 an</w:t>
-      </w:r>
-      <w:r>
-        <w:rPr>
-          <w:u w:val="single" w:color="0000ff"/>
-          <w:rFonts w:ascii="Charis SIL Regular" w:hAnsi="Charis SIL Regular" w:eastAsia="Charis SIL Regular"/>
-          <w:b w:val="0"/>
-          <w:i w:val="0"/>
-          <w:color w:val="000000"/>
-          <w:sz w:val="24"/>
-        </w:rPr>
-        <w:hyperlink r:id="rId11" w:history="1">
-          <w:r>
-            <w:rPr>
-              <w:rStyle w:val="Hyperlink"/>
-            </w:rPr>
-            <w:t>d 201</w:t>
-          </w:r>
-        </w:hyperlink>
-      </w:r>
-      <w:r>
-        <w:rPr>
-          <w:u w:val="single" w:color="0000ff"/>
-          <w:rFonts w:ascii="Charis SIL Regular" w:hAnsi="Charis SIL Regular" w:eastAsia="Charis SIL Regular"/>
-          <w:b w:val="0"/>
-          <w:i w:val="0"/>
-          <w:color w:val="000000"/>
-          <w:sz w:val="24"/>
-        </w:rPr>
-        <w:hyperlink r:id="rId11" w:history="1">
-          <w:r>
-            <w:rPr>
-              <w:rStyle w:val="Hyperlink"/>
-            </w:rPr>
-            <w:t>4, respective</w:t>
-          </w:r>
-        </w:hyperlink>
-      </w:r>
-      <w:r>
-        <w:rPr>
-          <w:u w:val="single" w:color="0000ff"/>
-          <w:rFonts w:ascii="Charis SIL Regular" w:hAnsi="Charis SIL Regular" w:eastAsia="Charis SIL Regular"/>
-          <w:b w:val="0"/>
-          <w:i w:val="0"/>
-          <w:color w:val="000000"/>
-          <w:sz w:val="24"/>
-        </w:rPr>
-        <w:hyperlink r:id="rId11" w:history="1">
-          <w:r>
-            <w:rPr>
-              <w:rStyle w:val="Hyperlink"/>
-            </w:rPr>
-            <w:t>l</w:t>
-          </w:r>
-        </w:hyperlink>
-      </w:r>
-      <w:r>
-        <w:rPr>
-          <w:u w:val="single" w:color="0000ff"/>
-          <w:rFonts w:ascii="Charis SIL Regular" w:hAnsi="Charis SIL Regular" w:eastAsia="Charis SIL Regular"/>
-          <w:b w:val="0"/>
-          <w:i w:val="0"/>
-          <w:color w:val="000000"/>
-          <w:sz w:val="24"/>
-        </w:rPr>
-        <w:hyperlink r:id="rId11" w:history="1">
-          <w:r>
-            <w:rPr>
-              <w:rStyle w:val="Hyperlink"/>
-            </w:rPr>
-            <w:t>y. The li</w:t>
-          </w:r>
-        </w:hyperlink>
+        <w:t xml:space="preserve"> (KITLV) in 2013 and 2014, respectively. The li</w:t>
       </w:r>
       <w:r>
         <w:rPr>
@@ -1075,7 +1003,6 @@
       </w:r>
       <w:r>
         <w:rPr>
-          <w:u w:val="single" w:color="0000ff"/>
           <w:rFonts w:ascii="Charis SIL Regular" w:hAnsi="Charis SIL Regular" w:eastAsia="Charis SIL Regular"/>
           <w:b w:val="0"/>
           <w:i w:val="0"/>
@@ -1475,13 +1402,24 @@
       </w:r>
       <w:r>
         <w:rPr>
+          <w:u w:val="single" w:color="0000ff"/>
           <w:rFonts w:ascii="Charis SIL Regular" w:hAnsi="Charis SIL Regular" w:eastAsia="Charis SIL Regular"/>
           <w:b w:val="0"/>
           <w:i w:val="0"/>
           <w:color w:val="000000"/>
           <w:sz w:val="24"/>
         </w:rPr>
-        <w:t xml:space="preserve">s and </w:t>
+        <w:t>s</w:t>
+      </w:r>
+      <w:r>
+        <w:rPr>
+          <w:rFonts w:ascii="Charis SIL Regular" w:hAnsi="Charis SIL Regular" w:eastAsia="Charis SIL Regular"/>
+          <w:b w:val="0"/>
+          <w:i w:val="0"/>
+          <w:color w:val="000000"/>
+          <w:sz w:val="24"/>
+        </w:rPr>
+        <w:t xml:space="preserve"> and </w:t>
       </w:r>
       <w:r>
         <w:rPr>
@@ -1711,49 +1649,7 @@
           <w:color w:val="000000"/>
           <w:sz w:val="24"/>
         </w:rPr>
-        <w:hyperlink r:id="rId15" w:history="1">
-          <w:r>
-            <w:rPr>
-              <w:rStyle w:val="Hyperlink"/>
-            </w:rPr>
-            <w:t>aterial</w:t>
-          </w:r>
-        </w:hyperlink>
-      </w:r>
-      <w:r>
-        <w:rPr>
-          <w:u w:val="single" w:color="0000ff"/>
-          <w:rFonts w:ascii="Charis SIL Regular" w:hAnsi="Charis SIL Regular" w:eastAsia="Charis SIL Regular"/>
-          <w:b w:val="0"/>
-          <w:i w:val="0"/>
-          <w:color w:val="000000"/>
-          <w:sz w:val="24"/>
-        </w:rPr>
-        <w:hyperlink r:id="rId15" w:history="1">
-          <w:r>
-            <w:rPr>
-              <w:rStyle w:val="Hyperlink"/>
-            </w:rPr>
-            <w:t>.</w:t>
-          </w:r>
-        </w:hyperlink>
-      </w:r>
-      <w:r>
-        <w:rPr>
-          <w:rFonts w:ascii="Charis SIL Regular" w:hAnsi="Charis SIL Regular" w:eastAsia="Charis SIL Regular"/>
-          <w:b w:val="0"/>
-          <w:i w:val="0"/>
-          <w:color w:val="000000"/>
-          <w:sz w:val="24"/>
-        </w:rPr>
-        <w:hyperlink r:id="rId15" w:history="1">
-          <w:r>
-            <w:rPr>
-              <w:rStyle w:val="Hyperlink"/>
-            </w:rPr>
-            <w:t xml:space="preserve"> Various </w:t>
-          </w:r>
-        </w:hyperlink>
+        <w:t xml:space="preserve">aterial. Various </w:t>
       </w:r>
       <w:r>
         <w:rPr>
@@ -1842,20 +1738,14 @@
       </w:r>
       <w:r>
         <w:rPr>
+          <w:u w:val="single" w:color="0000ff"/>
           <w:rFonts w:ascii="Charis SIL Regular" w:hAnsi="Charis SIL Regular" w:eastAsia="Charis SIL Regular"/>
           <w:b w:val="0"/>
           <w:i w:val="0"/>
           <w:color w:val="000000"/>
           <w:sz w:val="24"/>
         </w:rPr>
-        <w:hyperlink r:id="rId14" w:history="1">
-          <w:r>
-            <w:rPr>
-              <w:rStyle w:val="Hyperlink"/>
-            </w:rPr>
-            <w:t xml:space="preserve"> be </w:t>
-          </w:r>
-        </w:hyperlink>
+        <w:t xml:space="preserve"> be </w:t>
       </w:r>
       <w:r>
         <w:rPr>

--- a/EXPORTS/DOCX/published/niveau3/English/UniversiteitsbibliotheekLeiden.docx
+++ b/EXPORTS/DOCX/published/niveau3/English/UniversiteitsbibliotheekLeiden.docx
@@ -628,14 +628,7 @@
           <w:sz w:val="24"/>
           <w:u w:val="single"/>
         </w:rPr>
-        <w:hyperlink r:id="rId11" w:history="1">
-          <w:r>
-            <w:rPr>
-              <w:rStyle w:val="Hyperlink"/>
-            </w:rPr>
-            <w:t>Netherlands</w:t>
-          </w:r>
-        </w:hyperlink>
+        <w:t>Netherlands Instit</w:t>
       </w:r>
       <w:r>
         <w:rPr>
@@ -646,36 +639,7 @@
           <w:sz w:val="24"/>
           <w:u w:val="single"/>
         </w:rPr>
-        <w:t xml:space="preserve"> </w:t>
-      </w:r>
-      <w:r>
-        <w:rPr>
-          <w:rFonts w:ascii="Charis SIL Regular" w:hAnsi="Charis SIL Regular" w:eastAsia="Charis SIL Regular"/>
-          <w:b w:val="0"/>
-          <w:i w:val="0"/>
-          <w:color w:val="0000FF"/>
-          <w:sz w:val="24"/>
-          <w:u w:val="single"/>
-        </w:rPr>
-        <w:hyperlink r:id="rId11" w:history="1">
-          <w:r>
-            <w:rPr>
-              <w:rStyle w:val="Hyperlink"/>
-            </w:rPr>
-            <w:t>Instit</w:t>
-          </w:r>
-        </w:hyperlink>
-      </w:r>
-      <w:r>
-        <w:rPr>
-          <w:rFonts w:ascii="Charis SIL Regular" w:hAnsi="Charis SIL Regular" w:eastAsia="Charis SIL Regular"/>
-          <w:b w:val="0"/>
-          <w:i w:val="0"/>
-          <w:color w:val="0000FF"/>
-          <w:sz w:val="24"/>
-          <w:u w:val="single"/>
-        </w:rPr>
-        <w:hyperlink r:id="rId11" w:history="1">
+        <w:hyperlink r:id="rId10" w:history="1">
           <w:r>
             <w:rPr>
               <w:rStyle w:val="Hyperlink"/>
@@ -704,7 +668,7 @@
           <w:sz w:val="24"/>
           <w:u w:val="single"/>
         </w:rPr>
-        <w:hyperlink r:id="rId11" w:history="1">
+        <w:hyperlink r:id="rId10" w:history="1">
           <w:r>
             <w:rPr>
               <w:rStyle w:val="Hyperlink"/>
@@ -733,7 +697,7 @@
           <w:sz w:val="24"/>
           <w:u w:val="single"/>
         </w:rPr>
-        <w:hyperlink r:id="rId11" w:history="1">
+        <w:hyperlink r:id="rId10" w:history="1">
           <w:r>
             <w:rPr>
               <w:rStyle w:val="Hyperlink"/>
@@ -751,7 +715,7 @@
           <w:sz w:val="24"/>
           <w:u w:val="single"/>
         </w:rPr>
-        <w:hyperlink r:id="rId11" w:history="1">
+        <w:hyperlink r:id="rId10" w:history="1">
           <w:r>
             <w:rPr>
               <w:rStyle w:val="Hyperlink"/>
@@ -780,7 +744,7 @@
           <w:sz w:val="24"/>
           <w:u w:val="single"/>
         </w:rPr>
-        <w:hyperlink r:id="rId11" w:history="1">
+        <w:hyperlink r:id="rId10" w:history="1">
           <w:r>
             <w:rPr>
               <w:rStyle w:val="Hyperlink"/>
@@ -798,7 +762,7 @@
           <w:sz w:val="24"/>
           <w:u w:val="single"/>
         </w:rPr>
-        <w:hyperlink r:id="rId11" w:history="1">
+        <w:hyperlink r:id="rId10" w:history="1">
           <w:r>
             <w:rPr>
               <w:rStyle w:val="Hyperlink"/>
@@ -816,7 +780,7 @@
           <w:sz w:val="24"/>
           <w:u w:val="single"/>
         </w:rPr>
-        <w:hyperlink r:id="rId11" w:history="1">
+        <w:hyperlink r:id="rId10" w:history="1">
           <w:r>
             <w:rPr>
               <w:rStyle w:val="Hyperlink"/>
@@ -845,7 +809,7 @@
           <w:sz w:val="24"/>
           <w:u w:val="single"/>
         </w:rPr>
-        <w:hyperlink r:id="rId11" w:history="1">
+        <w:hyperlink r:id="rId10" w:history="1">
           <w:r>
             <w:rPr>
               <w:rStyle w:val="Hyperlink"/>
@@ -863,7 +827,7 @@
           <w:sz w:val="24"/>
           <w:u w:val="single"/>
         </w:rPr>
-        <w:hyperlink r:id="rId11" w:history="1">
+        <w:hyperlink r:id="rId10" w:history="1">
           <w:r>
             <w:rPr>
               <w:rStyle w:val="Hyperlink"/>
@@ -892,7 +856,7 @@
           <w:sz w:val="24"/>
           <w:u w:val="single"/>
         </w:rPr>
-        <w:hyperlink r:id="rId11" w:history="1">
+        <w:hyperlink r:id="rId10" w:history="1">
           <w:r>
             <w:rPr>
               <w:rStyle w:val="Hyperlink"/>
@@ -945,7 +909,7 @@
           <w:color w:val="000000"/>
           <w:sz w:val="24"/>
         </w:rPr>
-        <w:t xml:space="preserve"> (KITLV) in 2013 and 2014, respectively. The li</w:t>
+        <w:t xml:space="preserve"> (KITLV) in 2013 an</w:t>
       </w:r>
       <w:r>
         <w:rPr>
@@ -956,132 +920,7 @@
           <w:color w:val="000000"/>
           <w:sz w:val="24"/>
         </w:rPr>
-        <w:hyperlink r:id="rId11" w:history="1">
-          <w:r>
-            <w:rPr>
-              <w:rStyle w:val="Hyperlink"/>
-            </w:rPr>
-            <w:t>br</w:t>
-          </w:r>
-        </w:hyperlink>
-      </w:r>
-      <w:r>
-        <w:rPr>
-          <w:u w:val="single" w:color="0000ff"/>
-          <w:rFonts w:ascii="Charis SIL Regular" w:hAnsi="Charis SIL Regular" w:eastAsia="Charis SIL Regular"/>
-          <w:b w:val="0"/>
-          <w:i w:val="0"/>
-          <w:color w:val="000000"/>
-          <w:sz w:val="24"/>
-        </w:rPr>
-        <w:hyperlink r:id="rId11" w:history="1">
-          <w:r>
-            <w:rPr>
-              <w:rStyle w:val="Hyperlink"/>
-            </w:rPr>
-            <w:t>a</w:t>
-          </w:r>
-        </w:hyperlink>
-      </w:r>
-      <w:r>
-        <w:rPr>
-          <w:u w:val="single" w:color="0000ff"/>
-          <w:rFonts w:ascii="Charis SIL Regular" w:hAnsi="Charis SIL Regular" w:eastAsia="Charis SIL Regular"/>
-          <w:b w:val="0"/>
-          <w:i w:val="0"/>
-          <w:color w:val="000000"/>
-          <w:sz w:val="24"/>
-        </w:rPr>
-        <w:hyperlink r:id="rId11" w:history="1">
-          <w:r>
-            <w:rPr>
-              <w:rStyle w:val="Hyperlink"/>
-            </w:rPr>
-            <w:t xml:space="preserve">ry of the </w:t>
-          </w:r>
-        </w:hyperlink>
-      </w:r>
-      <w:r>
-        <w:rPr>
-          <w:rFonts w:ascii="Charis SIL Regular" w:hAnsi="Charis SIL Regular" w:eastAsia="Charis SIL Regular"/>
-          <w:b w:val="0"/>
-          <w:i w:val="0"/>
-          <w:color w:val="000000"/>
-          <w:sz w:val="24"/>
-        </w:rPr>
-        <w:t>N</w:t>
-      </w:r>
-      <w:r>
-        <w:rPr>
-          <w:u w:val="single" w:color="0000ff"/>
-          <w:rFonts w:ascii="Charis SIL Regular" w:hAnsi="Charis SIL Regular" w:eastAsia="Charis SIL Regular"/>
-          <w:b w:val="0"/>
-          <w:i w:val="0"/>
-          <w:color w:val="000000"/>
-          <w:sz w:val="24"/>
-        </w:rPr>
-        <w:hyperlink r:id="rId11" w:history="1">
-          <w:r>
-            <w:rPr>
-              <w:rStyle w:val="Hyperlink"/>
-            </w:rPr>
-            <w:t>ether</w:t>
-          </w:r>
-        </w:hyperlink>
-      </w:r>
-      <w:r>
-        <w:rPr>
-          <w:u w:val="single" w:color="0000ff"/>
-          <w:rFonts w:ascii="Charis SIL Regular" w:hAnsi="Charis SIL Regular" w:eastAsia="Charis SIL Regular"/>
-          <w:b w:val="0"/>
-          <w:i w:val="0"/>
-          <w:color w:val="000000"/>
-          <w:sz w:val="24"/>
-        </w:rPr>
-        <w:hyperlink r:id="rId11" w:history="1">
-          <w:r>
-            <w:rPr>
-              <w:rStyle w:val="Hyperlink"/>
-            </w:rPr>
-            <w:t>l</w:t>
-          </w:r>
-        </w:hyperlink>
-      </w:r>
-      <w:r>
-        <w:rPr>
-          <w:u w:val="single" w:color="0000ff"/>
-          <w:rFonts w:ascii="Charis SIL Regular" w:hAnsi="Charis SIL Regular" w:eastAsia="Charis SIL Regular"/>
-          <w:b w:val="0"/>
-          <w:i w:val="0"/>
-          <w:color w:val="000000"/>
-          <w:sz w:val="24"/>
-        </w:rPr>
-        <w:hyperlink r:id="rId11" w:history="1">
-          <w:r>
-            <w:rPr>
-              <w:rStyle w:val="Hyperlink"/>
-            </w:rPr>
-            <w:t>and</w:t>
-          </w:r>
-        </w:hyperlink>
-      </w:r>
-      <w:r>
-        <w:rPr>
-          <w:u w:val="single" w:color="0000ff"/>
-          <w:rFonts w:ascii="Charis SIL Regular" w:hAnsi="Charis SIL Regular" w:eastAsia="Charis SIL Regular"/>
-          <w:b w:val="0"/>
-          <w:i w:val="0"/>
-          <w:color w:val="000000"/>
-          <w:sz w:val="24"/>
-        </w:rPr>
-        <w:hyperlink r:id="rId11" w:history="1">
-          <w:r>
-            <w:rPr>
-              <w:rStyle w:val="Hyperlink"/>
-            </w:rPr>
-            <w:t xml:space="preserve">s Institute </w:t>
-          </w:r>
-        </w:hyperlink>
+        <w:t xml:space="preserve">d 2014, respectively. The library of the Netherlands Institute </w:t>
       </w:r>
       <w:r>
         <w:rPr>
@@ -1649,7 +1488,50 @@
           <w:color w:val="000000"/>
           <w:sz w:val="24"/>
         </w:rPr>
-        <w:t xml:space="preserve">aterial. Various </w:t>
+        <w:hyperlink r:id="rId15" w:history="1">
+          <w:r>
+            <w:rPr>
+              <w:rStyle w:val="Hyperlink"/>
+            </w:rPr>
+            <w:t>aterial</w:t>
+          </w:r>
+        </w:hyperlink>
+      </w:r>
+      <w:r>
+        <w:rPr>
+          <w:u w:val="single" w:color="0000ff"/>
+          <w:rFonts w:ascii="Charis SIL Regular" w:hAnsi="Charis SIL Regular" w:eastAsia="Charis SIL Regular"/>
+          <w:b w:val="0"/>
+          <w:i w:val="0"/>
+          <w:color w:val="000000"/>
+          <w:sz w:val="24"/>
+        </w:rPr>
+        <w:hyperlink r:id="rId15" w:history="1">
+          <w:r>
+            <w:rPr>
+              <w:rStyle w:val="Hyperlink"/>
+            </w:rPr>
+            <w:t>.</w:t>
+          </w:r>
+        </w:hyperlink>
+      </w:r>
+      <w:r>
+        <w:rPr>
+          <w:u w:val="single" w:color="0000ff"/>
+          <w:rFonts w:ascii="Charis SIL Regular" w:hAnsi="Charis SIL Regular" w:eastAsia="Charis SIL Regular"/>
+          <w:b w:val="0"/>
+          <w:i w:val="0"/>
+          <w:color w:val="000000"/>
+          <w:sz w:val="24"/>
+        </w:rPr>
+        <w:hyperlink r:id="rId15" w:history="1">
+          <w:r>
+            <w:rPr>
+              <w:rStyle w:val="Hyperlink"/>
+            </w:rPr>
+            <w:t xml:space="preserve"> Various </w:t>
+          </w:r>
+        </w:hyperlink>
       </w:r>
       <w:r>
         <w:rPr>
@@ -1745,7 +1627,14 @@
           <w:color w:val="000000"/>
           <w:sz w:val="24"/>
         </w:rPr>
-        <w:t xml:space="preserve"> be </w:t>
+        <w:hyperlink r:id="rId14" w:history="1">
+          <w:r>
+            <w:rPr>
+              <w:rStyle w:val="Hyperlink"/>
+            </w:rPr>
+            <w:t xml:space="preserve"> be </w:t>
+          </w:r>
+        </w:hyperlink>
       </w:r>
       <w:r>
         <w:rPr>
@@ -1756,7 +1645,7 @@
           <w:sz w:val="24"/>
           <w:u w:val="single"/>
         </w:rPr>
-        <w:hyperlink r:id="rId14" w:history="1">
+        <w:hyperlink r:id="rId13" w:history="1">
           <w:r>
             <w:rPr>
               <w:rStyle w:val="Hyperlink"/>
@@ -1774,7 +1663,7 @@
           <w:sz w:val="24"/>
           <w:u w:val="single"/>
         </w:rPr>
-        <w:hyperlink r:id="rId14" w:history="1">
+        <w:hyperlink r:id="rId13" w:history="1">
           <w:r>
             <w:rPr>
               <w:rStyle w:val="Hyperlink"/>

--- a/EXPORTS/DOCX/published/niveau3/English/UniversiteitsbibliotheekLeiden.docx
+++ b/EXPORTS/DOCX/published/niveau3/English/UniversiteitsbibliotheekLeiden.docx
@@ -599,36 +599,7 @@
           <w:sz w:val="24"/>
           <w:u w:val="single"/>
         </w:rPr>
-        <w:hyperlink r:id="rId11" w:history="1">
-          <w:r>
-            <w:rPr>
-              <w:rStyle w:val="Hyperlink"/>
-            </w:rPr>
-            <w:t>Royal</w:t>
-          </w:r>
-        </w:hyperlink>
-      </w:r>
-      <w:r>
-        <w:rPr>
-          <w:rFonts w:ascii="Charis SIL Regular" w:hAnsi="Charis SIL Regular" w:eastAsia="Charis SIL Regular"/>
-          <w:b w:val="0"/>
-          <w:i w:val="0"/>
-          <w:color w:val="0000FF"/>
-          <w:sz w:val="24"/>
-          <w:u w:val="single"/>
-        </w:rPr>
-        <w:t xml:space="preserve"> </w:t>
-      </w:r>
-      <w:r>
-        <w:rPr>
-          <w:rFonts w:ascii="Charis SIL Regular" w:hAnsi="Charis SIL Regular" w:eastAsia="Charis SIL Regular"/>
-          <w:b w:val="0"/>
-          <w:i w:val="0"/>
-          <w:color w:val="0000FF"/>
-          <w:sz w:val="24"/>
-          <w:u w:val="single"/>
-        </w:rPr>
-        <w:t>Netherlands Instit</w:t>
+        <w:t>Royal Netherlands Instit</w:t>
       </w:r>
       <w:r>
         <w:rPr>
@@ -668,7 +639,7 @@
           <w:sz w:val="24"/>
           <w:u w:val="single"/>
         </w:rPr>
-        <w:hyperlink r:id="rId10" w:history="1">
+        <w:hyperlink r:id="rId11" w:history="1">
           <w:r>
             <w:rPr>
               <w:rStyle w:val="Hyperlink"/>
@@ -697,7 +668,7 @@
           <w:sz w:val="24"/>
           <w:u w:val="single"/>
         </w:rPr>
-        <w:hyperlink r:id="rId10" w:history="1">
+        <w:hyperlink r:id="rId11" w:history="1">
           <w:r>
             <w:rPr>
               <w:rStyle w:val="Hyperlink"/>
@@ -715,7 +686,7 @@
           <w:sz w:val="24"/>
           <w:u w:val="single"/>
         </w:rPr>
-        <w:hyperlink r:id="rId10" w:history="1">
+        <w:hyperlink r:id="rId11" w:history="1">
           <w:r>
             <w:rPr>
               <w:rStyle w:val="Hyperlink"/>
@@ -744,7 +715,7 @@
           <w:sz w:val="24"/>
           <w:u w:val="single"/>
         </w:rPr>
-        <w:hyperlink r:id="rId10" w:history="1">
+        <w:hyperlink r:id="rId11" w:history="1">
           <w:r>
             <w:rPr>
               <w:rStyle w:val="Hyperlink"/>
@@ -762,7 +733,7 @@
           <w:sz w:val="24"/>
           <w:u w:val="single"/>
         </w:rPr>
-        <w:hyperlink r:id="rId10" w:history="1">
+        <w:hyperlink r:id="rId11" w:history="1">
           <w:r>
             <w:rPr>
               <w:rStyle w:val="Hyperlink"/>
@@ -780,7 +751,7 @@
           <w:sz w:val="24"/>
           <w:u w:val="single"/>
         </w:rPr>
-        <w:hyperlink r:id="rId10" w:history="1">
+        <w:hyperlink r:id="rId11" w:history="1">
           <w:r>
             <w:rPr>
               <w:rStyle w:val="Hyperlink"/>
@@ -809,7 +780,7 @@
           <w:sz w:val="24"/>
           <w:u w:val="single"/>
         </w:rPr>
-        <w:hyperlink r:id="rId10" w:history="1">
+        <w:hyperlink r:id="rId11" w:history="1">
           <w:r>
             <w:rPr>
               <w:rStyle w:val="Hyperlink"/>
@@ -827,7 +798,7 @@
           <w:sz w:val="24"/>
           <w:u w:val="single"/>
         </w:rPr>
-        <w:hyperlink r:id="rId10" w:history="1">
+        <w:hyperlink r:id="rId11" w:history="1">
           <w:r>
             <w:rPr>
               <w:rStyle w:val="Hyperlink"/>
@@ -856,7 +827,7 @@
           <w:sz w:val="24"/>
           <w:u w:val="single"/>
         </w:rPr>
-        <w:hyperlink r:id="rId10" w:history="1">
+        <w:hyperlink r:id="rId11" w:history="1">
           <w:r>
             <w:rPr>
               <w:rStyle w:val="Hyperlink"/>
@@ -909,7 +880,7 @@
           <w:color w:val="000000"/>
           <w:sz w:val="24"/>
         </w:rPr>
-        <w:t xml:space="preserve"> (KITLV) in 2013 an</w:t>
+        <w:t xml:space="preserve"> (KITLV) in 2013 and 2014, respectively. The library of the N</w:t>
       </w:r>
       <w:r>
         <w:rPr>
@@ -920,7 +891,68 @@
           <w:color w:val="000000"/>
           <w:sz w:val="24"/>
         </w:rPr>
-        <w:t xml:space="preserve">d 2014, respectively. The library of the Netherlands Institute </w:t>
+        <w:hyperlink r:id="rId11" w:history="1">
+          <w:r>
+            <w:rPr>
+              <w:rStyle w:val="Hyperlink"/>
+            </w:rPr>
+            <w:t>ether</w:t>
+          </w:r>
+        </w:hyperlink>
+      </w:r>
+      <w:r>
+        <w:rPr>
+          <w:u w:val="single" w:color="0000ff"/>
+          <w:rFonts w:ascii="Charis SIL Regular" w:hAnsi="Charis SIL Regular" w:eastAsia="Charis SIL Regular"/>
+          <w:b w:val="0"/>
+          <w:i w:val="0"/>
+          <w:color w:val="000000"/>
+          <w:sz w:val="24"/>
+        </w:rPr>
+        <w:hyperlink r:id="rId11" w:history="1">
+          <w:r>
+            <w:rPr>
+              <w:rStyle w:val="Hyperlink"/>
+            </w:rPr>
+            <w:t>l</w:t>
+          </w:r>
+        </w:hyperlink>
+      </w:r>
+      <w:r>
+        <w:rPr>
+          <w:u w:val="single" w:color="0000ff"/>
+          <w:rFonts w:ascii="Charis SIL Regular" w:hAnsi="Charis SIL Regular" w:eastAsia="Charis SIL Regular"/>
+          <w:b w:val="0"/>
+          <w:i w:val="0"/>
+          <w:color w:val="000000"/>
+          <w:sz w:val="24"/>
+        </w:rPr>
+        <w:hyperlink r:id="rId11" w:history="1">
+          <w:r>
+            <w:rPr>
+              <w:rStyle w:val="Hyperlink"/>
+            </w:rPr>
+            <w:t>and</w:t>
+          </w:r>
+        </w:hyperlink>
+      </w:r>
+      <w:r>
+        <w:rPr>
+          <w:u w:val="single" w:color="0000ff"/>
+          <w:rFonts w:ascii="Charis SIL Regular" w:hAnsi="Charis SIL Regular" w:eastAsia="Charis SIL Regular"/>
+          <w:b w:val="0"/>
+          <w:i w:val="0"/>
+          <w:color w:val="000000"/>
+          <w:sz w:val="24"/>
+        </w:rPr>
+        <w:hyperlink r:id="rId11" w:history="1">
+          <w:r>
+            <w:rPr>
+              <w:rStyle w:val="Hyperlink"/>
+            </w:rPr>
+            <w:t xml:space="preserve">s Institute </w:t>
+          </w:r>
+        </w:hyperlink>
       </w:r>
       <w:r>
         <w:rPr>
@@ -1616,25 +1648,7 @@
           <w:color w:val="000000"/>
           <w:sz w:val="24"/>
         </w:rPr>
-        <w:t>special collections can also</w:t>
-      </w:r>
-      <w:r>
-        <w:rPr>
-          <w:u w:val="single" w:color="0000ff"/>
-          <w:rFonts w:ascii="Charis SIL Regular" w:hAnsi="Charis SIL Regular" w:eastAsia="Charis SIL Regular"/>
-          <w:b w:val="0"/>
-          <w:i w:val="0"/>
-          <w:color w:val="000000"/>
-          <w:sz w:val="24"/>
-        </w:rPr>
-        <w:hyperlink r:id="rId14" w:history="1">
-          <w:r>
-            <w:rPr>
-              <w:rStyle w:val="Hyperlink"/>
-            </w:rPr>
-            <w:t xml:space="preserve"> be </w:t>
-          </w:r>
-        </w:hyperlink>
+        <w:t xml:space="preserve">special collections can also be </w:t>
       </w:r>
       <w:r>
         <w:rPr>
@@ -1645,7 +1659,7 @@
           <w:sz w:val="24"/>
           <w:u w:val="single"/>
         </w:rPr>
-        <w:hyperlink r:id="rId13" w:history="1">
+        <w:hyperlink r:id="rId14" w:history="1">
           <w:r>
             <w:rPr>
               <w:rStyle w:val="Hyperlink"/>
@@ -1663,7 +1677,7 @@
           <w:sz w:val="24"/>
           <w:u w:val="single"/>
         </w:rPr>
-        <w:hyperlink r:id="rId13" w:history="1">
+        <w:hyperlink r:id="rId14" w:history="1">
           <w:r>
             <w:rPr>
               <w:rStyle w:val="Hyperlink"/>
@@ -2602,9 +2616,8 @@
           <w:i w:val="0"/>
           <w:color w:val="0000FF"/>
           <w:sz w:val="24"/>
-          <w:u w:val="single"/>
         </w:rPr>
-        <w:t>ic research in colonised territorie</w:t>
+        <w:t>i</w:t>
       </w:r>
       <w:r>
         <w:rPr>
@@ -2613,8 +2626,9 @@
           <w:i w:val="0"/>
           <w:color w:val="0000FF"/>
           <w:sz w:val="24"/>
+          <w:u w:val="single"/>
         </w:rPr>
-        <w:t>s</w:t>
+        <w:t>c research in colonised territories</w:t>
       </w:r>
       <w:r>
         <w:br/>

--- a/EXPORTS/DOCX/published/niveau3/English/UniversiteitsbibliotheekLeiden.docx
+++ b/EXPORTS/DOCX/published/niveau3/English/UniversiteitsbibliotheekLeiden.docx
@@ -599,7 +599,36 @@
           <w:sz w:val="24"/>
           <w:u w:val="single"/>
         </w:rPr>
-        <w:t>Royal Netherlands Instit</w:t>
+        <w:hyperlink r:id="rId11" w:history="1">
+          <w:r>
+            <w:rPr>
+              <w:rStyle w:val="Hyperlink"/>
+            </w:rPr>
+            <w:t>Royal</w:t>
+          </w:r>
+        </w:hyperlink>
+      </w:r>
+      <w:r>
+        <w:rPr>
+          <w:rFonts w:ascii="Charis SIL Regular" w:hAnsi="Charis SIL Regular" w:eastAsia="Charis SIL Regular"/>
+          <w:b w:val="0"/>
+          <w:i w:val="0"/>
+          <w:color w:val="0000FF"/>
+          <w:sz w:val="24"/>
+          <w:u w:val="single"/>
+        </w:rPr>
+        <w:t xml:space="preserve"> </w:t>
+      </w:r>
+      <w:r>
+        <w:rPr>
+          <w:rFonts w:ascii="Charis SIL Regular" w:hAnsi="Charis SIL Regular" w:eastAsia="Charis SIL Regular"/>
+          <w:b w:val="0"/>
+          <w:i w:val="0"/>
+          <w:color w:val="0000FF"/>
+          <w:sz w:val="24"/>
+          <w:u w:val="single"/>
+        </w:rPr>
+        <w:t>Netherlands Instit</w:t>
       </w:r>
       <w:r>
         <w:rPr>
@@ -639,7 +668,7 @@
           <w:sz w:val="24"/>
           <w:u w:val="single"/>
         </w:rPr>
-        <w:hyperlink r:id="rId11" w:history="1">
+        <w:hyperlink r:id="rId10" w:history="1">
           <w:r>
             <w:rPr>
               <w:rStyle w:val="Hyperlink"/>
@@ -668,7 +697,7 @@
           <w:sz w:val="24"/>
           <w:u w:val="single"/>
         </w:rPr>
-        <w:hyperlink r:id="rId11" w:history="1">
+        <w:hyperlink r:id="rId10" w:history="1">
           <w:r>
             <w:rPr>
               <w:rStyle w:val="Hyperlink"/>
@@ -686,7 +715,7 @@
           <w:sz w:val="24"/>
           <w:u w:val="single"/>
         </w:rPr>
-        <w:hyperlink r:id="rId11" w:history="1">
+        <w:hyperlink r:id="rId10" w:history="1">
           <w:r>
             <w:rPr>
               <w:rStyle w:val="Hyperlink"/>
@@ -715,7 +744,7 @@
           <w:sz w:val="24"/>
           <w:u w:val="single"/>
         </w:rPr>
-        <w:hyperlink r:id="rId11" w:history="1">
+        <w:hyperlink r:id="rId10" w:history="1">
           <w:r>
             <w:rPr>
               <w:rStyle w:val="Hyperlink"/>
@@ -733,7 +762,7 @@
           <w:sz w:val="24"/>
           <w:u w:val="single"/>
         </w:rPr>
-        <w:hyperlink r:id="rId11" w:history="1">
+        <w:hyperlink r:id="rId10" w:history="1">
           <w:r>
             <w:rPr>
               <w:rStyle w:val="Hyperlink"/>
@@ -751,7 +780,7 @@
           <w:sz w:val="24"/>
           <w:u w:val="single"/>
         </w:rPr>
-        <w:hyperlink r:id="rId11" w:history="1">
+        <w:hyperlink r:id="rId10" w:history="1">
           <w:r>
             <w:rPr>
               <w:rStyle w:val="Hyperlink"/>
@@ -880,7 +909,144 @@
           <w:color w:val="000000"/>
           <w:sz w:val="24"/>
         </w:rPr>
-        <w:t xml:space="preserve"> (KITLV) in 2013 and 2014, respectively. The library of the N</w:t>
+        <w:t xml:space="preserve"> (KITLV) in 2013 an</w:t>
+      </w:r>
+      <w:r>
+        <w:rPr>
+          <w:u w:val="single" w:color="0000ff"/>
+          <w:rFonts w:ascii="Charis SIL Regular" w:hAnsi="Charis SIL Regular" w:eastAsia="Charis SIL Regular"/>
+          <w:b w:val="0"/>
+          <w:i w:val="0"/>
+          <w:color w:val="000000"/>
+          <w:sz w:val="24"/>
+        </w:rPr>
+        <w:hyperlink r:id="rId11" w:history="1">
+          <w:r>
+            <w:rPr>
+              <w:rStyle w:val="Hyperlink"/>
+            </w:rPr>
+            <w:t>d 201</w:t>
+          </w:r>
+        </w:hyperlink>
+      </w:r>
+      <w:r>
+        <w:rPr>
+          <w:u w:val="single" w:color="0000ff"/>
+          <w:rFonts w:ascii="Charis SIL Regular" w:hAnsi="Charis SIL Regular" w:eastAsia="Charis SIL Regular"/>
+          <w:b w:val="0"/>
+          <w:i w:val="0"/>
+          <w:color w:val="000000"/>
+          <w:sz w:val="24"/>
+        </w:rPr>
+        <w:hyperlink r:id="rId11" w:history="1">
+          <w:r>
+            <w:rPr>
+              <w:rStyle w:val="Hyperlink"/>
+            </w:rPr>
+            <w:t>4, respective</w:t>
+          </w:r>
+        </w:hyperlink>
+      </w:r>
+      <w:r>
+        <w:rPr>
+          <w:u w:val="single" w:color="0000ff"/>
+          <w:rFonts w:ascii="Charis SIL Regular" w:hAnsi="Charis SIL Regular" w:eastAsia="Charis SIL Regular"/>
+          <w:b w:val="0"/>
+          <w:i w:val="0"/>
+          <w:color w:val="000000"/>
+          <w:sz w:val="24"/>
+        </w:rPr>
+        <w:hyperlink r:id="rId11" w:history="1">
+          <w:r>
+            <w:rPr>
+              <w:rStyle w:val="Hyperlink"/>
+            </w:rPr>
+            <w:t>l</w:t>
+          </w:r>
+        </w:hyperlink>
+      </w:r>
+      <w:r>
+        <w:rPr>
+          <w:u w:val="single" w:color="0000ff"/>
+          <w:rFonts w:ascii="Charis SIL Regular" w:hAnsi="Charis SIL Regular" w:eastAsia="Charis SIL Regular"/>
+          <w:b w:val="0"/>
+          <w:i w:val="0"/>
+          <w:color w:val="000000"/>
+          <w:sz w:val="24"/>
+        </w:rPr>
+        <w:hyperlink r:id="rId11" w:history="1">
+          <w:r>
+            <w:rPr>
+              <w:rStyle w:val="Hyperlink"/>
+            </w:rPr>
+            <w:t>y. The li</w:t>
+          </w:r>
+        </w:hyperlink>
+      </w:r>
+      <w:r>
+        <w:rPr>
+          <w:u w:val="single" w:color="0000ff"/>
+          <w:rFonts w:ascii="Charis SIL Regular" w:hAnsi="Charis SIL Regular" w:eastAsia="Charis SIL Regular"/>
+          <w:b w:val="0"/>
+          <w:i w:val="0"/>
+          <w:color w:val="000000"/>
+          <w:sz w:val="24"/>
+        </w:rPr>
+        <w:hyperlink r:id="rId11" w:history="1">
+          <w:r>
+            <w:rPr>
+              <w:rStyle w:val="Hyperlink"/>
+            </w:rPr>
+            <w:t>br</w:t>
+          </w:r>
+        </w:hyperlink>
+      </w:r>
+      <w:r>
+        <w:rPr>
+          <w:u w:val="single" w:color="0000ff"/>
+          <w:rFonts w:ascii="Charis SIL Regular" w:hAnsi="Charis SIL Regular" w:eastAsia="Charis SIL Regular"/>
+          <w:b w:val="0"/>
+          <w:i w:val="0"/>
+          <w:color w:val="000000"/>
+          <w:sz w:val="24"/>
+        </w:rPr>
+        <w:hyperlink r:id="rId11" w:history="1">
+          <w:r>
+            <w:rPr>
+              <w:rStyle w:val="Hyperlink"/>
+            </w:rPr>
+            <w:t>a</w:t>
+          </w:r>
+        </w:hyperlink>
+      </w:r>
+      <w:r>
+        <w:rPr>
+          <w:u w:val="single" w:color="0000ff"/>
+          <w:rFonts w:ascii="Charis SIL Regular" w:hAnsi="Charis SIL Regular" w:eastAsia="Charis SIL Regular"/>
+          <w:b w:val="0"/>
+          <w:i w:val="0"/>
+          <w:color w:val="000000"/>
+          <w:sz w:val="24"/>
+        </w:rPr>
+        <w:hyperlink r:id="rId11" w:history="1">
+          <w:r>
+            <w:rPr>
+              <w:rStyle w:val="Hyperlink"/>
+            </w:rPr>
+            <w:t xml:space="preserve">ry of the </w:t>
+          </w:r>
+        </w:hyperlink>
+      </w:r>
+      <w:r>
+        <w:rPr>
+          <w:u w:val="single" w:color="0000ff"/>
+          <w:rFonts w:ascii="Charis SIL Regular" w:hAnsi="Charis SIL Regular" w:eastAsia="Charis SIL Regular"/>
+          <w:b w:val="0"/>
+          <w:i w:val="0"/>
+          <w:color w:val="000000"/>
+          <w:sz w:val="24"/>
+        </w:rPr>
+        <w:t>N</w:t>
       </w:r>
       <w:r>
         <w:rPr>
@@ -1648,7 +1814,25 @@
           <w:color w:val="000000"/>
           <w:sz w:val="24"/>
         </w:rPr>
-        <w:t xml:space="preserve">special collections can also be </w:t>
+        <w:t>special collections can also</w:t>
+      </w:r>
+      <w:r>
+        <w:rPr>
+          <w:u w:val="single" w:color="0000ff"/>
+          <w:rFonts w:ascii="Charis SIL Regular" w:hAnsi="Charis SIL Regular" w:eastAsia="Charis SIL Regular"/>
+          <w:b w:val="0"/>
+          <w:i w:val="0"/>
+          <w:color w:val="000000"/>
+          <w:sz w:val="24"/>
+        </w:rPr>
+        <w:hyperlink r:id="rId14" w:history="1">
+          <w:r>
+            <w:rPr>
+              <w:rStyle w:val="Hyperlink"/>
+            </w:rPr>
+            <w:t xml:space="preserve"> be </w:t>
+          </w:r>
+        </w:hyperlink>
       </w:r>
       <w:r>
         <w:rPr>

--- a/EXPORTS/DOCX/published/niveau3/English/UniversiteitsbibliotheekLeiden.docx
+++ b/EXPORTS/DOCX/published/niveau3/English/UniversiteitsbibliotheekLeiden.docx
@@ -597,38 +597,8 @@
           <w:i w:val="0"/>
           <w:color w:val="0000FF"/>
           <w:sz w:val="24"/>
-          <w:u w:val="single"/>
         </w:rPr>
-        <w:hyperlink r:id="rId11" w:history="1">
-          <w:r>
-            <w:rPr>
-              <w:rStyle w:val="Hyperlink"/>
-            </w:rPr>
-            <w:t>Royal</w:t>
-          </w:r>
-        </w:hyperlink>
-      </w:r>
-      <w:r>
-        <w:rPr>
-          <w:rFonts w:ascii="Charis SIL Regular" w:hAnsi="Charis SIL Regular" w:eastAsia="Charis SIL Regular"/>
-          <w:b w:val="0"/>
-          <w:i w:val="0"/>
-          <w:color w:val="0000FF"/>
-          <w:sz w:val="24"/>
-          <w:u w:val="single"/>
-        </w:rPr>
-        <w:t xml:space="preserve"> </w:t>
-      </w:r>
-      <w:r>
-        <w:rPr>
-          <w:rFonts w:ascii="Charis SIL Regular" w:hAnsi="Charis SIL Regular" w:eastAsia="Charis SIL Regular"/>
-          <w:b w:val="0"/>
-          <w:i w:val="0"/>
-          <w:color w:val="0000FF"/>
-          <w:sz w:val="24"/>
-          <w:u w:val="single"/>
-        </w:rPr>
-        <w:t>Netherlands Instit</w:t>
+        <w:t>Royal Netherlands Instit</w:t>
       </w:r>
       <w:r>
         <w:rPr>
@@ -809,7 +779,7 @@
           <w:sz w:val="24"/>
           <w:u w:val="single"/>
         </w:rPr>
-        <w:hyperlink r:id="rId11" w:history="1">
+        <w:hyperlink r:id="rId10" w:history="1">
           <w:r>
             <w:rPr>
               <w:rStyle w:val="Hyperlink"/>
@@ -827,7 +797,7 @@
           <w:sz w:val="24"/>
           <w:u w:val="single"/>
         </w:rPr>
-        <w:hyperlink r:id="rId11" w:history="1">
+        <w:hyperlink r:id="rId10" w:history="1">
           <w:r>
             <w:rPr>
               <w:rStyle w:val="Hyperlink"/>
@@ -856,7 +826,7 @@
           <w:sz w:val="24"/>
           <w:u w:val="single"/>
         </w:rPr>
-        <w:hyperlink r:id="rId11" w:history="1">
+        <w:hyperlink r:id="rId10" w:history="1">
           <w:r>
             <w:rPr>
               <w:rStyle w:val="Hyperlink"/>
@@ -1039,7 +1009,6 @@
       </w:r>
       <w:r>
         <w:rPr>
-          <w:u w:val="single" w:color="0000ff"/>
           <w:rFonts w:ascii="Charis SIL Regular" w:hAnsi="Charis SIL Regular" w:eastAsia="Charis SIL Regular"/>
           <w:b w:val="0"/>
           <w:i w:val="0"/>
@@ -1514,23 +1483,6 @@
       </w:r>
       <w:r>
         <w:rPr>
-          <w:rFonts w:ascii="Charis SIL Regular" w:hAnsi="Charis SIL Regular" w:eastAsia="Charis SIL Regular"/>
-          <w:b w:val="0"/>
-          <w:i w:val="0"/>
-          <w:color w:val="000000"/>
-          <w:sz w:val="24"/>
-        </w:rPr>
-        <w:hyperlink r:id="rId14" w:history="1">
-          <w:r>
-            <w:rPr>
-              <w:rStyle w:val="Hyperlink"/>
-            </w:rPr>
-            <w:t>d</w:t>
-          </w:r>
-        </w:hyperlink>
-      </w:r>
-      <w:r>
-        <w:rPr>
           <w:u w:val="single" w:color="0000ff"/>
           <w:rFonts w:ascii="Charis SIL Regular" w:hAnsi="Charis SIL Regular" w:eastAsia="Charis SIL Regular"/>
           <w:b w:val="0"/>
@@ -1538,7 +1490,7 @@
           <w:color w:val="000000"/>
           <w:sz w:val="24"/>
         </w:rPr>
-        <w:t xml:space="preserve"> </w:t>
+        <w:t>d</w:t>
       </w:r>
       <w:r>
         <w:rPr>
@@ -1548,7 +1500,7 @@
           <w:color w:val="000000"/>
           <w:sz w:val="24"/>
         </w:rPr>
-        <w:t xml:space="preserve">them. Besides </w:t>
+        <w:t xml:space="preserve"> them. Besides </w:t>
       </w:r>
       <w:r>
         <w:rPr>
@@ -1686,50 +1638,7 @@
           <w:color w:val="000000"/>
           <w:sz w:val="24"/>
         </w:rPr>
-        <w:hyperlink r:id="rId15" w:history="1">
-          <w:r>
-            <w:rPr>
-              <w:rStyle w:val="Hyperlink"/>
-            </w:rPr>
-            <w:t>aterial</w:t>
-          </w:r>
-        </w:hyperlink>
-      </w:r>
-      <w:r>
-        <w:rPr>
-          <w:u w:val="single" w:color="0000ff"/>
-          <w:rFonts w:ascii="Charis SIL Regular" w:hAnsi="Charis SIL Regular" w:eastAsia="Charis SIL Regular"/>
-          <w:b w:val="0"/>
-          <w:i w:val="0"/>
-          <w:color w:val="000000"/>
-          <w:sz w:val="24"/>
-        </w:rPr>
-        <w:hyperlink r:id="rId15" w:history="1">
-          <w:r>
-            <w:rPr>
-              <w:rStyle w:val="Hyperlink"/>
-            </w:rPr>
-            <w:t>.</w:t>
-          </w:r>
-        </w:hyperlink>
-      </w:r>
-      <w:r>
-        <w:rPr>
-          <w:u w:val="single" w:color="0000ff"/>
-          <w:rFonts w:ascii="Charis SIL Regular" w:hAnsi="Charis SIL Regular" w:eastAsia="Charis SIL Regular"/>
-          <w:b w:val="0"/>
-          <w:i w:val="0"/>
-          <w:color w:val="000000"/>
-          <w:sz w:val="24"/>
-        </w:rPr>
-        <w:hyperlink r:id="rId15" w:history="1">
-          <w:r>
-            <w:rPr>
-              <w:rStyle w:val="Hyperlink"/>
-            </w:rPr>
-            <w:t xml:space="preserve"> Various </w:t>
-          </w:r>
-        </w:hyperlink>
+        <w:t xml:space="preserve">aterial. Various </w:t>
       </w:r>
       <w:r>
         <w:rPr>
@@ -1825,14 +1734,7 @@
           <w:color w:val="000000"/>
           <w:sz w:val="24"/>
         </w:rPr>
-        <w:hyperlink r:id="rId14" w:history="1">
-          <w:r>
-            <w:rPr>
-              <w:rStyle w:val="Hyperlink"/>
-            </w:rPr>
-            <w:t xml:space="preserve"> be </w:t>
-          </w:r>
-        </w:hyperlink>
+        <w:t xml:space="preserve"> be </w:t>
       </w:r>
       <w:r>
         <w:rPr>

--- a/EXPORTS/DOCX/published/niveau3/English/UniversiteitsbibliotheekLeiden.docx
+++ b/EXPORTS/DOCX/published/niveau3/English/UniversiteitsbibliotheekLeiden.docx
@@ -597,8 +597,16 @@
           <w:i w:val="0"/>
           <w:color w:val="0000FF"/>
           <w:sz w:val="24"/>
+          <w:u w:val="single"/>
         </w:rPr>
-        <w:t>Royal Netherlands Instit</w:t>
+        <w:hyperlink r:id="rId11" w:history="1">
+          <w:r>
+            <w:rPr>
+              <w:rStyle w:val="Hyperlink"/>
+            </w:rPr>
+            <w:t>Royal</w:t>
+          </w:r>
+        </w:hyperlink>
       </w:r>
       <w:r>
         <w:rPr>
@@ -609,7 +617,65 @@
           <w:sz w:val="24"/>
           <w:u w:val="single"/>
         </w:rPr>
-        <w:hyperlink r:id="rId10" w:history="1">
+        <w:t xml:space="preserve"> </w:t>
+      </w:r>
+      <w:r>
+        <w:rPr>
+          <w:rFonts w:ascii="Charis SIL Regular" w:hAnsi="Charis SIL Regular" w:eastAsia="Charis SIL Regular"/>
+          <w:b w:val="0"/>
+          <w:i w:val="0"/>
+          <w:color w:val="0000FF"/>
+          <w:sz w:val="24"/>
+          <w:u w:val="single"/>
+        </w:rPr>
+        <w:hyperlink r:id="rId11" w:history="1">
+          <w:r>
+            <w:rPr>
+              <w:rStyle w:val="Hyperlink"/>
+            </w:rPr>
+            <w:t>Netherlands</w:t>
+          </w:r>
+        </w:hyperlink>
+      </w:r>
+      <w:r>
+        <w:rPr>
+          <w:rFonts w:ascii="Charis SIL Regular" w:hAnsi="Charis SIL Regular" w:eastAsia="Charis SIL Regular"/>
+          <w:b w:val="0"/>
+          <w:i w:val="0"/>
+          <w:color w:val="0000FF"/>
+          <w:sz w:val="24"/>
+          <w:u w:val="single"/>
+        </w:rPr>
+        <w:t xml:space="preserve"> </w:t>
+      </w:r>
+      <w:r>
+        <w:rPr>
+          <w:rFonts w:ascii="Charis SIL Regular" w:hAnsi="Charis SIL Regular" w:eastAsia="Charis SIL Regular"/>
+          <w:b w:val="0"/>
+          <w:i w:val="0"/>
+          <w:color w:val="0000FF"/>
+          <w:sz w:val="24"/>
+          <w:u w:val="single"/>
+        </w:rPr>
+        <w:hyperlink r:id="rId11" w:history="1">
+          <w:r>
+            <w:rPr>
+              <w:rStyle w:val="Hyperlink"/>
+            </w:rPr>
+            <w:t>Instit</w:t>
+          </w:r>
+        </w:hyperlink>
+      </w:r>
+      <w:r>
+        <w:rPr>
+          <w:rFonts w:ascii="Charis SIL Regular" w:hAnsi="Charis SIL Regular" w:eastAsia="Charis SIL Regular"/>
+          <w:b w:val="0"/>
+          <w:i w:val="0"/>
+          <w:color w:val="0000FF"/>
+          <w:sz w:val="24"/>
+          <w:u w:val="single"/>
+        </w:rPr>
+        <w:hyperlink r:id="rId11" w:history="1">
           <w:r>
             <w:rPr>
               <w:rStyle w:val="Hyperlink"/>
@@ -638,7 +704,7 @@
           <w:sz w:val="24"/>
           <w:u w:val="single"/>
         </w:rPr>
-        <w:hyperlink r:id="rId10" w:history="1">
+        <w:hyperlink r:id="rId11" w:history="1">
           <w:r>
             <w:rPr>
               <w:rStyle w:val="Hyperlink"/>
@@ -667,7 +733,7 @@
           <w:sz w:val="24"/>
           <w:u w:val="single"/>
         </w:rPr>
-        <w:hyperlink r:id="rId10" w:history="1">
+        <w:hyperlink r:id="rId11" w:history="1">
           <w:r>
             <w:rPr>
               <w:rStyle w:val="Hyperlink"/>
@@ -685,7 +751,7 @@
           <w:sz w:val="24"/>
           <w:u w:val="single"/>
         </w:rPr>
-        <w:hyperlink r:id="rId10" w:history="1">
+        <w:hyperlink r:id="rId11" w:history="1">
           <w:r>
             <w:rPr>
               <w:rStyle w:val="Hyperlink"/>
@@ -714,7 +780,7 @@
           <w:sz w:val="24"/>
           <w:u w:val="single"/>
         </w:rPr>
-        <w:hyperlink r:id="rId10" w:history="1">
+        <w:hyperlink r:id="rId11" w:history="1">
           <w:r>
             <w:rPr>
               <w:rStyle w:val="Hyperlink"/>
@@ -732,7 +798,7 @@
           <w:sz w:val="24"/>
           <w:u w:val="single"/>
         </w:rPr>
-        <w:hyperlink r:id="rId10" w:history="1">
+        <w:hyperlink r:id="rId11" w:history="1">
           <w:r>
             <w:rPr>
               <w:rStyle w:val="Hyperlink"/>
@@ -750,7 +816,7 @@
           <w:sz w:val="24"/>
           <w:u w:val="single"/>
         </w:rPr>
-        <w:hyperlink r:id="rId10" w:history="1">
+        <w:hyperlink r:id="rId11" w:history="1">
           <w:r>
             <w:rPr>
               <w:rStyle w:val="Hyperlink"/>
@@ -779,7 +845,7 @@
           <w:sz w:val="24"/>
           <w:u w:val="single"/>
         </w:rPr>
-        <w:hyperlink r:id="rId10" w:history="1">
+        <w:hyperlink r:id="rId11" w:history="1">
           <w:r>
             <w:rPr>
               <w:rStyle w:val="Hyperlink"/>
@@ -1483,6 +1549,23 @@
       </w:r>
       <w:r>
         <w:rPr>
+          <w:rFonts w:ascii="Charis SIL Regular" w:hAnsi="Charis SIL Regular" w:eastAsia="Charis SIL Regular"/>
+          <w:b w:val="0"/>
+          <w:i w:val="0"/>
+          <w:color w:val="000000"/>
+          <w:sz w:val="24"/>
+        </w:rPr>
+        <w:hyperlink r:id="rId14" w:history="1">
+          <w:r>
+            <w:rPr>
+              <w:rStyle w:val="Hyperlink"/>
+            </w:rPr>
+            <w:t>d</w:t>
+          </w:r>
+        </w:hyperlink>
+      </w:r>
+      <w:r>
+        <w:rPr>
           <w:u w:val="single" w:color="0000ff"/>
           <w:rFonts w:ascii="Charis SIL Regular" w:hAnsi="Charis SIL Regular" w:eastAsia="Charis SIL Regular"/>
           <w:b w:val="0"/>
@@ -1490,7 +1573,7 @@
           <w:color w:val="000000"/>
           <w:sz w:val="24"/>
         </w:rPr>
-        <w:t>d</w:t>
+        <w:t xml:space="preserve"> </w:t>
       </w:r>
       <w:r>
         <w:rPr>
@@ -1500,7 +1583,7 @@
           <w:color w:val="000000"/>
           <w:sz w:val="24"/>
         </w:rPr>
-        <w:t xml:space="preserve"> them. Besides </w:t>
+        <w:t xml:space="preserve">them. Besides </w:t>
       </w:r>
       <w:r>
         <w:rPr>
@@ -2702,8 +2785,9 @@
           <w:i w:val="0"/>
           <w:color w:val="0000FF"/>
           <w:sz w:val="24"/>
+          <w:u w:val="single"/>
         </w:rPr>
-        <w:t>i</w:t>
+        <w:t>ic research in colonised territorie</w:t>
       </w:r>
       <w:r>
         <w:rPr>
@@ -2712,9 +2796,8 @@
           <w:i w:val="0"/>
           <w:color w:val="0000FF"/>
           <w:sz w:val="24"/>
-          <w:u w:val="single"/>
         </w:rPr>
-        <w:t>c research in colonised territories</w:t>
+        <w:t>s</w:t>
       </w:r>
       <w:r>
         <w:br/>

--- a/EXPORTS/DOCX/published/niveau3/English/UniversiteitsbibliotheekLeiden.docx
+++ b/EXPORTS/DOCX/published/niveau3/English/UniversiteitsbibliotheekLeiden.docx
@@ -655,7 +655,6 @@
           <w:i w:val="0"/>
           <w:color w:val="0000FF"/>
           <w:sz w:val="24"/>
-          <w:u w:val="single"/>
         </w:rPr>
         <w:hyperlink r:id="rId11" w:history="1">
           <w:r>
@@ -843,7 +842,6 @@
           <w:i w:val="0"/>
           <w:color w:val="0000FF"/>
           <w:sz w:val="24"/>
-          <w:u w:val="single"/>
         </w:rPr>
         <w:hyperlink r:id="rId11" w:history="1">
           <w:r>
@@ -863,7 +861,7 @@
           <w:sz w:val="24"/>
           <w:u w:val="single"/>
         </w:rPr>
-        <w:hyperlink r:id="rId10" w:history="1">
+        <w:hyperlink r:id="rId11" w:history="1">
           <w:r>
             <w:rPr>
               <w:rStyle w:val="Hyperlink"/>
@@ -892,7 +890,7 @@
           <w:sz w:val="24"/>
           <w:u w:val="single"/>
         </w:rPr>
-        <w:hyperlink r:id="rId10" w:history="1">
+        <w:hyperlink r:id="rId11" w:history="1">
           <w:r>
             <w:rPr>
               <w:rStyle w:val="Hyperlink"/>
@@ -945,25 +943,7 @@
           <w:color w:val="000000"/>
           <w:sz w:val="24"/>
         </w:rPr>
-        <w:t xml:space="preserve"> (KITLV) in 2013 an</w:t>
-      </w:r>
-      <w:r>
-        <w:rPr>
-          <w:u w:val="single" w:color="0000ff"/>
-          <w:rFonts w:ascii="Charis SIL Regular" w:hAnsi="Charis SIL Regular" w:eastAsia="Charis SIL Regular"/>
-          <w:b w:val="0"/>
-          <w:i w:val="0"/>
-          <w:color w:val="000000"/>
-          <w:sz w:val="24"/>
-        </w:rPr>
-        <w:hyperlink r:id="rId11" w:history="1">
-          <w:r>
-            <w:rPr>
-              <w:rStyle w:val="Hyperlink"/>
-            </w:rPr>
-            <w:t>d 201</w:t>
-          </w:r>
-        </w:hyperlink>
+        <w:t xml:space="preserve"> (KITLV) in 2013 and 201</w:t>
       </w:r>
       <w:r>
         <w:rPr>
@@ -1721,7 +1701,50 @@
           <w:color w:val="000000"/>
           <w:sz w:val="24"/>
         </w:rPr>
-        <w:t xml:space="preserve">aterial. Various </w:t>
+        <w:hyperlink r:id="rId15" w:history="1">
+          <w:r>
+            <w:rPr>
+              <w:rStyle w:val="Hyperlink"/>
+            </w:rPr>
+            <w:t>aterial</w:t>
+          </w:r>
+        </w:hyperlink>
+      </w:r>
+      <w:r>
+        <w:rPr>
+          <w:u w:val="single" w:color="0000ff"/>
+          <w:rFonts w:ascii="Charis SIL Regular" w:hAnsi="Charis SIL Regular" w:eastAsia="Charis SIL Regular"/>
+          <w:b w:val="0"/>
+          <w:i w:val="0"/>
+          <w:color w:val="000000"/>
+          <w:sz w:val="24"/>
+        </w:rPr>
+        <w:hyperlink r:id="rId15" w:history="1">
+          <w:r>
+            <w:rPr>
+              <w:rStyle w:val="Hyperlink"/>
+            </w:rPr>
+            <w:t>.</w:t>
+          </w:r>
+        </w:hyperlink>
+      </w:r>
+      <w:r>
+        <w:rPr>
+          <w:u w:val="single" w:color="0000ff"/>
+          <w:rFonts w:ascii="Charis SIL Regular" w:hAnsi="Charis SIL Regular" w:eastAsia="Charis SIL Regular"/>
+          <w:b w:val="0"/>
+          <w:i w:val="0"/>
+          <w:color w:val="000000"/>
+          <w:sz w:val="24"/>
+        </w:rPr>
+        <w:hyperlink r:id="rId15" w:history="1">
+          <w:r>
+            <w:rPr>
+              <w:rStyle w:val="Hyperlink"/>
+            </w:rPr>
+            <w:t xml:space="preserve"> Various </w:t>
+          </w:r>
+        </w:hyperlink>
       </w:r>
       <w:r>
         <w:rPr>
@@ -1810,14 +1833,20 @@
       </w:r>
       <w:r>
         <w:rPr>
-          <w:u w:val="single" w:color="0000ff"/>
           <w:rFonts w:ascii="Charis SIL Regular" w:hAnsi="Charis SIL Regular" w:eastAsia="Charis SIL Regular"/>
           <w:b w:val="0"/>
           <w:i w:val="0"/>
           <w:color w:val="000000"/>
           <w:sz w:val="24"/>
         </w:rPr>
-        <w:t xml:space="preserve"> be </w:t>
+        <w:hyperlink r:id="rId14" w:history="1">
+          <w:r>
+            <w:rPr>
+              <w:rStyle w:val="Hyperlink"/>
+            </w:rPr>
+            <w:t xml:space="preserve"> be </w:t>
+          </w:r>
+        </w:hyperlink>
       </w:r>
       <w:r>
         <w:rPr>
@@ -2267,71 +2296,7 @@
           <w:color w:val="000000"/>
           <w:sz w:val="24"/>
         </w:rPr>
-        <w:t>types of m</w:t>
-      </w:r>
-      <w:r>
-        <w:rPr>
-          <w:u w:val="single" w:color="0000ff"/>
-          <w:rFonts w:ascii="Charis SIL Regular" w:hAnsi="Charis SIL Regular" w:eastAsia="Charis SIL Regular"/>
-          <w:b w:val="0"/>
-          <w:i w:val="0"/>
-          <w:color w:val="000000"/>
-          <w:sz w:val="24"/>
-        </w:rPr>
-        <w:hyperlink r:id="rId15" w:history="1">
-          <w:r>
-            <w:rPr>
-              <w:rStyle w:val="Hyperlink"/>
-            </w:rPr>
-            <w:t>aterial</w:t>
-          </w:r>
-        </w:hyperlink>
-      </w:r>
-      <w:r>
-        <w:rPr>
-          <w:u w:val="single" w:color="0000ff"/>
-          <w:rFonts w:ascii="Charis SIL Regular" w:hAnsi="Charis SIL Regular" w:eastAsia="Charis SIL Regular"/>
-          <w:b w:val="0"/>
-          <w:i w:val="0"/>
-          <w:color w:val="000000"/>
-          <w:sz w:val="24"/>
-        </w:rPr>
-        <w:hyperlink r:id="rId15" w:history="1">
-          <w:r>
-            <w:rPr>
-              <w:rStyle w:val="Hyperlink"/>
-            </w:rPr>
-            <w:t>.</w:t>
-          </w:r>
-        </w:hyperlink>
-      </w:r>
-      <w:r>
-        <w:rPr>
-          <w:u w:val="single" w:color="0000ff"/>
-          <w:rFonts w:ascii="Charis SIL Regular" w:hAnsi="Charis SIL Regular" w:eastAsia="Charis SIL Regular"/>
-          <w:b w:val="0"/>
-          <w:i w:val="0"/>
-          <w:color w:val="000000"/>
-          <w:sz w:val="24"/>
-        </w:rPr>
-        <w:hyperlink r:id="rId15" w:history="1">
-          <w:r>
-            <w:rPr>
-              <w:rStyle w:val="Hyperlink"/>
-            </w:rPr>
-            <w:t xml:space="preserve"> To facilit</w:t>
-          </w:r>
-        </w:hyperlink>
-      </w:r>
-      <w:r>
-        <w:rPr>
-          <w:rFonts w:ascii="Charis SIL Regular" w:hAnsi="Charis SIL Regular" w:eastAsia="Charis SIL Regular"/>
-          <w:b w:val="0"/>
-          <w:i w:val="0"/>
-          <w:color w:val="000000"/>
-          <w:sz w:val="24"/>
-        </w:rPr>
-        <w:t xml:space="preserve">ate your search, various </w:t>
+        <w:t xml:space="preserve">types of material. To facilitate your search, various </w:t>
       </w:r>
       <w:r>
         <w:rPr>

--- a/EXPORTS/DOCX/published/niveau3/English/UniversiteitsbibliotheekLeiden.docx
+++ b/EXPORTS/DOCX/published/niveau3/English/UniversiteitsbibliotheekLeiden.docx
@@ -626,16 +626,8 @@
           <w:i w:val="0"/>
           <w:color w:val="0000FF"/>
           <w:sz w:val="24"/>
-          <w:u w:val="single"/>
         </w:rPr>
-        <w:hyperlink r:id="rId11" w:history="1">
-          <w:r>
-            <w:rPr>
-              <w:rStyle w:val="Hyperlink"/>
-            </w:rPr>
-            <w:t>Netherlands</w:t>
-          </w:r>
-        </w:hyperlink>
+        <w:t>Netherlands Instit</w:t>
       </w:r>
       <w:r>
         <w:rPr>
@@ -646,35 +638,7 @@
           <w:sz w:val="24"/>
           <w:u w:val="single"/>
         </w:rPr>
-        <w:t xml:space="preserve"> </w:t>
-      </w:r>
-      <w:r>
-        <w:rPr>
-          <w:rFonts w:ascii="Charis SIL Regular" w:hAnsi="Charis SIL Regular" w:eastAsia="Charis SIL Regular"/>
-          <w:b w:val="0"/>
-          <w:i w:val="0"/>
-          <w:color w:val="0000FF"/>
-          <w:sz w:val="24"/>
-        </w:rPr>
-        <w:hyperlink r:id="rId11" w:history="1">
-          <w:r>
-            <w:rPr>
-              <w:rStyle w:val="Hyperlink"/>
-            </w:rPr>
-            <w:t>Instit</w:t>
-          </w:r>
-        </w:hyperlink>
-      </w:r>
-      <w:r>
-        <w:rPr>
-          <w:rFonts w:ascii="Charis SIL Regular" w:hAnsi="Charis SIL Regular" w:eastAsia="Charis SIL Regular"/>
-          <w:b w:val="0"/>
-          <w:i w:val="0"/>
-          <w:color w:val="0000FF"/>
-          <w:sz w:val="24"/>
-          <w:u w:val="single"/>
-        </w:rPr>
-        <w:hyperlink r:id="rId11" w:history="1">
+        <w:hyperlink r:id="rId10" w:history="1">
           <w:r>
             <w:rPr>
               <w:rStyle w:val="Hyperlink"/>
@@ -703,7 +667,7 @@
           <w:sz w:val="24"/>
           <w:u w:val="single"/>
         </w:rPr>
-        <w:hyperlink r:id="rId11" w:history="1">
+        <w:hyperlink r:id="rId10" w:history="1">
           <w:r>
             <w:rPr>
               <w:rStyle w:val="Hyperlink"/>
@@ -732,7 +696,7 @@
           <w:sz w:val="24"/>
           <w:u w:val="single"/>
         </w:rPr>
-        <w:hyperlink r:id="rId11" w:history="1">
+        <w:hyperlink r:id="rId10" w:history="1">
           <w:r>
             <w:rPr>
               <w:rStyle w:val="Hyperlink"/>
@@ -750,7 +714,7 @@
           <w:sz w:val="24"/>
           <w:u w:val="single"/>
         </w:rPr>
-        <w:hyperlink r:id="rId11" w:history="1">
+        <w:hyperlink r:id="rId10" w:history="1">
           <w:r>
             <w:rPr>
               <w:rStyle w:val="Hyperlink"/>
@@ -779,7 +743,7 @@
           <w:sz w:val="24"/>
           <w:u w:val="single"/>
         </w:rPr>
-        <w:hyperlink r:id="rId11" w:history="1">
+        <w:hyperlink r:id="rId10" w:history="1">
           <w:r>
             <w:rPr>
               <w:rStyle w:val="Hyperlink"/>
@@ -797,7 +761,7 @@
           <w:sz w:val="24"/>
           <w:u w:val="single"/>
         </w:rPr>
-        <w:hyperlink r:id="rId11" w:history="1">
+        <w:hyperlink r:id="rId10" w:history="1">
           <w:r>
             <w:rPr>
               <w:rStyle w:val="Hyperlink"/>
@@ -815,7 +779,7 @@
           <w:sz w:val="24"/>
           <w:u w:val="single"/>
         </w:rPr>
-        <w:hyperlink r:id="rId11" w:history="1">
+        <w:hyperlink r:id="rId10" w:history="1">
           <w:r>
             <w:rPr>
               <w:rStyle w:val="Hyperlink"/>
@@ -842,8 +806,9 @@
           <w:i w:val="0"/>
           <w:color w:val="0000FF"/>
           <w:sz w:val="24"/>
+          <w:u w:val="single"/>
         </w:rPr>
-        <w:hyperlink r:id="rId11" w:history="1">
+        <w:hyperlink r:id="rId10" w:history="1">
           <w:r>
             <w:rPr>
               <w:rStyle w:val="Hyperlink"/>
@@ -861,7 +826,7 @@
           <w:sz w:val="24"/>
           <w:u w:val="single"/>
         </w:rPr>
-        <w:hyperlink r:id="rId11" w:history="1">
+        <w:hyperlink r:id="rId10" w:history="1">
           <w:r>
             <w:rPr>
               <w:rStyle w:val="Hyperlink"/>
@@ -890,7 +855,7 @@
           <w:sz w:val="24"/>
           <w:u w:val="single"/>
         </w:rPr>
-        <w:hyperlink r:id="rId11" w:history="1">
+        <w:hyperlink r:id="rId10" w:history="1">
           <w:r>
             <w:rPr>
               <w:rStyle w:val="Hyperlink"/>
@@ -943,7 +908,25 @@
           <w:color w:val="000000"/>
           <w:sz w:val="24"/>
         </w:rPr>
-        <w:t xml:space="preserve"> (KITLV) in 2013 and 201</w:t>
+        <w:t xml:space="preserve"> (KITLV) in 2013 an</w:t>
+      </w:r>
+      <w:r>
+        <w:rPr>
+          <w:u w:val="single" w:color="0000ff"/>
+          <w:rFonts w:ascii="Charis SIL Regular" w:hAnsi="Charis SIL Regular" w:eastAsia="Charis SIL Regular"/>
+          <w:b w:val="0"/>
+          <w:i w:val="0"/>
+          <w:color w:val="000000"/>
+          <w:sz w:val="24"/>
+        </w:rPr>
+        <w:hyperlink r:id="rId11" w:history="1">
+          <w:r>
+            <w:rPr>
+              <w:rStyle w:val="Hyperlink"/>
+            </w:rPr>
+            <w:t>d 201</w:t>
+          </w:r>
+        </w:hyperlink>
       </w:r>
       <w:r>
         <w:rPr>
@@ -1529,23 +1512,6 @@
       </w:r>
       <w:r>
         <w:rPr>
-          <w:rFonts w:ascii="Charis SIL Regular" w:hAnsi="Charis SIL Regular" w:eastAsia="Charis SIL Regular"/>
-          <w:b w:val="0"/>
-          <w:i w:val="0"/>
-          <w:color w:val="000000"/>
-          <w:sz w:val="24"/>
-        </w:rPr>
-        <w:hyperlink r:id="rId14" w:history="1">
-          <w:r>
-            <w:rPr>
-              <w:rStyle w:val="Hyperlink"/>
-            </w:rPr>
-            <w:t>d</w:t>
-          </w:r>
-        </w:hyperlink>
-      </w:r>
-      <w:r>
-        <w:rPr>
           <w:u w:val="single" w:color="0000ff"/>
           <w:rFonts w:ascii="Charis SIL Regular" w:hAnsi="Charis SIL Regular" w:eastAsia="Charis SIL Regular"/>
           <w:b w:val="0"/>
@@ -1553,7 +1519,7 @@
           <w:color w:val="000000"/>
           <w:sz w:val="24"/>
         </w:rPr>
-        <w:t xml:space="preserve"> </w:t>
+        <w:t>d</w:t>
       </w:r>
       <w:r>
         <w:rPr>
@@ -1563,7 +1529,7 @@
           <w:color w:val="000000"/>
           <w:sz w:val="24"/>
         </w:rPr>
-        <w:t xml:space="preserve">them. Besides </w:t>
+        <w:t xml:space="preserve"> them. Besides </w:t>
       </w:r>
       <w:r>
         <w:rPr>
@@ -1701,50 +1667,7 @@
           <w:color w:val="000000"/>
           <w:sz w:val="24"/>
         </w:rPr>
-        <w:hyperlink r:id="rId15" w:history="1">
-          <w:r>
-            <w:rPr>
-              <w:rStyle w:val="Hyperlink"/>
-            </w:rPr>
-            <w:t>aterial</w:t>
-          </w:r>
-        </w:hyperlink>
-      </w:r>
-      <w:r>
-        <w:rPr>
-          <w:u w:val="single" w:color="0000ff"/>
-          <w:rFonts w:ascii="Charis SIL Regular" w:hAnsi="Charis SIL Regular" w:eastAsia="Charis SIL Regular"/>
-          <w:b w:val="0"/>
-          <w:i w:val="0"/>
-          <w:color w:val="000000"/>
-          <w:sz w:val="24"/>
-        </w:rPr>
-        <w:hyperlink r:id="rId15" w:history="1">
-          <w:r>
-            <w:rPr>
-              <w:rStyle w:val="Hyperlink"/>
-            </w:rPr>
-            <w:t>.</w:t>
-          </w:r>
-        </w:hyperlink>
-      </w:r>
-      <w:r>
-        <w:rPr>
-          <w:u w:val="single" w:color="0000ff"/>
-          <w:rFonts w:ascii="Charis SIL Regular" w:hAnsi="Charis SIL Regular" w:eastAsia="Charis SIL Regular"/>
-          <w:b w:val="0"/>
-          <w:i w:val="0"/>
-          <w:color w:val="000000"/>
-          <w:sz w:val="24"/>
-        </w:rPr>
-        <w:hyperlink r:id="rId15" w:history="1">
-          <w:r>
-            <w:rPr>
-              <w:rStyle w:val="Hyperlink"/>
-            </w:rPr>
-            <w:t xml:space="preserve"> Various </w:t>
-          </w:r>
-        </w:hyperlink>
+        <w:t xml:space="preserve">aterial. Various </w:t>
       </w:r>
       <w:r>
         <w:rPr>
@@ -1833,20 +1756,14 @@
       </w:r>
       <w:r>
         <w:rPr>
+          <w:u w:val="single" w:color="0000ff"/>
           <w:rFonts w:ascii="Charis SIL Regular" w:hAnsi="Charis SIL Regular" w:eastAsia="Charis SIL Regular"/>
           <w:b w:val="0"/>
           <w:i w:val="0"/>
           <w:color w:val="000000"/>
           <w:sz w:val="24"/>
         </w:rPr>
-        <w:hyperlink r:id="rId14" w:history="1">
-          <w:r>
-            <w:rPr>
-              <w:rStyle w:val="Hyperlink"/>
-            </w:rPr>
-            <w:t xml:space="preserve"> be </w:t>
-          </w:r>
-        </w:hyperlink>
+        <w:t xml:space="preserve"> be </w:t>
       </w:r>
       <w:r>
         <w:rPr>
@@ -2296,7 +2213,71 @@
           <w:color w:val="000000"/>
           <w:sz w:val="24"/>
         </w:rPr>
-        <w:t xml:space="preserve">types of material. To facilitate your search, various </w:t>
+        <w:t>types of m</w:t>
+      </w:r>
+      <w:r>
+        <w:rPr>
+          <w:u w:val="single" w:color="0000ff"/>
+          <w:rFonts w:ascii="Charis SIL Regular" w:hAnsi="Charis SIL Regular" w:eastAsia="Charis SIL Regular"/>
+          <w:b w:val="0"/>
+          <w:i w:val="0"/>
+          <w:color w:val="000000"/>
+          <w:sz w:val="24"/>
+        </w:rPr>
+        <w:hyperlink r:id="rId15" w:history="1">
+          <w:r>
+            <w:rPr>
+              <w:rStyle w:val="Hyperlink"/>
+            </w:rPr>
+            <w:t>aterial</w:t>
+          </w:r>
+        </w:hyperlink>
+      </w:r>
+      <w:r>
+        <w:rPr>
+          <w:u w:val="single" w:color="0000ff"/>
+          <w:rFonts w:ascii="Charis SIL Regular" w:hAnsi="Charis SIL Regular" w:eastAsia="Charis SIL Regular"/>
+          <w:b w:val="0"/>
+          <w:i w:val="0"/>
+          <w:color w:val="000000"/>
+          <w:sz w:val="24"/>
+        </w:rPr>
+        <w:hyperlink r:id="rId15" w:history="1">
+          <w:r>
+            <w:rPr>
+              <w:rStyle w:val="Hyperlink"/>
+            </w:rPr>
+            <w:t>.</w:t>
+          </w:r>
+        </w:hyperlink>
+      </w:r>
+      <w:r>
+        <w:rPr>
+          <w:u w:val="single" w:color="0000ff"/>
+          <w:rFonts w:ascii="Charis SIL Regular" w:hAnsi="Charis SIL Regular" w:eastAsia="Charis SIL Regular"/>
+          <w:b w:val="0"/>
+          <w:i w:val="0"/>
+          <w:color w:val="000000"/>
+          <w:sz w:val="24"/>
+        </w:rPr>
+        <w:hyperlink r:id="rId15" w:history="1">
+          <w:r>
+            <w:rPr>
+              <w:rStyle w:val="Hyperlink"/>
+            </w:rPr>
+            <w:t xml:space="preserve"> To facilit</w:t>
+          </w:r>
+        </w:hyperlink>
+      </w:r>
+      <w:r>
+        <w:rPr>
+          <w:rFonts w:ascii="Charis SIL Regular" w:hAnsi="Charis SIL Regular" w:eastAsia="Charis SIL Regular"/>
+          <w:b w:val="0"/>
+          <w:i w:val="0"/>
+          <w:color w:val="000000"/>
+          <w:sz w:val="24"/>
+        </w:rPr>
+        <w:t xml:space="preserve">ate your search, various </w:t>
       </w:r>
       <w:r>
         <w:rPr>

--- a/EXPORTS/DOCX/published/niveau3/English/UniversiteitsbibliotheekLeiden.docx
+++ b/EXPORTS/DOCX/published/niveau3/English/UniversiteitsbibliotheekLeiden.docx
@@ -1512,23 +1512,6 @@
       </w:r>
       <w:r>
         <w:rPr>
-          <w:rFonts w:ascii="Charis SIL Regular" w:hAnsi="Charis SIL Regular" w:eastAsia="Charis SIL Regular"/>
-          <w:b w:val="0"/>
-          <w:i w:val="0"/>
-          <w:color w:val="000000"/>
-          <w:sz w:val="24"/>
-        </w:rPr>
-        <w:hyperlink r:id="rId14" w:history="1">
-          <w:r>
-            <w:rPr>
-              <w:rStyle w:val="Hyperlink"/>
-            </w:rPr>
-            <w:t>d</w:t>
-          </w:r>
-        </w:hyperlink>
-      </w:r>
-      <w:r>
-        <w:rPr>
           <w:u w:val="single" w:color="0000ff"/>
           <w:rFonts w:ascii="Charis SIL Regular" w:hAnsi="Charis SIL Regular" w:eastAsia="Charis SIL Regular"/>
           <w:b w:val="0"/>
@@ -1536,7 +1519,7 @@
           <w:color w:val="000000"/>
           <w:sz w:val="24"/>
         </w:rPr>
-        <w:t xml:space="preserve"> </w:t>
+        <w:t>d</w:t>
       </w:r>
       <w:r>
         <w:rPr>
@@ -1546,7 +1529,7 @@
           <w:color w:val="000000"/>
           <w:sz w:val="24"/>
         </w:rPr>
-        <w:t xml:space="preserve">them. Besides </w:t>
+        <w:t xml:space="preserve"> them. Besides </w:t>
       </w:r>
       <w:r>
         <w:rPr>

--- a/EXPORTS/DOCX/published/niveau3/English/UniversiteitsbibliotheekLeiden.docx
+++ b/EXPORTS/DOCX/published/niveau3/English/UniversiteitsbibliotheekLeiden.docx
@@ -626,8 +626,45 @@
           <w:i w:val="0"/>
           <w:color w:val="0000FF"/>
           <w:sz w:val="24"/>
+          <w:u w:val="single"/>
         </w:rPr>
-        <w:t>Netherlands Instit</w:t>
+        <w:hyperlink r:id="rId11" w:history="1">
+          <w:r>
+            <w:rPr>
+              <w:rStyle w:val="Hyperlink"/>
+            </w:rPr>
+            <w:t>Netherlands</w:t>
+          </w:r>
+        </w:hyperlink>
+      </w:r>
+      <w:r>
+        <w:rPr>
+          <w:rFonts w:ascii="Charis SIL Regular" w:hAnsi="Charis SIL Regular" w:eastAsia="Charis SIL Regular"/>
+          <w:b w:val="0"/>
+          <w:i w:val="0"/>
+          <w:color w:val="0000FF"/>
+          <w:sz w:val="24"/>
+          <w:u w:val="single"/>
+        </w:rPr>
+        <w:t xml:space="preserve"> </w:t>
+      </w:r>
+      <w:r>
+        <w:rPr>
+          <w:rFonts w:ascii="Charis SIL Regular" w:hAnsi="Charis SIL Regular" w:eastAsia="Charis SIL Regular"/>
+          <w:b w:val="0"/>
+          <w:i w:val="0"/>
+          <w:color w:val="0000FF"/>
+          <w:sz w:val="24"/>
+          <w:u w:val="single"/>
+        </w:rPr>
+        <w:hyperlink r:id="rId11" w:history="1">
+          <w:r>
+            <w:rPr>
+              <w:rStyle w:val="Hyperlink"/>
+            </w:rPr>
+            <w:t>Instit</w:t>
+          </w:r>
+        </w:hyperlink>
       </w:r>
       <w:r>
         <w:rPr>
@@ -855,7 +892,7 @@
           <w:sz w:val="24"/>
           <w:u w:val="single"/>
         </w:rPr>
-        <w:hyperlink r:id="rId10" w:history="1">
+        <w:hyperlink r:id="rId11" w:history="1">
           <w:r>
             <w:rPr>
               <w:rStyle w:val="Hyperlink"/>
@@ -908,197 +945,7 @@
           <w:color w:val="000000"/>
           <w:sz w:val="24"/>
         </w:rPr>
-        <w:t xml:space="preserve"> (KITLV) in 2013 an</w:t>
-      </w:r>
-      <w:r>
-        <w:rPr>
-          <w:u w:val="single" w:color="0000ff"/>
-          <w:rFonts w:ascii="Charis SIL Regular" w:hAnsi="Charis SIL Regular" w:eastAsia="Charis SIL Regular"/>
-          <w:b w:val="0"/>
-          <w:i w:val="0"/>
-          <w:color w:val="000000"/>
-          <w:sz w:val="24"/>
-        </w:rPr>
-        <w:hyperlink r:id="rId11" w:history="1">
-          <w:r>
-            <w:rPr>
-              <w:rStyle w:val="Hyperlink"/>
-            </w:rPr>
-            <w:t>d 201</w:t>
-          </w:r>
-        </w:hyperlink>
-      </w:r>
-      <w:r>
-        <w:rPr>
-          <w:u w:val="single" w:color="0000ff"/>
-          <w:rFonts w:ascii="Charis SIL Regular" w:hAnsi="Charis SIL Regular" w:eastAsia="Charis SIL Regular"/>
-          <w:b w:val="0"/>
-          <w:i w:val="0"/>
-          <w:color w:val="000000"/>
-          <w:sz w:val="24"/>
-        </w:rPr>
-        <w:hyperlink r:id="rId11" w:history="1">
-          <w:r>
-            <w:rPr>
-              <w:rStyle w:val="Hyperlink"/>
-            </w:rPr>
-            <w:t>4, respective</w:t>
-          </w:r>
-        </w:hyperlink>
-      </w:r>
-      <w:r>
-        <w:rPr>
-          <w:u w:val="single" w:color="0000ff"/>
-          <w:rFonts w:ascii="Charis SIL Regular" w:hAnsi="Charis SIL Regular" w:eastAsia="Charis SIL Regular"/>
-          <w:b w:val="0"/>
-          <w:i w:val="0"/>
-          <w:color w:val="000000"/>
-          <w:sz w:val="24"/>
-        </w:rPr>
-        <w:hyperlink r:id="rId11" w:history="1">
-          <w:r>
-            <w:rPr>
-              <w:rStyle w:val="Hyperlink"/>
-            </w:rPr>
-            <w:t>l</w:t>
-          </w:r>
-        </w:hyperlink>
-      </w:r>
-      <w:r>
-        <w:rPr>
-          <w:u w:val="single" w:color="0000ff"/>
-          <w:rFonts w:ascii="Charis SIL Regular" w:hAnsi="Charis SIL Regular" w:eastAsia="Charis SIL Regular"/>
-          <w:b w:val="0"/>
-          <w:i w:val="0"/>
-          <w:color w:val="000000"/>
-          <w:sz w:val="24"/>
-        </w:rPr>
-        <w:hyperlink r:id="rId11" w:history="1">
-          <w:r>
-            <w:rPr>
-              <w:rStyle w:val="Hyperlink"/>
-            </w:rPr>
-            <w:t>y. The li</w:t>
-          </w:r>
-        </w:hyperlink>
-      </w:r>
-      <w:r>
-        <w:rPr>
-          <w:u w:val="single" w:color="0000ff"/>
-          <w:rFonts w:ascii="Charis SIL Regular" w:hAnsi="Charis SIL Regular" w:eastAsia="Charis SIL Regular"/>
-          <w:b w:val="0"/>
-          <w:i w:val="0"/>
-          <w:color w:val="000000"/>
-          <w:sz w:val="24"/>
-        </w:rPr>
-        <w:hyperlink r:id="rId11" w:history="1">
-          <w:r>
-            <w:rPr>
-              <w:rStyle w:val="Hyperlink"/>
-            </w:rPr>
-            <w:t>br</w:t>
-          </w:r>
-        </w:hyperlink>
-      </w:r>
-      <w:r>
-        <w:rPr>
-          <w:u w:val="single" w:color="0000ff"/>
-          <w:rFonts w:ascii="Charis SIL Regular" w:hAnsi="Charis SIL Regular" w:eastAsia="Charis SIL Regular"/>
-          <w:b w:val="0"/>
-          <w:i w:val="0"/>
-          <w:color w:val="000000"/>
-          <w:sz w:val="24"/>
-        </w:rPr>
-        <w:hyperlink r:id="rId11" w:history="1">
-          <w:r>
-            <w:rPr>
-              <w:rStyle w:val="Hyperlink"/>
-            </w:rPr>
-            <w:t>a</w:t>
-          </w:r>
-        </w:hyperlink>
-      </w:r>
-      <w:r>
-        <w:rPr>
-          <w:u w:val="single" w:color="0000ff"/>
-          <w:rFonts w:ascii="Charis SIL Regular" w:hAnsi="Charis SIL Regular" w:eastAsia="Charis SIL Regular"/>
-          <w:b w:val="0"/>
-          <w:i w:val="0"/>
-          <w:color w:val="000000"/>
-          <w:sz w:val="24"/>
-        </w:rPr>
-        <w:hyperlink r:id="rId11" w:history="1">
-          <w:r>
-            <w:rPr>
-              <w:rStyle w:val="Hyperlink"/>
-            </w:rPr>
-            <w:t xml:space="preserve">ry of the </w:t>
-          </w:r>
-        </w:hyperlink>
-      </w:r>
-      <w:r>
-        <w:rPr>
-          <w:rFonts w:ascii="Charis SIL Regular" w:hAnsi="Charis SIL Regular" w:eastAsia="Charis SIL Regular"/>
-          <w:b w:val="0"/>
-          <w:i w:val="0"/>
-          <w:color w:val="000000"/>
-          <w:sz w:val="24"/>
-        </w:rPr>
-        <w:t>N</w:t>
-      </w:r>
-      <w:r>
-        <w:rPr>
-          <w:u w:val="single" w:color="0000ff"/>
-          <w:rFonts w:ascii="Charis SIL Regular" w:hAnsi="Charis SIL Regular" w:eastAsia="Charis SIL Regular"/>
-          <w:b w:val="0"/>
-          <w:i w:val="0"/>
-          <w:color w:val="000000"/>
-          <w:sz w:val="24"/>
-        </w:rPr>
-        <w:hyperlink r:id="rId11" w:history="1">
-          <w:r>
-            <w:rPr>
-              <w:rStyle w:val="Hyperlink"/>
-            </w:rPr>
-            <w:t>ether</w:t>
-          </w:r>
-        </w:hyperlink>
-      </w:r>
-      <w:r>
-        <w:rPr>
-          <w:u w:val="single" w:color="0000ff"/>
-          <w:rFonts w:ascii="Charis SIL Regular" w:hAnsi="Charis SIL Regular" w:eastAsia="Charis SIL Regular"/>
-          <w:b w:val="0"/>
-          <w:i w:val="0"/>
-          <w:color w:val="000000"/>
-          <w:sz w:val="24"/>
-        </w:rPr>
-        <w:hyperlink r:id="rId11" w:history="1">
-          <w:r>
-            <w:rPr>
-              <w:rStyle w:val="Hyperlink"/>
-            </w:rPr>
-            <w:t>l</w:t>
-          </w:r>
-        </w:hyperlink>
-      </w:r>
-      <w:r>
-        <w:rPr>
-          <w:u w:val="single" w:color="0000ff"/>
-          <w:rFonts w:ascii="Charis SIL Regular" w:hAnsi="Charis SIL Regular" w:eastAsia="Charis SIL Regular"/>
-          <w:b w:val="0"/>
-          <w:i w:val="0"/>
-          <w:color w:val="000000"/>
-          <w:sz w:val="24"/>
-        </w:rPr>
-        <w:hyperlink r:id="rId11" w:history="1">
-          <w:r>
-            <w:rPr>
-              <w:rStyle w:val="Hyperlink"/>
-            </w:rPr>
-            <w:t>and</w:t>
-          </w:r>
-        </w:hyperlink>
+        <w:t xml:space="preserve"> (KITLV) in 2013 and 2014, respectively. The library of the Netherland</w:t>
       </w:r>
       <w:r>
         <w:rPr>
@@ -1512,6 +1359,23 @@
       </w:r>
       <w:r>
         <w:rPr>
+          <w:rFonts w:ascii="Charis SIL Regular" w:hAnsi="Charis SIL Regular" w:eastAsia="Charis SIL Regular"/>
+          <w:b w:val="0"/>
+          <w:i w:val="0"/>
+          <w:color w:val="000000"/>
+          <w:sz w:val="24"/>
+        </w:rPr>
+        <w:hyperlink r:id="rId14" w:history="1">
+          <w:r>
+            <w:rPr>
+              <w:rStyle w:val="Hyperlink"/>
+            </w:rPr>
+            <w:t>d</w:t>
+          </w:r>
+        </w:hyperlink>
+      </w:r>
+      <w:r>
+        <w:rPr>
           <w:u w:val="single" w:color="0000ff"/>
           <w:rFonts w:ascii="Charis SIL Regular" w:hAnsi="Charis SIL Regular" w:eastAsia="Charis SIL Regular"/>
           <w:b w:val="0"/>
@@ -1519,7 +1383,7 @@
           <w:color w:val="000000"/>
           <w:sz w:val="24"/>
         </w:rPr>
-        <w:t>d</w:t>
+        <w:t xml:space="preserve"> </w:t>
       </w:r>
       <w:r>
         <w:rPr>
@@ -1529,7 +1393,7 @@
           <w:color w:val="000000"/>
           <w:sz w:val="24"/>
         </w:rPr>
-        <w:t xml:space="preserve"> them. Besides </w:t>
+        <w:t xml:space="preserve">them. Besides </w:t>
       </w:r>
       <w:r>
         <w:rPr>
@@ -2263,7 +2127,71 @@
           <w:color w:val="000000"/>
           <w:sz w:val="24"/>
         </w:rPr>
-        <w:t xml:space="preserve">types of material. To facilitate your search, various </w:t>
+        <w:t>types of m</w:t>
+      </w:r>
+      <w:r>
+        <w:rPr>
+          <w:u w:val="single" w:color="0000ff"/>
+          <w:rFonts w:ascii="Charis SIL Regular" w:hAnsi="Charis SIL Regular" w:eastAsia="Charis SIL Regular"/>
+          <w:b w:val="0"/>
+          <w:i w:val="0"/>
+          <w:color w:val="000000"/>
+          <w:sz w:val="24"/>
+        </w:rPr>
+        <w:hyperlink r:id="rId15" w:history="1">
+          <w:r>
+            <w:rPr>
+              <w:rStyle w:val="Hyperlink"/>
+            </w:rPr>
+            <w:t>aterial</w:t>
+          </w:r>
+        </w:hyperlink>
+      </w:r>
+      <w:r>
+        <w:rPr>
+          <w:u w:val="single" w:color="0000ff"/>
+          <w:rFonts w:ascii="Charis SIL Regular" w:hAnsi="Charis SIL Regular" w:eastAsia="Charis SIL Regular"/>
+          <w:b w:val="0"/>
+          <w:i w:val="0"/>
+          <w:color w:val="000000"/>
+          <w:sz w:val="24"/>
+        </w:rPr>
+        <w:hyperlink r:id="rId15" w:history="1">
+          <w:r>
+            <w:rPr>
+              <w:rStyle w:val="Hyperlink"/>
+            </w:rPr>
+            <w:t>.</w:t>
+          </w:r>
+        </w:hyperlink>
+      </w:r>
+      <w:r>
+        <w:rPr>
+          <w:u w:val="single" w:color="0000ff"/>
+          <w:rFonts w:ascii="Charis SIL Regular" w:hAnsi="Charis SIL Regular" w:eastAsia="Charis SIL Regular"/>
+          <w:b w:val="0"/>
+          <w:i w:val="0"/>
+          <w:color w:val="000000"/>
+          <w:sz w:val="24"/>
+        </w:rPr>
+        <w:hyperlink r:id="rId15" w:history="1">
+          <w:r>
+            <w:rPr>
+              <w:rStyle w:val="Hyperlink"/>
+            </w:rPr>
+            <w:t xml:space="preserve"> To facilit</w:t>
+          </w:r>
+        </w:hyperlink>
+      </w:r>
+      <w:r>
+        <w:rPr>
+          <w:rFonts w:ascii="Charis SIL Regular" w:hAnsi="Charis SIL Regular" w:eastAsia="Charis SIL Regular"/>
+          <w:b w:val="0"/>
+          <w:i w:val="0"/>
+          <w:color w:val="000000"/>
+          <w:sz w:val="24"/>
+        </w:rPr>
+        <w:t xml:space="preserve">ate your search, various </w:t>
       </w:r>
       <w:r>
         <w:rPr>

--- a/EXPORTS/DOCX/published/niveau3/English/UniversiteitsbibliotheekLeiden.docx
+++ b/EXPORTS/DOCX/published/niveau3/English/UniversiteitsbibliotheekLeiden.docx
@@ -628,43 +628,7 @@
           <w:sz w:val="24"/>
           <w:u w:val="single"/>
         </w:rPr>
-        <w:hyperlink r:id="rId11" w:history="1">
-          <w:r>
-            <w:rPr>
-              <w:rStyle w:val="Hyperlink"/>
-            </w:rPr>
-            <w:t>Netherlands</w:t>
-          </w:r>
-        </w:hyperlink>
-      </w:r>
-      <w:r>
-        <w:rPr>
-          <w:rFonts w:ascii="Charis SIL Regular" w:hAnsi="Charis SIL Regular" w:eastAsia="Charis SIL Regular"/>
-          <w:b w:val="0"/>
-          <w:i w:val="0"/>
-          <w:color w:val="0000FF"/>
-          <w:sz w:val="24"/>
-          <w:u w:val="single"/>
-        </w:rPr>
-        <w:t xml:space="preserve"> </w:t>
-      </w:r>
-      <w:r>
-        <w:rPr>
-          <w:rFonts w:ascii="Charis SIL Regular" w:hAnsi="Charis SIL Regular" w:eastAsia="Charis SIL Regular"/>
-          <w:b w:val="0"/>
-          <w:i w:val="0"/>
-          <w:color w:val="0000FF"/>
-          <w:sz w:val="24"/>
-          <w:u w:val="single"/>
-        </w:rPr>
-        <w:hyperlink r:id="rId11" w:history="1">
-          <w:r>
-            <w:rPr>
-              <w:rStyle w:val="Hyperlink"/>
-            </w:rPr>
-            <w:t>Instit</w:t>
-          </w:r>
-        </w:hyperlink>
+        <w:t>Netherlands Instit</w:t>
       </w:r>
       <w:r>
         <w:rPr>
@@ -2645,9 +2609,8 @@
           <w:i w:val="0"/>
           <w:color w:val="0000FF"/>
           <w:sz w:val="24"/>
-          <w:u w:val="single"/>
         </w:rPr>
-        <w:t>ic research in colonised territorie</w:t>
+        <w:t>i</w:t>
       </w:r>
       <w:r>
         <w:rPr>
@@ -2656,8 +2619,9 @@
           <w:i w:val="0"/>
           <w:color w:val="0000FF"/>
           <w:sz w:val="24"/>
+          <w:u w:val="single"/>
         </w:rPr>
-        <w:t>s</w:t>
+        <w:t>c research in colonised territories</w:t>
       </w:r>
       <w:r>
         <w:br/>

--- a/EXPORTS/DOCX/published/niveau3/English/UniversiteitsbibliotheekLeiden.docx
+++ b/EXPORTS/DOCX/published/niveau3/English/UniversiteitsbibliotheekLeiden.docx
@@ -628,7 +628,14 @@
           <w:sz w:val="24"/>
           <w:u w:val="single"/>
         </w:rPr>
-        <w:t>Netherlands Instit</w:t>
+        <w:hyperlink r:id="rId11" w:history="1">
+          <w:r>
+            <w:rPr>
+              <w:rStyle w:val="Hyperlink"/>
+            </w:rPr>
+            <w:t>Netherlands</w:t>
+          </w:r>
+        </w:hyperlink>
       </w:r>
       <w:r>
         <w:rPr>
@@ -639,7 +646,36 @@
           <w:sz w:val="24"/>
           <w:u w:val="single"/>
         </w:rPr>
-        <w:hyperlink r:id="rId10" w:history="1">
+        <w:t xml:space="preserve"> </w:t>
+      </w:r>
+      <w:r>
+        <w:rPr>
+          <w:rFonts w:ascii="Charis SIL Regular" w:hAnsi="Charis SIL Regular" w:eastAsia="Charis SIL Regular"/>
+          <w:b w:val="0"/>
+          <w:i w:val="0"/>
+          <w:color w:val="0000FF"/>
+          <w:sz w:val="24"/>
+          <w:u w:val="single"/>
+        </w:rPr>
+        <w:hyperlink r:id="rId11" w:history="1">
+          <w:r>
+            <w:rPr>
+              <w:rStyle w:val="Hyperlink"/>
+            </w:rPr>
+            <w:t>Instit</w:t>
+          </w:r>
+        </w:hyperlink>
+      </w:r>
+      <w:r>
+        <w:rPr>
+          <w:rFonts w:ascii="Charis SIL Regular" w:hAnsi="Charis SIL Regular" w:eastAsia="Charis SIL Regular"/>
+          <w:b w:val="0"/>
+          <w:i w:val="0"/>
+          <w:color w:val="0000FF"/>
+          <w:sz w:val="24"/>
+          <w:u w:val="single"/>
+        </w:rPr>
+        <w:hyperlink r:id="rId11" w:history="1">
           <w:r>
             <w:rPr>
               <w:rStyle w:val="Hyperlink"/>
@@ -668,7 +704,7 @@
           <w:sz w:val="24"/>
           <w:u w:val="single"/>
         </w:rPr>
-        <w:hyperlink r:id="rId10" w:history="1">
+        <w:hyperlink r:id="rId11" w:history="1">
           <w:r>
             <w:rPr>
               <w:rStyle w:val="Hyperlink"/>
@@ -697,7 +733,7 @@
           <w:sz w:val="24"/>
           <w:u w:val="single"/>
         </w:rPr>
-        <w:hyperlink r:id="rId10" w:history="1">
+        <w:hyperlink r:id="rId11" w:history="1">
           <w:r>
             <w:rPr>
               <w:rStyle w:val="Hyperlink"/>
@@ -715,7 +751,7 @@
           <w:sz w:val="24"/>
           <w:u w:val="single"/>
         </w:rPr>
-        <w:hyperlink r:id="rId10" w:history="1">
+        <w:hyperlink r:id="rId11" w:history="1">
           <w:r>
             <w:rPr>
               <w:rStyle w:val="Hyperlink"/>
@@ -744,7 +780,7 @@
           <w:sz w:val="24"/>
           <w:u w:val="single"/>
         </w:rPr>
-        <w:hyperlink r:id="rId10" w:history="1">
+        <w:hyperlink r:id="rId11" w:history="1">
           <w:r>
             <w:rPr>
               <w:rStyle w:val="Hyperlink"/>
@@ -762,7 +798,7 @@
           <w:sz w:val="24"/>
           <w:u w:val="single"/>
         </w:rPr>
-        <w:hyperlink r:id="rId10" w:history="1">
+        <w:hyperlink r:id="rId11" w:history="1">
           <w:r>
             <w:rPr>
               <w:rStyle w:val="Hyperlink"/>
@@ -780,7 +816,7 @@
           <w:sz w:val="24"/>
           <w:u w:val="single"/>
         </w:rPr>
-        <w:hyperlink r:id="rId10" w:history="1">
+        <w:hyperlink r:id="rId11" w:history="1">
           <w:r>
             <w:rPr>
               <w:rStyle w:val="Hyperlink"/>
@@ -809,7 +845,7 @@
           <w:sz w:val="24"/>
           <w:u w:val="single"/>
         </w:rPr>
-        <w:hyperlink r:id="rId10" w:history="1">
+        <w:hyperlink r:id="rId11" w:history="1">
           <w:r>
             <w:rPr>
               <w:rStyle w:val="Hyperlink"/>
@@ -827,7 +863,7 @@
           <w:sz w:val="24"/>
           <w:u w:val="single"/>
         </w:rPr>
-        <w:hyperlink r:id="rId10" w:history="1">
+        <w:hyperlink r:id="rId11" w:history="1">
           <w:r>
             <w:rPr>
               <w:rStyle w:val="Hyperlink"/>
@@ -856,7 +892,7 @@
           <w:sz w:val="24"/>
           <w:u w:val="single"/>
         </w:rPr>
-        <w:hyperlink r:id="rId11" w:history="1">
+        <w:hyperlink r:id="rId10" w:history="1">
           <w:r>
             <w:rPr>
               <w:rStyle w:val="Hyperlink"/>
@@ -909,7 +945,197 @@
           <w:color w:val="000000"/>
           <w:sz w:val="24"/>
         </w:rPr>
-        <w:t xml:space="preserve"> (KITLV) in 2013 and 2014, respectively. The library of the Netherland</w:t>
+        <w:t xml:space="preserve"> (KITLV) in 2013 an</w:t>
+      </w:r>
+      <w:r>
+        <w:rPr>
+          <w:u w:val="single" w:color="0000ff"/>
+          <w:rFonts w:ascii="Charis SIL Regular" w:hAnsi="Charis SIL Regular" w:eastAsia="Charis SIL Regular"/>
+          <w:b w:val="0"/>
+          <w:i w:val="0"/>
+          <w:color w:val="000000"/>
+          <w:sz w:val="24"/>
+        </w:rPr>
+        <w:hyperlink r:id="rId11" w:history="1">
+          <w:r>
+            <w:rPr>
+              <w:rStyle w:val="Hyperlink"/>
+            </w:rPr>
+            <w:t>d 201</w:t>
+          </w:r>
+        </w:hyperlink>
+      </w:r>
+      <w:r>
+        <w:rPr>
+          <w:u w:val="single" w:color="0000ff"/>
+          <w:rFonts w:ascii="Charis SIL Regular" w:hAnsi="Charis SIL Regular" w:eastAsia="Charis SIL Regular"/>
+          <w:b w:val="0"/>
+          <w:i w:val="0"/>
+          <w:color w:val="000000"/>
+          <w:sz w:val="24"/>
+        </w:rPr>
+        <w:hyperlink r:id="rId11" w:history="1">
+          <w:r>
+            <w:rPr>
+              <w:rStyle w:val="Hyperlink"/>
+            </w:rPr>
+            <w:t>4, respective</w:t>
+          </w:r>
+        </w:hyperlink>
+      </w:r>
+      <w:r>
+        <w:rPr>
+          <w:u w:val="single" w:color="0000ff"/>
+          <w:rFonts w:ascii="Charis SIL Regular" w:hAnsi="Charis SIL Regular" w:eastAsia="Charis SIL Regular"/>
+          <w:b w:val="0"/>
+          <w:i w:val="0"/>
+          <w:color w:val="000000"/>
+          <w:sz w:val="24"/>
+        </w:rPr>
+        <w:hyperlink r:id="rId11" w:history="1">
+          <w:r>
+            <w:rPr>
+              <w:rStyle w:val="Hyperlink"/>
+            </w:rPr>
+            <w:t>l</w:t>
+          </w:r>
+        </w:hyperlink>
+      </w:r>
+      <w:r>
+        <w:rPr>
+          <w:u w:val="single" w:color="0000ff"/>
+          <w:rFonts w:ascii="Charis SIL Regular" w:hAnsi="Charis SIL Regular" w:eastAsia="Charis SIL Regular"/>
+          <w:b w:val="0"/>
+          <w:i w:val="0"/>
+          <w:color w:val="000000"/>
+          <w:sz w:val="24"/>
+        </w:rPr>
+        <w:hyperlink r:id="rId11" w:history="1">
+          <w:r>
+            <w:rPr>
+              <w:rStyle w:val="Hyperlink"/>
+            </w:rPr>
+            <w:t>y. The li</w:t>
+          </w:r>
+        </w:hyperlink>
+      </w:r>
+      <w:r>
+        <w:rPr>
+          <w:u w:val="single" w:color="0000ff"/>
+          <w:rFonts w:ascii="Charis SIL Regular" w:hAnsi="Charis SIL Regular" w:eastAsia="Charis SIL Regular"/>
+          <w:b w:val="0"/>
+          <w:i w:val="0"/>
+          <w:color w:val="000000"/>
+          <w:sz w:val="24"/>
+        </w:rPr>
+        <w:hyperlink r:id="rId11" w:history="1">
+          <w:r>
+            <w:rPr>
+              <w:rStyle w:val="Hyperlink"/>
+            </w:rPr>
+            <w:t>br</w:t>
+          </w:r>
+        </w:hyperlink>
+      </w:r>
+      <w:r>
+        <w:rPr>
+          <w:u w:val="single" w:color="0000ff"/>
+          <w:rFonts w:ascii="Charis SIL Regular" w:hAnsi="Charis SIL Regular" w:eastAsia="Charis SIL Regular"/>
+          <w:b w:val="0"/>
+          <w:i w:val="0"/>
+          <w:color w:val="000000"/>
+          <w:sz w:val="24"/>
+        </w:rPr>
+        <w:hyperlink r:id="rId11" w:history="1">
+          <w:r>
+            <w:rPr>
+              <w:rStyle w:val="Hyperlink"/>
+            </w:rPr>
+            <w:t>a</w:t>
+          </w:r>
+        </w:hyperlink>
+      </w:r>
+      <w:r>
+        <w:rPr>
+          <w:u w:val="single" w:color="0000ff"/>
+          <w:rFonts w:ascii="Charis SIL Regular" w:hAnsi="Charis SIL Regular" w:eastAsia="Charis SIL Regular"/>
+          <w:b w:val="0"/>
+          <w:i w:val="0"/>
+          <w:color w:val="000000"/>
+          <w:sz w:val="24"/>
+        </w:rPr>
+        <w:hyperlink r:id="rId11" w:history="1">
+          <w:r>
+            <w:rPr>
+              <w:rStyle w:val="Hyperlink"/>
+            </w:rPr>
+            <w:t xml:space="preserve">ry of the </w:t>
+          </w:r>
+        </w:hyperlink>
+      </w:r>
+      <w:r>
+        <w:rPr>
+          <w:rFonts w:ascii="Charis SIL Regular" w:hAnsi="Charis SIL Regular" w:eastAsia="Charis SIL Regular"/>
+          <w:b w:val="0"/>
+          <w:i w:val="0"/>
+          <w:color w:val="000000"/>
+          <w:sz w:val="24"/>
+        </w:rPr>
+        <w:t>N</w:t>
+      </w:r>
+      <w:r>
+        <w:rPr>
+          <w:u w:val="single" w:color="0000ff"/>
+          <w:rFonts w:ascii="Charis SIL Regular" w:hAnsi="Charis SIL Regular" w:eastAsia="Charis SIL Regular"/>
+          <w:b w:val="0"/>
+          <w:i w:val="0"/>
+          <w:color w:val="000000"/>
+          <w:sz w:val="24"/>
+        </w:rPr>
+        <w:hyperlink r:id="rId11" w:history="1">
+          <w:r>
+            <w:rPr>
+              <w:rStyle w:val="Hyperlink"/>
+            </w:rPr>
+            <w:t>ether</w:t>
+          </w:r>
+        </w:hyperlink>
+      </w:r>
+      <w:r>
+        <w:rPr>
+          <w:u w:val="single" w:color="0000ff"/>
+          <w:rFonts w:ascii="Charis SIL Regular" w:hAnsi="Charis SIL Regular" w:eastAsia="Charis SIL Regular"/>
+          <w:b w:val="0"/>
+          <w:i w:val="0"/>
+          <w:color w:val="000000"/>
+          <w:sz w:val="24"/>
+        </w:rPr>
+        <w:hyperlink r:id="rId11" w:history="1">
+          <w:r>
+            <w:rPr>
+              <w:rStyle w:val="Hyperlink"/>
+            </w:rPr>
+            <w:t>l</w:t>
+          </w:r>
+        </w:hyperlink>
+      </w:r>
+      <w:r>
+        <w:rPr>
+          <w:u w:val="single" w:color="0000ff"/>
+          <w:rFonts w:ascii="Charis SIL Regular" w:hAnsi="Charis SIL Regular" w:eastAsia="Charis SIL Regular"/>
+          <w:b w:val="0"/>
+          <w:i w:val="0"/>
+          <w:color w:val="000000"/>
+          <w:sz w:val="24"/>
+        </w:rPr>
+        <w:hyperlink r:id="rId11" w:history="1">
+          <w:r>
+            <w:rPr>
+              <w:rStyle w:val="Hyperlink"/>
+            </w:rPr>
+            <w:t>and</w:t>
+          </w:r>
+        </w:hyperlink>
       </w:r>
       <w:r>
         <w:rPr>
@@ -1495,50 +1721,7 @@
           <w:color w:val="000000"/>
           <w:sz w:val="24"/>
         </w:rPr>
-        <w:hyperlink r:id="rId15" w:history="1">
-          <w:r>
-            <w:rPr>
-              <w:rStyle w:val="Hyperlink"/>
-            </w:rPr>
-            <w:t>aterial</w:t>
-          </w:r>
-        </w:hyperlink>
-      </w:r>
-      <w:r>
-        <w:rPr>
-          <w:u w:val="single" w:color="0000ff"/>
-          <w:rFonts w:ascii="Charis SIL Regular" w:hAnsi="Charis SIL Regular" w:eastAsia="Charis SIL Regular"/>
-          <w:b w:val="0"/>
-          <w:i w:val="0"/>
-          <w:color w:val="000000"/>
-          <w:sz w:val="24"/>
-        </w:rPr>
-        <w:hyperlink r:id="rId15" w:history="1">
-          <w:r>
-            <w:rPr>
-              <w:rStyle w:val="Hyperlink"/>
-            </w:rPr>
-            <w:t>.</w:t>
-          </w:r>
-        </w:hyperlink>
-      </w:r>
-      <w:r>
-        <w:rPr>
-          <w:u w:val="single" w:color="0000ff"/>
-          <w:rFonts w:ascii="Charis SIL Regular" w:hAnsi="Charis SIL Regular" w:eastAsia="Charis SIL Regular"/>
-          <w:b w:val="0"/>
-          <w:i w:val="0"/>
-          <w:color w:val="000000"/>
-          <w:sz w:val="24"/>
-        </w:rPr>
-        <w:hyperlink r:id="rId15" w:history="1">
-          <w:r>
-            <w:rPr>
-              <w:rStyle w:val="Hyperlink"/>
-            </w:rPr>
-            <w:t xml:space="preserve"> Various </w:t>
-          </w:r>
-        </w:hyperlink>
+        <w:t xml:space="preserve">aterial. Various </w:t>
       </w:r>
       <w:r>
         <w:rPr>
@@ -1634,14 +1817,7 @@
           <w:color w:val="000000"/>
           <w:sz w:val="24"/>
         </w:rPr>
-        <w:hyperlink r:id="rId14" w:history="1">
-          <w:r>
-            <w:rPr>
-              <w:rStyle w:val="Hyperlink"/>
-            </w:rPr>
-            <w:t xml:space="preserve"> be </w:t>
-          </w:r>
-        </w:hyperlink>
+        <w:t xml:space="preserve"> be </w:t>
       </w:r>
       <w:r>
         <w:rPr>
@@ -2609,8 +2785,9 @@
           <w:i w:val="0"/>
           <w:color w:val="0000FF"/>
           <w:sz w:val="24"/>
+          <w:u w:val="single"/>
         </w:rPr>
-        <w:t>i</w:t>
+        <w:t>ic research in colonised territorie</w:t>
       </w:r>
       <w:r>
         <w:rPr>
@@ -2619,9 +2796,8 @@
           <w:i w:val="0"/>
           <w:color w:val="0000FF"/>
           <w:sz w:val="24"/>
-          <w:u w:val="single"/>
         </w:rPr>
-        <w:t>c research in colonised territories</w:t>
+        <w:t>s</w:t>
       </w:r>
       <w:r>
         <w:br/>

--- a/EXPORTS/DOCX/published/niveau3/English/UniversiteitsbibliotheekLeiden.docx
+++ b/EXPORTS/DOCX/published/niveau3/English/UniversiteitsbibliotheekLeiden.docx
@@ -675,7 +675,7 @@
           <w:sz w:val="24"/>
           <w:u w:val="single"/>
         </w:rPr>
-        <w:hyperlink r:id="rId11" w:history="1">
+        <w:hyperlink r:id="rId10" w:history="1">
           <w:r>
             <w:rPr>
               <w:rStyle w:val="Hyperlink"/>
@@ -704,7 +704,7 @@
           <w:sz w:val="24"/>
           <w:u w:val="single"/>
         </w:rPr>
-        <w:hyperlink r:id="rId11" w:history="1">
+        <w:hyperlink r:id="rId10" w:history="1">
           <w:r>
             <w:rPr>
               <w:rStyle w:val="Hyperlink"/>
@@ -892,7 +892,7 @@
           <w:sz w:val="24"/>
           <w:u w:val="single"/>
         </w:rPr>
-        <w:hyperlink r:id="rId10" w:history="1">
+        <w:hyperlink r:id="rId11" w:history="1">
           <w:r>
             <w:rPr>
               <w:rStyle w:val="Hyperlink"/>
@@ -1806,18 +1806,7 @@
           <w:color w:val="000000"/>
           <w:sz w:val="24"/>
         </w:rPr>
-        <w:t>special collections can also</w:t>
-      </w:r>
-      <w:r>
-        <w:rPr>
-          <w:u w:val="single" w:color="0000ff"/>
-          <w:rFonts w:ascii="Charis SIL Regular" w:hAnsi="Charis SIL Regular" w:eastAsia="Charis SIL Regular"/>
-          <w:b w:val="0"/>
-          <w:i w:val="0"/>
-          <w:color w:val="000000"/>
-          <w:sz w:val="24"/>
-        </w:rPr>
-        <w:t xml:space="preserve"> be </w:t>
+        <w:t xml:space="preserve">special collections can also be </w:t>
       </w:r>
       <w:r>
         <w:rPr>

--- a/EXPORTS/DOCX/published/niveau3/English/UniversiteitsbibliotheekLeiden.docx
+++ b/EXPORTS/DOCX/published/niveau3/English/UniversiteitsbibliotheekLeiden.docx
@@ -675,7 +675,7 @@
           <w:sz w:val="24"/>
           <w:u w:val="single"/>
         </w:rPr>
-        <w:hyperlink r:id="rId10" w:history="1">
+        <w:hyperlink r:id="rId11" w:history="1">
           <w:r>
             <w:rPr>
               <w:rStyle w:val="Hyperlink"/>
@@ -704,7 +704,7 @@
           <w:sz w:val="24"/>
           <w:u w:val="single"/>
         </w:rPr>
-        <w:hyperlink r:id="rId10" w:history="1">
+        <w:hyperlink r:id="rId11" w:history="1">
           <w:r>
             <w:rPr>
               <w:rStyle w:val="Hyperlink"/>
@@ -1721,7 +1721,50 @@
           <w:color w:val="000000"/>
           <w:sz w:val="24"/>
         </w:rPr>
-        <w:t xml:space="preserve">aterial. Various </w:t>
+        <w:hyperlink r:id="rId15" w:history="1">
+          <w:r>
+            <w:rPr>
+              <w:rStyle w:val="Hyperlink"/>
+            </w:rPr>
+            <w:t>aterial</w:t>
+          </w:r>
+        </w:hyperlink>
+      </w:r>
+      <w:r>
+        <w:rPr>
+          <w:u w:val="single" w:color="0000ff"/>
+          <w:rFonts w:ascii="Charis SIL Regular" w:hAnsi="Charis SIL Regular" w:eastAsia="Charis SIL Regular"/>
+          <w:b w:val="0"/>
+          <w:i w:val="0"/>
+          <w:color w:val="000000"/>
+          <w:sz w:val="24"/>
+        </w:rPr>
+        <w:hyperlink r:id="rId15" w:history="1">
+          <w:r>
+            <w:rPr>
+              <w:rStyle w:val="Hyperlink"/>
+            </w:rPr>
+            <w:t>.</w:t>
+          </w:r>
+        </w:hyperlink>
+      </w:r>
+      <w:r>
+        <w:rPr>
+          <w:u w:val="single" w:color="0000ff"/>
+          <w:rFonts w:ascii="Charis SIL Regular" w:hAnsi="Charis SIL Regular" w:eastAsia="Charis SIL Regular"/>
+          <w:b w:val="0"/>
+          <w:i w:val="0"/>
+          <w:color w:val="000000"/>
+          <w:sz w:val="24"/>
+        </w:rPr>
+        <w:hyperlink r:id="rId15" w:history="1">
+          <w:r>
+            <w:rPr>
+              <w:rStyle w:val="Hyperlink"/>
+            </w:rPr>
+            <w:t xml:space="preserve"> Various </w:t>
+          </w:r>
+        </w:hyperlink>
       </w:r>
       <w:r>
         <w:rPr>
@@ -1806,7 +1849,25 @@
           <w:color w:val="000000"/>
           <w:sz w:val="24"/>
         </w:rPr>
-        <w:t xml:space="preserve">special collections can also be </w:t>
+        <w:t>special collections can also</w:t>
+      </w:r>
+      <w:r>
+        <w:rPr>
+          <w:u w:val="single" w:color="0000ff"/>
+          <w:rFonts w:ascii="Charis SIL Regular" w:hAnsi="Charis SIL Regular" w:eastAsia="Charis SIL Regular"/>
+          <w:b w:val="0"/>
+          <w:i w:val="0"/>
+          <w:color w:val="000000"/>
+          <w:sz w:val="24"/>
+        </w:rPr>
+        <w:hyperlink r:id="rId14" w:history="1">
+          <w:r>
+            <w:rPr>
+              <w:rStyle w:val="Hyperlink"/>
+            </w:rPr>
+            <w:t xml:space="preserve"> be </w:t>
+          </w:r>
+        </w:hyperlink>
       </w:r>
       <w:r>
         <w:rPr>
@@ -2256,71 +2317,7 @@
           <w:color w:val="000000"/>
           <w:sz w:val="24"/>
         </w:rPr>
-        <w:t>types of m</w:t>
-      </w:r>
-      <w:r>
-        <w:rPr>
-          <w:u w:val="single" w:color="0000ff"/>
-          <w:rFonts w:ascii="Charis SIL Regular" w:hAnsi="Charis SIL Regular" w:eastAsia="Charis SIL Regular"/>
-          <w:b w:val="0"/>
-          <w:i w:val="0"/>
-          <w:color w:val="000000"/>
-          <w:sz w:val="24"/>
-        </w:rPr>
-        <w:hyperlink r:id="rId15" w:history="1">
-          <w:r>
-            <w:rPr>
-              <w:rStyle w:val="Hyperlink"/>
-            </w:rPr>
-            <w:t>aterial</w:t>
-          </w:r>
-        </w:hyperlink>
-      </w:r>
-      <w:r>
-        <w:rPr>
-          <w:u w:val="single" w:color="0000ff"/>
-          <w:rFonts w:ascii="Charis SIL Regular" w:hAnsi="Charis SIL Regular" w:eastAsia="Charis SIL Regular"/>
-          <w:b w:val="0"/>
-          <w:i w:val="0"/>
-          <w:color w:val="000000"/>
-          <w:sz w:val="24"/>
-        </w:rPr>
-        <w:hyperlink r:id="rId15" w:history="1">
-          <w:r>
-            <w:rPr>
-              <w:rStyle w:val="Hyperlink"/>
-            </w:rPr>
-            <w:t>.</w:t>
-          </w:r>
-        </w:hyperlink>
-      </w:r>
-      <w:r>
-        <w:rPr>
-          <w:u w:val="single" w:color="0000ff"/>
-          <w:rFonts w:ascii="Charis SIL Regular" w:hAnsi="Charis SIL Regular" w:eastAsia="Charis SIL Regular"/>
-          <w:b w:val="0"/>
-          <w:i w:val="0"/>
-          <w:color w:val="000000"/>
-          <w:sz w:val="24"/>
-        </w:rPr>
-        <w:hyperlink r:id="rId15" w:history="1">
-          <w:r>
-            <w:rPr>
-              <w:rStyle w:val="Hyperlink"/>
-            </w:rPr>
-            <w:t xml:space="preserve"> To facilit</w:t>
-          </w:r>
-        </w:hyperlink>
-      </w:r>
-      <w:r>
-        <w:rPr>
-          <w:rFonts w:ascii="Charis SIL Regular" w:hAnsi="Charis SIL Regular" w:eastAsia="Charis SIL Regular"/>
-          <w:b w:val="0"/>
-          <w:i w:val="0"/>
-          <w:color w:val="000000"/>
-          <w:sz w:val="24"/>
-        </w:rPr>
-        <w:t xml:space="preserve">ate your search, various </w:t>
+        <w:t xml:space="preserve">types of material. To facilitate your search, various </w:t>
       </w:r>
       <w:r>
         <w:rPr>

--- a/EXPORTS/DOCX/published/niveau3/English/UniversiteitsbibliotheekLeiden.docx
+++ b/EXPORTS/DOCX/published/niveau3/English/UniversiteitsbibliotheekLeiden.docx
@@ -1057,31 +1057,13 @@
       </w:r>
       <w:r>
         <w:rPr>
-          <w:u w:val="single" w:color="0000ff"/>
           <w:rFonts w:ascii="Charis SIL Regular" w:hAnsi="Charis SIL Regular" w:eastAsia="Charis SIL Regular"/>
           <w:b w:val="0"/>
           <w:i w:val="0"/>
           <w:color w:val="000000"/>
           <w:sz w:val="24"/>
         </w:rPr>
-        <w:hyperlink r:id="rId11" w:history="1">
-          <w:r>
-            <w:rPr>
-              <w:rStyle w:val="Hyperlink"/>
-            </w:rPr>
-            <w:t xml:space="preserve">ry of the </w:t>
-          </w:r>
-        </w:hyperlink>
-      </w:r>
-      <w:r>
-        <w:rPr>
-          <w:rFonts w:ascii="Charis SIL Regular" w:hAnsi="Charis SIL Regular" w:eastAsia="Charis SIL Regular"/>
-          <w:b w:val="0"/>
-          <w:i w:val="0"/>
-          <w:color w:val="000000"/>
-          <w:sz w:val="24"/>
-        </w:rPr>
-        <w:t>N</w:t>
+        <w:t>ry of the N</w:t>
       </w:r>
       <w:r>
         <w:rPr>
@@ -1474,24 +1456,13 @@
       </w:r>
       <w:r>
         <w:rPr>
-          <w:u w:val="single" w:color="0000ff"/>
           <w:rFonts w:ascii="Charis SIL Regular" w:hAnsi="Charis SIL Regular" w:eastAsia="Charis SIL Regular"/>
           <w:b w:val="0"/>
           <w:i w:val="0"/>
           <w:color w:val="000000"/>
           <w:sz w:val="24"/>
         </w:rPr>
-        <w:t>s</w:t>
-      </w:r>
-      <w:r>
-        <w:rPr>
-          <w:rFonts w:ascii="Charis SIL Regular" w:hAnsi="Charis SIL Regular" w:eastAsia="Charis SIL Regular"/>
-          <w:b w:val="0"/>
-          <w:i w:val="0"/>
-          <w:color w:val="000000"/>
-          <w:sz w:val="24"/>
-        </w:rPr>
-        <w:t xml:space="preserve"> and </w:t>
+        <w:t xml:space="preserve">s and </w:t>
       </w:r>
       <w:r>
         <w:rPr>
@@ -1849,25 +1820,7 @@
           <w:color w:val="000000"/>
           <w:sz w:val="24"/>
         </w:rPr>
-        <w:t>special collections can also</w:t>
-      </w:r>
-      <w:r>
-        <w:rPr>
-          <w:u w:val="single" w:color="0000ff"/>
-          <w:rFonts w:ascii="Charis SIL Regular" w:hAnsi="Charis SIL Regular" w:eastAsia="Charis SIL Regular"/>
-          <w:b w:val="0"/>
-          <w:i w:val="0"/>
-          <w:color w:val="000000"/>
-          <w:sz w:val="24"/>
-        </w:rPr>
-        <w:hyperlink r:id="rId14" w:history="1">
-          <w:r>
-            <w:rPr>
-              <w:rStyle w:val="Hyperlink"/>
-            </w:rPr>
-            <w:t xml:space="preserve"> be </w:t>
-          </w:r>
-        </w:hyperlink>
+        <w:t xml:space="preserve">special collections can also be </w:t>
       </w:r>
       <w:r>
         <w:rPr>
@@ -2771,9 +2724,8 @@
           <w:i w:val="0"/>
           <w:color w:val="0000FF"/>
           <w:sz w:val="24"/>
-          <w:u w:val="single"/>
         </w:rPr>
-        <w:t>ic research in colonised territorie</w:t>
+        <w:t>i</w:t>
       </w:r>
       <w:r>
         <w:rPr>
@@ -2782,8 +2734,9 @@
           <w:i w:val="0"/>
           <w:color w:val="0000FF"/>
           <w:sz w:val="24"/>
+          <w:u w:val="single"/>
         </w:rPr>
-        <w:t>s</w:t>
+        <w:t>c research in colonised territories</w:t>
       </w:r>
       <w:r>
         <w:br/>

--- a/EXPORTS/DOCX/published/niveau3/English/UniversiteitsbibliotheekLeiden.docx
+++ b/EXPORTS/DOCX/published/niveau3/English/UniversiteitsbibliotheekLeiden.docx
@@ -655,7 +655,6 @@
           <w:i w:val="0"/>
           <w:color w:val="0000FF"/>
           <w:sz w:val="24"/>
-          <w:u w:val="single"/>
         </w:rPr>
         <w:hyperlink r:id="rId11" w:history="1">
           <w:r>
@@ -675,7 +674,7 @@
           <w:sz w:val="24"/>
           <w:u w:val="single"/>
         </w:rPr>
-        <w:hyperlink r:id="rId11" w:history="1">
+        <w:hyperlink r:id="rId10" w:history="1">
           <w:r>
             <w:rPr>
               <w:rStyle w:val="Hyperlink"/>
@@ -704,7 +703,7 @@
           <w:sz w:val="24"/>
           <w:u w:val="single"/>
         </w:rPr>
-        <w:hyperlink r:id="rId11" w:history="1">
+        <w:hyperlink r:id="rId10" w:history="1">
           <w:r>
             <w:rPr>
               <w:rStyle w:val="Hyperlink"/>
@@ -733,7 +732,7 @@
           <w:sz w:val="24"/>
           <w:u w:val="single"/>
         </w:rPr>
-        <w:hyperlink r:id="rId11" w:history="1">
+        <w:hyperlink r:id="rId10" w:history="1">
           <w:r>
             <w:rPr>
               <w:rStyle w:val="Hyperlink"/>
@@ -751,7 +750,7 @@
           <w:sz w:val="24"/>
           <w:u w:val="single"/>
         </w:rPr>
-        <w:hyperlink r:id="rId11" w:history="1">
+        <w:hyperlink r:id="rId10" w:history="1">
           <w:r>
             <w:rPr>
               <w:rStyle w:val="Hyperlink"/>
@@ -780,7 +779,7 @@
           <w:sz w:val="24"/>
           <w:u w:val="single"/>
         </w:rPr>
-        <w:hyperlink r:id="rId11" w:history="1">
+        <w:hyperlink r:id="rId10" w:history="1">
           <w:r>
             <w:rPr>
               <w:rStyle w:val="Hyperlink"/>
@@ -798,7 +797,7 @@
           <w:sz w:val="24"/>
           <w:u w:val="single"/>
         </w:rPr>
-        <w:hyperlink r:id="rId11" w:history="1">
+        <w:hyperlink r:id="rId10" w:history="1">
           <w:r>
             <w:rPr>
               <w:rStyle w:val="Hyperlink"/>
@@ -816,7 +815,7 @@
           <w:sz w:val="24"/>
           <w:u w:val="single"/>
         </w:rPr>
-        <w:hyperlink r:id="rId11" w:history="1">
+        <w:hyperlink r:id="rId10" w:history="1">
           <w:r>
             <w:rPr>
               <w:rStyle w:val="Hyperlink"/>
@@ -845,7 +844,7 @@
           <w:sz w:val="24"/>
           <w:u w:val="single"/>
         </w:rPr>
-        <w:hyperlink r:id="rId11" w:history="1">
+        <w:hyperlink r:id="rId10" w:history="1">
           <w:r>
             <w:rPr>
               <w:rStyle w:val="Hyperlink"/>
@@ -863,7 +862,7 @@
           <w:sz w:val="24"/>
           <w:u w:val="single"/>
         </w:rPr>
-        <w:hyperlink r:id="rId11" w:history="1">
+        <w:hyperlink r:id="rId10" w:history="1">
           <w:r>
             <w:rPr>
               <w:rStyle w:val="Hyperlink"/>
@@ -879,7 +878,6 @@
           <w:i w:val="0"/>
           <w:color w:val="0000FF"/>
           <w:sz w:val="24"/>
-          <w:u w:val="single"/>
         </w:rPr>
         <w:t xml:space="preserve"> </w:t>
       </w:r>
@@ -892,7 +890,7 @@
           <w:sz w:val="24"/>
           <w:u w:val="single"/>
         </w:rPr>
-        <w:hyperlink r:id="rId11" w:history="1">
+        <w:hyperlink r:id="rId10" w:history="1">
           <w:r>
             <w:rPr>
               <w:rStyle w:val="Hyperlink"/>
@@ -1057,13 +1055,31 @@
       </w:r>
       <w:r>
         <w:rPr>
+          <w:u w:val="single" w:color="0000ff"/>
           <w:rFonts w:ascii="Charis SIL Regular" w:hAnsi="Charis SIL Regular" w:eastAsia="Charis SIL Regular"/>
           <w:b w:val="0"/>
           <w:i w:val="0"/>
           <w:color w:val="000000"/>
           <w:sz w:val="24"/>
         </w:rPr>
-        <w:t>ry of the N</w:t>
+        <w:hyperlink r:id="rId11" w:history="1">
+          <w:r>
+            <w:rPr>
+              <w:rStyle w:val="Hyperlink"/>
+            </w:rPr>
+            <w:t xml:space="preserve">ry of the </w:t>
+          </w:r>
+        </w:hyperlink>
+      </w:r>
+      <w:r>
+        <w:rPr>
+          <w:rFonts w:ascii="Charis SIL Regular" w:hAnsi="Charis SIL Regular" w:eastAsia="Charis SIL Regular"/>
+          <w:b w:val="0"/>
+          <w:i w:val="0"/>
+          <w:color w:val="000000"/>
+          <w:sz w:val="24"/>
+        </w:rPr>
+        <w:t>N</w:t>
       </w:r>
       <w:r>
         <w:rPr>
@@ -1820,7 +1836,25 @@
           <w:color w:val="000000"/>
           <w:sz w:val="24"/>
         </w:rPr>
-        <w:t xml:space="preserve">special collections can also be </w:t>
+        <w:t>special collections can also</w:t>
+      </w:r>
+      <w:r>
+        <w:rPr>
+          <w:u w:val="single" w:color="0000ff"/>
+          <w:rFonts w:ascii="Charis SIL Regular" w:hAnsi="Charis SIL Regular" w:eastAsia="Charis SIL Regular"/>
+          <w:b w:val="0"/>
+          <w:i w:val="0"/>
+          <w:color w:val="000000"/>
+          <w:sz w:val="24"/>
+        </w:rPr>
+        <w:hyperlink r:id="rId14" w:history="1">
+          <w:r>
+            <w:rPr>
+              <w:rStyle w:val="Hyperlink"/>
+            </w:rPr>
+            <w:t xml:space="preserve"> be </w:t>
+          </w:r>
+        </w:hyperlink>
       </w:r>
       <w:r>
         <w:rPr>
@@ -2724,8 +2758,9 @@
           <w:i w:val="0"/>
           <w:color w:val="0000FF"/>
           <w:sz w:val="24"/>
+          <w:u w:val="single"/>
         </w:rPr>
-        <w:t>i</w:t>
+        <w:t>ic research in colonised territorie</w:t>
       </w:r>
       <w:r>
         <w:rPr>
@@ -2734,9 +2769,8 @@
           <w:i w:val="0"/>
           <w:color w:val="0000FF"/>
           <w:sz w:val="24"/>
-          <w:u w:val="single"/>
         </w:rPr>
-        <w:t>c research in colonised territories</w:t>
+        <w:t>s</w:t>
       </w:r>
       <w:r>
         <w:br/>

--- a/EXPORTS/DOCX/published/niveau3/English/UniversiteitsbibliotheekLeiden.docx
+++ b/EXPORTS/DOCX/published/niveau3/English/UniversiteitsbibliotheekLeiden.docx
@@ -626,44 +626,8 @@
           <w:i w:val="0"/>
           <w:color w:val="0000FF"/>
           <w:sz w:val="24"/>
-          <w:u w:val="single"/>
         </w:rPr>
-        <w:hyperlink r:id="rId11" w:history="1">
-          <w:r>
-            <w:rPr>
-              <w:rStyle w:val="Hyperlink"/>
-            </w:rPr>
-            <w:t>Netherlands</w:t>
-          </w:r>
-        </w:hyperlink>
-      </w:r>
-      <w:r>
-        <w:rPr>
-          <w:rFonts w:ascii="Charis SIL Regular" w:hAnsi="Charis SIL Regular" w:eastAsia="Charis SIL Regular"/>
-          <w:b w:val="0"/>
-          <w:i w:val="0"/>
-          <w:color w:val="0000FF"/>
-          <w:sz w:val="24"/>
-          <w:u w:val="single"/>
-        </w:rPr>
-        <w:t xml:space="preserve"> </w:t>
-      </w:r>
-      <w:r>
-        <w:rPr>
-          <w:rFonts w:ascii="Charis SIL Regular" w:hAnsi="Charis SIL Regular" w:eastAsia="Charis SIL Regular"/>
-          <w:b w:val="0"/>
-          <w:i w:val="0"/>
-          <w:color w:val="0000FF"/>
-          <w:sz w:val="24"/>
-        </w:rPr>
-        <w:hyperlink r:id="rId11" w:history="1">
-          <w:r>
-            <w:rPr>
-              <w:rStyle w:val="Hyperlink"/>
-            </w:rPr>
-            <w:t>Instit</w:t>
-          </w:r>
-        </w:hyperlink>
+        <w:t>Netherlands Instit</w:t>
       </w:r>
       <w:r>
         <w:rPr>
@@ -878,6 +842,7 @@
           <w:i w:val="0"/>
           <w:color w:val="0000FF"/>
           <w:sz w:val="24"/>
+          <w:u w:val="single"/>
         </w:rPr>
         <w:t xml:space="preserve"> </w:t>
       </w:r>
@@ -1472,13 +1437,24 @@
       </w:r>
       <w:r>
         <w:rPr>
+          <w:u w:val="single" w:color="0000ff"/>
           <w:rFonts w:ascii="Charis SIL Regular" w:hAnsi="Charis SIL Regular" w:eastAsia="Charis SIL Regular"/>
           <w:b w:val="0"/>
           <w:i w:val="0"/>
           <w:color w:val="000000"/>
           <w:sz w:val="24"/>
         </w:rPr>
-        <w:t xml:space="preserve">s and </w:t>
+        <w:t>s</w:t>
+      </w:r>
+      <w:r>
+        <w:rPr>
+          <w:rFonts w:ascii="Charis SIL Regular" w:hAnsi="Charis SIL Regular" w:eastAsia="Charis SIL Regular"/>
+          <w:b w:val="0"/>
+          <w:i w:val="0"/>
+          <w:color w:val="000000"/>
+          <w:sz w:val="24"/>
+        </w:rPr>
+        <w:t xml:space="preserve"> and </w:t>
       </w:r>
       <w:r>
         <w:rPr>
@@ -1536,23 +1512,6 @@
       </w:r>
       <w:r>
         <w:rPr>
-          <w:rFonts w:ascii="Charis SIL Regular" w:hAnsi="Charis SIL Regular" w:eastAsia="Charis SIL Regular"/>
-          <w:b w:val="0"/>
-          <w:i w:val="0"/>
-          <w:color w:val="000000"/>
-          <w:sz w:val="24"/>
-        </w:rPr>
-        <w:hyperlink r:id="rId14" w:history="1">
-          <w:r>
-            <w:rPr>
-              <w:rStyle w:val="Hyperlink"/>
-            </w:rPr>
-            <w:t>d</w:t>
-          </w:r>
-        </w:hyperlink>
-      </w:r>
-      <w:r>
-        <w:rPr>
           <w:u w:val="single" w:color="0000ff"/>
           <w:rFonts w:ascii="Charis SIL Regular" w:hAnsi="Charis SIL Regular" w:eastAsia="Charis SIL Regular"/>
           <w:b w:val="0"/>
@@ -1560,7 +1519,7 @@
           <w:color w:val="000000"/>
           <w:sz w:val="24"/>
         </w:rPr>
-        <w:t xml:space="preserve"> </w:t>
+        <w:t>d</w:t>
       </w:r>
       <w:r>
         <w:rPr>
@@ -1570,7 +1529,7 @@
           <w:color w:val="000000"/>
           <w:sz w:val="24"/>
         </w:rPr>
-        <w:t xml:space="preserve">them. Besides </w:t>
+        <w:t xml:space="preserve"> them. Besides </w:t>
       </w:r>
       <w:r>
         <w:rPr>
@@ -1708,50 +1667,7 @@
           <w:color w:val="000000"/>
           <w:sz w:val="24"/>
         </w:rPr>
-        <w:hyperlink r:id="rId15" w:history="1">
-          <w:r>
-            <w:rPr>
-              <w:rStyle w:val="Hyperlink"/>
-            </w:rPr>
-            <w:t>aterial</w:t>
-          </w:r>
-        </w:hyperlink>
-      </w:r>
-      <w:r>
-        <w:rPr>
-          <w:u w:val="single" w:color="0000ff"/>
-          <w:rFonts w:ascii="Charis SIL Regular" w:hAnsi="Charis SIL Regular" w:eastAsia="Charis SIL Regular"/>
-          <w:b w:val="0"/>
-          <w:i w:val="0"/>
-          <w:color w:val="000000"/>
-          <w:sz w:val="24"/>
-        </w:rPr>
-        <w:hyperlink r:id="rId15" w:history="1">
-          <w:r>
-            <w:rPr>
-              <w:rStyle w:val="Hyperlink"/>
-            </w:rPr>
-            <w:t>.</w:t>
-          </w:r>
-        </w:hyperlink>
-      </w:r>
-      <w:r>
-        <w:rPr>
-          <w:u w:val="single" w:color="0000ff"/>
-          <w:rFonts w:ascii="Charis SIL Regular" w:hAnsi="Charis SIL Regular" w:eastAsia="Charis SIL Regular"/>
-          <w:b w:val="0"/>
-          <w:i w:val="0"/>
-          <w:color w:val="000000"/>
-          <w:sz w:val="24"/>
-        </w:rPr>
-        <w:hyperlink r:id="rId15" w:history="1">
-          <w:r>
-            <w:rPr>
-              <w:rStyle w:val="Hyperlink"/>
-            </w:rPr>
-            <w:t xml:space="preserve"> Various </w:t>
-          </w:r>
-        </w:hyperlink>
+        <w:t xml:space="preserve">aterial. Various </w:t>
       </w:r>
       <w:r>
         <w:rPr>
@@ -1847,14 +1763,7 @@
           <w:color w:val="000000"/>
           <w:sz w:val="24"/>
         </w:rPr>
-        <w:hyperlink r:id="rId14" w:history="1">
-          <w:r>
-            <w:rPr>
-              <w:rStyle w:val="Hyperlink"/>
-            </w:rPr>
-            <w:t xml:space="preserve"> be </w:t>
-          </w:r>
-        </w:hyperlink>
+        <w:t xml:space="preserve"> be </w:t>
       </w:r>
       <w:r>
         <w:rPr>
@@ -2304,7 +2213,71 @@
           <w:color w:val="000000"/>
           <w:sz w:val="24"/>
         </w:rPr>
-        <w:t xml:space="preserve">types of material. To facilitate your search, various </w:t>
+        <w:t>types of m</w:t>
+      </w:r>
+      <w:r>
+        <w:rPr>
+          <w:u w:val="single" w:color="0000ff"/>
+          <w:rFonts w:ascii="Charis SIL Regular" w:hAnsi="Charis SIL Regular" w:eastAsia="Charis SIL Regular"/>
+          <w:b w:val="0"/>
+          <w:i w:val="0"/>
+          <w:color w:val="000000"/>
+          <w:sz w:val="24"/>
+        </w:rPr>
+        <w:hyperlink r:id="rId15" w:history="1">
+          <w:r>
+            <w:rPr>
+              <w:rStyle w:val="Hyperlink"/>
+            </w:rPr>
+            <w:t>aterial</w:t>
+          </w:r>
+        </w:hyperlink>
+      </w:r>
+      <w:r>
+        <w:rPr>
+          <w:u w:val="single" w:color="0000ff"/>
+          <w:rFonts w:ascii="Charis SIL Regular" w:hAnsi="Charis SIL Regular" w:eastAsia="Charis SIL Regular"/>
+          <w:b w:val="0"/>
+          <w:i w:val="0"/>
+          <w:color w:val="000000"/>
+          <w:sz w:val="24"/>
+        </w:rPr>
+        <w:hyperlink r:id="rId15" w:history="1">
+          <w:r>
+            <w:rPr>
+              <w:rStyle w:val="Hyperlink"/>
+            </w:rPr>
+            <w:t>.</w:t>
+          </w:r>
+        </w:hyperlink>
+      </w:r>
+      <w:r>
+        <w:rPr>
+          <w:u w:val="single" w:color="0000ff"/>
+          <w:rFonts w:ascii="Charis SIL Regular" w:hAnsi="Charis SIL Regular" w:eastAsia="Charis SIL Regular"/>
+          <w:b w:val="0"/>
+          <w:i w:val="0"/>
+          <w:color w:val="000000"/>
+          <w:sz w:val="24"/>
+        </w:rPr>
+        <w:hyperlink r:id="rId15" w:history="1">
+          <w:r>
+            <w:rPr>
+              <w:rStyle w:val="Hyperlink"/>
+            </w:rPr>
+            <w:t xml:space="preserve"> To facilit</w:t>
+          </w:r>
+        </w:hyperlink>
+      </w:r>
+      <w:r>
+        <w:rPr>
+          <w:rFonts w:ascii="Charis SIL Regular" w:hAnsi="Charis SIL Regular" w:eastAsia="Charis SIL Regular"/>
+          <w:b w:val="0"/>
+          <w:i w:val="0"/>
+          <w:color w:val="000000"/>
+          <w:sz w:val="24"/>
+        </w:rPr>
+        <w:t xml:space="preserve">ate your search, various </w:t>
       </w:r>
       <w:r>
         <w:rPr>

--- a/EXPORTS/DOCX/published/niveau3/English/UniversiteitsbibliotheekLeiden.docx
+++ b/EXPORTS/DOCX/published/niveau3/English/UniversiteitsbibliotheekLeiden.docx
@@ -626,8 +626,26 @@
           <w:i w:val="0"/>
           <w:color w:val="0000FF"/>
           <w:sz w:val="24"/>
+          <w:u w:val="single"/>
         </w:rPr>
-        <w:t>Netherlands Instit</w:t>
+        <w:hyperlink r:id="rId11" w:history="1">
+          <w:r>
+            <w:rPr>
+              <w:rStyle w:val="Hyperlink"/>
+            </w:rPr>
+            <w:t>Netherlands</w:t>
+          </w:r>
+        </w:hyperlink>
+      </w:r>
+      <w:r>
+        <w:rPr>
+          <w:rFonts w:ascii="Charis SIL Regular" w:hAnsi="Charis SIL Regular" w:eastAsia="Charis SIL Regular"/>
+          <w:b w:val="0"/>
+          <w:i w:val="0"/>
+          <w:color w:val="0000FF"/>
+          <w:sz w:val="24"/>
+        </w:rPr>
+        <w:t xml:space="preserve"> Institute of </w:t>
       </w:r>
       <w:r>
         <w:rPr>
@@ -638,65 +656,7 @@
           <w:sz w:val="24"/>
           <w:u w:val="single"/>
         </w:rPr>
-        <w:hyperlink r:id="rId10" w:history="1">
-          <w:r>
-            <w:rPr>
-              <w:rStyle w:val="Hyperlink"/>
-            </w:rPr>
-            <w:t>ute</w:t>
-          </w:r>
-        </w:hyperlink>
-      </w:r>
-      <w:r>
-        <w:rPr>
-          <w:rFonts w:ascii="Charis SIL Regular" w:hAnsi="Charis SIL Regular" w:eastAsia="Charis SIL Regular"/>
-          <w:b w:val="0"/>
-          <w:i w:val="0"/>
-          <w:color w:val="0000FF"/>
-          <w:sz w:val="24"/>
-          <w:u w:val="single"/>
-        </w:rPr>
-        <w:t xml:space="preserve"> </w:t>
-      </w:r>
-      <w:r>
-        <w:rPr>
-          <w:rFonts w:ascii="Charis SIL Regular" w:hAnsi="Charis SIL Regular" w:eastAsia="Charis SIL Regular"/>
-          <w:b w:val="0"/>
-          <w:i w:val="0"/>
-          <w:color w:val="0000FF"/>
-          <w:sz w:val="24"/>
-          <w:u w:val="single"/>
-        </w:rPr>
-        <w:hyperlink r:id="rId10" w:history="1">
-          <w:r>
-            <w:rPr>
-              <w:rStyle w:val="Hyperlink"/>
-            </w:rPr>
-            <w:t>of</w:t>
-          </w:r>
-        </w:hyperlink>
-      </w:r>
-      <w:r>
-        <w:rPr>
-          <w:rFonts w:ascii="Charis SIL Regular" w:hAnsi="Charis SIL Regular" w:eastAsia="Charis SIL Regular"/>
-          <w:b w:val="0"/>
-          <w:i w:val="0"/>
-          <w:color w:val="0000FF"/>
-          <w:sz w:val="24"/>
-          <w:u w:val="single"/>
-        </w:rPr>
-        <w:t xml:space="preserve"> </w:t>
-      </w:r>
-      <w:r>
-        <w:rPr>
-          <w:rFonts w:ascii="Charis SIL Regular" w:hAnsi="Charis SIL Regular" w:eastAsia="Charis SIL Regular"/>
-          <w:b w:val="0"/>
-          <w:i w:val="0"/>
-          <w:color w:val="0000FF"/>
-          <w:sz w:val="24"/>
-          <w:u w:val="single"/>
-        </w:rPr>
-        <w:hyperlink r:id="rId10" w:history="1">
+        <w:hyperlink r:id="rId11" w:history="1">
           <w:r>
             <w:rPr>
               <w:rStyle w:val="Hyperlink"/>
@@ -714,7 +674,7 @@
           <w:sz w:val="24"/>
           <w:u w:val="single"/>
         </w:rPr>
-        <w:hyperlink r:id="rId10" w:history="1">
+        <w:hyperlink r:id="rId11" w:history="1">
           <w:r>
             <w:rPr>
               <w:rStyle w:val="Hyperlink"/>
@@ -743,7 +703,7 @@
           <w:sz w:val="24"/>
           <w:u w:val="single"/>
         </w:rPr>
-        <w:hyperlink r:id="rId10" w:history="1">
+        <w:hyperlink r:id="rId11" w:history="1">
           <w:r>
             <w:rPr>
               <w:rStyle w:val="Hyperlink"/>
@@ -761,7 +721,7 @@
           <w:sz w:val="24"/>
           <w:u w:val="single"/>
         </w:rPr>
-        <w:hyperlink r:id="rId10" w:history="1">
+        <w:hyperlink r:id="rId11" w:history="1">
           <w:r>
             <w:rPr>
               <w:rStyle w:val="Hyperlink"/>
@@ -779,7 +739,7 @@
           <w:sz w:val="24"/>
           <w:u w:val="single"/>
         </w:rPr>
-        <w:hyperlink r:id="rId10" w:history="1">
+        <w:hyperlink r:id="rId11" w:history="1">
           <w:r>
             <w:rPr>
               <w:rStyle w:val="Hyperlink"/>
@@ -806,16 +766,8 @@
           <w:i w:val="0"/>
           <w:color w:val="0000FF"/>
           <w:sz w:val="24"/>
-          <w:u w:val="single"/>
         </w:rPr>
-        <w:hyperlink r:id="rId10" w:history="1">
-          <w:r>
-            <w:rPr>
-              <w:rStyle w:val="Hyperlink"/>
-            </w:rPr>
-            <w:t>a</w:t>
-          </w:r>
-        </w:hyperlink>
+        <w:t>a</w:t>
       </w:r>
       <w:r>
         <w:rPr>
@@ -948,39 +900,13 @@
       </w:r>
       <w:r>
         <w:rPr>
-          <w:u w:val="single" w:color="0000ff"/>
           <w:rFonts w:ascii="Charis SIL Regular" w:hAnsi="Charis SIL Regular" w:eastAsia="Charis SIL Regular"/>
           <w:b w:val="0"/>
           <w:i w:val="0"/>
           <w:color w:val="000000"/>
           <w:sz w:val="24"/>
         </w:rPr>
-        <w:hyperlink r:id="rId11" w:history="1">
-          <w:r>
-            <w:rPr>
-              <w:rStyle w:val="Hyperlink"/>
-            </w:rPr>
-            <w:t>l</w:t>
-          </w:r>
-        </w:hyperlink>
-      </w:r>
-      <w:r>
-        <w:rPr>
-          <w:u w:val="single" w:color="0000ff"/>
-          <w:rFonts w:ascii="Charis SIL Regular" w:hAnsi="Charis SIL Regular" w:eastAsia="Charis SIL Regular"/>
-          <w:b w:val="0"/>
-          <w:i w:val="0"/>
-          <w:color w:val="000000"/>
-          <w:sz w:val="24"/>
-        </w:rPr>
-        <w:hyperlink r:id="rId11" w:history="1">
-          <w:r>
-            <w:rPr>
-              <w:rStyle w:val="Hyperlink"/>
-            </w:rPr>
-            <w:t>y. The li</w:t>
-          </w:r>
-        </w:hyperlink>
+        <w:t>ly. The li</w:t>
       </w:r>
       <w:r>
         <w:rPr>
@@ -1020,31 +946,13 @@
       </w:r>
       <w:r>
         <w:rPr>
-          <w:u w:val="single" w:color="0000ff"/>
           <w:rFonts w:ascii="Charis SIL Regular" w:hAnsi="Charis SIL Regular" w:eastAsia="Charis SIL Regular"/>
           <w:b w:val="0"/>
           <w:i w:val="0"/>
           <w:color w:val="000000"/>
           <w:sz w:val="24"/>
         </w:rPr>
-        <w:hyperlink r:id="rId11" w:history="1">
-          <w:r>
-            <w:rPr>
-              <w:rStyle w:val="Hyperlink"/>
-            </w:rPr>
-            <w:t xml:space="preserve">ry of the </w:t>
-          </w:r>
-        </w:hyperlink>
-      </w:r>
-      <w:r>
-        <w:rPr>
-          <w:rFonts w:ascii="Charis SIL Regular" w:hAnsi="Charis SIL Regular" w:eastAsia="Charis SIL Regular"/>
-          <w:b w:val="0"/>
-          <w:i w:val="0"/>
-          <w:color w:val="000000"/>
-          <w:sz w:val="24"/>
-        </w:rPr>
-        <w:t>N</w:t>
+        <w:t>ry of the N</w:t>
       </w:r>
       <w:r>
         <w:rPr>
@@ -1084,21 +992,13 @@
       </w:r>
       <w:r>
         <w:rPr>
-          <w:u w:val="single" w:color="0000ff"/>
           <w:rFonts w:ascii="Charis SIL Regular" w:hAnsi="Charis SIL Regular" w:eastAsia="Charis SIL Regular"/>
           <w:b w:val="0"/>
           <w:i w:val="0"/>
           <w:color w:val="000000"/>
           <w:sz w:val="24"/>
         </w:rPr>
-        <w:hyperlink r:id="rId11" w:history="1">
-          <w:r>
-            <w:rPr>
-              <w:rStyle w:val="Hyperlink"/>
-            </w:rPr>
-            <w:t>and</w:t>
-          </w:r>
-        </w:hyperlink>
+        <w:t>and</w:t>
       </w:r>
       <w:r>
         <w:rPr>
@@ -1512,6 +1412,23 @@
       </w:r>
       <w:r>
         <w:rPr>
+          <w:rFonts w:ascii="Charis SIL Regular" w:hAnsi="Charis SIL Regular" w:eastAsia="Charis SIL Regular"/>
+          <w:b w:val="0"/>
+          <w:i w:val="0"/>
+          <w:color w:val="000000"/>
+          <w:sz w:val="24"/>
+        </w:rPr>
+        <w:hyperlink r:id="rId14" w:history="1">
+          <w:r>
+            <w:rPr>
+              <w:rStyle w:val="Hyperlink"/>
+            </w:rPr>
+            <w:t>d</w:t>
+          </w:r>
+        </w:hyperlink>
+      </w:r>
+      <w:r>
+        <w:rPr>
           <w:u w:val="single" w:color="0000ff"/>
           <w:rFonts w:ascii="Charis SIL Regular" w:hAnsi="Charis SIL Regular" w:eastAsia="Charis SIL Regular"/>
           <w:b w:val="0"/>
@@ -1519,7 +1436,7 @@
           <w:color w:val="000000"/>
           <w:sz w:val="24"/>
         </w:rPr>
-        <w:t>d</w:t>
+        <w:t xml:space="preserve"> </w:t>
       </w:r>
       <w:r>
         <w:rPr>
@@ -1529,7 +1446,7 @@
           <w:color w:val="000000"/>
           <w:sz w:val="24"/>
         </w:rPr>
-        <w:t xml:space="preserve"> them. Besides </w:t>
+        <w:t xml:space="preserve">them. Besides </w:t>
       </w:r>
       <w:r>
         <w:rPr>
@@ -1667,7 +1584,50 @@
           <w:color w:val="000000"/>
           <w:sz w:val="24"/>
         </w:rPr>
-        <w:t xml:space="preserve">aterial. Various </w:t>
+        <w:hyperlink r:id="rId15" w:history="1">
+          <w:r>
+            <w:rPr>
+              <w:rStyle w:val="Hyperlink"/>
+            </w:rPr>
+            <w:t>aterial</w:t>
+          </w:r>
+        </w:hyperlink>
+      </w:r>
+      <w:r>
+        <w:rPr>
+          <w:u w:val="single" w:color="0000ff"/>
+          <w:rFonts w:ascii="Charis SIL Regular" w:hAnsi="Charis SIL Regular" w:eastAsia="Charis SIL Regular"/>
+          <w:b w:val="0"/>
+          <w:i w:val="0"/>
+          <w:color w:val="000000"/>
+          <w:sz w:val="24"/>
+        </w:rPr>
+        <w:hyperlink r:id="rId15" w:history="1">
+          <w:r>
+            <w:rPr>
+              <w:rStyle w:val="Hyperlink"/>
+            </w:rPr>
+            <w:t>.</w:t>
+          </w:r>
+        </w:hyperlink>
+      </w:r>
+      <w:r>
+        <w:rPr>
+          <w:u w:val="single" w:color="0000ff"/>
+          <w:rFonts w:ascii="Charis SIL Regular" w:hAnsi="Charis SIL Regular" w:eastAsia="Charis SIL Regular"/>
+          <w:b w:val="0"/>
+          <w:i w:val="0"/>
+          <w:color w:val="000000"/>
+          <w:sz w:val="24"/>
+        </w:rPr>
+        <w:hyperlink r:id="rId15" w:history="1">
+          <w:r>
+            <w:rPr>
+              <w:rStyle w:val="Hyperlink"/>
+            </w:rPr>
+            <w:t xml:space="preserve"> Various </w:t>
+          </w:r>
+        </w:hyperlink>
       </w:r>
       <w:r>
         <w:rPr>
@@ -1678,7 +1638,7 @@
           <w:sz w:val="24"/>
           <w:u w:val="single"/>
         </w:rPr>
-        <w:hyperlink r:id="rId15" w:history="1">
+        <w:hyperlink r:id="rId14" w:history="1">
           <w:r>
             <w:rPr>
               <w:rStyle w:val="Hyperlink"/>
@@ -1763,7 +1723,14 @@
           <w:color w:val="000000"/>
           <w:sz w:val="24"/>
         </w:rPr>
-        <w:t xml:space="preserve"> be </w:t>
+        <w:hyperlink r:id="rId14" w:history="1">
+          <w:r>
+            <w:rPr>
+              <w:rStyle w:val="Hyperlink"/>
+            </w:rPr>
+            <w:t xml:space="preserve"> be </w:t>
+          </w:r>
+        </w:hyperlink>
       </w:r>
       <w:r>
         <w:rPr>
@@ -1774,7 +1741,7 @@
           <w:sz w:val="24"/>
           <w:u w:val="single"/>
         </w:rPr>
-        <w:hyperlink r:id="rId14" w:history="1">
+        <w:hyperlink r:id="rId13" w:history="1">
           <w:r>
             <w:rPr>
               <w:rStyle w:val="Hyperlink"/>
@@ -1810,7 +1777,7 @@
           <w:sz w:val="24"/>
           <w:u w:val="single"/>
         </w:rPr>
-        <w:hyperlink r:id="rId14" w:history="1">
+        <w:hyperlink r:id="rId13" w:history="1">
           <w:r>
             <w:rPr>
               <w:rStyle w:val="Hyperlink"/>
@@ -2213,71 +2180,7 @@
           <w:color w:val="000000"/>
           <w:sz w:val="24"/>
         </w:rPr>
-        <w:t>types of m</w:t>
-      </w:r>
-      <w:r>
-        <w:rPr>
-          <w:u w:val="single" w:color="0000ff"/>
-          <w:rFonts w:ascii="Charis SIL Regular" w:hAnsi="Charis SIL Regular" w:eastAsia="Charis SIL Regular"/>
-          <w:b w:val="0"/>
-          <w:i w:val="0"/>
-          <w:color w:val="000000"/>
-          <w:sz w:val="24"/>
-        </w:rPr>
-        <w:hyperlink r:id="rId15" w:history="1">
-          <w:r>
-            <w:rPr>
-              <w:rStyle w:val="Hyperlink"/>
-            </w:rPr>
-            <w:t>aterial</w:t>
-          </w:r>
-        </w:hyperlink>
-      </w:r>
-      <w:r>
-        <w:rPr>
-          <w:u w:val="single" w:color="0000ff"/>
-          <w:rFonts w:ascii="Charis SIL Regular" w:hAnsi="Charis SIL Regular" w:eastAsia="Charis SIL Regular"/>
-          <w:b w:val="0"/>
-          <w:i w:val="0"/>
-          <w:color w:val="000000"/>
-          <w:sz w:val="24"/>
-        </w:rPr>
-        <w:hyperlink r:id="rId15" w:history="1">
-          <w:r>
-            <w:rPr>
-              <w:rStyle w:val="Hyperlink"/>
-            </w:rPr>
-            <w:t>.</w:t>
-          </w:r>
-        </w:hyperlink>
-      </w:r>
-      <w:r>
-        <w:rPr>
-          <w:u w:val="single" w:color="0000ff"/>
-          <w:rFonts w:ascii="Charis SIL Regular" w:hAnsi="Charis SIL Regular" w:eastAsia="Charis SIL Regular"/>
-          <w:b w:val="0"/>
-          <w:i w:val="0"/>
-          <w:color w:val="000000"/>
-          <w:sz w:val="24"/>
-        </w:rPr>
-        <w:hyperlink r:id="rId15" w:history="1">
-          <w:r>
-            <w:rPr>
-              <w:rStyle w:val="Hyperlink"/>
-            </w:rPr>
-            <w:t xml:space="preserve"> To facilit</w:t>
-          </w:r>
-        </w:hyperlink>
-      </w:r>
-      <w:r>
-        <w:rPr>
-          <w:rFonts w:ascii="Charis SIL Regular" w:hAnsi="Charis SIL Regular" w:eastAsia="Charis SIL Regular"/>
-          <w:b w:val="0"/>
-          <w:i w:val="0"/>
-          <w:color w:val="000000"/>
-          <w:sz w:val="24"/>
-        </w:rPr>
-        <w:t xml:space="preserve">ate your search, various </w:t>
+        <w:t xml:space="preserve">types of material. To facilitate your search, various </w:t>
       </w:r>
       <w:r>
         <w:rPr>
@@ -2468,14 +2371,7 @@
           <w:color w:val="000000"/>
           <w:sz w:val="24"/>
         </w:rPr>
-        <w:hyperlink r:id="rId13" w:history="1">
-          <w:r>
-            <w:rPr>
-              <w:rStyle w:val="Hyperlink"/>
-            </w:rPr>
-            <w:t>unt of arc</w:t>
-          </w:r>
-        </w:hyperlink>
+        <w:t>unt of arc</w:t>
       </w:r>
       <w:r>
         <w:rPr>

--- a/EXPORTS/DOCX/published/niveau3/English/UniversiteitsbibliotheekLeiden.docx
+++ b/EXPORTS/DOCX/published/niveau3/English/UniversiteitsbibliotheekLeiden.docx
@@ -626,14 +626,24 @@
           <w:i w:val="0"/>
           <w:color w:val="0000FF"/>
           <w:sz w:val="24"/>
+        </w:rPr>
+        <w:t>Netherlands Instit</w:t>
+      </w:r>
+      <w:r>
+        <w:rPr>
+          <w:rFonts w:ascii="Charis SIL Regular" w:hAnsi="Charis SIL Regular" w:eastAsia="Charis SIL Regular"/>
+          <w:b w:val="0"/>
+          <w:i w:val="0"/>
+          <w:color w:val="0000FF"/>
+          <w:sz w:val="24"/>
           <w:u w:val="single"/>
         </w:rPr>
-        <w:hyperlink r:id="rId11" w:history="1">
+        <w:hyperlink r:id="rId10" w:history="1">
           <w:r>
             <w:rPr>
               <w:rStyle w:val="Hyperlink"/>
             </w:rPr>
-            <w:t>Netherlands</w:t>
+            <w:t>ute</w:t>
           </w:r>
         </w:hyperlink>
       </w:r>
@@ -644,8 +654,9 @@
           <w:i w:val="0"/>
           <w:color w:val="0000FF"/>
           <w:sz w:val="24"/>
+          <w:u w:val="single"/>
         </w:rPr>
-        <w:t xml:space="preserve"> Institute of </w:t>
+        <w:t xml:space="preserve"> </w:t>
       </w:r>
       <w:r>
         <w:rPr>
@@ -656,7 +667,36 @@
           <w:sz w:val="24"/>
           <w:u w:val="single"/>
         </w:rPr>
-        <w:hyperlink r:id="rId11" w:history="1">
+        <w:hyperlink r:id="rId10" w:history="1">
+          <w:r>
+            <w:rPr>
+              <w:rStyle w:val="Hyperlink"/>
+            </w:rPr>
+            <w:t>of</w:t>
+          </w:r>
+        </w:hyperlink>
+      </w:r>
+      <w:r>
+        <w:rPr>
+          <w:rFonts w:ascii="Charis SIL Regular" w:hAnsi="Charis SIL Regular" w:eastAsia="Charis SIL Regular"/>
+          <w:b w:val="0"/>
+          <w:i w:val="0"/>
+          <w:color w:val="0000FF"/>
+          <w:sz w:val="24"/>
+          <w:u w:val="single"/>
+        </w:rPr>
+        <w:t xml:space="preserve"> </w:t>
+      </w:r>
+      <w:r>
+        <w:rPr>
+          <w:rFonts w:ascii="Charis SIL Regular" w:hAnsi="Charis SIL Regular" w:eastAsia="Charis SIL Regular"/>
+          <w:b w:val="0"/>
+          <w:i w:val="0"/>
+          <w:color w:val="0000FF"/>
+          <w:sz w:val="24"/>
+          <w:u w:val="single"/>
+        </w:rPr>
+        <w:hyperlink r:id="rId10" w:history="1">
           <w:r>
             <w:rPr>
               <w:rStyle w:val="Hyperlink"/>
@@ -674,7 +714,7 @@
           <w:sz w:val="24"/>
           <w:u w:val="single"/>
         </w:rPr>
-        <w:hyperlink r:id="rId11" w:history="1">
+        <w:hyperlink r:id="rId10" w:history="1">
           <w:r>
             <w:rPr>
               <w:rStyle w:val="Hyperlink"/>
@@ -703,7 +743,7 @@
           <w:sz w:val="24"/>
           <w:u w:val="single"/>
         </w:rPr>
-        <w:hyperlink r:id="rId11" w:history="1">
+        <w:hyperlink r:id="rId10" w:history="1">
           <w:r>
             <w:rPr>
               <w:rStyle w:val="Hyperlink"/>
@@ -721,7 +761,7 @@
           <w:sz w:val="24"/>
           <w:u w:val="single"/>
         </w:rPr>
-        <w:hyperlink r:id="rId11" w:history="1">
+        <w:hyperlink r:id="rId10" w:history="1">
           <w:r>
             <w:rPr>
               <w:rStyle w:val="Hyperlink"/>
@@ -739,7 +779,7 @@
           <w:sz w:val="24"/>
           <w:u w:val="single"/>
         </w:rPr>
-        <w:hyperlink r:id="rId11" w:history="1">
+        <w:hyperlink r:id="rId10" w:history="1">
           <w:r>
             <w:rPr>
               <w:rStyle w:val="Hyperlink"/>
@@ -766,8 +806,16 @@
           <w:i w:val="0"/>
           <w:color w:val="0000FF"/>
           <w:sz w:val="24"/>
+          <w:u w:val="single"/>
         </w:rPr>
-        <w:t>a</w:t>
+        <w:hyperlink r:id="rId10" w:history="1">
+          <w:r>
+            <w:rPr>
+              <w:rStyle w:val="Hyperlink"/>
+            </w:rPr>
+            <w:t>a</w:t>
+          </w:r>
+        </w:hyperlink>
       </w:r>
       <w:r>
         <w:rPr>
@@ -900,13 +948,39 @@
       </w:r>
       <w:r>
         <w:rPr>
+          <w:u w:val="single" w:color="0000ff"/>
           <w:rFonts w:ascii="Charis SIL Regular" w:hAnsi="Charis SIL Regular" w:eastAsia="Charis SIL Regular"/>
           <w:b w:val="0"/>
           <w:i w:val="0"/>
           <w:color w:val="000000"/>
           <w:sz w:val="24"/>
         </w:rPr>
-        <w:t>ly. The li</w:t>
+        <w:hyperlink r:id="rId11" w:history="1">
+          <w:r>
+            <w:rPr>
+              <w:rStyle w:val="Hyperlink"/>
+            </w:rPr>
+            <w:t>l</w:t>
+          </w:r>
+        </w:hyperlink>
+      </w:r>
+      <w:r>
+        <w:rPr>
+          <w:u w:val="single" w:color="0000ff"/>
+          <w:rFonts w:ascii="Charis SIL Regular" w:hAnsi="Charis SIL Regular" w:eastAsia="Charis SIL Regular"/>
+          <w:b w:val="0"/>
+          <w:i w:val="0"/>
+          <w:color w:val="000000"/>
+          <w:sz w:val="24"/>
+        </w:rPr>
+        <w:hyperlink r:id="rId11" w:history="1">
+          <w:r>
+            <w:rPr>
+              <w:rStyle w:val="Hyperlink"/>
+            </w:rPr>
+            <w:t>y. The li</w:t>
+          </w:r>
+        </w:hyperlink>
       </w:r>
       <w:r>
         <w:rPr>
@@ -946,13 +1020,31 @@
       </w:r>
       <w:r>
         <w:rPr>
+          <w:u w:val="single" w:color="0000ff"/>
           <w:rFonts w:ascii="Charis SIL Regular" w:hAnsi="Charis SIL Regular" w:eastAsia="Charis SIL Regular"/>
           <w:b w:val="0"/>
           <w:i w:val="0"/>
           <w:color w:val="000000"/>
           <w:sz w:val="24"/>
         </w:rPr>
-        <w:t>ry of the N</w:t>
+        <w:hyperlink r:id="rId11" w:history="1">
+          <w:r>
+            <w:rPr>
+              <w:rStyle w:val="Hyperlink"/>
+            </w:rPr>
+            <w:t xml:space="preserve">ry of the </w:t>
+          </w:r>
+        </w:hyperlink>
+      </w:r>
+      <w:r>
+        <w:rPr>
+          <w:rFonts w:ascii="Charis SIL Regular" w:hAnsi="Charis SIL Regular" w:eastAsia="Charis SIL Regular"/>
+          <w:b w:val="0"/>
+          <w:i w:val="0"/>
+          <w:color w:val="000000"/>
+          <w:sz w:val="24"/>
+        </w:rPr>
+        <w:t>N</w:t>
       </w:r>
       <w:r>
         <w:rPr>
@@ -992,13 +1084,21 @@
       </w:r>
       <w:r>
         <w:rPr>
+          <w:u w:val="single" w:color="0000ff"/>
           <w:rFonts w:ascii="Charis SIL Regular" w:hAnsi="Charis SIL Regular" w:eastAsia="Charis SIL Regular"/>
           <w:b w:val="0"/>
           <w:i w:val="0"/>
           <w:color w:val="000000"/>
           <w:sz w:val="24"/>
         </w:rPr>
-        <w:t>and</w:t>
+        <w:hyperlink r:id="rId11" w:history="1">
+          <w:r>
+            <w:rPr>
+              <w:rStyle w:val="Hyperlink"/>
+            </w:rPr>
+            <w:t>and</w:t>
+          </w:r>
+        </w:hyperlink>
       </w:r>
       <w:r>
         <w:rPr>
@@ -1412,23 +1512,6 @@
       </w:r>
       <w:r>
         <w:rPr>
-          <w:rFonts w:ascii="Charis SIL Regular" w:hAnsi="Charis SIL Regular" w:eastAsia="Charis SIL Regular"/>
-          <w:b w:val="0"/>
-          <w:i w:val="0"/>
-          <w:color w:val="000000"/>
-          <w:sz w:val="24"/>
-        </w:rPr>
-        <w:hyperlink r:id="rId14" w:history="1">
-          <w:r>
-            <w:rPr>
-              <w:rStyle w:val="Hyperlink"/>
-            </w:rPr>
-            <w:t>d</w:t>
-          </w:r>
-        </w:hyperlink>
-      </w:r>
-      <w:r>
-        <w:rPr>
           <w:u w:val="single" w:color="0000ff"/>
           <w:rFonts w:ascii="Charis SIL Regular" w:hAnsi="Charis SIL Regular" w:eastAsia="Charis SIL Regular"/>
           <w:b w:val="0"/>
@@ -1436,7 +1519,7 @@
           <w:color w:val="000000"/>
           <w:sz w:val="24"/>
         </w:rPr>
-        <w:t xml:space="preserve"> </w:t>
+        <w:t>d</w:t>
       </w:r>
       <w:r>
         <w:rPr>
@@ -1446,7 +1529,7 @@
           <w:color w:val="000000"/>
           <w:sz w:val="24"/>
         </w:rPr>
-        <w:t xml:space="preserve">them. Besides </w:t>
+        <w:t xml:space="preserve"> them. Besides </w:t>
       </w:r>
       <w:r>
         <w:rPr>
@@ -1584,50 +1667,7 @@
           <w:color w:val="000000"/>
           <w:sz w:val="24"/>
         </w:rPr>
-        <w:hyperlink r:id="rId15" w:history="1">
-          <w:r>
-            <w:rPr>
-              <w:rStyle w:val="Hyperlink"/>
-            </w:rPr>
-            <w:t>aterial</w:t>
-          </w:r>
-        </w:hyperlink>
-      </w:r>
-      <w:r>
-        <w:rPr>
-          <w:u w:val="single" w:color="0000ff"/>
-          <w:rFonts w:ascii="Charis SIL Regular" w:hAnsi="Charis SIL Regular" w:eastAsia="Charis SIL Regular"/>
-          <w:b w:val="0"/>
-          <w:i w:val="0"/>
-          <w:color w:val="000000"/>
-          <w:sz w:val="24"/>
-        </w:rPr>
-        <w:hyperlink r:id="rId15" w:history="1">
-          <w:r>
-            <w:rPr>
-              <w:rStyle w:val="Hyperlink"/>
-            </w:rPr>
-            <w:t>.</w:t>
-          </w:r>
-        </w:hyperlink>
-      </w:r>
-      <w:r>
-        <w:rPr>
-          <w:u w:val="single" w:color="0000ff"/>
-          <w:rFonts w:ascii="Charis SIL Regular" w:hAnsi="Charis SIL Regular" w:eastAsia="Charis SIL Regular"/>
-          <w:b w:val="0"/>
-          <w:i w:val="0"/>
-          <w:color w:val="000000"/>
-          <w:sz w:val="24"/>
-        </w:rPr>
-        <w:hyperlink r:id="rId15" w:history="1">
-          <w:r>
-            <w:rPr>
-              <w:rStyle w:val="Hyperlink"/>
-            </w:rPr>
-            <w:t xml:space="preserve"> Various </w:t>
-          </w:r>
-        </w:hyperlink>
+        <w:t xml:space="preserve">aterial. Various </w:t>
       </w:r>
       <w:r>
         <w:rPr>
@@ -1638,7 +1678,7 @@
           <w:sz w:val="24"/>
           <w:u w:val="single"/>
         </w:rPr>
-        <w:hyperlink r:id="rId14" w:history="1">
+        <w:hyperlink r:id="rId15" w:history="1">
           <w:r>
             <w:rPr>
               <w:rStyle w:val="Hyperlink"/>
@@ -1723,14 +1763,7 @@
           <w:color w:val="000000"/>
           <w:sz w:val="24"/>
         </w:rPr>
-        <w:hyperlink r:id="rId14" w:history="1">
-          <w:r>
-            <w:rPr>
-              <w:rStyle w:val="Hyperlink"/>
-            </w:rPr>
-            <w:t xml:space="preserve"> be </w:t>
-          </w:r>
-        </w:hyperlink>
+        <w:t xml:space="preserve"> be </w:t>
       </w:r>
       <w:r>
         <w:rPr>
@@ -1741,7 +1774,7 @@
           <w:sz w:val="24"/>
           <w:u w:val="single"/>
         </w:rPr>
-        <w:hyperlink r:id="rId13" w:history="1">
+        <w:hyperlink r:id="rId14" w:history="1">
           <w:r>
             <w:rPr>
               <w:rStyle w:val="Hyperlink"/>
@@ -1777,7 +1810,7 @@
           <w:sz w:val="24"/>
           <w:u w:val="single"/>
         </w:rPr>
-        <w:hyperlink r:id="rId13" w:history="1">
+        <w:hyperlink r:id="rId14" w:history="1">
           <w:r>
             <w:rPr>
               <w:rStyle w:val="Hyperlink"/>
@@ -2180,7 +2213,71 @@
           <w:color w:val="000000"/>
           <w:sz w:val="24"/>
         </w:rPr>
-        <w:t xml:space="preserve">types of material. To facilitate your search, various </w:t>
+        <w:t>types of m</w:t>
+      </w:r>
+      <w:r>
+        <w:rPr>
+          <w:u w:val="single" w:color="0000ff"/>
+          <w:rFonts w:ascii="Charis SIL Regular" w:hAnsi="Charis SIL Regular" w:eastAsia="Charis SIL Regular"/>
+          <w:b w:val="0"/>
+          <w:i w:val="0"/>
+          <w:color w:val="000000"/>
+          <w:sz w:val="24"/>
+        </w:rPr>
+        <w:hyperlink r:id="rId15" w:history="1">
+          <w:r>
+            <w:rPr>
+              <w:rStyle w:val="Hyperlink"/>
+            </w:rPr>
+            <w:t>aterial</w:t>
+          </w:r>
+        </w:hyperlink>
+      </w:r>
+      <w:r>
+        <w:rPr>
+          <w:u w:val="single" w:color="0000ff"/>
+          <w:rFonts w:ascii="Charis SIL Regular" w:hAnsi="Charis SIL Regular" w:eastAsia="Charis SIL Regular"/>
+          <w:b w:val="0"/>
+          <w:i w:val="0"/>
+          <w:color w:val="000000"/>
+          <w:sz w:val="24"/>
+        </w:rPr>
+        <w:hyperlink r:id="rId15" w:history="1">
+          <w:r>
+            <w:rPr>
+              <w:rStyle w:val="Hyperlink"/>
+            </w:rPr>
+            <w:t>.</w:t>
+          </w:r>
+        </w:hyperlink>
+      </w:r>
+      <w:r>
+        <w:rPr>
+          <w:u w:val="single" w:color="0000ff"/>
+          <w:rFonts w:ascii="Charis SIL Regular" w:hAnsi="Charis SIL Regular" w:eastAsia="Charis SIL Regular"/>
+          <w:b w:val="0"/>
+          <w:i w:val="0"/>
+          <w:color w:val="000000"/>
+          <w:sz w:val="24"/>
+        </w:rPr>
+        <w:hyperlink r:id="rId15" w:history="1">
+          <w:r>
+            <w:rPr>
+              <w:rStyle w:val="Hyperlink"/>
+            </w:rPr>
+            <w:t xml:space="preserve"> To facilit</w:t>
+          </w:r>
+        </w:hyperlink>
+      </w:r>
+      <w:r>
+        <w:rPr>
+          <w:rFonts w:ascii="Charis SIL Regular" w:hAnsi="Charis SIL Regular" w:eastAsia="Charis SIL Regular"/>
+          <w:b w:val="0"/>
+          <w:i w:val="0"/>
+          <w:color w:val="000000"/>
+          <w:sz w:val="24"/>
+        </w:rPr>
+        <w:t xml:space="preserve">ate your search, various </w:t>
       </w:r>
       <w:r>
         <w:rPr>
@@ -2371,7 +2468,14 @@
           <w:color w:val="000000"/>
           <w:sz w:val="24"/>
         </w:rPr>
-        <w:t>unt of arc</w:t>
+        <w:hyperlink r:id="rId13" w:history="1">
+          <w:r>
+            <w:rPr>
+              <w:rStyle w:val="Hyperlink"/>
+            </w:rPr>
+            <w:t>unt of arc</w:t>
+          </w:r>
+        </w:hyperlink>
       </w:r>
       <w:r>
         <w:rPr>
@@ -2627,9 +2731,8 @@
           <w:i w:val="0"/>
           <w:color w:val="0000FF"/>
           <w:sz w:val="24"/>
-          <w:u w:val="single"/>
         </w:rPr>
-        <w:t>ic research in colonised territorie</w:t>
+        <w:t>i</w:t>
       </w:r>
       <w:r>
         <w:rPr>
@@ -2638,8 +2741,9 @@
           <w:i w:val="0"/>
           <w:color w:val="0000FF"/>
           <w:sz w:val="24"/>
+          <w:u w:val="single"/>
         </w:rPr>
-        <w:t>s</w:t>
+        <w:t>c research in colonised territories</w:t>
       </w:r>
       <w:r>
         <w:br/>

--- a/EXPORTS/DOCX/published/niveau3/English/UniversiteitsbibliotheekLeiden.docx
+++ b/EXPORTS/DOCX/published/niveau3/English/UniversiteitsbibliotheekLeiden.docx
@@ -626,8 +626,45 @@
           <w:i w:val="0"/>
           <w:color w:val="0000FF"/>
           <w:sz w:val="24"/>
+          <w:u w:val="single"/>
         </w:rPr>
-        <w:t>Netherlands Instit</w:t>
+        <w:hyperlink r:id="rId11" w:history="1">
+          <w:r>
+            <w:rPr>
+              <w:rStyle w:val="Hyperlink"/>
+            </w:rPr>
+            <w:t>Netherlands</w:t>
+          </w:r>
+        </w:hyperlink>
+      </w:r>
+      <w:r>
+        <w:rPr>
+          <w:rFonts w:ascii="Charis SIL Regular" w:hAnsi="Charis SIL Regular" w:eastAsia="Charis SIL Regular"/>
+          <w:b w:val="0"/>
+          <w:i w:val="0"/>
+          <w:color w:val="0000FF"/>
+          <w:sz w:val="24"/>
+          <w:u w:val="single"/>
+        </w:rPr>
+        <w:t xml:space="preserve"> </w:t>
+      </w:r>
+      <w:r>
+        <w:rPr>
+          <w:rFonts w:ascii="Charis SIL Regular" w:hAnsi="Charis SIL Regular" w:eastAsia="Charis SIL Regular"/>
+          <w:b w:val="0"/>
+          <w:i w:val="0"/>
+          <w:color w:val="0000FF"/>
+          <w:sz w:val="24"/>
+          <w:u w:val="single"/>
+        </w:rPr>
+        <w:hyperlink r:id="rId11" w:history="1">
+          <w:r>
+            <w:rPr>
+              <w:rStyle w:val="Hyperlink"/>
+            </w:rPr>
+            <w:t>Instit</w:t>
+          </w:r>
+        </w:hyperlink>
       </w:r>
       <w:r>
         <w:rPr>
@@ -808,7 +845,7 @@
           <w:sz w:val="24"/>
           <w:u w:val="single"/>
         </w:rPr>
-        <w:hyperlink r:id="rId10" w:history="1">
+        <w:hyperlink r:id="rId11" w:history="1">
           <w:r>
             <w:rPr>
               <w:rStyle w:val="Hyperlink"/>
@@ -826,7 +863,7 @@
           <w:sz w:val="24"/>
           <w:u w:val="single"/>
         </w:rPr>
-        <w:hyperlink r:id="rId10" w:history="1">
+        <w:hyperlink r:id="rId11" w:history="1">
           <w:r>
             <w:rPr>
               <w:rStyle w:val="Hyperlink"/>
@@ -855,7 +892,7 @@
           <w:sz w:val="24"/>
           <w:u w:val="single"/>
         </w:rPr>
-        <w:hyperlink r:id="rId10" w:history="1">
+        <w:hyperlink r:id="rId11" w:history="1">
           <w:r>
             <w:rPr>
               <w:rStyle w:val="Hyperlink"/>
@@ -1667,7 +1704,50 @@
           <w:color w:val="000000"/>
           <w:sz w:val="24"/>
         </w:rPr>
-        <w:t xml:space="preserve">aterial. Various </w:t>
+        <w:hyperlink r:id="rId15" w:history="1">
+          <w:r>
+            <w:rPr>
+              <w:rStyle w:val="Hyperlink"/>
+            </w:rPr>
+            <w:t>aterial</w:t>
+          </w:r>
+        </w:hyperlink>
+      </w:r>
+      <w:r>
+        <w:rPr>
+          <w:u w:val="single" w:color="0000ff"/>
+          <w:rFonts w:ascii="Charis SIL Regular" w:hAnsi="Charis SIL Regular" w:eastAsia="Charis SIL Regular"/>
+          <w:b w:val="0"/>
+          <w:i w:val="0"/>
+          <w:color w:val="000000"/>
+          <w:sz w:val="24"/>
+        </w:rPr>
+        <w:hyperlink r:id="rId15" w:history="1">
+          <w:r>
+            <w:rPr>
+              <w:rStyle w:val="Hyperlink"/>
+            </w:rPr>
+            <w:t>.</w:t>
+          </w:r>
+        </w:hyperlink>
+      </w:r>
+      <w:r>
+        <w:rPr>
+          <w:u w:val="single" w:color="0000ff"/>
+          <w:rFonts w:ascii="Charis SIL Regular" w:hAnsi="Charis SIL Regular" w:eastAsia="Charis SIL Regular"/>
+          <w:b w:val="0"/>
+          <w:i w:val="0"/>
+          <w:color w:val="000000"/>
+          <w:sz w:val="24"/>
+        </w:rPr>
+        <w:hyperlink r:id="rId15" w:history="1">
+          <w:r>
+            <w:rPr>
+              <w:rStyle w:val="Hyperlink"/>
+            </w:rPr>
+            <w:t xml:space="preserve"> Various </w:t>
+          </w:r>
+        </w:hyperlink>
       </w:r>
       <w:r>
         <w:rPr>
@@ -1763,7 +1843,14 @@
           <w:color w:val="000000"/>
           <w:sz w:val="24"/>
         </w:rPr>
-        <w:t xml:space="preserve"> be </w:t>
+        <w:hyperlink r:id="rId14" w:history="1">
+          <w:r>
+            <w:rPr>
+              <w:rStyle w:val="Hyperlink"/>
+            </w:rPr>
+            <w:t xml:space="preserve"> be </w:t>
+          </w:r>
+        </w:hyperlink>
       </w:r>
       <w:r>
         <w:rPr>

--- a/EXPORTS/DOCX/published/niveau3/English/UniversiteitsbibliotheekLeiden.docx
+++ b/EXPORTS/DOCX/published/niveau3/English/UniversiteitsbibliotheekLeiden.docx
@@ -626,45 +626,8 @@
           <w:i w:val="0"/>
           <w:color w:val="0000FF"/>
           <w:sz w:val="24"/>
-          <w:u w:val="single"/>
         </w:rPr>
-        <w:hyperlink r:id="rId11" w:history="1">
-          <w:r>
-            <w:rPr>
-              <w:rStyle w:val="Hyperlink"/>
-            </w:rPr>
-            <w:t>Netherlands</w:t>
-          </w:r>
-        </w:hyperlink>
-      </w:r>
-      <w:r>
-        <w:rPr>
-          <w:rFonts w:ascii="Charis SIL Regular" w:hAnsi="Charis SIL Regular" w:eastAsia="Charis SIL Regular"/>
-          <w:b w:val="0"/>
-          <w:i w:val="0"/>
-          <w:color w:val="0000FF"/>
-          <w:sz w:val="24"/>
-          <w:u w:val="single"/>
-        </w:rPr>
-        <w:t xml:space="preserve"> </w:t>
-      </w:r>
-      <w:r>
-        <w:rPr>
-          <w:rFonts w:ascii="Charis SIL Regular" w:hAnsi="Charis SIL Regular" w:eastAsia="Charis SIL Regular"/>
-          <w:b w:val="0"/>
-          <w:i w:val="0"/>
-          <w:color w:val="0000FF"/>
-          <w:sz w:val="24"/>
-          <w:u w:val="single"/>
-        </w:rPr>
-        <w:hyperlink r:id="rId11" w:history="1">
-          <w:r>
-            <w:rPr>
-              <w:rStyle w:val="Hyperlink"/>
-            </w:rPr>
-            <w:t>Instit</w:t>
-          </w:r>
-        </w:hyperlink>
+        <w:t>Netherlands Instit</w:t>
       </w:r>
       <w:r>
         <w:rPr>
@@ -845,7 +808,7 @@
           <w:sz w:val="24"/>
           <w:u w:val="single"/>
         </w:rPr>
-        <w:hyperlink r:id="rId11" w:history="1">
+        <w:hyperlink r:id="rId10" w:history="1">
           <w:r>
             <w:rPr>
               <w:rStyle w:val="Hyperlink"/>
@@ -863,7 +826,7 @@
           <w:sz w:val="24"/>
           <w:u w:val="single"/>
         </w:rPr>
-        <w:hyperlink r:id="rId11" w:history="1">
+        <w:hyperlink r:id="rId10" w:history="1">
           <w:r>
             <w:rPr>
               <w:rStyle w:val="Hyperlink"/>
@@ -892,7 +855,7 @@
           <w:sz w:val="24"/>
           <w:u w:val="single"/>
         </w:rPr>
-        <w:hyperlink r:id="rId11" w:history="1">
+        <w:hyperlink r:id="rId10" w:history="1">
           <w:r>
             <w:rPr>
               <w:rStyle w:val="Hyperlink"/>
@@ -1704,50 +1667,7 @@
           <w:color w:val="000000"/>
           <w:sz w:val="24"/>
         </w:rPr>
-        <w:hyperlink r:id="rId15" w:history="1">
-          <w:r>
-            <w:rPr>
-              <w:rStyle w:val="Hyperlink"/>
-            </w:rPr>
-            <w:t>aterial</w:t>
-          </w:r>
-        </w:hyperlink>
-      </w:r>
-      <w:r>
-        <w:rPr>
-          <w:u w:val="single" w:color="0000ff"/>
-          <w:rFonts w:ascii="Charis SIL Regular" w:hAnsi="Charis SIL Regular" w:eastAsia="Charis SIL Regular"/>
-          <w:b w:val="0"/>
-          <w:i w:val="0"/>
-          <w:color w:val="000000"/>
-          <w:sz w:val="24"/>
-        </w:rPr>
-        <w:hyperlink r:id="rId15" w:history="1">
-          <w:r>
-            <w:rPr>
-              <w:rStyle w:val="Hyperlink"/>
-            </w:rPr>
-            <w:t>.</w:t>
-          </w:r>
-        </w:hyperlink>
-      </w:r>
-      <w:r>
-        <w:rPr>
-          <w:u w:val="single" w:color="0000ff"/>
-          <w:rFonts w:ascii="Charis SIL Regular" w:hAnsi="Charis SIL Regular" w:eastAsia="Charis SIL Regular"/>
-          <w:b w:val="0"/>
-          <w:i w:val="0"/>
-          <w:color w:val="000000"/>
-          <w:sz w:val="24"/>
-        </w:rPr>
-        <w:hyperlink r:id="rId15" w:history="1">
-          <w:r>
-            <w:rPr>
-              <w:rStyle w:val="Hyperlink"/>
-            </w:rPr>
-            <w:t xml:space="preserve"> Various </w:t>
-          </w:r>
-        </w:hyperlink>
+        <w:t xml:space="preserve">aterial. Various </w:t>
       </w:r>
       <w:r>
         <w:rPr>
@@ -1758,7 +1678,7 @@
           <w:sz w:val="24"/>
           <w:u w:val="single"/>
         </w:rPr>
-        <w:hyperlink r:id="rId15" w:history="1">
+        <w:hyperlink r:id="rId14" w:history="1">
           <w:r>
             <w:rPr>
               <w:rStyle w:val="Hyperlink"/>
@@ -2300,71 +2220,7 @@
           <w:color w:val="000000"/>
           <w:sz w:val="24"/>
         </w:rPr>
-        <w:t>types of m</w:t>
-      </w:r>
-      <w:r>
-        <w:rPr>
-          <w:u w:val="single" w:color="0000ff"/>
-          <w:rFonts w:ascii="Charis SIL Regular" w:hAnsi="Charis SIL Regular" w:eastAsia="Charis SIL Regular"/>
-          <w:b w:val="0"/>
-          <w:i w:val="0"/>
-          <w:color w:val="000000"/>
-          <w:sz w:val="24"/>
-        </w:rPr>
-        <w:hyperlink r:id="rId15" w:history="1">
-          <w:r>
-            <w:rPr>
-              <w:rStyle w:val="Hyperlink"/>
-            </w:rPr>
-            <w:t>aterial</w:t>
-          </w:r>
-        </w:hyperlink>
-      </w:r>
-      <w:r>
-        <w:rPr>
-          <w:u w:val="single" w:color="0000ff"/>
-          <w:rFonts w:ascii="Charis SIL Regular" w:hAnsi="Charis SIL Regular" w:eastAsia="Charis SIL Regular"/>
-          <w:b w:val="0"/>
-          <w:i w:val="0"/>
-          <w:color w:val="000000"/>
-          <w:sz w:val="24"/>
-        </w:rPr>
-        <w:hyperlink r:id="rId15" w:history="1">
-          <w:r>
-            <w:rPr>
-              <w:rStyle w:val="Hyperlink"/>
-            </w:rPr>
-            <w:t>.</w:t>
-          </w:r>
-        </w:hyperlink>
-      </w:r>
-      <w:r>
-        <w:rPr>
-          <w:u w:val="single" w:color="0000ff"/>
-          <w:rFonts w:ascii="Charis SIL Regular" w:hAnsi="Charis SIL Regular" w:eastAsia="Charis SIL Regular"/>
-          <w:b w:val="0"/>
-          <w:i w:val="0"/>
-          <w:color w:val="000000"/>
-          <w:sz w:val="24"/>
-        </w:rPr>
-        <w:hyperlink r:id="rId15" w:history="1">
-          <w:r>
-            <w:rPr>
-              <w:rStyle w:val="Hyperlink"/>
-            </w:rPr>
-            <w:t xml:space="preserve"> To facilit</w:t>
-          </w:r>
-        </w:hyperlink>
-      </w:r>
-      <w:r>
-        <w:rPr>
-          <w:rFonts w:ascii="Charis SIL Regular" w:hAnsi="Charis SIL Regular" w:eastAsia="Charis SIL Regular"/>
-          <w:b w:val="0"/>
-          <w:i w:val="0"/>
-          <w:color w:val="000000"/>
-          <w:sz w:val="24"/>
-        </w:rPr>
-        <w:t xml:space="preserve">ate your search, various </w:t>
+        <w:t xml:space="preserve">types of material. To facilitate your search, various </w:t>
       </w:r>
       <w:r>
         <w:rPr>
@@ -2818,8 +2674,9 @@
           <w:i w:val="0"/>
           <w:color w:val="0000FF"/>
           <w:sz w:val="24"/>
+          <w:u w:val="single"/>
         </w:rPr>
-        <w:t>i</w:t>
+        <w:t>ic research in colonised territorie</w:t>
       </w:r>
       <w:r>
         <w:rPr>
@@ -2828,9 +2685,8 @@
           <w:i w:val="0"/>
           <w:color w:val="0000FF"/>
           <w:sz w:val="24"/>
-          <w:u w:val="single"/>
         </w:rPr>
-        <w:t>c research in colonised territories</w:t>
+        <w:t>s</w:t>
       </w:r>
       <w:r>
         <w:br/>

--- a/EXPORTS/DOCX/published/niveau3/English/UniversiteitsbibliotheekLeiden.docx
+++ b/EXPORTS/DOCX/published/niveau3/English/UniversiteitsbibliotheekLeiden.docx
@@ -615,19 +615,8 @@
           <w:i w:val="0"/>
           <w:color w:val="0000FF"/>
           <w:sz w:val="24"/>
-          <w:u w:val="single"/>
         </w:rPr>
-        <w:t xml:space="preserve"> </w:t>
-      </w:r>
-      <w:r>
-        <w:rPr>
-          <w:rFonts w:ascii="Charis SIL Regular" w:hAnsi="Charis SIL Regular" w:eastAsia="Charis SIL Regular"/>
-          <w:b w:val="0"/>
-          <w:i w:val="0"/>
-          <w:color w:val="0000FF"/>
-          <w:sz w:val="24"/>
-        </w:rPr>
-        <w:t>Netherlands Instit</w:t>
+        <w:t xml:space="preserve"> Netherlands Instit</w:t>
       </w:r>
       <w:r>
         <w:rPr>
@@ -1678,7 +1667,7 @@
           <w:sz w:val="24"/>
           <w:u w:val="single"/>
         </w:rPr>
-        <w:hyperlink r:id="rId14" w:history="1">
+        <w:hyperlink r:id="rId15" w:history="1">
           <w:r>
             <w:rPr>
               <w:rStyle w:val="Hyperlink"/>
@@ -1763,14 +1752,7 @@
           <w:color w:val="000000"/>
           <w:sz w:val="24"/>
         </w:rPr>
-        <w:hyperlink r:id="rId14" w:history="1">
-          <w:r>
-            <w:rPr>
-              <w:rStyle w:val="Hyperlink"/>
-            </w:rPr>
-            <w:t xml:space="preserve"> be </w:t>
-          </w:r>
-        </w:hyperlink>
+        <w:t xml:space="preserve"> be </w:t>
       </w:r>
       <w:r>
         <w:rPr>
@@ -1817,7 +1799,7 @@
           <w:sz w:val="24"/>
           <w:u w:val="single"/>
         </w:rPr>
-        <w:hyperlink r:id="rId14" w:history="1">
+        <w:hyperlink r:id="rId13" w:history="1">
           <w:r>
             <w:rPr>
               <w:rStyle w:val="Hyperlink"/>
@@ -2220,7 +2202,71 @@
           <w:color w:val="000000"/>
           <w:sz w:val="24"/>
         </w:rPr>
-        <w:t xml:space="preserve">types of material. To facilitate your search, various </w:t>
+        <w:t>types of m</w:t>
+      </w:r>
+      <w:r>
+        <w:rPr>
+          <w:u w:val="single" w:color="0000ff"/>
+          <w:rFonts w:ascii="Charis SIL Regular" w:hAnsi="Charis SIL Regular" w:eastAsia="Charis SIL Regular"/>
+          <w:b w:val="0"/>
+          <w:i w:val="0"/>
+          <w:color w:val="000000"/>
+          <w:sz w:val="24"/>
+        </w:rPr>
+        <w:hyperlink r:id="rId15" w:history="1">
+          <w:r>
+            <w:rPr>
+              <w:rStyle w:val="Hyperlink"/>
+            </w:rPr>
+            <w:t>aterial</w:t>
+          </w:r>
+        </w:hyperlink>
+      </w:r>
+      <w:r>
+        <w:rPr>
+          <w:u w:val="single" w:color="0000ff"/>
+          <w:rFonts w:ascii="Charis SIL Regular" w:hAnsi="Charis SIL Regular" w:eastAsia="Charis SIL Regular"/>
+          <w:b w:val="0"/>
+          <w:i w:val="0"/>
+          <w:color w:val="000000"/>
+          <w:sz w:val="24"/>
+        </w:rPr>
+        <w:hyperlink r:id="rId15" w:history="1">
+          <w:r>
+            <w:rPr>
+              <w:rStyle w:val="Hyperlink"/>
+            </w:rPr>
+            <w:t>.</w:t>
+          </w:r>
+        </w:hyperlink>
+      </w:r>
+      <w:r>
+        <w:rPr>
+          <w:u w:val="single" w:color="0000ff"/>
+          <w:rFonts w:ascii="Charis SIL Regular" w:hAnsi="Charis SIL Regular" w:eastAsia="Charis SIL Regular"/>
+          <w:b w:val="0"/>
+          <w:i w:val="0"/>
+          <w:color w:val="000000"/>
+          <w:sz w:val="24"/>
+        </w:rPr>
+        <w:hyperlink r:id="rId15" w:history="1">
+          <w:r>
+            <w:rPr>
+              <w:rStyle w:val="Hyperlink"/>
+            </w:rPr>
+            <w:t xml:space="preserve"> To facilit</w:t>
+          </w:r>
+        </w:hyperlink>
+      </w:r>
+      <w:r>
+        <w:rPr>
+          <w:rFonts w:ascii="Charis SIL Regular" w:hAnsi="Charis SIL Regular" w:eastAsia="Charis SIL Regular"/>
+          <w:b w:val="0"/>
+          <w:i w:val="0"/>
+          <w:color w:val="000000"/>
+          <w:sz w:val="24"/>
+        </w:rPr>
+        <w:t xml:space="preserve">ate your search, various </w:t>
       </w:r>
       <w:r>
         <w:rPr>
@@ -2400,25 +2446,7 @@
           <w:color w:val="000000"/>
           <w:sz w:val="24"/>
         </w:rPr>
-        <w:t>UBL also manages a large amo</w:t>
-      </w:r>
-      <w:r>
-        <w:rPr>
-          <w:u w:val="single" w:color="0000ff"/>
-          <w:rFonts w:ascii="Charis SIL Regular" w:hAnsi="Charis SIL Regular" w:eastAsia="Charis SIL Regular"/>
-          <w:b w:val="0"/>
-          <w:i w:val="0"/>
-          <w:color w:val="000000"/>
-          <w:sz w:val="24"/>
-        </w:rPr>
-        <w:hyperlink r:id="rId13" w:history="1">
-          <w:r>
-            <w:rPr>
-              <w:rStyle w:val="Hyperlink"/>
-            </w:rPr>
-            <w:t>unt of arc</w:t>
-          </w:r>
-        </w:hyperlink>
+        <w:t>UBL also manages a large amount of arc</w:t>
       </w:r>
       <w:r>
         <w:rPr>

--- a/EXPORTS/DOCX/published/niveau3/English/UniversiteitsbibliotheekLeiden.docx
+++ b/EXPORTS/DOCX/published/niveau3/English/UniversiteitsbibliotheekLeiden.docx
@@ -615,8 +615,9 @@
           <w:i w:val="0"/>
           <w:color w:val="0000FF"/>
           <w:sz w:val="24"/>
+          <w:u w:val="single"/>
         </w:rPr>
-        <w:t xml:space="preserve"> Netherlands Instit</w:t>
+        <w:t xml:space="preserve"> </w:t>
       </w:r>
       <w:r>
         <w:rPr>
@@ -627,7 +628,54 @@
           <w:sz w:val="24"/>
           <w:u w:val="single"/>
         </w:rPr>
-        <w:hyperlink r:id="rId10" w:history="1">
+        <w:hyperlink r:id="rId11" w:history="1">
+          <w:r>
+            <w:rPr>
+              <w:rStyle w:val="Hyperlink"/>
+            </w:rPr>
+            <w:t>Netherlands</w:t>
+          </w:r>
+        </w:hyperlink>
+      </w:r>
+      <w:r>
+        <w:rPr>
+          <w:rFonts w:ascii="Charis SIL Regular" w:hAnsi="Charis SIL Regular" w:eastAsia="Charis SIL Regular"/>
+          <w:b w:val="0"/>
+          <w:i w:val="0"/>
+          <w:color w:val="0000FF"/>
+          <w:sz w:val="24"/>
+          <w:u w:val="single"/>
+        </w:rPr>
+        <w:t xml:space="preserve"> </w:t>
+      </w:r>
+      <w:r>
+        <w:rPr>
+          <w:rFonts w:ascii="Charis SIL Regular" w:hAnsi="Charis SIL Regular" w:eastAsia="Charis SIL Regular"/>
+          <w:b w:val="0"/>
+          <w:i w:val="0"/>
+          <w:color w:val="0000FF"/>
+          <w:sz w:val="24"/>
+          <w:u w:val="single"/>
+        </w:rPr>
+        <w:hyperlink r:id="rId11" w:history="1">
+          <w:r>
+            <w:rPr>
+              <w:rStyle w:val="Hyperlink"/>
+            </w:rPr>
+            <w:t>Instit</w:t>
+          </w:r>
+        </w:hyperlink>
+      </w:r>
+      <w:r>
+        <w:rPr>
+          <w:rFonts w:ascii="Charis SIL Regular" w:hAnsi="Charis SIL Regular" w:eastAsia="Charis SIL Regular"/>
+          <w:b w:val="0"/>
+          <w:i w:val="0"/>
+          <w:color w:val="0000FF"/>
+          <w:sz w:val="24"/>
+          <w:u w:val="single"/>
+        </w:rPr>
+        <w:hyperlink r:id="rId11" w:history="1">
           <w:r>
             <w:rPr>
               <w:rStyle w:val="Hyperlink"/>
@@ -656,7 +704,7 @@
           <w:sz w:val="24"/>
           <w:u w:val="single"/>
         </w:rPr>
-        <w:hyperlink r:id="rId10" w:history="1">
+        <w:hyperlink r:id="rId11" w:history="1">
           <w:r>
             <w:rPr>
               <w:rStyle w:val="Hyperlink"/>
@@ -685,7 +733,7 @@
           <w:sz w:val="24"/>
           <w:u w:val="single"/>
         </w:rPr>
-        <w:hyperlink r:id="rId10" w:history="1">
+        <w:hyperlink r:id="rId11" w:history="1">
           <w:r>
             <w:rPr>
               <w:rStyle w:val="Hyperlink"/>
@@ -703,7 +751,7 @@
           <w:sz w:val="24"/>
           <w:u w:val="single"/>
         </w:rPr>
-        <w:hyperlink r:id="rId10" w:history="1">
+        <w:hyperlink r:id="rId11" w:history="1">
           <w:r>
             <w:rPr>
               <w:rStyle w:val="Hyperlink"/>
@@ -732,7 +780,7 @@
           <w:sz w:val="24"/>
           <w:u w:val="single"/>
         </w:rPr>
-        <w:hyperlink r:id="rId10" w:history="1">
+        <w:hyperlink r:id="rId11" w:history="1">
           <w:r>
             <w:rPr>
               <w:rStyle w:val="Hyperlink"/>
@@ -750,7 +798,7 @@
           <w:sz w:val="24"/>
           <w:u w:val="single"/>
         </w:rPr>
-        <w:hyperlink r:id="rId10" w:history="1">
+        <w:hyperlink r:id="rId11" w:history="1">
           <w:r>
             <w:rPr>
               <w:rStyle w:val="Hyperlink"/>
@@ -1501,6 +1549,23 @@
       </w:r>
       <w:r>
         <w:rPr>
+          <w:rFonts w:ascii="Charis SIL Regular" w:hAnsi="Charis SIL Regular" w:eastAsia="Charis SIL Regular"/>
+          <w:b w:val="0"/>
+          <w:i w:val="0"/>
+          <w:color w:val="000000"/>
+          <w:sz w:val="24"/>
+        </w:rPr>
+        <w:hyperlink r:id="rId14" w:history="1">
+          <w:r>
+            <w:rPr>
+              <w:rStyle w:val="Hyperlink"/>
+            </w:rPr>
+            <w:t>d</w:t>
+          </w:r>
+        </w:hyperlink>
+      </w:r>
+      <w:r>
+        <w:rPr>
           <w:u w:val="single" w:color="0000ff"/>
           <w:rFonts w:ascii="Charis SIL Regular" w:hAnsi="Charis SIL Regular" w:eastAsia="Charis SIL Regular"/>
           <w:b w:val="0"/>
@@ -1508,7 +1573,7 @@
           <w:color w:val="000000"/>
           <w:sz w:val="24"/>
         </w:rPr>
-        <w:t>d</w:t>
+        <w:t xml:space="preserve"> </w:t>
       </w:r>
       <w:r>
         <w:rPr>
@@ -1518,7 +1583,7 @@
           <w:color w:val="000000"/>
           <w:sz w:val="24"/>
         </w:rPr>
-        <w:t xml:space="preserve"> them. Besides </w:t>
+        <w:t xml:space="preserve">them. Besides </w:t>
       </w:r>
       <w:r>
         <w:rPr>
@@ -1799,7 +1864,7 @@
           <w:sz w:val="24"/>
           <w:u w:val="single"/>
         </w:rPr>
-        <w:hyperlink r:id="rId13" w:history="1">
+        <w:hyperlink r:id="rId14" w:history="1">
           <w:r>
             <w:rPr>
               <w:rStyle w:val="Hyperlink"/>
@@ -2446,7 +2511,25 @@
           <w:color w:val="000000"/>
           <w:sz w:val="24"/>
         </w:rPr>
-        <w:t>UBL also manages a large amount of arc</w:t>
+        <w:t>UBL also manages a large amo</w:t>
+      </w:r>
+      <w:r>
+        <w:rPr>
+          <w:u w:val="single" w:color="0000ff"/>
+          <w:rFonts w:ascii="Charis SIL Regular" w:hAnsi="Charis SIL Regular" w:eastAsia="Charis SIL Regular"/>
+          <w:b w:val="0"/>
+          <w:i w:val="0"/>
+          <w:color w:val="000000"/>
+          <w:sz w:val="24"/>
+        </w:rPr>
+        <w:hyperlink r:id="rId13" w:history="1">
+          <w:r>
+            <w:rPr>
+              <w:rStyle w:val="Hyperlink"/>
+            </w:rPr>
+            <w:t>unt of arc</w:t>
+          </w:r>
+        </w:hyperlink>
       </w:r>
       <w:r>
         <w:rPr>

--- a/EXPORTS/DOCX/published/niveau3/English/UniversiteitsbibliotheekLeiden.docx
+++ b/EXPORTS/DOCX/published/niveau3/English/UniversiteitsbibliotheekLeiden.docx
@@ -816,7 +816,7 @@
           <w:sz w:val="24"/>
           <w:u w:val="single"/>
         </w:rPr>
-        <w:hyperlink r:id="rId10" w:history="1">
+        <w:hyperlink r:id="rId11" w:history="1">
           <w:r>
             <w:rPr>
               <w:rStyle w:val="Hyperlink"/>
@@ -845,7 +845,7 @@
           <w:sz w:val="24"/>
           <w:u w:val="single"/>
         </w:rPr>
-        <w:hyperlink r:id="rId10" w:history="1">
+        <w:hyperlink r:id="rId11" w:history="1">
           <w:r>
             <w:rPr>
               <w:rStyle w:val="Hyperlink"/>
@@ -863,7 +863,7 @@
           <w:sz w:val="24"/>
           <w:u w:val="single"/>
         </w:rPr>
-        <w:hyperlink r:id="rId10" w:history="1">
+        <w:hyperlink r:id="rId11" w:history="1">
           <w:r>
             <w:rPr>
               <w:rStyle w:val="Hyperlink"/>
@@ -892,7 +892,7 @@
           <w:sz w:val="24"/>
           <w:u w:val="single"/>
         </w:rPr>
-        <w:hyperlink r:id="rId10" w:history="1">
+        <w:hyperlink r:id="rId11" w:history="1">
           <w:r>
             <w:rPr>
               <w:rStyle w:val="Hyperlink"/>
@@ -2785,9 +2785,8 @@
           <w:i w:val="0"/>
           <w:color w:val="0000FF"/>
           <w:sz w:val="24"/>
-          <w:u w:val="single"/>
         </w:rPr>
-        <w:t>ic research in colonised territorie</w:t>
+        <w:t>i</w:t>
       </w:r>
       <w:r>
         <w:rPr>
@@ -2796,8 +2795,9 @@
           <w:i w:val="0"/>
           <w:color w:val="0000FF"/>
           <w:sz w:val="24"/>
+          <w:u w:val="single"/>
         </w:rPr>
-        <w:t>s</w:t>
+        <w:t>c research in colonised territories</w:t>
       </w:r>
       <w:r>
         <w:br/>

--- a/EXPORTS/DOCX/published/niveau3/English/UniversiteitsbibliotheekLeiden.docx
+++ b/EXPORTS/DOCX/published/niveau3/English/UniversiteitsbibliotheekLeiden.docx
@@ -599,14 +599,7 @@
           <w:sz w:val="24"/>
           <w:u w:val="single"/>
         </w:rPr>
-        <w:hyperlink r:id="rId11" w:history="1">
-          <w:r>
-            <w:rPr>
-              <w:rStyle w:val="Hyperlink"/>
-            </w:rPr>
-            <w:t>Royal</w:t>
-          </w:r>
-        </w:hyperlink>
+        <w:t>Royal Netherlands Instit</w:t>
       </w:r>
       <w:r>
         <w:rPr>
@@ -617,65 +610,7 @@
           <w:sz w:val="24"/>
           <w:u w:val="single"/>
         </w:rPr>
-        <w:t xml:space="preserve"> </w:t>
-      </w:r>
-      <w:r>
-        <w:rPr>
-          <w:rFonts w:ascii="Charis SIL Regular" w:hAnsi="Charis SIL Regular" w:eastAsia="Charis SIL Regular"/>
-          <w:b w:val="0"/>
-          <w:i w:val="0"/>
-          <w:color w:val="0000FF"/>
-          <w:sz w:val="24"/>
-          <w:u w:val="single"/>
-        </w:rPr>
-        <w:hyperlink r:id="rId11" w:history="1">
-          <w:r>
-            <w:rPr>
-              <w:rStyle w:val="Hyperlink"/>
-            </w:rPr>
-            <w:t>Netherlands</w:t>
-          </w:r>
-        </w:hyperlink>
-      </w:r>
-      <w:r>
-        <w:rPr>
-          <w:rFonts w:ascii="Charis SIL Regular" w:hAnsi="Charis SIL Regular" w:eastAsia="Charis SIL Regular"/>
-          <w:b w:val="0"/>
-          <w:i w:val="0"/>
-          <w:color w:val="0000FF"/>
-          <w:sz w:val="24"/>
-          <w:u w:val="single"/>
-        </w:rPr>
-        <w:t xml:space="preserve"> </w:t>
-      </w:r>
-      <w:r>
-        <w:rPr>
-          <w:rFonts w:ascii="Charis SIL Regular" w:hAnsi="Charis SIL Regular" w:eastAsia="Charis SIL Regular"/>
-          <w:b w:val="0"/>
-          <w:i w:val="0"/>
-          <w:color w:val="0000FF"/>
-          <w:sz w:val="24"/>
-          <w:u w:val="single"/>
-        </w:rPr>
-        <w:hyperlink r:id="rId11" w:history="1">
-          <w:r>
-            <w:rPr>
-              <w:rStyle w:val="Hyperlink"/>
-            </w:rPr>
-            <w:t>Instit</w:t>
-          </w:r>
-        </w:hyperlink>
-      </w:r>
-      <w:r>
-        <w:rPr>
-          <w:rFonts w:ascii="Charis SIL Regular" w:hAnsi="Charis SIL Regular" w:eastAsia="Charis SIL Regular"/>
-          <w:b w:val="0"/>
-          <w:i w:val="0"/>
-          <w:color w:val="0000FF"/>
-          <w:sz w:val="24"/>
-          <w:u w:val="single"/>
-        </w:rPr>
-        <w:hyperlink r:id="rId11" w:history="1">
+        <w:hyperlink r:id="rId10" w:history="1">
           <w:r>
             <w:rPr>
               <w:rStyle w:val="Hyperlink"/>
@@ -704,7 +639,7 @@
           <w:sz w:val="24"/>
           <w:u w:val="single"/>
         </w:rPr>
-        <w:hyperlink r:id="rId11" w:history="1">
+        <w:hyperlink r:id="rId10" w:history="1">
           <w:r>
             <w:rPr>
               <w:rStyle w:val="Hyperlink"/>
@@ -733,7 +668,7 @@
           <w:sz w:val="24"/>
           <w:u w:val="single"/>
         </w:rPr>
-        <w:hyperlink r:id="rId11" w:history="1">
+        <w:hyperlink r:id="rId10" w:history="1">
           <w:r>
             <w:rPr>
               <w:rStyle w:val="Hyperlink"/>
@@ -751,7 +686,7 @@
           <w:sz w:val="24"/>
           <w:u w:val="single"/>
         </w:rPr>
-        <w:hyperlink r:id="rId11" w:history="1">
+        <w:hyperlink r:id="rId10" w:history="1">
           <w:r>
             <w:rPr>
               <w:rStyle w:val="Hyperlink"/>
@@ -780,7 +715,7 @@
           <w:sz w:val="24"/>
           <w:u w:val="single"/>
         </w:rPr>
-        <w:hyperlink r:id="rId11" w:history="1">
+        <w:hyperlink r:id="rId10" w:history="1">
           <w:r>
             <w:rPr>
               <w:rStyle w:val="Hyperlink"/>
@@ -798,7 +733,7 @@
           <w:sz w:val="24"/>
           <w:u w:val="single"/>
         </w:rPr>
-        <w:hyperlink r:id="rId11" w:history="1">
+        <w:hyperlink r:id="rId10" w:history="1">
           <w:r>
             <w:rPr>
               <w:rStyle w:val="Hyperlink"/>
@@ -816,7 +751,7 @@
           <w:sz w:val="24"/>
           <w:u w:val="single"/>
         </w:rPr>
-        <w:hyperlink r:id="rId11" w:history="1">
+        <w:hyperlink r:id="rId10" w:history="1">
           <w:r>
             <w:rPr>
               <w:rStyle w:val="Hyperlink"/>
@@ -845,7 +780,7 @@
           <w:sz w:val="24"/>
           <w:u w:val="single"/>
         </w:rPr>
-        <w:hyperlink r:id="rId11" w:history="1">
+        <w:hyperlink r:id="rId10" w:history="1">
           <w:r>
             <w:rPr>
               <w:rStyle w:val="Hyperlink"/>
@@ -863,7 +798,7 @@
           <w:sz w:val="24"/>
           <w:u w:val="single"/>
         </w:rPr>
-        <w:hyperlink r:id="rId11" w:history="1">
+        <w:hyperlink r:id="rId10" w:history="1">
           <w:r>
             <w:rPr>
               <w:rStyle w:val="Hyperlink"/>
@@ -892,7 +827,7 @@
           <w:sz w:val="24"/>
           <w:u w:val="single"/>
         </w:rPr>
-        <w:hyperlink r:id="rId11" w:history="1">
+        <w:hyperlink r:id="rId10" w:history="1">
           <w:r>
             <w:rPr>
               <w:rStyle w:val="Hyperlink"/>
@@ -1075,6 +1010,7 @@
       </w:r>
       <w:r>
         <w:rPr>
+          <w:u w:val="single" w:color="0000ff"/>
           <w:rFonts w:ascii="Charis SIL Regular" w:hAnsi="Charis SIL Regular" w:eastAsia="Charis SIL Regular"/>
           <w:b w:val="0"/>
           <w:i w:val="0"/>
@@ -1721,7 +1657,50 @@
           <w:color w:val="000000"/>
           <w:sz w:val="24"/>
         </w:rPr>
-        <w:t xml:space="preserve">aterial. Various </w:t>
+        <w:hyperlink r:id="rId15" w:history="1">
+          <w:r>
+            <w:rPr>
+              <w:rStyle w:val="Hyperlink"/>
+            </w:rPr>
+            <w:t>aterial</w:t>
+          </w:r>
+        </w:hyperlink>
+      </w:r>
+      <w:r>
+        <w:rPr>
+          <w:u w:val="single" w:color="0000ff"/>
+          <w:rFonts w:ascii="Charis SIL Regular" w:hAnsi="Charis SIL Regular" w:eastAsia="Charis SIL Regular"/>
+          <w:b w:val="0"/>
+          <w:i w:val="0"/>
+          <w:color w:val="000000"/>
+          <w:sz w:val="24"/>
+        </w:rPr>
+        <w:hyperlink r:id="rId15" w:history="1">
+          <w:r>
+            <w:rPr>
+              <w:rStyle w:val="Hyperlink"/>
+            </w:rPr>
+            <w:t>.</w:t>
+          </w:r>
+        </w:hyperlink>
+      </w:r>
+      <w:r>
+        <w:rPr>
+          <w:u w:val="single" w:color="0000ff"/>
+          <w:rFonts w:ascii="Charis SIL Regular" w:hAnsi="Charis SIL Regular" w:eastAsia="Charis SIL Regular"/>
+          <w:b w:val="0"/>
+          <w:i w:val="0"/>
+          <w:color w:val="000000"/>
+          <w:sz w:val="24"/>
+        </w:rPr>
+        <w:hyperlink r:id="rId15" w:history="1">
+          <w:r>
+            <w:rPr>
+              <w:rStyle w:val="Hyperlink"/>
+            </w:rPr>
+            <w:t xml:space="preserve"> Various </w:t>
+          </w:r>
+        </w:hyperlink>
       </w:r>
       <w:r>
         <w:rPr>
@@ -1817,7 +1796,14 @@
           <w:color w:val="000000"/>
           <w:sz w:val="24"/>
         </w:rPr>
-        <w:t xml:space="preserve"> be </w:t>
+        <w:hyperlink r:id="rId14" w:history="1">
+          <w:r>
+            <w:rPr>
+              <w:rStyle w:val="Hyperlink"/>
+            </w:rPr>
+            <w:t xml:space="preserve"> be </w:t>
+          </w:r>
+        </w:hyperlink>
       </w:r>
       <w:r>
         <w:rPr>
@@ -2785,8 +2771,9 @@
           <w:i w:val="0"/>
           <w:color w:val="0000FF"/>
           <w:sz w:val="24"/>
+          <w:u w:val="single"/>
         </w:rPr>
-        <w:t>i</w:t>
+        <w:t>ic research in colonised territorie</w:t>
       </w:r>
       <w:r>
         <w:rPr>
@@ -2795,9 +2782,8 @@
           <w:i w:val="0"/>
           <w:color w:val="0000FF"/>
           <w:sz w:val="24"/>
-          <w:u w:val="single"/>
         </w:rPr>
-        <w:t>c research in colonised territories</w:t>
+        <w:t>s</w:t>
       </w:r>
       <w:r>
         <w:br/>

--- a/EXPORTS/DOCX/published/niveau3/English/UniversiteitsbibliotheekLeiden.docx
+++ b/EXPORTS/DOCX/published/niveau3/English/UniversiteitsbibliotheekLeiden.docx
@@ -599,7 +599,24 @@
           <w:sz w:val="24"/>
           <w:u w:val="single"/>
         </w:rPr>
-        <w:t>Royal Netherlands Instit</w:t>
+        <w:hyperlink r:id="rId11" w:history="1">
+          <w:r>
+            <w:rPr>
+              <w:rStyle w:val="Hyperlink"/>
+            </w:rPr>
+            <w:t>Royal</w:t>
+          </w:r>
+        </w:hyperlink>
+      </w:r>
+      <w:r>
+        <w:rPr>
+          <w:rFonts w:ascii="Charis SIL Regular" w:hAnsi="Charis SIL Regular" w:eastAsia="Charis SIL Regular"/>
+          <w:b w:val="0"/>
+          <w:i w:val="0"/>
+          <w:color w:val="0000FF"/>
+          <w:sz w:val="24"/>
+        </w:rPr>
+        <w:t xml:space="preserve"> Netherlands Instit</w:t>
       </w:r>
       <w:r>
         <w:rPr>
@@ -1010,7 +1027,6 @@
       </w:r>
       <w:r>
         <w:rPr>
-          <w:u w:val="single" w:color="0000ff"/>
           <w:rFonts w:ascii="Charis SIL Regular" w:hAnsi="Charis SIL Regular" w:eastAsia="Charis SIL Regular"/>
           <w:b w:val="0"/>
           <w:i w:val="0"/>
@@ -1485,23 +1501,6 @@
       </w:r>
       <w:r>
         <w:rPr>
-          <w:rFonts w:ascii="Charis SIL Regular" w:hAnsi="Charis SIL Regular" w:eastAsia="Charis SIL Regular"/>
-          <w:b w:val="0"/>
-          <w:i w:val="0"/>
-          <w:color w:val="000000"/>
-          <w:sz w:val="24"/>
-        </w:rPr>
-        <w:hyperlink r:id="rId14" w:history="1">
-          <w:r>
-            <w:rPr>
-              <w:rStyle w:val="Hyperlink"/>
-            </w:rPr>
-            <w:t>d</w:t>
-          </w:r>
-        </w:hyperlink>
-      </w:r>
-      <w:r>
-        <w:rPr>
           <w:u w:val="single" w:color="0000ff"/>
           <w:rFonts w:ascii="Charis SIL Regular" w:hAnsi="Charis SIL Regular" w:eastAsia="Charis SIL Regular"/>
           <w:b w:val="0"/>
@@ -1509,7 +1508,7 @@
           <w:color w:val="000000"/>
           <w:sz w:val="24"/>
         </w:rPr>
-        <w:t xml:space="preserve"> </w:t>
+        <w:t>d</w:t>
       </w:r>
       <w:r>
         <w:rPr>
@@ -1519,7 +1518,7 @@
           <w:color w:val="000000"/>
           <w:sz w:val="24"/>
         </w:rPr>
-        <w:t xml:space="preserve">them. Besides </w:t>
+        <w:t xml:space="preserve"> them. Besides </w:t>
       </w:r>
       <w:r>
         <w:rPr>
@@ -1657,50 +1656,7 @@
           <w:color w:val="000000"/>
           <w:sz w:val="24"/>
         </w:rPr>
-        <w:hyperlink r:id="rId15" w:history="1">
-          <w:r>
-            <w:rPr>
-              <w:rStyle w:val="Hyperlink"/>
-            </w:rPr>
-            <w:t>aterial</w:t>
-          </w:r>
-        </w:hyperlink>
-      </w:r>
-      <w:r>
-        <w:rPr>
-          <w:u w:val="single" w:color="0000ff"/>
-          <w:rFonts w:ascii="Charis SIL Regular" w:hAnsi="Charis SIL Regular" w:eastAsia="Charis SIL Regular"/>
-          <w:b w:val="0"/>
-          <w:i w:val="0"/>
-          <w:color w:val="000000"/>
-          <w:sz w:val="24"/>
-        </w:rPr>
-        <w:hyperlink r:id="rId15" w:history="1">
-          <w:r>
-            <w:rPr>
-              <w:rStyle w:val="Hyperlink"/>
-            </w:rPr>
-            <w:t>.</w:t>
-          </w:r>
-        </w:hyperlink>
-      </w:r>
-      <w:r>
-        <w:rPr>
-          <w:u w:val="single" w:color="0000ff"/>
-          <w:rFonts w:ascii="Charis SIL Regular" w:hAnsi="Charis SIL Regular" w:eastAsia="Charis SIL Regular"/>
-          <w:b w:val="0"/>
-          <w:i w:val="0"/>
-          <w:color w:val="000000"/>
-          <w:sz w:val="24"/>
-        </w:rPr>
-        <w:hyperlink r:id="rId15" w:history="1">
-          <w:r>
-            <w:rPr>
-              <w:rStyle w:val="Hyperlink"/>
-            </w:rPr>
-            <w:t xml:space="preserve"> Various </w:t>
-          </w:r>
-        </w:hyperlink>
+        <w:t xml:space="preserve">aterial. Various </w:t>
       </w:r>
       <w:r>
         <w:rPr>
@@ -1796,14 +1752,7 @@
           <w:color w:val="000000"/>
           <w:sz w:val="24"/>
         </w:rPr>
-        <w:hyperlink r:id="rId14" w:history="1">
-          <w:r>
-            <w:rPr>
-              <w:rStyle w:val="Hyperlink"/>
-            </w:rPr>
-            <w:t xml:space="preserve"> be </w:t>
-          </w:r>
-        </w:hyperlink>
+        <w:t xml:space="preserve"> be </w:t>
       </w:r>
       <w:r>
         <w:rPr>

--- a/EXPORTS/DOCX/published/niveau3/English/UniversiteitsbibliotheekLeiden.docx
+++ b/EXPORTS/DOCX/published/niveau3/English/UniversiteitsbibliotheekLeiden.docx
@@ -615,8 +615,56 @@
           <w:i w:val="0"/>
           <w:color w:val="0000FF"/>
           <w:sz w:val="24"/>
+          <w:u w:val="single"/>
         </w:rPr>
-        <w:t xml:space="preserve"> Netherlands Instit</w:t>
+        <w:t xml:space="preserve"> </w:t>
+      </w:r>
+      <w:r>
+        <w:rPr>
+          <w:rFonts w:ascii="Charis SIL Regular" w:hAnsi="Charis SIL Regular" w:eastAsia="Charis SIL Regular"/>
+          <w:b w:val="0"/>
+          <w:i w:val="0"/>
+          <w:color w:val="0000FF"/>
+          <w:sz w:val="24"/>
+          <w:u w:val="single"/>
+        </w:rPr>
+        <w:hyperlink r:id="rId11" w:history="1">
+          <w:r>
+            <w:rPr>
+              <w:rStyle w:val="Hyperlink"/>
+            </w:rPr>
+            <w:t>Netherlands</w:t>
+          </w:r>
+        </w:hyperlink>
+      </w:r>
+      <w:r>
+        <w:rPr>
+          <w:rFonts w:ascii="Charis SIL Regular" w:hAnsi="Charis SIL Regular" w:eastAsia="Charis SIL Regular"/>
+          <w:b w:val="0"/>
+          <w:i w:val="0"/>
+          <w:color w:val="0000FF"/>
+          <w:sz w:val="24"/>
+          <w:u w:val="single"/>
+        </w:rPr>
+        <w:t xml:space="preserve"> </w:t>
+      </w:r>
+      <w:r>
+        <w:rPr>
+          <w:rFonts w:ascii="Charis SIL Regular" w:hAnsi="Charis SIL Regular" w:eastAsia="Charis SIL Regular"/>
+          <w:b w:val="0"/>
+          <w:i w:val="0"/>
+          <w:color w:val="0000FF"/>
+          <w:sz w:val="24"/>
+          <w:u w:val="single"/>
+        </w:rPr>
+        <w:hyperlink r:id="rId11" w:history="1">
+          <w:r>
+            <w:rPr>
+              <w:rStyle w:val="Hyperlink"/>
+            </w:rPr>
+            <w:t>Instit</w:t>
+          </w:r>
+        </w:hyperlink>
       </w:r>
       <w:r>
         <w:rPr>
@@ -1027,6 +1075,7 @@
       </w:r>
       <w:r>
         <w:rPr>
+          <w:u w:val="single" w:color="0000ff"/>
           <w:rFonts w:ascii="Charis SIL Regular" w:hAnsi="Charis SIL Regular" w:eastAsia="Charis SIL Regular"/>
           <w:b w:val="0"/>
           <w:i w:val="0"/>
@@ -1501,6 +1550,23 @@
       </w:r>
       <w:r>
         <w:rPr>
+          <w:rFonts w:ascii="Charis SIL Regular" w:hAnsi="Charis SIL Regular" w:eastAsia="Charis SIL Regular"/>
+          <w:b w:val="0"/>
+          <w:i w:val="0"/>
+          <w:color w:val="000000"/>
+          <w:sz w:val="24"/>
+        </w:rPr>
+        <w:hyperlink r:id="rId14" w:history="1">
+          <w:r>
+            <w:rPr>
+              <w:rStyle w:val="Hyperlink"/>
+            </w:rPr>
+            <w:t>d</w:t>
+          </w:r>
+        </w:hyperlink>
+      </w:r>
+      <w:r>
+        <w:rPr>
           <w:u w:val="single" w:color="0000ff"/>
           <w:rFonts w:ascii="Charis SIL Regular" w:hAnsi="Charis SIL Regular" w:eastAsia="Charis SIL Regular"/>
           <w:b w:val="0"/>
@@ -1508,7 +1574,7 @@
           <w:color w:val="000000"/>
           <w:sz w:val="24"/>
         </w:rPr>
-        <w:t>d</w:t>
+        <w:t xml:space="preserve"> </w:t>
       </w:r>
       <w:r>
         <w:rPr>
@@ -1518,7 +1584,7 @@
           <w:color w:val="000000"/>
           <w:sz w:val="24"/>
         </w:rPr>
-        <w:t xml:space="preserve"> them. Besides </w:t>
+        <w:t xml:space="preserve">them. Besides </w:t>
       </w:r>
       <w:r>
         <w:rPr>
@@ -1656,7 +1722,50 @@
           <w:color w:val="000000"/>
           <w:sz w:val="24"/>
         </w:rPr>
-        <w:t xml:space="preserve">aterial. Various </w:t>
+        <w:hyperlink r:id="rId15" w:history="1">
+          <w:r>
+            <w:rPr>
+              <w:rStyle w:val="Hyperlink"/>
+            </w:rPr>
+            <w:t>aterial</w:t>
+          </w:r>
+        </w:hyperlink>
+      </w:r>
+      <w:r>
+        <w:rPr>
+          <w:u w:val="single" w:color="0000ff"/>
+          <w:rFonts w:ascii="Charis SIL Regular" w:hAnsi="Charis SIL Regular" w:eastAsia="Charis SIL Regular"/>
+          <w:b w:val="0"/>
+          <w:i w:val="0"/>
+          <w:color w:val="000000"/>
+          <w:sz w:val="24"/>
+        </w:rPr>
+        <w:hyperlink r:id="rId15" w:history="1">
+          <w:r>
+            <w:rPr>
+              <w:rStyle w:val="Hyperlink"/>
+            </w:rPr>
+            <w:t>.</w:t>
+          </w:r>
+        </w:hyperlink>
+      </w:r>
+      <w:r>
+        <w:rPr>
+          <w:u w:val="single" w:color="0000ff"/>
+          <w:rFonts w:ascii="Charis SIL Regular" w:hAnsi="Charis SIL Regular" w:eastAsia="Charis SIL Regular"/>
+          <w:b w:val="0"/>
+          <w:i w:val="0"/>
+          <w:color w:val="000000"/>
+          <w:sz w:val="24"/>
+        </w:rPr>
+        <w:hyperlink r:id="rId15" w:history="1">
+          <w:r>
+            <w:rPr>
+              <w:rStyle w:val="Hyperlink"/>
+            </w:rPr>
+            <w:t xml:space="preserve"> Various </w:t>
+          </w:r>
+        </w:hyperlink>
       </w:r>
       <w:r>
         <w:rPr>
@@ -1752,7 +1861,14 @@
           <w:color w:val="000000"/>
           <w:sz w:val="24"/>
         </w:rPr>
-        <w:t xml:space="preserve"> be </w:t>
+        <w:hyperlink r:id="rId14" w:history="1">
+          <w:r>
+            <w:rPr>
+              <w:rStyle w:val="Hyperlink"/>
+            </w:rPr>
+            <w:t xml:space="preserve"> be </w:t>
+          </w:r>
+        </w:hyperlink>
       </w:r>
       <w:r>
         <w:rPr>

--- a/EXPORTS/DOCX/published/niveau3/English/UniversiteitsbibliotheekLeiden.docx
+++ b/EXPORTS/DOCX/published/niveau3/English/UniversiteitsbibliotheekLeiden.docx
@@ -626,45 +626,8 @@
           <w:i w:val="0"/>
           <w:color w:val="0000FF"/>
           <w:sz w:val="24"/>
-          <w:u w:val="single"/>
         </w:rPr>
-        <w:hyperlink r:id="rId11" w:history="1">
-          <w:r>
-            <w:rPr>
-              <w:rStyle w:val="Hyperlink"/>
-            </w:rPr>
-            <w:t>Netherlands</w:t>
-          </w:r>
-        </w:hyperlink>
-      </w:r>
-      <w:r>
-        <w:rPr>
-          <w:rFonts w:ascii="Charis SIL Regular" w:hAnsi="Charis SIL Regular" w:eastAsia="Charis SIL Regular"/>
-          <w:b w:val="0"/>
-          <w:i w:val="0"/>
-          <w:color w:val="0000FF"/>
-          <w:sz w:val="24"/>
-          <w:u w:val="single"/>
-        </w:rPr>
-        <w:t xml:space="preserve"> </w:t>
-      </w:r>
-      <w:r>
-        <w:rPr>
-          <w:rFonts w:ascii="Charis SIL Regular" w:hAnsi="Charis SIL Regular" w:eastAsia="Charis SIL Regular"/>
-          <w:b w:val="0"/>
-          <w:i w:val="0"/>
-          <w:color w:val="0000FF"/>
-          <w:sz w:val="24"/>
-          <w:u w:val="single"/>
-        </w:rPr>
-        <w:hyperlink r:id="rId11" w:history="1">
-          <w:r>
-            <w:rPr>
-              <w:rStyle w:val="Hyperlink"/>
-            </w:rPr>
-            <w:t>Instit</w:t>
-          </w:r>
-        </w:hyperlink>
+        <w:t>Netherlands Instit</w:t>
       </w:r>
       <w:r>
         <w:rPr>
@@ -1075,7 +1038,6 @@
       </w:r>
       <w:r>
         <w:rPr>
-          <w:u w:val="single" w:color="0000ff"/>
           <w:rFonts w:ascii="Charis SIL Regular" w:hAnsi="Charis SIL Regular" w:eastAsia="Charis SIL Regular"/>
           <w:b w:val="0"/>
           <w:i w:val="0"/>
@@ -2318,71 +2280,7 @@
           <w:color w:val="000000"/>
           <w:sz w:val="24"/>
         </w:rPr>
-        <w:t>types of m</w:t>
-      </w:r>
-      <w:r>
-        <w:rPr>
-          <w:u w:val="single" w:color="0000ff"/>
-          <w:rFonts w:ascii="Charis SIL Regular" w:hAnsi="Charis SIL Regular" w:eastAsia="Charis SIL Regular"/>
-          <w:b w:val="0"/>
-          <w:i w:val="0"/>
-          <w:color w:val="000000"/>
-          <w:sz w:val="24"/>
-        </w:rPr>
-        <w:hyperlink r:id="rId15" w:history="1">
-          <w:r>
-            <w:rPr>
-              <w:rStyle w:val="Hyperlink"/>
-            </w:rPr>
-            <w:t>aterial</w:t>
-          </w:r>
-        </w:hyperlink>
-      </w:r>
-      <w:r>
-        <w:rPr>
-          <w:u w:val="single" w:color="0000ff"/>
-          <w:rFonts w:ascii="Charis SIL Regular" w:hAnsi="Charis SIL Regular" w:eastAsia="Charis SIL Regular"/>
-          <w:b w:val="0"/>
-          <w:i w:val="0"/>
-          <w:color w:val="000000"/>
-          <w:sz w:val="24"/>
-        </w:rPr>
-        <w:hyperlink r:id="rId15" w:history="1">
-          <w:r>
-            <w:rPr>
-              <w:rStyle w:val="Hyperlink"/>
-            </w:rPr>
-            <w:t>.</w:t>
-          </w:r>
-        </w:hyperlink>
-      </w:r>
-      <w:r>
-        <w:rPr>
-          <w:u w:val="single" w:color="0000ff"/>
-          <w:rFonts w:ascii="Charis SIL Regular" w:hAnsi="Charis SIL Regular" w:eastAsia="Charis SIL Regular"/>
-          <w:b w:val="0"/>
-          <w:i w:val="0"/>
-          <w:color w:val="000000"/>
-          <w:sz w:val="24"/>
-        </w:rPr>
-        <w:hyperlink r:id="rId15" w:history="1">
-          <w:r>
-            <w:rPr>
-              <w:rStyle w:val="Hyperlink"/>
-            </w:rPr>
-            <w:t xml:space="preserve"> To facilit</w:t>
-          </w:r>
-        </w:hyperlink>
-      </w:r>
-      <w:r>
-        <w:rPr>
-          <w:rFonts w:ascii="Charis SIL Regular" w:hAnsi="Charis SIL Regular" w:eastAsia="Charis SIL Regular"/>
-          <w:b w:val="0"/>
-          <w:i w:val="0"/>
-          <w:color w:val="000000"/>
-          <w:sz w:val="24"/>
-        </w:rPr>
-        <w:t xml:space="preserve">ate your search, various </w:t>
+        <w:t xml:space="preserve">types of material. To facilitate your search, various </w:t>
       </w:r>
       <w:r>
         <w:rPr>

--- a/EXPORTS/DOCX/published/niveau3/English/UniversiteitsbibliotheekLeiden.docx
+++ b/EXPORTS/DOCX/published/niveau3/English/UniversiteitsbibliotheekLeiden.docx
@@ -626,8 +626,45 @@
           <w:i w:val="0"/>
           <w:color w:val="0000FF"/>
           <w:sz w:val="24"/>
+          <w:u w:val="single"/>
         </w:rPr>
-        <w:t>Netherlands Instit</w:t>
+        <w:hyperlink r:id="rId11" w:history="1">
+          <w:r>
+            <w:rPr>
+              <w:rStyle w:val="Hyperlink"/>
+            </w:rPr>
+            <w:t>Netherlands</w:t>
+          </w:r>
+        </w:hyperlink>
+      </w:r>
+      <w:r>
+        <w:rPr>
+          <w:rFonts w:ascii="Charis SIL Regular" w:hAnsi="Charis SIL Regular" w:eastAsia="Charis SIL Regular"/>
+          <w:b w:val="0"/>
+          <w:i w:val="0"/>
+          <w:color w:val="0000FF"/>
+          <w:sz w:val="24"/>
+          <w:u w:val="single"/>
+        </w:rPr>
+        <w:t xml:space="preserve"> </w:t>
+      </w:r>
+      <w:r>
+        <w:rPr>
+          <w:rFonts w:ascii="Charis SIL Regular" w:hAnsi="Charis SIL Regular" w:eastAsia="Charis SIL Regular"/>
+          <w:b w:val="0"/>
+          <w:i w:val="0"/>
+          <w:color w:val="0000FF"/>
+          <w:sz w:val="24"/>
+          <w:u w:val="single"/>
+        </w:rPr>
+        <w:hyperlink r:id="rId11" w:history="1">
+          <w:r>
+            <w:rPr>
+              <w:rStyle w:val="Hyperlink"/>
+            </w:rPr>
+            <w:t>Instit</w:t>
+          </w:r>
+        </w:hyperlink>
       </w:r>
       <w:r>
         <w:rPr>
@@ -855,7 +892,7 @@
           <w:sz w:val="24"/>
           <w:u w:val="single"/>
         </w:rPr>
-        <w:hyperlink r:id="rId10" w:history="1">
+        <w:hyperlink r:id="rId11" w:history="1">
           <w:r>
             <w:rPr>
               <w:rStyle w:val="Hyperlink"/>
@@ -908,197 +945,7 @@
           <w:color w:val="000000"/>
           <w:sz w:val="24"/>
         </w:rPr>
-        <w:t xml:space="preserve"> (KITLV) in 2013 an</w:t>
-      </w:r>
-      <w:r>
-        <w:rPr>
-          <w:u w:val="single" w:color="0000ff"/>
-          <w:rFonts w:ascii="Charis SIL Regular" w:hAnsi="Charis SIL Regular" w:eastAsia="Charis SIL Regular"/>
-          <w:b w:val="0"/>
-          <w:i w:val="0"/>
-          <w:color w:val="000000"/>
-          <w:sz w:val="24"/>
-        </w:rPr>
-        <w:hyperlink r:id="rId11" w:history="1">
-          <w:r>
-            <w:rPr>
-              <w:rStyle w:val="Hyperlink"/>
-            </w:rPr>
-            <w:t>d 201</w:t>
-          </w:r>
-        </w:hyperlink>
-      </w:r>
-      <w:r>
-        <w:rPr>
-          <w:u w:val="single" w:color="0000ff"/>
-          <w:rFonts w:ascii="Charis SIL Regular" w:hAnsi="Charis SIL Regular" w:eastAsia="Charis SIL Regular"/>
-          <w:b w:val="0"/>
-          <w:i w:val="0"/>
-          <w:color w:val="000000"/>
-          <w:sz w:val="24"/>
-        </w:rPr>
-        <w:hyperlink r:id="rId11" w:history="1">
-          <w:r>
-            <w:rPr>
-              <w:rStyle w:val="Hyperlink"/>
-            </w:rPr>
-            <w:t>4, respective</w:t>
-          </w:r>
-        </w:hyperlink>
-      </w:r>
-      <w:r>
-        <w:rPr>
-          <w:u w:val="single" w:color="0000ff"/>
-          <w:rFonts w:ascii="Charis SIL Regular" w:hAnsi="Charis SIL Regular" w:eastAsia="Charis SIL Regular"/>
-          <w:b w:val="0"/>
-          <w:i w:val="0"/>
-          <w:color w:val="000000"/>
-          <w:sz w:val="24"/>
-        </w:rPr>
-        <w:hyperlink r:id="rId11" w:history="1">
-          <w:r>
-            <w:rPr>
-              <w:rStyle w:val="Hyperlink"/>
-            </w:rPr>
-            <w:t>l</w:t>
-          </w:r>
-        </w:hyperlink>
-      </w:r>
-      <w:r>
-        <w:rPr>
-          <w:u w:val="single" w:color="0000ff"/>
-          <w:rFonts w:ascii="Charis SIL Regular" w:hAnsi="Charis SIL Regular" w:eastAsia="Charis SIL Regular"/>
-          <w:b w:val="0"/>
-          <w:i w:val="0"/>
-          <w:color w:val="000000"/>
-          <w:sz w:val="24"/>
-        </w:rPr>
-        <w:hyperlink r:id="rId11" w:history="1">
-          <w:r>
-            <w:rPr>
-              <w:rStyle w:val="Hyperlink"/>
-            </w:rPr>
-            <w:t>y. The li</w:t>
-          </w:r>
-        </w:hyperlink>
-      </w:r>
-      <w:r>
-        <w:rPr>
-          <w:u w:val="single" w:color="0000ff"/>
-          <w:rFonts w:ascii="Charis SIL Regular" w:hAnsi="Charis SIL Regular" w:eastAsia="Charis SIL Regular"/>
-          <w:b w:val="0"/>
-          <w:i w:val="0"/>
-          <w:color w:val="000000"/>
-          <w:sz w:val="24"/>
-        </w:rPr>
-        <w:hyperlink r:id="rId11" w:history="1">
-          <w:r>
-            <w:rPr>
-              <w:rStyle w:val="Hyperlink"/>
-            </w:rPr>
-            <w:t>br</w:t>
-          </w:r>
-        </w:hyperlink>
-      </w:r>
-      <w:r>
-        <w:rPr>
-          <w:u w:val="single" w:color="0000ff"/>
-          <w:rFonts w:ascii="Charis SIL Regular" w:hAnsi="Charis SIL Regular" w:eastAsia="Charis SIL Regular"/>
-          <w:b w:val="0"/>
-          <w:i w:val="0"/>
-          <w:color w:val="000000"/>
-          <w:sz w:val="24"/>
-        </w:rPr>
-        <w:hyperlink r:id="rId11" w:history="1">
-          <w:r>
-            <w:rPr>
-              <w:rStyle w:val="Hyperlink"/>
-            </w:rPr>
-            <w:t>a</w:t>
-          </w:r>
-        </w:hyperlink>
-      </w:r>
-      <w:r>
-        <w:rPr>
-          <w:u w:val="single" w:color="0000ff"/>
-          <w:rFonts w:ascii="Charis SIL Regular" w:hAnsi="Charis SIL Regular" w:eastAsia="Charis SIL Regular"/>
-          <w:b w:val="0"/>
-          <w:i w:val="0"/>
-          <w:color w:val="000000"/>
-          <w:sz w:val="24"/>
-        </w:rPr>
-        <w:hyperlink r:id="rId11" w:history="1">
-          <w:r>
-            <w:rPr>
-              <w:rStyle w:val="Hyperlink"/>
-            </w:rPr>
-            <w:t xml:space="preserve">ry of the </w:t>
-          </w:r>
-        </w:hyperlink>
-      </w:r>
-      <w:r>
-        <w:rPr>
-          <w:rFonts w:ascii="Charis SIL Regular" w:hAnsi="Charis SIL Regular" w:eastAsia="Charis SIL Regular"/>
-          <w:b w:val="0"/>
-          <w:i w:val="0"/>
-          <w:color w:val="000000"/>
-          <w:sz w:val="24"/>
-        </w:rPr>
-        <w:t>N</w:t>
-      </w:r>
-      <w:r>
-        <w:rPr>
-          <w:u w:val="single" w:color="0000ff"/>
-          <w:rFonts w:ascii="Charis SIL Regular" w:hAnsi="Charis SIL Regular" w:eastAsia="Charis SIL Regular"/>
-          <w:b w:val="0"/>
-          <w:i w:val="0"/>
-          <w:color w:val="000000"/>
-          <w:sz w:val="24"/>
-        </w:rPr>
-        <w:hyperlink r:id="rId11" w:history="1">
-          <w:r>
-            <w:rPr>
-              <w:rStyle w:val="Hyperlink"/>
-            </w:rPr>
-            <w:t>ether</w:t>
-          </w:r>
-        </w:hyperlink>
-      </w:r>
-      <w:r>
-        <w:rPr>
-          <w:u w:val="single" w:color="0000ff"/>
-          <w:rFonts w:ascii="Charis SIL Regular" w:hAnsi="Charis SIL Regular" w:eastAsia="Charis SIL Regular"/>
-          <w:b w:val="0"/>
-          <w:i w:val="0"/>
-          <w:color w:val="000000"/>
-          <w:sz w:val="24"/>
-        </w:rPr>
-        <w:hyperlink r:id="rId11" w:history="1">
-          <w:r>
-            <w:rPr>
-              <w:rStyle w:val="Hyperlink"/>
-            </w:rPr>
-            <w:t>l</w:t>
-          </w:r>
-        </w:hyperlink>
-      </w:r>
-      <w:r>
-        <w:rPr>
-          <w:u w:val="single" w:color="0000ff"/>
-          <w:rFonts w:ascii="Charis SIL Regular" w:hAnsi="Charis SIL Regular" w:eastAsia="Charis SIL Regular"/>
-          <w:b w:val="0"/>
-          <w:i w:val="0"/>
-          <w:color w:val="000000"/>
-          <w:sz w:val="24"/>
-        </w:rPr>
-        <w:hyperlink r:id="rId11" w:history="1">
-          <w:r>
-            <w:rPr>
-              <w:rStyle w:val="Hyperlink"/>
-            </w:rPr>
-            <w:t>and</w:t>
-          </w:r>
-        </w:hyperlink>
+        <w:t xml:space="preserve"> (KITLV) in 2013 and 2014, respectively. The library of the Netherland</w:t>
       </w:r>
       <w:r>
         <w:rPr>
@@ -1738,7 +1585,7 @@
           <w:sz w:val="24"/>
           <w:u w:val="single"/>
         </w:rPr>
-        <w:hyperlink r:id="rId15" w:history="1">
+        <w:hyperlink r:id="rId14" w:history="1">
           <w:r>
             <w:rPr>
               <w:rStyle w:val="Hyperlink"/>
@@ -2280,7 +2127,71 @@
           <w:color w:val="000000"/>
           <w:sz w:val="24"/>
         </w:rPr>
-        <w:t xml:space="preserve">types of material. To facilitate your search, various </w:t>
+        <w:t>types of m</w:t>
+      </w:r>
+      <w:r>
+        <w:rPr>
+          <w:u w:val="single" w:color="0000ff"/>
+          <w:rFonts w:ascii="Charis SIL Regular" w:hAnsi="Charis SIL Regular" w:eastAsia="Charis SIL Regular"/>
+          <w:b w:val="0"/>
+          <w:i w:val="0"/>
+          <w:color w:val="000000"/>
+          <w:sz w:val="24"/>
+        </w:rPr>
+        <w:hyperlink r:id="rId15" w:history="1">
+          <w:r>
+            <w:rPr>
+              <w:rStyle w:val="Hyperlink"/>
+            </w:rPr>
+            <w:t>aterial</w:t>
+          </w:r>
+        </w:hyperlink>
+      </w:r>
+      <w:r>
+        <w:rPr>
+          <w:u w:val="single" w:color="0000ff"/>
+          <w:rFonts w:ascii="Charis SIL Regular" w:hAnsi="Charis SIL Regular" w:eastAsia="Charis SIL Regular"/>
+          <w:b w:val="0"/>
+          <w:i w:val="0"/>
+          <w:color w:val="000000"/>
+          <w:sz w:val="24"/>
+        </w:rPr>
+        <w:hyperlink r:id="rId15" w:history="1">
+          <w:r>
+            <w:rPr>
+              <w:rStyle w:val="Hyperlink"/>
+            </w:rPr>
+            <w:t>.</w:t>
+          </w:r>
+        </w:hyperlink>
+      </w:r>
+      <w:r>
+        <w:rPr>
+          <w:u w:val="single" w:color="0000ff"/>
+          <w:rFonts w:ascii="Charis SIL Regular" w:hAnsi="Charis SIL Regular" w:eastAsia="Charis SIL Regular"/>
+          <w:b w:val="0"/>
+          <w:i w:val="0"/>
+          <w:color w:val="000000"/>
+          <w:sz w:val="24"/>
+        </w:rPr>
+        <w:hyperlink r:id="rId15" w:history="1">
+          <w:r>
+            <w:rPr>
+              <w:rStyle w:val="Hyperlink"/>
+            </w:rPr>
+            <w:t xml:space="preserve"> To facilit</w:t>
+          </w:r>
+        </w:hyperlink>
+      </w:r>
+      <w:r>
+        <w:rPr>
+          <w:rFonts w:ascii="Charis SIL Regular" w:hAnsi="Charis SIL Regular" w:eastAsia="Charis SIL Regular"/>
+          <w:b w:val="0"/>
+          <w:i w:val="0"/>
+          <w:color w:val="000000"/>
+          <w:sz w:val="24"/>
+        </w:rPr>
+        <w:t xml:space="preserve">ate your search, various </w:t>
       </w:r>
       <w:r>
         <w:rPr>
@@ -2734,9 +2645,8 @@
           <w:i w:val="0"/>
           <w:color w:val="0000FF"/>
           <w:sz w:val="24"/>
-          <w:u w:val="single"/>
         </w:rPr>
-        <w:t>ic research in colonised territorie</w:t>
+        <w:t>i</w:t>
       </w:r>
       <w:r>
         <w:rPr>
@@ -2745,8 +2655,9 @@
           <w:i w:val="0"/>
           <w:color w:val="0000FF"/>
           <w:sz w:val="24"/>
+          <w:u w:val="single"/>
         </w:rPr>
-        <w:t>s</w:t>
+        <w:t>c research in colonised territories</w:t>
       </w:r>
       <w:r>
         <w:br/>

--- a/EXPORTS/DOCX/published/niveau3/English/UniversiteitsbibliotheekLeiden.docx
+++ b/EXPORTS/DOCX/published/niveau3/English/UniversiteitsbibliotheekLeiden.docx
@@ -626,45 +626,8 @@
           <w:i w:val="0"/>
           <w:color w:val="0000FF"/>
           <w:sz w:val="24"/>
-          <w:u w:val="single"/>
         </w:rPr>
-        <w:hyperlink r:id="rId11" w:history="1">
-          <w:r>
-            <w:rPr>
-              <w:rStyle w:val="Hyperlink"/>
-            </w:rPr>
-            <w:t>Netherlands</w:t>
-          </w:r>
-        </w:hyperlink>
-      </w:r>
-      <w:r>
-        <w:rPr>
-          <w:rFonts w:ascii="Charis SIL Regular" w:hAnsi="Charis SIL Regular" w:eastAsia="Charis SIL Regular"/>
-          <w:b w:val="0"/>
-          <w:i w:val="0"/>
-          <w:color w:val="0000FF"/>
-          <w:sz w:val="24"/>
-          <w:u w:val="single"/>
-        </w:rPr>
-        <w:t xml:space="preserve"> </w:t>
-      </w:r>
-      <w:r>
-        <w:rPr>
-          <w:rFonts w:ascii="Charis SIL Regular" w:hAnsi="Charis SIL Regular" w:eastAsia="Charis SIL Regular"/>
-          <w:b w:val="0"/>
-          <w:i w:val="0"/>
-          <w:color w:val="0000FF"/>
-          <w:sz w:val="24"/>
-          <w:u w:val="single"/>
-        </w:rPr>
-        <w:hyperlink r:id="rId11" w:history="1">
-          <w:r>
-            <w:rPr>
-              <w:rStyle w:val="Hyperlink"/>
-            </w:rPr>
-            <w:t>Instit</w:t>
-          </w:r>
-        </w:hyperlink>
+        <w:t>Netherlands Instit</w:t>
       </w:r>
       <w:r>
         <w:rPr>
@@ -892,7 +855,7 @@
           <w:sz w:val="24"/>
           <w:u w:val="single"/>
         </w:rPr>
-        <w:hyperlink r:id="rId11" w:history="1">
+        <w:hyperlink r:id="rId10" w:history="1">
           <w:r>
             <w:rPr>
               <w:rStyle w:val="Hyperlink"/>
@@ -945,7 +908,197 @@
           <w:color w:val="000000"/>
           <w:sz w:val="24"/>
         </w:rPr>
-        <w:t xml:space="preserve"> (KITLV) in 2013 and 2014, respectively. The library of the Netherland</w:t>
+        <w:t xml:space="preserve"> (KITLV) in 2013 an</w:t>
+      </w:r>
+      <w:r>
+        <w:rPr>
+          <w:u w:val="single" w:color="0000ff"/>
+          <w:rFonts w:ascii="Charis SIL Regular" w:hAnsi="Charis SIL Regular" w:eastAsia="Charis SIL Regular"/>
+          <w:b w:val="0"/>
+          <w:i w:val="0"/>
+          <w:color w:val="000000"/>
+          <w:sz w:val="24"/>
+        </w:rPr>
+        <w:hyperlink r:id="rId11" w:history="1">
+          <w:r>
+            <w:rPr>
+              <w:rStyle w:val="Hyperlink"/>
+            </w:rPr>
+            <w:t>d 201</w:t>
+          </w:r>
+        </w:hyperlink>
+      </w:r>
+      <w:r>
+        <w:rPr>
+          <w:u w:val="single" w:color="0000ff"/>
+          <w:rFonts w:ascii="Charis SIL Regular" w:hAnsi="Charis SIL Regular" w:eastAsia="Charis SIL Regular"/>
+          <w:b w:val="0"/>
+          <w:i w:val="0"/>
+          <w:color w:val="000000"/>
+          <w:sz w:val="24"/>
+        </w:rPr>
+        <w:hyperlink r:id="rId11" w:history="1">
+          <w:r>
+            <w:rPr>
+              <w:rStyle w:val="Hyperlink"/>
+            </w:rPr>
+            <w:t>4, respective</w:t>
+          </w:r>
+        </w:hyperlink>
+      </w:r>
+      <w:r>
+        <w:rPr>
+          <w:u w:val="single" w:color="0000ff"/>
+          <w:rFonts w:ascii="Charis SIL Regular" w:hAnsi="Charis SIL Regular" w:eastAsia="Charis SIL Regular"/>
+          <w:b w:val="0"/>
+          <w:i w:val="0"/>
+          <w:color w:val="000000"/>
+          <w:sz w:val="24"/>
+        </w:rPr>
+        <w:hyperlink r:id="rId11" w:history="1">
+          <w:r>
+            <w:rPr>
+              <w:rStyle w:val="Hyperlink"/>
+            </w:rPr>
+            <w:t>l</w:t>
+          </w:r>
+        </w:hyperlink>
+      </w:r>
+      <w:r>
+        <w:rPr>
+          <w:u w:val="single" w:color="0000ff"/>
+          <w:rFonts w:ascii="Charis SIL Regular" w:hAnsi="Charis SIL Regular" w:eastAsia="Charis SIL Regular"/>
+          <w:b w:val="0"/>
+          <w:i w:val="0"/>
+          <w:color w:val="000000"/>
+          <w:sz w:val="24"/>
+        </w:rPr>
+        <w:hyperlink r:id="rId11" w:history="1">
+          <w:r>
+            <w:rPr>
+              <w:rStyle w:val="Hyperlink"/>
+            </w:rPr>
+            <w:t>y. The li</w:t>
+          </w:r>
+        </w:hyperlink>
+      </w:r>
+      <w:r>
+        <w:rPr>
+          <w:u w:val="single" w:color="0000ff"/>
+          <w:rFonts w:ascii="Charis SIL Regular" w:hAnsi="Charis SIL Regular" w:eastAsia="Charis SIL Regular"/>
+          <w:b w:val="0"/>
+          <w:i w:val="0"/>
+          <w:color w:val="000000"/>
+          <w:sz w:val="24"/>
+        </w:rPr>
+        <w:hyperlink r:id="rId11" w:history="1">
+          <w:r>
+            <w:rPr>
+              <w:rStyle w:val="Hyperlink"/>
+            </w:rPr>
+            <w:t>br</w:t>
+          </w:r>
+        </w:hyperlink>
+      </w:r>
+      <w:r>
+        <w:rPr>
+          <w:u w:val="single" w:color="0000ff"/>
+          <w:rFonts w:ascii="Charis SIL Regular" w:hAnsi="Charis SIL Regular" w:eastAsia="Charis SIL Regular"/>
+          <w:b w:val="0"/>
+          <w:i w:val="0"/>
+          <w:color w:val="000000"/>
+          <w:sz w:val="24"/>
+        </w:rPr>
+        <w:hyperlink r:id="rId11" w:history="1">
+          <w:r>
+            <w:rPr>
+              <w:rStyle w:val="Hyperlink"/>
+            </w:rPr>
+            <w:t>a</w:t>
+          </w:r>
+        </w:hyperlink>
+      </w:r>
+      <w:r>
+        <w:rPr>
+          <w:u w:val="single" w:color="0000ff"/>
+          <w:rFonts w:ascii="Charis SIL Regular" w:hAnsi="Charis SIL Regular" w:eastAsia="Charis SIL Regular"/>
+          <w:b w:val="0"/>
+          <w:i w:val="0"/>
+          <w:color w:val="000000"/>
+          <w:sz w:val="24"/>
+        </w:rPr>
+        <w:hyperlink r:id="rId11" w:history="1">
+          <w:r>
+            <w:rPr>
+              <w:rStyle w:val="Hyperlink"/>
+            </w:rPr>
+            <w:t xml:space="preserve">ry of the </w:t>
+          </w:r>
+        </w:hyperlink>
+      </w:r>
+      <w:r>
+        <w:rPr>
+          <w:rFonts w:ascii="Charis SIL Regular" w:hAnsi="Charis SIL Regular" w:eastAsia="Charis SIL Regular"/>
+          <w:b w:val="0"/>
+          <w:i w:val="0"/>
+          <w:color w:val="000000"/>
+          <w:sz w:val="24"/>
+        </w:rPr>
+        <w:t>N</w:t>
+      </w:r>
+      <w:r>
+        <w:rPr>
+          <w:u w:val="single" w:color="0000ff"/>
+          <w:rFonts w:ascii="Charis SIL Regular" w:hAnsi="Charis SIL Regular" w:eastAsia="Charis SIL Regular"/>
+          <w:b w:val="0"/>
+          <w:i w:val="0"/>
+          <w:color w:val="000000"/>
+          <w:sz w:val="24"/>
+        </w:rPr>
+        <w:hyperlink r:id="rId11" w:history="1">
+          <w:r>
+            <w:rPr>
+              <w:rStyle w:val="Hyperlink"/>
+            </w:rPr>
+            <w:t>ether</w:t>
+          </w:r>
+        </w:hyperlink>
+      </w:r>
+      <w:r>
+        <w:rPr>
+          <w:u w:val="single" w:color="0000ff"/>
+          <w:rFonts w:ascii="Charis SIL Regular" w:hAnsi="Charis SIL Regular" w:eastAsia="Charis SIL Regular"/>
+          <w:b w:val="0"/>
+          <w:i w:val="0"/>
+          <w:color w:val="000000"/>
+          <w:sz w:val="24"/>
+        </w:rPr>
+        <w:hyperlink r:id="rId11" w:history="1">
+          <w:r>
+            <w:rPr>
+              <w:rStyle w:val="Hyperlink"/>
+            </w:rPr>
+            <w:t>l</w:t>
+          </w:r>
+        </w:hyperlink>
+      </w:r>
+      <w:r>
+        <w:rPr>
+          <w:u w:val="single" w:color="0000ff"/>
+          <w:rFonts w:ascii="Charis SIL Regular" w:hAnsi="Charis SIL Regular" w:eastAsia="Charis SIL Regular"/>
+          <w:b w:val="0"/>
+          <w:i w:val="0"/>
+          <w:color w:val="000000"/>
+          <w:sz w:val="24"/>
+        </w:rPr>
+        <w:hyperlink r:id="rId11" w:history="1">
+          <w:r>
+            <w:rPr>
+              <w:rStyle w:val="Hyperlink"/>
+            </w:rPr>
+            <w:t>and</w:t>
+          </w:r>
+        </w:hyperlink>
       </w:r>
       <w:r>
         <w:rPr>
@@ -1359,23 +1512,6 @@
       </w:r>
       <w:r>
         <w:rPr>
-          <w:rFonts w:ascii="Charis SIL Regular" w:hAnsi="Charis SIL Regular" w:eastAsia="Charis SIL Regular"/>
-          <w:b w:val="0"/>
-          <w:i w:val="0"/>
-          <w:color w:val="000000"/>
-          <w:sz w:val="24"/>
-        </w:rPr>
-        <w:hyperlink r:id="rId14" w:history="1">
-          <w:r>
-            <w:rPr>
-              <w:rStyle w:val="Hyperlink"/>
-            </w:rPr>
-            <w:t>d</w:t>
-          </w:r>
-        </w:hyperlink>
-      </w:r>
-      <w:r>
-        <w:rPr>
           <w:u w:val="single" w:color="0000ff"/>
           <w:rFonts w:ascii="Charis SIL Regular" w:hAnsi="Charis SIL Regular" w:eastAsia="Charis SIL Regular"/>
           <w:b w:val="0"/>
@@ -1383,7 +1519,7 @@
           <w:color w:val="000000"/>
           <w:sz w:val="24"/>
         </w:rPr>
-        <w:t xml:space="preserve"> </w:t>
+        <w:t>d</w:t>
       </w:r>
       <w:r>
         <w:rPr>
@@ -1393,7 +1529,7 @@
           <w:color w:val="000000"/>
           <w:sz w:val="24"/>
         </w:rPr>
-        <w:t xml:space="preserve">them. Besides </w:t>
+        <w:t xml:space="preserve"> them. Besides </w:t>
       </w:r>
       <w:r>
         <w:rPr>
@@ -1585,7 +1721,7 @@
           <w:sz w:val="24"/>
           <w:u w:val="single"/>
         </w:rPr>
-        <w:hyperlink r:id="rId14" w:history="1">
+        <w:hyperlink r:id="rId15" w:history="1">
           <w:r>
             <w:rPr>
               <w:rStyle w:val="Hyperlink"/>
@@ -2127,71 +2263,7 @@
           <w:color w:val="000000"/>
           <w:sz w:val="24"/>
         </w:rPr>
-        <w:t>types of m</w:t>
-      </w:r>
-      <w:r>
-        <w:rPr>
-          <w:u w:val="single" w:color="0000ff"/>
-          <w:rFonts w:ascii="Charis SIL Regular" w:hAnsi="Charis SIL Regular" w:eastAsia="Charis SIL Regular"/>
-          <w:b w:val="0"/>
-          <w:i w:val="0"/>
-          <w:color w:val="000000"/>
-          <w:sz w:val="24"/>
-        </w:rPr>
-        <w:hyperlink r:id="rId15" w:history="1">
-          <w:r>
-            <w:rPr>
-              <w:rStyle w:val="Hyperlink"/>
-            </w:rPr>
-            <w:t>aterial</w:t>
-          </w:r>
-        </w:hyperlink>
-      </w:r>
-      <w:r>
-        <w:rPr>
-          <w:u w:val="single" w:color="0000ff"/>
-          <w:rFonts w:ascii="Charis SIL Regular" w:hAnsi="Charis SIL Regular" w:eastAsia="Charis SIL Regular"/>
-          <w:b w:val="0"/>
-          <w:i w:val="0"/>
-          <w:color w:val="000000"/>
-          <w:sz w:val="24"/>
-        </w:rPr>
-        <w:hyperlink r:id="rId15" w:history="1">
-          <w:r>
-            <w:rPr>
-              <w:rStyle w:val="Hyperlink"/>
-            </w:rPr>
-            <w:t>.</w:t>
-          </w:r>
-        </w:hyperlink>
-      </w:r>
-      <w:r>
-        <w:rPr>
-          <w:u w:val="single" w:color="0000ff"/>
-          <w:rFonts w:ascii="Charis SIL Regular" w:hAnsi="Charis SIL Regular" w:eastAsia="Charis SIL Regular"/>
-          <w:b w:val="0"/>
-          <w:i w:val="0"/>
-          <w:color w:val="000000"/>
-          <w:sz w:val="24"/>
-        </w:rPr>
-        <w:hyperlink r:id="rId15" w:history="1">
-          <w:r>
-            <w:rPr>
-              <w:rStyle w:val="Hyperlink"/>
-            </w:rPr>
-            <w:t xml:space="preserve"> To facilit</w:t>
-          </w:r>
-        </w:hyperlink>
-      </w:r>
-      <w:r>
-        <w:rPr>
-          <w:rFonts w:ascii="Charis SIL Regular" w:hAnsi="Charis SIL Regular" w:eastAsia="Charis SIL Regular"/>
-          <w:b w:val="0"/>
-          <w:i w:val="0"/>
-          <w:color w:val="000000"/>
-          <w:sz w:val="24"/>
-        </w:rPr>
-        <w:t xml:space="preserve">ate your search, various </w:t>
+        <w:t xml:space="preserve">types of material. To facilitate your search, various </w:t>
       </w:r>
       <w:r>
         <w:rPr>
@@ -2645,8 +2717,9 @@
           <w:i w:val="0"/>
           <w:color w:val="0000FF"/>
           <w:sz w:val="24"/>
+          <w:u w:val="single"/>
         </w:rPr>
-        <w:t>i</w:t>
+        <w:t>ic research in colonised territorie</w:t>
       </w:r>
       <w:r>
         <w:rPr>
@@ -2655,9 +2728,8 @@
           <w:i w:val="0"/>
           <w:color w:val="0000FF"/>
           <w:sz w:val="24"/>
-          <w:u w:val="single"/>
         </w:rPr>
-        <w:t>c research in colonised territories</w:t>
+        <w:t>s</w:t>
       </w:r>
       <w:r>
         <w:br/>

--- a/EXPORTS/DOCX/published/niveau3/English/UniversiteitsbibliotheekLeiden.docx
+++ b/EXPORTS/DOCX/published/niveau3/English/UniversiteitsbibliotheekLeiden.docx
@@ -615,19 +615,8 @@
           <w:i w:val="0"/>
           <w:color w:val="0000FF"/>
           <w:sz w:val="24"/>
-          <w:u w:val="single"/>
         </w:rPr>
-        <w:t xml:space="preserve"> </w:t>
-      </w:r>
-      <w:r>
-        <w:rPr>
-          <w:rFonts w:ascii="Charis SIL Regular" w:hAnsi="Charis SIL Regular" w:eastAsia="Charis SIL Regular"/>
-          <w:b w:val="0"/>
-          <w:i w:val="0"/>
-          <w:color w:val="0000FF"/>
-          <w:sz w:val="24"/>
-        </w:rPr>
-        <w:t>Netherlands Instit</w:t>
+        <w:t xml:space="preserve"> Netherlands Instit</w:t>
       </w:r>
       <w:r>
         <w:rPr>
@@ -1667,50 +1656,7 @@
           <w:color w:val="000000"/>
           <w:sz w:val="24"/>
         </w:rPr>
-        <w:hyperlink r:id="rId15" w:history="1">
-          <w:r>
-            <w:rPr>
-              <w:rStyle w:val="Hyperlink"/>
-            </w:rPr>
-            <w:t>aterial</w:t>
-          </w:r>
-        </w:hyperlink>
-      </w:r>
-      <w:r>
-        <w:rPr>
-          <w:u w:val="single" w:color="0000ff"/>
-          <w:rFonts w:ascii="Charis SIL Regular" w:hAnsi="Charis SIL Regular" w:eastAsia="Charis SIL Regular"/>
-          <w:b w:val="0"/>
-          <w:i w:val="0"/>
-          <w:color w:val="000000"/>
-          <w:sz w:val="24"/>
-        </w:rPr>
-        <w:hyperlink r:id="rId15" w:history="1">
-          <w:r>
-            <w:rPr>
-              <w:rStyle w:val="Hyperlink"/>
-            </w:rPr>
-            <w:t>.</w:t>
-          </w:r>
-        </w:hyperlink>
-      </w:r>
-      <w:r>
-        <w:rPr>
-          <w:u w:val="single" w:color="0000ff"/>
-          <w:rFonts w:ascii="Charis SIL Regular" w:hAnsi="Charis SIL Regular" w:eastAsia="Charis SIL Regular"/>
-          <w:b w:val="0"/>
-          <w:i w:val="0"/>
-          <w:color w:val="000000"/>
-          <w:sz w:val="24"/>
-        </w:rPr>
-        <w:hyperlink r:id="rId15" w:history="1">
-          <w:r>
-            <w:rPr>
-              <w:rStyle w:val="Hyperlink"/>
-            </w:rPr>
-            <w:t xml:space="preserve"> Various </w:t>
-          </w:r>
-        </w:hyperlink>
+        <w:t xml:space="preserve">aterial. Various </w:t>
       </w:r>
       <w:r>
         <w:rPr>
@@ -1806,14 +1752,7 @@
           <w:color w:val="000000"/>
           <w:sz w:val="24"/>
         </w:rPr>
-        <w:hyperlink r:id="rId14" w:history="1">
-          <w:r>
-            <w:rPr>
-              <w:rStyle w:val="Hyperlink"/>
-            </w:rPr>
-            <w:t xml:space="preserve"> be </w:t>
-          </w:r>
-        </w:hyperlink>
+        <w:t xml:space="preserve"> be </w:t>
       </w:r>
       <w:r>
         <w:rPr>
@@ -2263,7 +2202,71 @@
           <w:color w:val="000000"/>
           <w:sz w:val="24"/>
         </w:rPr>
-        <w:t xml:space="preserve">types of material. To facilitate your search, various </w:t>
+        <w:t>types of m</w:t>
+      </w:r>
+      <w:r>
+        <w:rPr>
+          <w:u w:val="single" w:color="0000ff"/>
+          <w:rFonts w:ascii="Charis SIL Regular" w:hAnsi="Charis SIL Regular" w:eastAsia="Charis SIL Regular"/>
+          <w:b w:val="0"/>
+          <w:i w:val="0"/>
+          <w:color w:val="000000"/>
+          <w:sz w:val="24"/>
+        </w:rPr>
+        <w:hyperlink r:id="rId15" w:history="1">
+          <w:r>
+            <w:rPr>
+              <w:rStyle w:val="Hyperlink"/>
+            </w:rPr>
+            <w:t>aterial</w:t>
+          </w:r>
+        </w:hyperlink>
+      </w:r>
+      <w:r>
+        <w:rPr>
+          <w:u w:val="single" w:color="0000ff"/>
+          <w:rFonts w:ascii="Charis SIL Regular" w:hAnsi="Charis SIL Regular" w:eastAsia="Charis SIL Regular"/>
+          <w:b w:val="0"/>
+          <w:i w:val="0"/>
+          <w:color w:val="000000"/>
+          <w:sz w:val="24"/>
+        </w:rPr>
+        <w:hyperlink r:id="rId15" w:history="1">
+          <w:r>
+            <w:rPr>
+              <w:rStyle w:val="Hyperlink"/>
+            </w:rPr>
+            <w:t>.</w:t>
+          </w:r>
+        </w:hyperlink>
+      </w:r>
+      <w:r>
+        <w:rPr>
+          <w:u w:val="single" w:color="0000ff"/>
+          <w:rFonts w:ascii="Charis SIL Regular" w:hAnsi="Charis SIL Regular" w:eastAsia="Charis SIL Regular"/>
+          <w:b w:val="0"/>
+          <w:i w:val="0"/>
+          <w:color w:val="000000"/>
+          <w:sz w:val="24"/>
+        </w:rPr>
+        <w:hyperlink r:id="rId15" w:history="1">
+          <w:r>
+            <w:rPr>
+              <w:rStyle w:val="Hyperlink"/>
+            </w:rPr>
+            <w:t xml:space="preserve"> To facilit</w:t>
+          </w:r>
+        </w:hyperlink>
+      </w:r>
+      <w:r>
+        <w:rPr>
+          <w:rFonts w:ascii="Charis SIL Regular" w:hAnsi="Charis SIL Regular" w:eastAsia="Charis SIL Regular"/>
+          <w:b w:val="0"/>
+          <w:i w:val="0"/>
+          <w:color w:val="000000"/>
+          <w:sz w:val="24"/>
+        </w:rPr>
+        <w:t xml:space="preserve">ate your search, various </w:t>
       </w:r>
       <w:r>
         <w:rPr>

--- a/EXPORTS/DOCX/published/niveau3/English/UniversiteitsbibliotheekLeiden.docx
+++ b/EXPORTS/DOCX/published/niveau3/English/UniversiteitsbibliotheekLeiden.docx
@@ -615,8 +615,9 @@
           <w:i w:val="0"/>
           <w:color w:val="0000FF"/>
           <w:sz w:val="24"/>
+          <w:u w:val="single"/>
         </w:rPr>
-        <w:t xml:space="preserve"> Netherlands Instit</w:t>
+        <w:t xml:space="preserve"> </w:t>
       </w:r>
       <w:r>
         <w:rPr>
@@ -627,7 +628,54 @@
           <w:sz w:val="24"/>
           <w:u w:val="single"/>
         </w:rPr>
-        <w:hyperlink r:id="rId10" w:history="1">
+        <w:hyperlink r:id="rId11" w:history="1">
+          <w:r>
+            <w:rPr>
+              <w:rStyle w:val="Hyperlink"/>
+            </w:rPr>
+            <w:t>Netherlands</w:t>
+          </w:r>
+        </w:hyperlink>
+      </w:r>
+      <w:r>
+        <w:rPr>
+          <w:rFonts w:ascii="Charis SIL Regular" w:hAnsi="Charis SIL Regular" w:eastAsia="Charis SIL Regular"/>
+          <w:b w:val="0"/>
+          <w:i w:val="0"/>
+          <w:color w:val="0000FF"/>
+          <w:sz w:val="24"/>
+          <w:u w:val="single"/>
+        </w:rPr>
+        <w:t xml:space="preserve"> </w:t>
+      </w:r>
+      <w:r>
+        <w:rPr>
+          <w:rFonts w:ascii="Charis SIL Regular" w:hAnsi="Charis SIL Regular" w:eastAsia="Charis SIL Regular"/>
+          <w:b w:val="0"/>
+          <w:i w:val="0"/>
+          <w:color w:val="0000FF"/>
+          <w:sz w:val="24"/>
+          <w:u w:val="single"/>
+        </w:rPr>
+        <w:hyperlink r:id="rId11" w:history="1">
+          <w:r>
+            <w:rPr>
+              <w:rStyle w:val="Hyperlink"/>
+            </w:rPr>
+            <w:t>Instit</w:t>
+          </w:r>
+        </w:hyperlink>
+      </w:r>
+      <w:r>
+        <w:rPr>
+          <w:rFonts w:ascii="Charis SIL Regular" w:hAnsi="Charis SIL Regular" w:eastAsia="Charis SIL Regular"/>
+          <w:b w:val="0"/>
+          <w:i w:val="0"/>
+          <w:color w:val="0000FF"/>
+          <w:sz w:val="24"/>
+          <w:u w:val="single"/>
+        </w:rPr>
+        <w:hyperlink r:id="rId11" w:history="1">
           <w:r>
             <w:rPr>
               <w:rStyle w:val="Hyperlink"/>
@@ -656,7 +704,7 @@
           <w:sz w:val="24"/>
           <w:u w:val="single"/>
         </w:rPr>
-        <w:hyperlink r:id="rId10" w:history="1">
+        <w:hyperlink r:id="rId11" w:history="1">
           <w:r>
             <w:rPr>
               <w:rStyle w:val="Hyperlink"/>
@@ -685,7 +733,7 @@
           <w:sz w:val="24"/>
           <w:u w:val="single"/>
         </w:rPr>
-        <w:hyperlink r:id="rId10" w:history="1">
+        <w:hyperlink r:id="rId11" w:history="1">
           <w:r>
             <w:rPr>
               <w:rStyle w:val="Hyperlink"/>
@@ -703,7 +751,7 @@
           <w:sz w:val="24"/>
           <w:u w:val="single"/>
         </w:rPr>
-        <w:hyperlink r:id="rId10" w:history="1">
+        <w:hyperlink r:id="rId11" w:history="1">
           <w:r>
             <w:rPr>
               <w:rStyle w:val="Hyperlink"/>
@@ -732,7 +780,7 @@
           <w:sz w:val="24"/>
           <w:u w:val="single"/>
         </w:rPr>
-        <w:hyperlink r:id="rId10" w:history="1">
+        <w:hyperlink r:id="rId11" w:history="1">
           <w:r>
             <w:rPr>
               <w:rStyle w:val="Hyperlink"/>
@@ -750,7 +798,7 @@
           <w:sz w:val="24"/>
           <w:u w:val="single"/>
         </w:rPr>
-        <w:hyperlink r:id="rId10" w:history="1">
+        <w:hyperlink r:id="rId11" w:history="1">
           <w:r>
             <w:rPr>
               <w:rStyle w:val="Hyperlink"/>
@@ -768,7 +816,7 @@
           <w:sz w:val="24"/>
           <w:u w:val="single"/>
         </w:rPr>
-        <w:hyperlink r:id="rId10" w:history="1">
+        <w:hyperlink r:id="rId11" w:history="1">
           <w:r>
             <w:rPr>
               <w:rStyle w:val="Hyperlink"/>
@@ -797,7 +845,7 @@
           <w:sz w:val="24"/>
           <w:u w:val="single"/>
         </w:rPr>
-        <w:hyperlink r:id="rId10" w:history="1">
+        <w:hyperlink r:id="rId11" w:history="1">
           <w:r>
             <w:rPr>
               <w:rStyle w:val="Hyperlink"/>
@@ -815,7 +863,7 @@
           <w:sz w:val="24"/>
           <w:u w:val="single"/>
         </w:rPr>
-        <w:hyperlink r:id="rId10" w:history="1">
+        <w:hyperlink r:id="rId11" w:history="1">
           <w:r>
             <w:rPr>
               <w:rStyle w:val="Hyperlink"/>
@@ -844,7 +892,7 @@
           <w:sz w:val="24"/>
           <w:u w:val="single"/>
         </w:rPr>
-        <w:hyperlink r:id="rId10" w:history="1">
+        <w:hyperlink r:id="rId11" w:history="1">
           <w:r>
             <w:rPr>
               <w:rStyle w:val="Hyperlink"/>
@@ -1501,6 +1549,23 @@
       </w:r>
       <w:r>
         <w:rPr>
+          <w:rFonts w:ascii="Charis SIL Regular" w:hAnsi="Charis SIL Regular" w:eastAsia="Charis SIL Regular"/>
+          <w:b w:val="0"/>
+          <w:i w:val="0"/>
+          <w:color w:val="000000"/>
+          <w:sz w:val="24"/>
+        </w:rPr>
+        <w:hyperlink r:id="rId14" w:history="1">
+          <w:r>
+            <w:rPr>
+              <w:rStyle w:val="Hyperlink"/>
+            </w:rPr>
+            <w:t>d</w:t>
+          </w:r>
+        </w:hyperlink>
+      </w:r>
+      <w:r>
+        <w:rPr>
           <w:u w:val="single" w:color="0000ff"/>
           <w:rFonts w:ascii="Charis SIL Regular" w:hAnsi="Charis SIL Regular" w:eastAsia="Charis SIL Regular"/>
           <w:b w:val="0"/>
@@ -1508,7 +1573,7 @@
           <w:color w:val="000000"/>
           <w:sz w:val="24"/>
         </w:rPr>
-        <w:t>d</w:t>
+        <w:t xml:space="preserve"> </w:t>
       </w:r>
       <w:r>
         <w:rPr>
@@ -1518,7 +1583,7 @@
           <w:color w:val="000000"/>
           <w:sz w:val="24"/>
         </w:rPr>
-        <w:t xml:space="preserve"> them. Besides </w:t>
+        <w:t xml:space="preserve">them. Besides </w:t>
       </w:r>
       <w:r>
         <w:rPr>

--- a/EXPORTS/DOCX/published/niveau3/English/UniversiteitsbibliotheekLeiden.docx
+++ b/EXPORTS/DOCX/published/niveau3/English/UniversiteitsbibliotheekLeiden.docx
@@ -751,7 +751,7 @@
           <w:sz w:val="24"/>
           <w:u w:val="single"/>
         </w:rPr>
-        <w:hyperlink r:id="rId11" w:history="1">
+        <w:hyperlink r:id="rId10" w:history="1">
           <w:r>
             <w:rPr>
               <w:rStyle w:val="Hyperlink"/>
@@ -780,7 +780,7 @@
           <w:sz w:val="24"/>
           <w:u w:val="single"/>
         </w:rPr>
-        <w:hyperlink r:id="rId11" w:history="1">
+        <w:hyperlink r:id="rId10" w:history="1">
           <w:r>
             <w:rPr>
               <w:rStyle w:val="Hyperlink"/>
@@ -798,7 +798,7 @@
           <w:sz w:val="24"/>
           <w:u w:val="single"/>
         </w:rPr>
-        <w:hyperlink r:id="rId11" w:history="1">
+        <w:hyperlink r:id="rId10" w:history="1">
           <w:r>
             <w:rPr>
               <w:rStyle w:val="Hyperlink"/>
@@ -816,7 +816,7 @@
           <w:sz w:val="24"/>
           <w:u w:val="single"/>
         </w:rPr>
-        <w:hyperlink r:id="rId11" w:history="1">
+        <w:hyperlink r:id="rId10" w:history="1">
           <w:r>
             <w:rPr>
               <w:rStyle w:val="Hyperlink"/>
@@ -845,7 +845,7 @@
           <w:sz w:val="24"/>
           <w:u w:val="single"/>
         </w:rPr>
-        <w:hyperlink r:id="rId11" w:history="1">
+        <w:hyperlink r:id="rId10" w:history="1">
           <w:r>
             <w:rPr>
               <w:rStyle w:val="Hyperlink"/>
@@ -863,7 +863,7 @@
           <w:sz w:val="24"/>
           <w:u w:val="single"/>
         </w:rPr>
-        <w:hyperlink r:id="rId11" w:history="1">
+        <w:hyperlink r:id="rId10" w:history="1">
           <w:r>
             <w:rPr>
               <w:rStyle w:val="Hyperlink"/>
@@ -892,7 +892,7 @@
           <w:sz w:val="24"/>
           <w:u w:val="single"/>
         </w:rPr>
-        <w:hyperlink r:id="rId11" w:history="1">
+        <w:hyperlink r:id="rId10" w:history="1">
           <w:r>
             <w:rPr>
               <w:rStyle w:val="Hyperlink"/>
@@ -1075,6 +1075,7 @@
       </w:r>
       <w:r>
         <w:rPr>
+          <w:u w:val="single" w:color="0000ff"/>
           <w:rFonts w:ascii="Charis SIL Regular" w:hAnsi="Charis SIL Regular" w:eastAsia="Charis SIL Regular"/>
           <w:b w:val="0"/>
           <w:i w:val="0"/>
@@ -1549,23 +1550,6 @@
       </w:r>
       <w:r>
         <w:rPr>
-          <w:rFonts w:ascii="Charis SIL Regular" w:hAnsi="Charis SIL Regular" w:eastAsia="Charis SIL Regular"/>
-          <w:b w:val="0"/>
-          <w:i w:val="0"/>
-          <w:color w:val="000000"/>
-          <w:sz w:val="24"/>
-        </w:rPr>
-        <w:hyperlink r:id="rId14" w:history="1">
-          <w:r>
-            <w:rPr>
-              <w:rStyle w:val="Hyperlink"/>
-            </w:rPr>
-            <w:t>d</w:t>
-          </w:r>
-        </w:hyperlink>
-      </w:r>
-      <w:r>
-        <w:rPr>
           <w:u w:val="single" w:color="0000ff"/>
           <w:rFonts w:ascii="Charis SIL Regular" w:hAnsi="Charis SIL Regular" w:eastAsia="Charis SIL Regular"/>
           <w:b w:val="0"/>
@@ -1573,7 +1557,7 @@
           <w:color w:val="000000"/>
           <w:sz w:val="24"/>
         </w:rPr>
-        <w:t xml:space="preserve"> </w:t>
+        <w:t>d</w:t>
       </w:r>
       <w:r>
         <w:rPr>
@@ -1583,7 +1567,7 @@
           <w:color w:val="000000"/>
           <w:sz w:val="24"/>
         </w:rPr>
-        <w:t xml:space="preserve">them. Besides </w:t>
+        <w:t xml:space="preserve"> them. Besides </w:t>
       </w:r>
       <w:r>
         <w:rPr>
@@ -2455,25 +2439,7 @@
           <w:color w:val="000000"/>
           <w:sz w:val="24"/>
         </w:rPr>
-        <w:t>. In a</w:t>
-      </w:r>
-      <w:r>
-        <w:rPr>
-          <w:u w:val="single" w:color="0000ff"/>
-          <w:rFonts w:ascii="Charis SIL Regular" w:hAnsi="Charis SIL Regular" w:eastAsia="Charis SIL Regular"/>
-          <w:b w:val="0"/>
-          <w:i w:val="0"/>
-          <w:color w:val="000000"/>
-          <w:sz w:val="24"/>
-        </w:rPr>
-        <w:hyperlink r:id="rId14" w:history="1">
-          <w:r>
-            <w:rPr>
-              <w:rStyle w:val="Hyperlink"/>
-            </w:rPr>
-            <w:t>ddition</w:t>
-          </w:r>
-        </w:hyperlink>
+        <w:t>. In addition</w:t>
       </w:r>
       <w:r>
         <w:rPr>

--- a/EXPORTS/DOCX/published/niveau3/English/UniversiteitsbibliotheekLeiden.docx
+++ b/EXPORTS/DOCX/published/niveau3/English/UniversiteitsbibliotheekLeiden.docx
@@ -626,16 +626,8 @@
           <w:i w:val="0"/>
           <w:color w:val="0000FF"/>
           <w:sz w:val="24"/>
-          <w:u w:val="single"/>
         </w:rPr>
-        <w:hyperlink r:id="rId11" w:history="1">
-          <w:r>
-            <w:rPr>
-              <w:rStyle w:val="Hyperlink"/>
-            </w:rPr>
-            <w:t>Netherlands</w:t>
-          </w:r>
-        </w:hyperlink>
+        <w:t>Netherlands Instit</w:t>
       </w:r>
       <w:r>
         <w:rPr>
@@ -646,36 +638,7 @@
           <w:sz w:val="24"/>
           <w:u w:val="single"/>
         </w:rPr>
-        <w:t xml:space="preserve"> </w:t>
-      </w:r>
-      <w:r>
-        <w:rPr>
-          <w:rFonts w:ascii="Charis SIL Regular" w:hAnsi="Charis SIL Regular" w:eastAsia="Charis SIL Regular"/>
-          <w:b w:val="0"/>
-          <w:i w:val="0"/>
-          <w:color w:val="0000FF"/>
-          <w:sz w:val="24"/>
-          <w:u w:val="single"/>
-        </w:rPr>
-        <w:hyperlink r:id="rId11" w:history="1">
-          <w:r>
-            <w:rPr>
-              <w:rStyle w:val="Hyperlink"/>
-            </w:rPr>
-            <w:t>Instit</w:t>
-          </w:r>
-        </w:hyperlink>
-      </w:r>
-      <w:r>
-        <w:rPr>
-          <w:rFonts w:ascii="Charis SIL Regular" w:hAnsi="Charis SIL Regular" w:eastAsia="Charis SIL Regular"/>
-          <w:b w:val="0"/>
-          <w:i w:val="0"/>
-          <w:color w:val="0000FF"/>
-          <w:sz w:val="24"/>
-          <w:u w:val="single"/>
-        </w:rPr>
-        <w:hyperlink r:id="rId11" w:history="1">
+        <w:hyperlink r:id="rId10" w:history="1">
           <w:r>
             <w:rPr>
               <w:rStyle w:val="Hyperlink"/>
@@ -704,7 +667,7 @@
           <w:sz w:val="24"/>
           <w:u w:val="single"/>
         </w:rPr>
-        <w:hyperlink r:id="rId11" w:history="1">
+        <w:hyperlink r:id="rId10" w:history="1">
           <w:r>
             <w:rPr>
               <w:rStyle w:val="Hyperlink"/>
@@ -733,7 +696,7 @@
           <w:sz w:val="24"/>
           <w:u w:val="single"/>
         </w:rPr>
-        <w:hyperlink r:id="rId11" w:history="1">
+        <w:hyperlink r:id="rId10" w:history="1">
           <w:r>
             <w:rPr>
               <w:rStyle w:val="Hyperlink"/>
@@ -1075,7 +1038,6 @@
       </w:r>
       <w:r>
         <w:rPr>
-          <w:u w:val="single" w:color="0000ff"/>
           <w:rFonts w:ascii="Charis SIL Regular" w:hAnsi="Charis SIL Regular" w:eastAsia="Charis SIL Regular"/>
           <w:b w:val="0"/>
           <w:i w:val="0"/>
@@ -2439,7 +2401,25 @@
           <w:color w:val="000000"/>
           <w:sz w:val="24"/>
         </w:rPr>
-        <w:t>. In addition</w:t>
+        <w:t>. In a</w:t>
+      </w:r>
+      <w:r>
+        <w:rPr>
+          <w:u w:val="single" w:color="0000ff"/>
+          <w:rFonts w:ascii="Charis SIL Regular" w:hAnsi="Charis SIL Regular" w:eastAsia="Charis SIL Regular"/>
+          <w:b w:val="0"/>
+          <w:i w:val="0"/>
+          <w:color w:val="000000"/>
+          <w:sz w:val="24"/>
+        </w:rPr>
+        <w:hyperlink r:id="rId14" w:history="1">
+          <w:r>
+            <w:rPr>
+              <w:rStyle w:val="Hyperlink"/>
+            </w:rPr>
+            <w:t>ddition</w:t>
+          </w:r>
+        </w:hyperlink>
       </w:r>
       <w:r>
         <w:rPr>

--- a/EXPORTS/DOCX/published/niveau3/English/UniversiteitsbibliotheekLeiden.docx
+++ b/EXPORTS/DOCX/published/niveau3/English/UniversiteitsbibliotheekLeiden.docx
@@ -626,45 +626,8 @@
           <w:i w:val="0"/>
           <w:color w:val="0000FF"/>
           <w:sz w:val="24"/>
-          <w:u w:val="single"/>
         </w:rPr>
-        <w:hyperlink r:id="rId11" w:history="1">
-          <w:r>
-            <w:rPr>
-              <w:rStyle w:val="Hyperlink"/>
-            </w:rPr>
-            <w:t>Netherlands</w:t>
-          </w:r>
-        </w:hyperlink>
-      </w:r>
-      <w:r>
-        <w:rPr>
-          <w:rFonts w:ascii="Charis SIL Regular" w:hAnsi="Charis SIL Regular" w:eastAsia="Charis SIL Regular"/>
-          <w:b w:val="0"/>
-          <w:i w:val="0"/>
-          <w:color w:val="0000FF"/>
-          <w:sz w:val="24"/>
-          <w:u w:val="single"/>
-        </w:rPr>
-        <w:t xml:space="preserve"> </w:t>
-      </w:r>
-      <w:r>
-        <w:rPr>
-          <w:rFonts w:ascii="Charis SIL Regular" w:hAnsi="Charis SIL Regular" w:eastAsia="Charis SIL Regular"/>
-          <w:b w:val="0"/>
-          <w:i w:val="0"/>
-          <w:color w:val="0000FF"/>
-          <w:sz w:val="24"/>
-          <w:u w:val="single"/>
-        </w:rPr>
-        <w:hyperlink r:id="rId11" w:history="1">
-          <w:r>
-            <w:rPr>
-              <w:rStyle w:val="Hyperlink"/>
-            </w:rPr>
-            <w:t>Instit</w:t>
-          </w:r>
-        </w:hyperlink>
+        <w:t>Netherlands Instit</w:t>
       </w:r>
       <w:r>
         <w:rPr>
@@ -1075,7 +1038,6 @@
       </w:r>
       <w:r>
         <w:rPr>
-          <w:u w:val="single" w:color="0000ff"/>
           <w:rFonts w:ascii="Charis SIL Regular" w:hAnsi="Charis SIL Regular" w:eastAsia="Charis SIL Regular"/>
           <w:b w:val="0"/>
           <w:i w:val="0"/>
@@ -1411,13 +1373,49 @@
       </w:r>
       <w:r>
         <w:rPr>
+          <w:u w:val="single" w:color="0000ff"/>
           <w:rFonts w:ascii="Charis SIL Regular" w:hAnsi="Charis SIL Regular" w:eastAsia="Charis SIL Regular"/>
           <w:b w:val="0"/>
           <w:i w:val="0"/>
           <w:color w:val="000000"/>
           <w:sz w:val="24"/>
         </w:rPr>
-        <w:t>information about the wide range of availab</w:t>
+        <w:hyperlink r:id="rId12" w:history="1">
+          <w:r>
+            <w:rPr>
+              <w:rStyle w:val="Hyperlink"/>
+            </w:rPr>
+            <w:t>informatio</w:t>
+          </w:r>
+        </w:hyperlink>
+      </w:r>
+      <w:r>
+        <w:rPr>
+          <w:rFonts w:ascii="Charis SIL Regular" w:hAnsi="Charis SIL Regular" w:eastAsia="Charis SIL Regular"/>
+          <w:b w:val="0"/>
+          <w:i w:val="0"/>
+          <w:color w:val="000000"/>
+          <w:sz w:val="24"/>
+        </w:rPr>
+        <w:t>n about the wide range o</w:t>
+      </w:r>
+      <w:r>
+        <w:rPr>
+          <w:u w:val="single" w:color="0000ff"/>
+          <w:rFonts w:ascii="Charis SIL Regular" w:hAnsi="Charis SIL Regular" w:eastAsia="Charis SIL Regular"/>
+          <w:b w:val="0"/>
+          <w:i w:val="0"/>
+          <w:color w:val="000000"/>
+          <w:sz w:val="24"/>
+        </w:rPr>
+        <w:hyperlink r:id="rId13" w:history="1">
+          <w:r>
+            <w:rPr>
+              <w:rStyle w:val="Hyperlink"/>
+            </w:rPr>
+            <w:t>f availab</w:t>
+          </w:r>
+        </w:hyperlink>
       </w:r>
       <w:r>
         <w:rPr>
@@ -1514,23 +1512,6 @@
       </w:r>
       <w:r>
         <w:rPr>
-          <w:rFonts w:ascii="Charis SIL Regular" w:hAnsi="Charis SIL Regular" w:eastAsia="Charis SIL Regular"/>
-          <w:b w:val="0"/>
-          <w:i w:val="0"/>
-          <w:color w:val="000000"/>
-          <w:sz w:val="24"/>
-        </w:rPr>
-        <w:hyperlink r:id="rId14" w:history="1">
-          <w:r>
-            <w:rPr>
-              <w:rStyle w:val="Hyperlink"/>
-            </w:rPr>
-            <w:t>d</w:t>
-          </w:r>
-        </w:hyperlink>
-      </w:r>
-      <w:r>
-        <w:rPr>
           <w:u w:val="single" w:color="0000ff"/>
           <w:rFonts w:ascii="Charis SIL Regular" w:hAnsi="Charis SIL Regular" w:eastAsia="Charis SIL Regular"/>
           <w:b w:val="0"/>
@@ -1538,7 +1519,7 @@
           <w:color w:val="000000"/>
           <w:sz w:val="24"/>
         </w:rPr>
-        <w:t xml:space="preserve"> </w:t>
+        <w:t>d</w:t>
       </w:r>
       <w:r>
         <w:rPr>
@@ -1548,7 +1529,7 @@
           <w:color w:val="000000"/>
           <w:sz w:val="24"/>
         </w:rPr>
-        <w:t xml:space="preserve">them. Besides </w:t>
+        <w:t xml:space="preserve"> them. Besides </w:t>
       </w:r>
       <w:r>
         <w:rPr>
@@ -1686,50 +1667,7 @@
           <w:color w:val="000000"/>
           <w:sz w:val="24"/>
         </w:rPr>
-        <w:hyperlink r:id="rId15" w:history="1">
-          <w:r>
-            <w:rPr>
-              <w:rStyle w:val="Hyperlink"/>
-            </w:rPr>
-            <w:t>aterial</w:t>
-          </w:r>
-        </w:hyperlink>
-      </w:r>
-      <w:r>
-        <w:rPr>
-          <w:u w:val="single" w:color="0000ff"/>
-          <w:rFonts w:ascii="Charis SIL Regular" w:hAnsi="Charis SIL Regular" w:eastAsia="Charis SIL Regular"/>
-          <w:b w:val="0"/>
-          <w:i w:val="0"/>
-          <w:color w:val="000000"/>
-          <w:sz w:val="24"/>
-        </w:rPr>
-        <w:hyperlink r:id="rId15" w:history="1">
-          <w:r>
-            <w:rPr>
-              <w:rStyle w:val="Hyperlink"/>
-            </w:rPr>
-            <w:t>.</w:t>
-          </w:r>
-        </w:hyperlink>
-      </w:r>
-      <w:r>
-        <w:rPr>
-          <w:u w:val="single" w:color="0000ff"/>
-          <w:rFonts w:ascii="Charis SIL Regular" w:hAnsi="Charis SIL Regular" w:eastAsia="Charis SIL Regular"/>
-          <w:b w:val="0"/>
-          <w:i w:val="0"/>
-          <w:color w:val="000000"/>
-          <w:sz w:val="24"/>
-        </w:rPr>
-        <w:hyperlink r:id="rId15" w:history="1">
-          <w:r>
-            <w:rPr>
-              <w:rStyle w:val="Hyperlink"/>
-            </w:rPr>
-            <w:t xml:space="preserve"> Various </w:t>
-          </w:r>
-        </w:hyperlink>
+        <w:t xml:space="preserve">aterial. Various </w:t>
       </w:r>
       <w:r>
         <w:rPr>
@@ -1825,14 +1763,7 @@
           <w:color w:val="000000"/>
           <w:sz w:val="24"/>
         </w:rPr>
-        <w:hyperlink r:id="rId14" w:history="1">
-          <w:r>
-            <w:rPr>
-              <w:rStyle w:val="Hyperlink"/>
-            </w:rPr>
-            <w:t xml:space="preserve"> be </w:t>
-          </w:r>
-        </w:hyperlink>
+        <w:t xml:space="preserve"> be </w:t>
       </w:r>
       <w:r>
         <w:rPr>
@@ -2800,8 +2731,9 @@
           <w:i w:val="0"/>
           <w:color w:val="0000FF"/>
           <w:sz w:val="24"/>
+          <w:u w:val="single"/>
         </w:rPr>
-        <w:t>i</w:t>
+        <w:t>ic research in colonised territorie</w:t>
       </w:r>
       <w:r>
         <w:rPr>
@@ -2810,9 +2742,8 @@
           <w:i w:val="0"/>
           <w:color w:val="0000FF"/>
           <w:sz w:val="24"/>
-          <w:u w:val="single"/>
         </w:rPr>
-        <w:t>c research in colonised territories</w:t>
+        <w:t>s</w:t>
       </w:r>
       <w:r>
         <w:br/>

--- a/EXPORTS/DOCX/published/niveau3/English/UniversiteitsbibliotheekLeiden.docx
+++ b/EXPORTS/DOCX/published/niveau3/English/UniversiteitsbibliotheekLeiden.docx
@@ -626,6 +626,7 @@
           <w:i w:val="0"/>
           <w:color w:val="0000FF"/>
           <w:sz w:val="24"/>
+          <w:u w:val="single"/>
         </w:rPr>
         <w:t>Netherlands Instit</w:t>
       </w:r>
@@ -667,7 +668,7 @@
           <w:sz w:val="24"/>
           <w:u w:val="single"/>
         </w:rPr>
-        <w:hyperlink r:id="rId10" w:history="1">
+        <w:hyperlink r:id="rId11" w:history="1">
           <w:r>
             <w:rPr>
               <w:rStyle w:val="Hyperlink"/>
@@ -696,7 +697,7 @@
           <w:sz w:val="24"/>
           <w:u w:val="single"/>
         </w:rPr>
-        <w:hyperlink r:id="rId10" w:history="1">
+        <w:hyperlink r:id="rId11" w:history="1">
           <w:r>
             <w:rPr>
               <w:rStyle w:val="Hyperlink"/>
@@ -714,7 +715,7 @@
           <w:sz w:val="24"/>
           <w:u w:val="single"/>
         </w:rPr>
-        <w:hyperlink r:id="rId10" w:history="1">
+        <w:hyperlink r:id="rId11" w:history="1">
           <w:r>
             <w:rPr>
               <w:rStyle w:val="Hyperlink"/>
@@ -743,7 +744,7 @@
           <w:sz w:val="24"/>
           <w:u w:val="single"/>
         </w:rPr>
-        <w:hyperlink r:id="rId10" w:history="1">
+        <w:hyperlink r:id="rId11" w:history="1">
           <w:r>
             <w:rPr>
               <w:rStyle w:val="Hyperlink"/>
@@ -761,7 +762,7 @@
           <w:sz w:val="24"/>
           <w:u w:val="single"/>
         </w:rPr>
-        <w:hyperlink r:id="rId10" w:history="1">
+        <w:hyperlink r:id="rId11" w:history="1">
           <w:r>
             <w:rPr>
               <w:rStyle w:val="Hyperlink"/>
@@ -779,7 +780,7 @@
           <w:sz w:val="24"/>
           <w:u w:val="single"/>
         </w:rPr>
-        <w:hyperlink r:id="rId10" w:history="1">
+        <w:hyperlink r:id="rId11" w:history="1">
           <w:r>
             <w:rPr>
               <w:rStyle w:val="Hyperlink"/>
@@ -808,7 +809,7 @@
           <w:sz w:val="24"/>
           <w:u w:val="single"/>
         </w:rPr>
-        <w:hyperlink r:id="rId10" w:history="1">
+        <w:hyperlink r:id="rId11" w:history="1">
           <w:r>
             <w:rPr>
               <w:rStyle w:val="Hyperlink"/>
@@ -826,7 +827,7 @@
           <w:sz w:val="24"/>
           <w:u w:val="single"/>
         </w:rPr>
-        <w:hyperlink r:id="rId10" w:history="1">
+        <w:hyperlink r:id="rId11" w:history="1">
           <w:r>
             <w:rPr>
               <w:rStyle w:val="Hyperlink"/>
@@ -855,7 +856,7 @@
           <w:sz w:val="24"/>
           <w:u w:val="single"/>
         </w:rPr>
-        <w:hyperlink r:id="rId10" w:history="1">
+        <w:hyperlink r:id="rId11" w:history="1">
           <w:r>
             <w:rPr>
               <w:rStyle w:val="Hyperlink"/>
@@ -919,68 +920,7 @@
           <w:color w:val="000000"/>
           <w:sz w:val="24"/>
         </w:rPr>
-        <w:hyperlink r:id="rId11" w:history="1">
-          <w:r>
-            <w:rPr>
-              <w:rStyle w:val="Hyperlink"/>
-            </w:rPr>
-            <w:t>d 201</w:t>
-          </w:r>
-        </w:hyperlink>
-      </w:r>
-      <w:r>
-        <w:rPr>
-          <w:u w:val="single" w:color="0000ff"/>
-          <w:rFonts w:ascii="Charis SIL Regular" w:hAnsi="Charis SIL Regular" w:eastAsia="Charis SIL Regular"/>
-          <w:b w:val="0"/>
-          <w:i w:val="0"/>
-          <w:color w:val="000000"/>
-          <w:sz w:val="24"/>
-        </w:rPr>
-        <w:hyperlink r:id="rId11" w:history="1">
-          <w:r>
-            <w:rPr>
-              <w:rStyle w:val="Hyperlink"/>
-            </w:rPr>
-            <w:t>4, respective</w:t>
-          </w:r>
-        </w:hyperlink>
-      </w:r>
-      <w:r>
-        <w:rPr>
-          <w:u w:val="single" w:color="0000ff"/>
-          <w:rFonts w:ascii="Charis SIL Regular" w:hAnsi="Charis SIL Regular" w:eastAsia="Charis SIL Regular"/>
-          <w:b w:val="0"/>
-          <w:i w:val="0"/>
-          <w:color w:val="000000"/>
-          <w:sz w:val="24"/>
-        </w:rPr>
-        <w:hyperlink r:id="rId11" w:history="1">
-          <w:r>
-            <w:rPr>
-              <w:rStyle w:val="Hyperlink"/>
-            </w:rPr>
-            <w:t>l</w:t>
-          </w:r>
-        </w:hyperlink>
-      </w:r>
-      <w:r>
-        <w:rPr>
-          <w:u w:val="single" w:color="0000ff"/>
-          <w:rFonts w:ascii="Charis SIL Regular" w:hAnsi="Charis SIL Regular" w:eastAsia="Charis SIL Regular"/>
-          <w:b w:val="0"/>
-          <w:i w:val="0"/>
-          <w:color w:val="000000"/>
-          <w:sz w:val="24"/>
-        </w:rPr>
-        <w:hyperlink r:id="rId11" w:history="1">
-          <w:r>
-            <w:rPr>
-              <w:rStyle w:val="Hyperlink"/>
-            </w:rPr>
-            <w:t>y. The li</w:t>
-          </w:r>
-        </w:hyperlink>
+        <w:t>d 2014, respectively. The li</w:t>
       </w:r>
       <w:r>
         <w:rPr>
@@ -1512,6 +1452,23 @@
       </w:r>
       <w:r>
         <w:rPr>
+          <w:rFonts w:ascii="Charis SIL Regular" w:hAnsi="Charis SIL Regular" w:eastAsia="Charis SIL Regular"/>
+          <w:b w:val="0"/>
+          <w:i w:val="0"/>
+          <w:color w:val="000000"/>
+          <w:sz w:val="24"/>
+        </w:rPr>
+        <w:hyperlink r:id="rId14" w:history="1">
+          <w:r>
+            <w:rPr>
+              <w:rStyle w:val="Hyperlink"/>
+            </w:rPr>
+            <w:t>d</w:t>
+          </w:r>
+        </w:hyperlink>
+      </w:r>
+      <w:r>
+        <w:rPr>
           <w:u w:val="single" w:color="0000ff"/>
           <w:rFonts w:ascii="Charis SIL Regular" w:hAnsi="Charis SIL Regular" w:eastAsia="Charis SIL Regular"/>
           <w:b w:val="0"/>
@@ -1519,7 +1476,7 @@
           <w:color w:val="000000"/>
           <w:sz w:val="24"/>
         </w:rPr>
-        <w:t>d</w:t>
+        <w:t xml:space="preserve"> </w:t>
       </w:r>
       <w:r>
         <w:rPr>
@@ -1529,7 +1486,7 @@
           <w:color w:val="000000"/>
           <w:sz w:val="24"/>
         </w:rPr>
-        <w:t xml:space="preserve"> them. Besides </w:t>
+        <w:t xml:space="preserve">them. Besides </w:t>
       </w:r>
       <w:r>
         <w:rPr>
@@ -1656,18 +1613,7 @@
           <w:color w:val="000000"/>
           <w:sz w:val="24"/>
         </w:rPr>
-        <w:t>types of m</w:t>
-      </w:r>
-      <w:r>
-        <w:rPr>
-          <w:u w:val="single" w:color="0000ff"/>
-          <w:rFonts w:ascii="Charis SIL Regular" w:hAnsi="Charis SIL Regular" w:eastAsia="Charis SIL Regular"/>
-          <w:b w:val="0"/>
-          <w:i w:val="0"/>
-          <w:color w:val="000000"/>
-          <w:sz w:val="24"/>
-        </w:rPr>
-        <w:t xml:space="preserve">aterial. Various </w:t>
+        <w:t xml:space="preserve">types of material. Various </w:t>
       </w:r>
       <w:r>
         <w:rPr>
@@ -1774,7 +1720,7 @@
           <w:sz w:val="24"/>
           <w:u w:val="single"/>
         </w:rPr>
-        <w:hyperlink r:id="rId13" w:history="1">
+        <w:hyperlink r:id="rId14" w:history="1">
           <w:r>
             <w:rPr>
               <w:rStyle w:val="Hyperlink"/>
@@ -1792,7 +1738,7 @@
           <w:sz w:val="24"/>
           <w:u w:val="single"/>
         </w:rPr>
-        <w:hyperlink r:id="rId13" w:history="1">
+        <w:hyperlink r:id="rId14" w:history="1">
           <w:r>
             <w:rPr>
               <w:rStyle w:val="Hyperlink"/>

--- a/EXPORTS/DOCX/published/niveau3/English/UniversiteitsbibliotheekLeiden.docx
+++ b/EXPORTS/DOCX/published/niveau3/English/UniversiteitsbibliotheekLeiden.docx
@@ -628,7 +628,14 @@
           <w:sz w:val="24"/>
           <w:u w:val="single"/>
         </w:rPr>
-        <w:t>Netherlands Instit</w:t>
+        <w:hyperlink r:id="rId11" w:history="1">
+          <w:r>
+            <w:rPr>
+              <w:rStyle w:val="Hyperlink"/>
+            </w:rPr>
+            <w:t>Netherlands</w:t>
+          </w:r>
+        </w:hyperlink>
       </w:r>
       <w:r>
         <w:rPr>
@@ -639,7 +646,36 @@
           <w:sz w:val="24"/>
           <w:u w:val="single"/>
         </w:rPr>
-        <w:hyperlink r:id="rId10" w:history="1">
+        <w:t xml:space="preserve"> </w:t>
+      </w:r>
+      <w:r>
+        <w:rPr>
+          <w:rFonts w:ascii="Charis SIL Regular" w:hAnsi="Charis SIL Regular" w:eastAsia="Charis SIL Regular"/>
+          <w:b w:val="0"/>
+          <w:i w:val="0"/>
+          <w:color w:val="0000FF"/>
+          <w:sz w:val="24"/>
+          <w:u w:val="single"/>
+        </w:rPr>
+        <w:hyperlink r:id="rId11" w:history="1">
+          <w:r>
+            <w:rPr>
+              <w:rStyle w:val="Hyperlink"/>
+            </w:rPr>
+            <w:t>Instit</w:t>
+          </w:r>
+        </w:hyperlink>
+      </w:r>
+      <w:r>
+        <w:rPr>
+          <w:rFonts w:ascii="Charis SIL Regular" w:hAnsi="Charis SIL Regular" w:eastAsia="Charis SIL Regular"/>
+          <w:b w:val="0"/>
+          <w:i w:val="0"/>
+          <w:color w:val="0000FF"/>
+          <w:sz w:val="24"/>
+          <w:u w:val="single"/>
+        </w:rPr>
+        <w:hyperlink r:id="rId11" w:history="1">
           <w:r>
             <w:rPr>
               <w:rStyle w:val="Hyperlink"/>
@@ -920,7 +956,68 @@
           <w:color w:val="000000"/>
           <w:sz w:val="24"/>
         </w:rPr>
-        <w:t>d 2014, respectively. The li</w:t>
+        <w:hyperlink r:id="rId11" w:history="1">
+          <w:r>
+            <w:rPr>
+              <w:rStyle w:val="Hyperlink"/>
+            </w:rPr>
+            <w:t>d 201</w:t>
+          </w:r>
+        </w:hyperlink>
+      </w:r>
+      <w:r>
+        <w:rPr>
+          <w:u w:val="single" w:color="0000ff"/>
+          <w:rFonts w:ascii="Charis SIL Regular" w:hAnsi="Charis SIL Regular" w:eastAsia="Charis SIL Regular"/>
+          <w:b w:val="0"/>
+          <w:i w:val="0"/>
+          <w:color w:val="000000"/>
+          <w:sz w:val="24"/>
+        </w:rPr>
+        <w:hyperlink r:id="rId11" w:history="1">
+          <w:r>
+            <w:rPr>
+              <w:rStyle w:val="Hyperlink"/>
+            </w:rPr>
+            <w:t>4, respective</w:t>
+          </w:r>
+        </w:hyperlink>
+      </w:r>
+      <w:r>
+        <w:rPr>
+          <w:u w:val="single" w:color="0000ff"/>
+          <w:rFonts w:ascii="Charis SIL Regular" w:hAnsi="Charis SIL Regular" w:eastAsia="Charis SIL Regular"/>
+          <w:b w:val="0"/>
+          <w:i w:val="0"/>
+          <w:color w:val="000000"/>
+          <w:sz w:val="24"/>
+        </w:rPr>
+        <w:hyperlink r:id="rId11" w:history="1">
+          <w:r>
+            <w:rPr>
+              <w:rStyle w:val="Hyperlink"/>
+            </w:rPr>
+            <w:t>l</w:t>
+          </w:r>
+        </w:hyperlink>
+      </w:r>
+      <w:r>
+        <w:rPr>
+          <w:u w:val="single" w:color="0000ff"/>
+          <w:rFonts w:ascii="Charis SIL Regular" w:hAnsi="Charis SIL Regular" w:eastAsia="Charis SIL Regular"/>
+          <w:b w:val="0"/>
+          <w:i w:val="0"/>
+          <w:color w:val="000000"/>
+          <w:sz w:val="24"/>
+        </w:rPr>
+        <w:hyperlink r:id="rId11" w:history="1">
+          <w:r>
+            <w:rPr>
+              <w:rStyle w:val="Hyperlink"/>
+            </w:rPr>
+            <w:t>y. The li</w:t>
+          </w:r>
+        </w:hyperlink>
       </w:r>
       <w:r>
         <w:rPr>
@@ -1613,7 +1710,18 @@
           <w:color w:val="000000"/>
           <w:sz w:val="24"/>
         </w:rPr>
-        <w:t xml:space="preserve">types of material. Various </w:t>
+        <w:t>types of m</w:t>
+      </w:r>
+      <w:r>
+        <w:rPr>
+          <w:u w:val="single" w:color="0000ff"/>
+          <w:rFonts w:ascii="Charis SIL Regular" w:hAnsi="Charis SIL Regular" w:eastAsia="Charis SIL Regular"/>
+          <w:b w:val="0"/>
+          <w:i w:val="0"/>
+          <w:color w:val="000000"/>
+          <w:sz w:val="24"/>
+        </w:rPr>
+        <w:t xml:space="preserve">aterial. Various </w:t>
       </w:r>
       <w:r>
         <w:rPr>
@@ -2677,9 +2785,8 @@
           <w:i w:val="0"/>
           <w:color w:val="0000FF"/>
           <w:sz w:val="24"/>
-          <w:u w:val="single"/>
         </w:rPr>
-        <w:t>ic research in colonised territorie</w:t>
+        <w:t>i</w:t>
       </w:r>
       <w:r>
         <w:rPr>
@@ -2688,8 +2795,9 @@
           <w:i w:val="0"/>
           <w:color w:val="0000FF"/>
           <w:sz w:val="24"/>
+          <w:u w:val="single"/>
         </w:rPr>
-        <w:t>s</w:t>
+        <w:t>c research in colonised territories</w:t>
       </w:r>
       <w:r>
         <w:br/>
@@ -3253,7 +3361,7 @@
         <w:autoSpaceDN w:val="0"/>
         <w:autoSpaceDE w:val="0"/>
         <w:widowControl/>
-        <w:spacing w:line="540" w:lineRule="exact" w:before="478" w:after="0"/>
+        <w:spacing w:line="540" w:lineRule="exact" w:before="458" w:after="0"/>
         <w:ind w:left="0" w:right="0" w:firstLine="0"/>
         <w:jc w:val="left"/>
       </w:pPr>
@@ -3320,7 +3428,7 @@
     </w:p>
     <w:sectPr>
       <w:pgSz w:w="11900" w:h="16840"/>
-      <w:pgMar w:top="324" w:right="940" w:bottom="1334" w:left="960" w:header="720" w:footer="720" w:gutter="0"/>
+      <w:pgMar w:top="324" w:right="940" w:bottom="1344" w:left="960" w:header="720" w:footer="720" w:gutter="0"/>
       <w:cols/>
       <w:docGrid w:linePitch="360"/>
     </w:sectPr>

--- a/EXPORTS/DOCX/published/niveau3/English/UniversiteitsbibliotheekLeiden.docx
+++ b/EXPORTS/DOCX/published/niveau3/English/UniversiteitsbibliotheekLeiden.docx
@@ -615,9 +615,8 @@
           <w:i w:val="0"/>
           <w:color w:val="0000FF"/>
           <w:sz w:val="24"/>
-          <w:u w:val="single"/>
         </w:rPr>
-        <w:t xml:space="preserve"> </w:t>
+        <w:t xml:space="preserve"> Netherlands Instit</w:t>
       </w:r>
       <w:r>
         <w:rPr>
@@ -628,54 +627,7 @@
           <w:sz w:val="24"/>
           <w:u w:val="single"/>
         </w:rPr>
-        <w:hyperlink r:id="rId11" w:history="1">
-          <w:r>
-            <w:rPr>
-              <w:rStyle w:val="Hyperlink"/>
-            </w:rPr>
-            <w:t>Netherlands</w:t>
-          </w:r>
-        </w:hyperlink>
-      </w:r>
-      <w:r>
-        <w:rPr>
-          <w:rFonts w:ascii="Charis SIL Regular" w:hAnsi="Charis SIL Regular" w:eastAsia="Charis SIL Regular"/>
-          <w:b w:val="0"/>
-          <w:i w:val="0"/>
-          <w:color w:val="0000FF"/>
-          <w:sz w:val="24"/>
-          <w:u w:val="single"/>
-        </w:rPr>
-        <w:t xml:space="preserve"> </w:t>
-      </w:r>
-      <w:r>
-        <w:rPr>
-          <w:rFonts w:ascii="Charis SIL Regular" w:hAnsi="Charis SIL Regular" w:eastAsia="Charis SIL Regular"/>
-          <w:b w:val="0"/>
-          <w:i w:val="0"/>
-          <w:color w:val="0000FF"/>
-          <w:sz w:val="24"/>
-          <w:u w:val="single"/>
-        </w:rPr>
-        <w:hyperlink r:id="rId11" w:history="1">
-          <w:r>
-            <w:rPr>
-              <w:rStyle w:val="Hyperlink"/>
-            </w:rPr>
-            <w:t>Instit</w:t>
-          </w:r>
-        </w:hyperlink>
-      </w:r>
-      <w:r>
-        <w:rPr>
-          <w:rFonts w:ascii="Charis SIL Regular" w:hAnsi="Charis SIL Regular" w:eastAsia="Charis SIL Regular"/>
-          <w:b w:val="0"/>
-          <w:i w:val="0"/>
-          <w:color w:val="0000FF"/>
-          <w:sz w:val="24"/>
-          <w:u w:val="single"/>
-        </w:rPr>
-        <w:hyperlink r:id="rId11" w:history="1">
+        <w:hyperlink r:id="rId10" w:history="1">
           <w:r>
             <w:rPr>
               <w:rStyle w:val="Hyperlink"/>
@@ -704,7 +656,7 @@
           <w:sz w:val="24"/>
           <w:u w:val="single"/>
         </w:rPr>
-        <w:hyperlink r:id="rId11" w:history="1">
+        <w:hyperlink r:id="rId10" w:history="1">
           <w:r>
             <w:rPr>
               <w:rStyle w:val="Hyperlink"/>
@@ -733,7 +685,7 @@
           <w:sz w:val="24"/>
           <w:u w:val="single"/>
         </w:rPr>
-        <w:hyperlink r:id="rId11" w:history="1">
+        <w:hyperlink r:id="rId10" w:history="1">
           <w:r>
             <w:rPr>
               <w:rStyle w:val="Hyperlink"/>
@@ -751,7 +703,7 @@
           <w:sz w:val="24"/>
           <w:u w:val="single"/>
         </w:rPr>
-        <w:hyperlink r:id="rId11" w:history="1">
+        <w:hyperlink r:id="rId10" w:history="1">
           <w:r>
             <w:rPr>
               <w:rStyle w:val="Hyperlink"/>
@@ -780,7 +732,7 @@
           <w:sz w:val="24"/>
           <w:u w:val="single"/>
         </w:rPr>
-        <w:hyperlink r:id="rId11" w:history="1">
+        <w:hyperlink r:id="rId10" w:history="1">
           <w:r>
             <w:rPr>
               <w:rStyle w:val="Hyperlink"/>
@@ -798,7 +750,7 @@
           <w:sz w:val="24"/>
           <w:u w:val="single"/>
         </w:rPr>
-        <w:hyperlink r:id="rId11" w:history="1">
+        <w:hyperlink r:id="rId10" w:history="1">
           <w:r>
             <w:rPr>
               <w:rStyle w:val="Hyperlink"/>
@@ -816,7 +768,7 @@
           <w:sz w:val="24"/>
           <w:u w:val="single"/>
         </w:rPr>
-        <w:hyperlink r:id="rId11" w:history="1">
+        <w:hyperlink r:id="rId10" w:history="1">
           <w:r>
             <w:rPr>
               <w:rStyle w:val="Hyperlink"/>
@@ -845,7 +797,7 @@
           <w:sz w:val="24"/>
           <w:u w:val="single"/>
         </w:rPr>
-        <w:hyperlink r:id="rId11" w:history="1">
+        <w:hyperlink r:id="rId10" w:history="1">
           <w:r>
             <w:rPr>
               <w:rStyle w:val="Hyperlink"/>
@@ -863,7 +815,7 @@
           <w:sz w:val="24"/>
           <w:u w:val="single"/>
         </w:rPr>
-        <w:hyperlink r:id="rId11" w:history="1">
+        <w:hyperlink r:id="rId10" w:history="1">
           <w:r>
             <w:rPr>
               <w:rStyle w:val="Hyperlink"/>
@@ -892,7 +844,7 @@
           <w:sz w:val="24"/>
           <w:u w:val="single"/>
         </w:rPr>
-        <w:hyperlink r:id="rId11" w:history="1">
+        <w:hyperlink r:id="rId10" w:history="1">
           <w:r>
             <w:rPr>
               <w:rStyle w:val="Hyperlink"/>
@@ -1721,7 +1673,50 @@
           <w:color w:val="000000"/>
           <w:sz w:val="24"/>
         </w:rPr>
-        <w:t xml:space="preserve">aterial. Various </w:t>
+        <w:hyperlink r:id="rId15" w:history="1">
+          <w:r>
+            <w:rPr>
+              <w:rStyle w:val="Hyperlink"/>
+            </w:rPr>
+            <w:t>aterial</w:t>
+          </w:r>
+        </w:hyperlink>
+      </w:r>
+      <w:r>
+        <w:rPr>
+          <w:u w:val="single" w:color="0000ff"/>
+          <w:rFonts w:ascii="Charis SIL Regular" w:hAnsi="Charis SIL Regular" w:eastAsia="Charis SIL Regular"/>
+          <w:b w:val="0"/>
+          <w:i w:val="0"/>
+          <w:color w:val="000000"/>
+          <w:sz w:val="24"/>
+        </w:rPr>
+        <w:hyperlink r:id="rId15" w:history="1">
+          <w:r>
+            <w:rPr>
+              <w:rStyle w:val="Hyperlink"/>
+            </w:rPr>
+            <w:t>.</w:t>
+          </w:r>
+        </w:hyperlink>
+      </w:r>
+      <w:r>
+        <w:rPr>
+          <w:u w:val="single" w:color="0000ff"/>
+          <w:rFonts w:ascii="Charis SIL Regular" w:hAnsi="Charis SIL Regular" w:eastAsia="Charis SIL Regular"/>
+          <w:b w:val="0"/>
+          <w:i w:val="0"/>
+          <w:color w:val="000000"/>
+          <w:sz w:val="24"/>
+        </w:rPr>
+        <w:hyperlink r:id="rId15" w:history="1">
+          <w:r>
+            <w:rPr>
+              <w:rStyle w:val="Hyperlink"/>
+            </w:rPr>
+            <w:t xml:space="preserve"> Various </w:t>
+          </w:r>
+        </w:hyperlink>
       </w:r>
       <w:r>
         <w:rPr>
@@ -1817,7 +1812,14 @@
           <w:color w:val="000000"/>
           <w:sz w:val="24"/>
         </w:rPr>
-        <w:t xml:space="preserve"> be </w:t>
+        <w:hyperlink r:id="rId14" w:history="1">
+          <w:r>
+            <w:rPr>
+              <w:rStyle w:val="Hyperlink"/>
+            </w:rPr>
+            <w:t xml:space="preserve"> be </w:t>
+          </w:r>
+        </w:hyperlink>
       </w:r>
       <w:r>
         <w:rPr>
@@ -2267,71 +2269,7 @@
           <w:color w:val="000000"/>
           <w:sz w:val="24"/>
         </w:rPr>
-        <w:t>types of m</w:t>
-      </w:r>
-      <w:r>
-        <w:rPr>
-          <w:u w:val="single" w:color="0000ff"/>
-          <w:rFonts w:ascii="Charis SIL Regular" w:hAnsi="Charis SIL Regular" w:eastAsia="Charis SIL Regular"/>
-          <w:b w:val="0"/>
-          <w:i w:val="0"/>
-          <w:color w:val="000000"/>
-          <w:sz w:val="24"/>
-        </w:rPr>
-        <w:hyperlink r:id="rId15" w:history="1">
-          <w:r>
-            <w:rPr>
-              <w:rStyle w:val="Hyperlink"/>
-            </w:rPr>
-            <w:t>aterial</w:t>
-          </w:r>
-        </w:hyperlink>
-      </w:r>
-      <w:r>
-        <w:rPr>
-          <w:u w:val="single" w:color="0000ff"/>
-          <w:rFonts w:ascii="Charis SIL Regular" w:hAnsi="Charis SIL Regular" w:eastAsia="Charis SIL Regular"/>
-          <w:b w:val="0"/>
-          <w:i w:val="0"/>
-          <w:color w:val="000000"/>
-          <w:sz w:val="24"/>
-        </w:rPr>
-        <w:hyperlink r:id="rId15" w:history="1">
-          <w:r>
-            <w:rPr>
-              <w:rStyle w:val="Hyperlink"/>
-            </w:rPr>
-            <w:t>.</w:t>
-          </w:r>
-        </w:hyperlink>
-      </w:r>
-      <w:r>
-        <w:rPr>
-          <w:u w:val="single" w:color="0000ff"/>
-          <w:rFonts w:ascii="Charis SIL Regular" w:hAnsi="Charis SIL Regular" w:eastAsia="Charis SIL Regular"/>
-          <w:b w:val="0"/>
-          <w:i w:val="0"/>
-          <w:color w:val="000000"/>
-          <w:sz w:val="24"/>
-        </w:rPr>
-        <w:hyperlink r:id="rId15" w:history="1">
-          <w:r>
-            <w:rPr>
-              <w:rStyle w:val="Hyperlink"/>
-            </w:rPr>
-            <w:t xml:space="preserve"> To facilit</w:t>
-          </w:r>
-        </w:hyperlink>
-      </w:r>
-      <w:r>
-        <w:rPr>
-          <w:rFonts w:ascii="Charis SIL Regular" w:hAnsi="Charis SIL Regular" w:eastAsia="Charis SIL Regular"/>
-          <w:b w:val="0"/>
-          <w:i w:val="0"/>
-          <w:color w:val="000000"/>
-          <w:sz w:val="24"/>
-        </w:rPr>
-        <w:t xml:space="preserve">ate your search, various </w:t>
+        <w:t xml:space="preserve">types of material. To facilitate your search, various </w:t>
       </w:r>
       <w:r>
         <w:rPr>
@@ -2785,8 +2723,9 @@
           <w:i w:val="0"/>
           <w:color w:val="0000FF"/>
           <w:sz w:val="24"/>
+          <w:u w:val="single"/>
         </w:rPr>
-        <w:t>i</w:t>
+        <w:t>ic research in colonised territorie</w:t>
       </w:r>
       <w:r>
         <w:rPr>
@@ -2795,9 +2734,8 @@
           <w:i w:val="0"/>
           <w:color w:val="0000FF"/>
           <w:sz w:val="24"/>
-          <w:u w:val="single"/>
         </w:rPr>
-        <w:t>c research in colonised territories</w:t>
+        <w:t>s</w:t>
       </w:r>
       <w:r>
         <w:br/>

--- a/EXPORTS/DOCX/published/niveau3/English/UniversiteitsbibliotheekLeiden.docx
+++ b/EXPORTS/DOCX/published/niveau3/English/UniversiteitsbibliotheekLeiden.docx
@@ -615,8 +615,20 @@
           <w:i w:val="0"/>
           <w:color w:val="0000FF"/>
           <w:sz w:val="24"/>
+          <w:u w:val="single"/>
         </w:rPr>
-        <w:t xml:space="preserve"> Netherlands Instit</w:t>
+        <w:t xml:space="preserve"> </w:t>
+      </w:r>
+      <w:r>
+        <w:rPr>
+          <w:rFonts w:ascii="Charis SIL Regular" w:hAnsi="Charis SIL Regular" w:eastAsia="Charis SIL Regular"/>
+          <w:b w:val="0"/>
+          <w:i w:val="0"/>
+          <w:color w:val="0000FF"/>
+          <w:sz w:val="24"/>
+          <w:u w:val="single"/>
+        </w:rPr>
+        <w:t>Netherlands Instit</w:t>
       </w:r>
       <w:r>
         <w:rPr>
@@ -685,7 +697,7 @@
           <w:sz w:val="24"/>
           <w:u w:val="single"/>
         </w:rPr>
-        <w:hyperlink r:id="rId10" w:history="1">
+        <w:hyperlink r:id="rId11" w:history="1">
           <w:r>
             <w:rPr>
               <w:rStyle w:val="Hyperlink"/>
@@ -703,7 +715,7 @@
           <w:sz w:val="24"/>
           <w:u w:val="single"/>
         </w:rPr>
-        <w:hyperlink r:id="rId10" w:history="1">
+        <w:hyperlink r:id="rId11" w:history="1">
           <w:r>
             <w:rPr>
               <w:rStyle w:val="Hyperlink"/>
@@ -732,7 +744,7 @@
           <w:sz w:val="24"/>
           <w:u w:val="single"/>
         </w:rPr>
-        <w:hyperlink r:id="rId10" w:history="1">
+        <w:hyperlink r:id="rId11" w:history="1">
           <w:r>
             <w:rPr>
               <w:rStyle w:val="Hyperlink"/>
@@ -750,7 +762,7 @@
           <w:sz w:val="24"/>
           <w:u w:val="single"/>
         </w:rPr>
-        <w:hyperlink r:id="rId10" w:history="1">
+        <w:hyperlink r:id="rId11" w:history="1">
           <w:r>
             <w:rPr>
               <w:rStyle w:val="Hyperlink"/>
@@ -768,7 +780,7 @@
           <w:sz w:val="24"/>
           <w:u w:val="single"/>
         </w:rPr>
-        <w:hyperlink r:id="rId10" w:history="1">
+        <w:hyperlink r:id="rId11" w:history="1">
           <w:r>
             <w:rPr>
               <w:rStyle w:val="Hyperlink"/>
@@ -797,7 +809,7 @@
           <w:sz w:val="24"/>
           <w:u w:val="single"/>
         </w:rPr>
-        <w:hyperlink r:id="rId10" w:history="1">
+        <w:hyperlink r:id="rId11" w:history="1">
           <w:r>
             <w:rPr>
               <w:rStyle w:val="Hyperlink"/>
@@ -815,7 +827,7 @@
           <w:sz w:val="24"/>
           <w:u w:val="single"/>
         </w:rPr>
-        <w:hyperlink r:id="rId10" w:history="1">
+        <w:hyperlink r:id="rId11" w:history="1">
           <w:r>
             <w:rPr>
               <w:rStyle w:val="Hyperlink"/>
@@ -844,7 +856,7 @@
           <w:sz w:val="24"/>
           <w:u w:val="single"/>
         </w:rPr>
-        <w:hyperlink r:id="rId10" w:history="1">
+        <w:hyperlink r:id="rId11" w:history="1">
           <w:r>
             <w:rPr>
               <w:rStyle w:val="Hyperlink"/>
@@ -1801,25 +1813,7 @@
           <w:color w:val="000000"/>
           <w:sz w:val="24"/>
         </w:rPr>
-        <w:t>special collections can also</w:t>
-      </w:r>
-      <w:r>
-        <w:rPr>
-          <w:u w:val="single" w:color="0000ff"/>
-          <w:rFonts w:ascii="Charis SIL Regular" w:hAnsi="Charis SIL Regular" w:eastAsia="Charis SIL Regular"/>
-          <w:b w:val="0"/>
-          <w:i w:val="0"/>
-          <w:color w:val="000000"/>
-          <w:sz w:val="24"/>
-        </w:rPr>
-        <w:hyperlink r:id="rId14" w:history="1">
-          <w:r>
-            <w:rPr>
-              <w:rStyle w:val="Hyperlink"/>
-            </w:rPr>
-            <w:t xml:space="preserve"> be </w:t>
-          </w:r>
-        </w:hyperlink>
+        <w:t xml:space="preserve">special collections can also be </w:t>
       </w:r>
       <w:r>
         <w:rPr>
@@ -2269,7 +2263,71 @@
           <w:color w:val="000000"/>
           <w:sz w:val="24"/>
         </w:rPr>
-        <w:t xml:space="preserve">types of material. To facilitate your search, various </w:t>
+        <w:t>types of m</w:t>
+      </w:r>
+      <w:r>
+        <w:rPr>
+          <w:u w:val="single" w:color="0000ff"/>
+          <w:rFonts w:ascii="Charis SIL Regular" w:hAnsi="Charis SIL Regular" w:eastAsia="Charis SIL Regular"/>
+          <w:b w:val="0"/>
+          <w:i w:val="0"/>
+          <w:color w:val="000000"/>
+          <w:sz w:val="24"/>
+        </w:rPr>
+        <w:hyperlink r:id="rId15" w:history="1">
+          <w:r>
+            <w:rPr>
+              <w:rStyle w:val="Hyperlink"/>
+            </w:rPr>
+            <w:t>aterial</w:t>
+          </w:r>
+        </w:hyperlink>
+      </w:r>
+      <w:r>
+        <w:rPr>
+          <w:u w:val="single" w:color="0000ff"/>
+          <w:rFonts w:ascii="Charis SIL Regular" w:hAnsi="Charis SIL Regular" w:eastAsia="Charis SIL Regular"/>
+          <w:b w:val="0"/>
+          <w:i w:val="0"/>
+          <w:color w:val="000000"/>
+          <w:sz w:val="24"/>
+        </w:rPr>
+        <w:hyperlink r:id="rId15" w:history="1">
+          <w:r>
+            <w:rPr>
+              <w:rStyle w:val="Hyperlink"/>
+            </w:rPr>
+            <w:t>.</w:t>
+          </w:r>
+        </w:hyperlink>
+      </w:r>
+      <w:r>
+        <w:rPr>
+          <w:u w:val="single" w:color="0000ff"/>
+          <w:rFonts w:ascii="Charis SIL Regular" w:hAnsi="Charis SIL Regular" w:eastAsia="Charis SIL Regular"/>
+          <w:b w:val="0"/>
+          <w:i w:val="0"/>
+          <w:color w:val="000000"/>
+          <w:sz w:val="24"/>
+        </w:rPr>
+        <w:hyperlink r:id="rId15" w:history="1">
+          <w:r>
+            <w:rPr>
+              <w:rStyle w:val="Hyperlink"/>
+            </w:rPr>
+            <w:t xml:space="preserve"> To facilit</w:t>
+          </w:r>
+        </w:hyperlink>
+      </w:r>
+      <w:r>
+        <w:rPr>
+          <w:rFonts w:ascii="Charis SIL Regular" w:hAnsi="Charis SIL Regular" w:eastAsia="Charis SIL Regular"/>
+          <w:b w:val="0"/>
+          <w:i w:val="0"/>
+          <w:color w:val="000000"/>
+          <w:sz w:val="24"/>
+        </w:rPr>
+        <w:t xml:space="preserve">ate your search, various </w:t>
       </w:r>
       <w:r>
         <w:rPr>

--- a/EXPORTS/DOCX/published/niveau3/English/UniversiteitsbibliotheekLeiden.docx
+++ b/EXPORTS/DOCX/published/niveau3/English/UniversiteitsbibliotheekLeiden.docx
@@ -628,7 +628,14 @@
           <w:sz w:val="24"/>
           <w:u w:val="single"/>
         </w:rPr>
-        <w:t>Netherlands Instit</w:t>
+        <w:hyperlink r:id="rId11" w:history="1">
+          <w:r>
+            <w:rPr>
+              <w:rStyle w:val="Hyperlink"/>
+            </w:rPr>
+            <w:t>Netherlands</w:t>
+          </w:r>
+        </w:hyperlink>
       </w:r>
       <w:r>
         <w:rPr>
@@ -639,7 +646,36 @@
           <w:sz w:val="24"/>
           <w:u w:val="single"/>
         </w:rPr>
-        <w:hyperlink r:id="rId10" w:history="1">
+        <w:t xml:space="preserve"> </w:t>
+      </w:r>
+      <w:r>
+        <w:rPr>
+          <w:rFonts w:ascii="Charis SIL Regular" w:hAnsi="Charis SIL Regular" w:eastAsia="Charis SIL Regular"/>
+          <w:b w:val="0"/>
+          <w:i w:val="0"/>
+          <w:color w:val="0000FF"/>
+          <w:sz w:val="24"/>
+          <w:u w:val="single"/>
+        </w:rPr>
+        <w:hyperlink r:id="rId11" w:history="1">
+          <w:r>
+            <w:rPr>
+              <w:rStyle w:val="Hyperlink"/>
+            </w:rPr>
+            <w:t>Instit</w:t>
+          </w:r>
+        </w:hyperlink>
+      </w:r>
+      <w:r>
+        <w:rPr>
+          <w:rFonts w:ascii="Charis SIL Regular" w:hAnsi="Charis SIL Regular" w:eastAsia="Charis SIL Regular"/>
+          <w:b w:val="0"/>
+          <w:i w:val="0"/>
+          <w:color w:val="0000FF"/>
+          <w:sz w:val="24"/>
+          <w:u w:val="single"/>
+        </w:rPr>
+        <w:hyperlink r:id="rId11" w:history="1">
           <w:r>
             <w:rPr>
               <w:rStyle w:val="Hyperlink"/>
@@ -668,7 +704,7 @@
           <w:sz w:val="24"/>
           <w:u w:val="single"/>
         </w:rPr>
-        <w:hyperlink r:id="rId10" w:history="1">
+        <w:hyperlink r:id="rId11" w:history="1">
           <w:r>
             <w:rPr>
               <w:rStyle w:val="Hyperlink"/>
@@ -856,7 +892,7 @@
           <w:sz w:val="24"/>
           <w:u w:val="single"/>
         </w:rPr>
-        <w:hyperlink r:id="rId11" w:history="1">
+        <w:hyperlink r:id="rId10" w:history="1">
           <w:r>
             <w:rPr>
               <w:rStyle w:val="Hyperlink"/>
@@ -1685,50 +1721,7 @@
           <w:color w:val="000000"/>
           <w:sz w:val="24"/>
         </w:rPr>
-        <w:hyperlink r:id="rId15" w:history="1">
-          <w:r>
-            <w:rPr>
-              <w:rStyle w:val="Hyperlink"/>
-            </w:rPr>
-            <w:t>aterial</w:t>
-          </w:r>
-        </w:hyperlink>
-      </w:r>
-      <w:r>
-        <w:rPr>
-          <w:u w:val="single" w:color="0000ff"/>
-          <w:rFonts w:ascii="Charis SIL Regular" w:hAnsi="Charis SIL Regular" w:eastAsia="Charis SIL Regular"/>
-          <w:b w:val="0"/>
-          <w:i w:val="0"/>
-          <w:color w:val="000000"/>
-          <w:sz w:val="24"/>
-        </w:rPr>
-        <w:hyperlink r:id="rId15" w:history="1">
-          <w:r>
-            <w:rPr>
-              <w:rStyle w:val="Hyperlink"/>
-            </w:rPr>
-            <w:t>.</w:t>
-          </w:r>
-        </w:hyperlink>
-      </w:r>
-      <w:r>
-        <w:rPr>
-          <w:u w:val="single" w:color="0000ff"/>
-          <w:rFonts w:ascii="Charis SIL Regular" w:hAnsi="Charis SIL Regular" w:eastAsia="Charis SIL Regular"/>
-          <w:b w:val="0"/>
-          <w:i w:val="0"/>
-          <w:color w:val="000000"/>
-          <w:sz w:val="24"/>
-        </w:rPr>
-        <w:hyperlink r:id="rId15" w:history="1">
-          <w:r>
-            <w:rPr>
-              <w:rStyle w:val="Hyperlink"/>
-            </w:rPr>
-            <w:t xml:space="preserve"> Various </w:t>
-          </w:r>
-        </w:hyperlink>
+        <w:t xml:space="preserve">aterial. Various </w:t>
       </w:r>
       <w:r>
         <w:rPr>
@@ -1813,7 +1806,18 @@
           <w:color w:val="000000"/>
           <w:sz w:val="24"/>
         </w:rPr>
-        <w:t xml:space="preserve">special collections can also be </w:t>
+        <w:t>special collections can also</w:t>
+      </w:r>
+      <w:r>
+        <w:rPr>
+          <w:u w:val="single" w:color="0000ff"/>
+          <w:rFonts w:ascii="Charis SIL Regular" w:hAnsi="Charis SIL Regular" w:eastAsia="Charis SIL Regular"/>
+          <w:b w:val="0"/>
+          <w:i w:val="0"/>
+          <w:color w:val="000000"/>
+          <w:sz w:val="24"/>
+        </w:rPr>
+        <w:t xml:space="preserve"> be </w:t>
       </w:r>
       <w:r>
         <w:rPr>

--- a/EXPORTS/DOCX/published/niveau3/English/UniversiteitsbibliotheekLeiden.docx
+++ b/EXPORTS/DOCX/published/niveau3/English/UniversiteitsbibliotheekLeiden.docx
@@ -751,7 +751,7 @@
           <w:sz w:val="24"/>
           <w:u w:val="single"/>
         </w:rPr>
-        <w:hyperlink r:id="rId11" w:history="1">
+        <w:hyperlink r:id="rId10" w:history="1">
           <w:r>
             <w:rPr>
               <w:rStyle w:val="Hyperlink"/>
@@ -780,7 +780,7 @@
           <w:sz w:val="24"/>
           <w:u w:val="single"/>
         </w:rPr>
-        <w:hyperlink r:id="rId11" w:history="1">
+        <w:hyperlink r:id="rId10" w:history="1">
           <w:r>
             <w:rPr>
               <w:rStyle w:val="Hyperlink"/>
@@ -798,7 +798,7 @@
           <w:sz w:val="24"/>
           <w:u w:val="single"/>
         </w:rPr>
-        <w:hyperlink r:id="rId11" w:history="1">
+        <w:hyperlink r:id="rId10" w:history="1">
           <w:r>
             <w:rPr>
               <w:rStyle w:val="Hyperlink"/>
@@ -816,7 +816,7 @@
           <w:sz w:val="24"/>
           <w:u w:val="single"/>
         </w:rPr>
-        <w:hyperlink r:id="rId11" w:history="1">
+        <w:hyperlink r:id="rId10" w:history="1">
           <w:r>
             <w:rPr>
               <w:rStyle w:val="Hyperlink"/>
@@ -845,7 +845,7 @@
           <w:sz w:val="24"/>
           <w:u w:val="single"/>
         </w:rPr>
-        <w:hyperlink r:id="rId11" w:history="1">
+        <w:hyperlink r:id="rId10" w:history="1">
           <w:r>
             <w:rPr>
               <w:rStyle w:val="Hyperlink"/>
@@ -863,7 +863,7 @@
           <w:sz w:val="24"/>
           <w:u w:val="single"/>
         </w:rPr>
-        <w:hyperlink r:id="rId11" w:history="1">
+        <w:hyperlink r:id="rId10" w:history="1">
           <w:r>
             <w:rPr>
               <w:rStyle w:val="Hyperlink"/>
@@ -1549,23 +1549,6 @@
       </w:r>
       <w:r>
         <w:rPr>
-          <w:rFonts w:ascii="Charis SIL Regular" w:hAnsi="Charis SIL Regular" w:eastAsia="Charis SIL Regular"/>
-          <w:b w:val="0"/>
-          <w:i w:val="0"/>
-          <w:color w:val="000000"/>
-          <w:sz w:val="24"/>
-        </w:rPr>
-        <w:hyperlink r:id="rId14" w:history="1">
-          <w:r>
-            <w:rPr>
-              <w:rStyle w:val="Hyperlink"/>
-            </w:rPr>
-            <w:t>d</w:t>
-          </w:r>
-        </w:hyperlink>
-      </w:r>
-      <w:r>
-        <w:rPr>
           <w:u w:val="single" w:color="0000ff"/>
           <w:rFonts w:ascii="Charis SIL Regular" w:hAnsi="Charis SIL Regular" w:eastAsia="Charis SIL Regular"/>
           <w:b w:val="0"/>
@@ -1573,7 +1556,7 @@
           <w:color w:val="000000"/>
           <w:sz w:val="24"/>
         </w:rPr>
-        <w:t xml:space="preserve"> </w:t>
+        <w:t>d</w:t>
       </w:r>
       <w:r>
         <w:rPr>
@@ -1583,7 +1566,7 @@
           <w:color w:val="000000"/>
           <w:sz w:val="24"/>
         </w:rPr>
-        <w:t xml:space="preserve">them. Besides </w:t>
+        <w:t xml:space="preserve"> them. Besides </w:t>
       </w:r>
       <w:r>
         <w:rPr>

--- a/EXPORTS/DOCX/published/niveau3/English/UniversiteitsbibliotheekLeiden.docx
+++ b/EXPORTS/DOCX/published/niveau3/English/UniversiteitsbibliotheekLeiden.docx
@@ -628,14 +628,7 @@
           <w:sz w:val="24"/>
           <w:u w:val="single"/>
         </w:rPr>
-        <w:hyperlink r:id="rId11" w:history="1">
-          <w:r>
-            <w:rPr>
-              <w:rStyle w:val="Hyperlink"/>
-            </w:rPr>
-            <w:t>Netherlands</w:t>
-          </w:r>
-        </w:hyperlink>
+        <w:t>Netherlands Instit</w:t>
       </w:r>
       <w:r>
         <w:rPr>
@@ -646,36 +639,7 @@
           <w:sz w:val="24"/>
           <w:u w:val="single"/>
         </w:rPr>
-        <w:t xml:space="preserve"> </w:t>
-      </w:r>
-      <w:r>
-        <w:rPr>
-          <w:rFonts w:ascii="Charis SIL Regular" w:hAnsi="Charis SIL Regular" w:eastAsia="Charis SIL Regular"/>
-          <w:b w:val="0"/>
-          <w:i w:val="0"/>
-          <w:color w:val="0000FF"/>
-          <w:sz w:val="24"/>
-          <w:u w:val="single"/>
-        </w:rPr>
-        <w:hyperlink r:id="rId11" w:history="1">
-          <w:r>
-            <w:rPr>
-              <w:rStyle w:val="Hyperlink"/>
-            </w:rPr>
-            <w:t>Instit</w:t>
-          </w:r>
-        </w:hyperlink>
-      </w:r>
-      <w:r>
-        <w:rPr>
-          <w:rFonts w:ascii="Charis SIL Regular" w:hAnsi="Charis SIL Regular" w:eastAsia="Charis SIL Regular"/>
-          <w:b w:val="0"/>
-          <w:i w:val="0"/>
-          <w:color w:val="0000FF"/>
-          <w:sz w:val="24"/>
-          <w:u w:val="single"/>
-        </w:rPr>
-        <w:hyperlink r:id="rId11" w:history="1">
+        <w:hyperlink r:id="rId10" w:history="1">
           <w:r>
             <w:rPr>
               <w:rStyle w:val="Hyperlink"/>
@@ -704,7 +668,7 @@
           <w:sz w:val="24"/>
           <w:u w:val="single"/>
         </w:rPr>
-        <w:hyperlink r:id="rId11" w:history="1">
+        <w:hyperlink r:id="rId10" w:history="1">
           <w:r>
             <w:rPr>
               <w:rStyle w:val="Hyperlink"/>
@@ -751,7 +715,7 @@
           <w:sz w:val="24"/>
           <w:u w:val="single"/>
         </w:rPr>
-        <w:hyperlink r:id="rId10" w:history="1">
+        <w:hyperlink r:id="rId11" w:history="1">
           <w:r>
             <w:rPr>
               <w:rStyle w:val="Hyperlink"/>
@@ -780,7 +744,7 @@
           <w:sz w:val="24"/>
           <w:u w:val="single"/>
         </w:rPr>
-        <w:hyperlink r:id="rId10" w:history="1">
+        <w:hyperlink r:id="rId11" w:history="1">
           <w:r>
             <w:rPr>
               <w:rStyle w:val="Hyperlink"/>
@@ -798,7 +762,7 @@
           <w:sz w:val="24"/>
           <w:u w:val="single"/>
         </w:rPr>
-        <w:hyperlink r:id="rId10" w:history="1">
+        <w:hyperlink r:id="rId11" w:history="1">
           <w:r>
             <w:rPr>
               <w:rStyle w:val="Hyperlink"/>
@@ -816,7 +780,7 @@
           <w:sz w:val="24"/>
           <w:u w:val="single"/>
         </w:rPr>
-        <w:hyperlink r:id="rId10" w:history="1">
+        <w:hyperlink r:id="rId11" w:history="1">
           <w:r>
             <w:rPr>
               <w:rStyle w:val="Hyperlink"/>
@@ -845,7 +809,7 @@
           <w:sz w:val="24"/>
           <w:u w:val="single"/>
         </w:rPr>
-        <w:hyperlink r:id="rId10" w:history="1">
+        <w:hyperlink r:id="rId11" w:history="1">
           <w:r>
             <w:rPr>
               <w:rStyle w:val="Hyperlink"/>
@@ -863,7 +827,7 @@
           <w:sz w:val="24"/>
           <w:u w:val="single"/>
         </w:rPr>
-        <w:hyperlink r:id="rId10" w:history="1">
+        <w:hyperlink r:id="rId11" w:history="1">
           <w:r>
             <w:rPr>
               <w:rStyle w:val="Hyperlink"/>
@@ -892,7 +856,7 @@
           <w:sz w:val="24"/>
           <w:u w:val="single"/>
         </w:rPr>
-        <w:hyperlink r:id="rId10" w:history="1">
+        <w:hyperlink r:id="rId11" w:history="1">
           <w:r>
             <w:rPr>
               <w:rStyle w:val="Hyperlink"/>
@@ -1549,6 +1513,23 @@
       </w:r>
       <w:r>
         <w:rPr>
+          <w:rFonts w:ascii="Charis SIL Regular" w:hAnsi="Charis SIL Regular" w:eastAsia="Charis SIL Regular"/>
+          <w:b w:val="0"/>
+          <w:i w:val="0"/>
+          <w:color w:val="000000"/>
+          <w:sz w:val="24"/>
+        </w:rPr>
+        <w:hyperlink r:id="rId14" w:history="1">
+          <w:r>
+            <w:rPr>
+              <w:rStyle w:val="Hyperlink"/>
+            </w:rPr>
+            <w:t>d</w:t>
+          </w:r>
+        </w:hyperlink>
+      </w:r>
+      <w:r>
+        <w:rPr>
           <w:u w:val="single" w:color="0000ff"/>
           <w:rFonts w:ascii="Charis SIL Regular" w:hAnsi="Charis SIL Regular" w:eastAsia="Charis SIL Regular"/>
           <w:b w:val="0"/>
@@ -1556,7 +1537,7 @@
           <w:color w:val="000000"/>
           <w:sz w:val="24"/>
         </w:rPr>
-        <w:t>d</w:t>
+        <w:t xml:space="preserve"> </w:t>
       </w:r>
       <w:r>
         <w:rPr>
@@ -1566,7 +1547,7 @@
           <w:color w:val="000000"/>
           <w:sz w:val="24"/>
         </w:rPr>
-        <w:t xml:space="preserve"> them. Besides </w:t>
+        <w:t xml:space="preserve">them. Besides </w:t>
       </w:r>
       <w:r>
         <w:rPr>
@@ -1704,7 +1685,50 @@
           <w:color w:val="000000"/>
           <w:sz w:val="24"/>
         </w:rPr>
-        <w:t xml:space="preserve">aterial. Various </w:t>
+        <w:hyperlink r:id="rId15" w:history="1">
+          <w:r>
+            <w:rPr>
+              <w:rStyle w:val="Hyperlink"/>
+            </w:rPr>
+            <w:t>aterial</w:t>
+          </w:r>
+        </w:hyperlink>
+      </w:r>
+      <w:r>
+        <w:rPr>
+          <w:u w:val="single" w:color="0000ff"/>
+          <w:rFonts w:ascii="Charis SIL Regular" w:hAnsi="Charis SIL Regular" w:eastAsia="Charis SIL Regular"/>
+          <w:b w:val="0"/>
+          <w:i w:val="0"/>
+          <w:color w:val="000000"/>
+          <w:sz w:val="24"/>
+        </w:rPr>
+        <w:hyperlink r:id="rId15" w:history="1">
+          <w:r>
+            <w:rPr>
+              <w:rStyle w:val="Hyperlink"/>
+            </w:rPr>
+            <w:t>.</w:t>
+          </w:r>
+        </w:hyperlink>
+      </w:r>
+      <w:r>
+        <w:rPr>
+          <w:u w:val="single" w:color="0000ff"/>
+          <w:rFonts w:ascii="Charis SIL Regular" w:hAnsi="Charis SIL Regular" w:eastAsia="Charis SIL Regular"/>
+          <w:b w:val="0"/>
+          <w:i w:val="0"/>
+          <w:color w:val="000000"/>
+          <w:sz w:val="24"/>
+        </w:rPr>
+        <w:hyperlink r:id="rId15" w:history="1">
+          <w:r>
+            <w:rPr>
+              <w:rStyle w:val="Hyperlink"/>
+            </w:rPr>
+            <w:t xml:space="preserve"> Various </w:t>
+          </w:r>
+        </w:hyperlink>
       </w:r>
       <w:r>
         <w:rPr>
@@ -1789,18 +1813,7 @@
           <w:color w:val="000000"/>
           <w:sz w:val="24"/>
         </w:rPr>
-        <w:t>special collections can also</w:t>
-      </w:r>
-      <w:r>
-        <w:rPr>
-          <w:u w:val="single" w:color="0000ff"/>
-          <w:rFonts w:ascii="Charis SIL Regular" w:hAnsi="Charis SIL Regular" w:eastAsia="Charis SIL Regular"/>
-          <w:b w:val="0"/>
-          <w:i w:val="0"/>
-          <w:color w:val="000000"/>
-          <w:sz w:val="24"/>
-        </w:rPr>
-        <w:t xml:space="preserve"> be </w:t>
+        <w:t xml:space="preserve">special collections can also be </w:t>
       </w:r>
       <w:r>
         <w:rPr>

--- a/EXPORTS/DOCX/published/niveau3/English/UniversiteitsbibliotheekLeiden.docx
+++ b/EXPORTS/DOCX/published/niveau3/English/UniversiteitsbibliotheekLeiden.docx
@@ -628,7 +628,14 @@
           <w:sz w:val="24"/>
           <w:u w:val="single"/>
         </w:rPr>
-        <w:t>Netherlands Instit</w:t>
+        <w:hyperlink r:id="rId11" w:history="1">
+          <w:r>
+            <w:rPr>
+              <w:rStyle w:val="Hyperlink"/>
+            </w:rPr>
+            <w:t>Netherlands</w:t>
+          </w:r>
+        </w:hyperlink>
       </w:r>
       <w:r>
         <w:rPr>
@@ -639,7 +646,36 @@
           <w:sz w:val="24"/>
           <w:u w:val="single"/>
         </w:rPr>
-        <w:hyperlink r:id="rId10" w:history="1">
+        <w:t xml:space="preserve"> </w:t>
+      </w:r>
+      <w:r>
+        <w:rPr>
+          <w:rFonts w:ascii="Charis SIL Regular" w:hAnsi="Charis SIL Regular" w:eastAsia="Charis SIL Regular"/>
+          <w:b w:val="0"/>
+          <w:i w:val="0"/>
+          <w:color w:val="0000FF"/>
+          <w:sz w:val="24"/>
+          <w:u w:val="single"/>
+        </w:rPr>
+        <w:hyperlink r:id="rId11" w:history="1">
+          <w:r>
+            <w:rPr>
+              <w:rStyle w:val="Hyperlink"/>
+            </w:rPr>
+            <w:t>Instit</w:t>
+          </w:r>
+        </w:hyperlink>
+      </w:r>
+      <w:r>
+        <w:rPr>
+          <w:rFonts w:ascii="Charis SIL Regular" w:hAnsi="Charis SIL Regular" w:eastAsia="Charis SIL Regular"/>
+          <w:b w:val="0"/>
+          <w:i w:val="0"/>
+          <w:color w:val="0000FF"/>
+          <w:sz w:val="24"/>
+          <w:u w:val="single"/>
+        </w:rPr>
+        <w:hyperlink r:id="rId11" w:history="1">
           <w:r>
             <w:rPr>
               <w:rStyle w:val="Hyperlink"/>
@@ -668,7 +704,7 @@
           <w:sz w:val="24"/>
           <w:u w:val="single"/>
         </w:rPr>
-        <w:hyperlink r:id="rId10" w:history="1">
+        <w:hyperlink r:id="rId11" w:history="1">
           <w:r>
             <w:rPr>
               <w:rStyle w:val="Hyperlink"/>
@@ -1685,50 +1721,7 @@
           <w:color w:val="000000"/>
           <w:sz w:val="24"/>
         </w:rPr>
-        <w:hyperlink r:id="rId15" w:history="1">
-          <w:r>
-            <w:rPr>
-              <w:rStyle w:val="Hyperlink"/>
-            </w:rPr>
-            <w:t>aterial</w:t>
-          </w:r>
-        </w:hyperlink>
-      </w:r>
-      <w:r>
-        <w:rPr>
-          <w:u w:val="single" w:color="0000ff"/>
-          <w:rFonts w:ascii="Charis SIL Regular" w:hAnsi="Charis SIL Regular" w:eastAsia="Charis SIL Regular"/>
-          <w:b w:val="0"/>
-          <w:i w:val="0"/>
-          <w:color w:val="000000"/>
-          <w:sz w:val="24"/>
-        </w:rPr>
-        <w:hyperlink r:id="rId15" w:history="1">
-          <w:r>
-            <w:rPr>
-              <w:rStyle w:val="Hyperlink"/>
-            </w:rPr>
-            <w:t>.</w:t>
-          </w:r>
-        </w:hyperlink>
-      </w:r>
-      <w:r>
-        <w:rPr>
-          <w:u w:val="single" w:color="0000ff"/>
-          <w:rFonts w:ascii="Charis SIL Regular" w:hAnsi="Charis SIL Regular" w:eastAsia="Charis SIL Regular"/>
-          <w:b w:val="0"/>
-          <w:i w:val="0"/>
-          <w:color w:val="000000"/>
-          <w:sz w:val="24"/>
-        </w:rPr>
-        <w:hyperlink r:id="rId15" w:history="1">
-          <w:r>
-            <w:rPr>
-              <w:rStyle w:val="Hyperlink"/>
-            </w:rPr>
-            <w:t xml:space="preserve"> Various </w:t>
-          </w:r>
-        </w:hyperlink>
+        <w:t xml:space="preserve">aterial. Various </w:t>
       </w:r>
       <w:r>
         <w:rPr>
@@ -1813,7 +1806,18 @@
           <w:color w:val="000000"/>
           <w:sz w:val="24"/>
         </w:rPr>
-        <w:t xml:space="preserve">special collections can also be </w:t>
+        <w:t>special collections can also</w:t>
+      </w:r>
+      <w:r>
+        <w:rPr>
+          <w:u w:val="single" w:color="0000ff"/>
+          <w:rFonts w:ascii="Charis SIL Regular" w:hAnsi="Charis SIL Regular" w:eastAsia="Charis SIL Regular"/>
+          <w:b w:val="0"/>
+          <w:i w:val="0"/>
+          <w:color w:val="000000"/>
+          <w:sz w:val="24"/>
+        </w:rPr>
+        <w:t xml:space="preserve"> be </w:t>
       </w:r>
       <w:r>
         <w:rPr>

--- a/EXPORTS/DOCX/published/niveau3/English/UniversiteitsbibliotheekLeiden.docx
+++ b/EXPORTS/DOCX/published/niveau3/English/UniversiteitsbibliotheekLeiden.docx
@@ -628,14 +628,7 @@
           <w:sz w:val="24"/>
           <w:u w:val="single"/>
         </w:rPr>
-        <w:hyperlink r:id="rId11" w:history="1">
-          <w:r>
-            <w:rPr>
-              <w:rStyle w:val="Hyperlink"/>
-            </w:rPr>
-            <w:t>Netherlands</w:t>
-          </w:r>
-        </w:hyperlink>
+        <w:t>Netherlands Instit</w:t>
       </w:r>
       <w:r>
         <w:rPr>
@@ -646,36 +639,7 @@
           <w:sz w:val="24"/>
           <w:u w:val="single"/>
         </w:rPr>
-        <w:t xml:space="preserve"> </w:t>
-      </w:r>
-      <w:r>
-        <w:rPr>
-          <w:rFonts w:ascii="Charis SIL Regular" w:hAnsi="Charis SIL Regular" w:eastAsia="Charis SIL Regular"/>
-          <w:b w:val="0"/>
-          <w:i w:val="0"/>
-          <w:color w:val="0000FF"/>
-          <w:sz w:val="24"/>
-          <w:u w:val="single"/>
-        </w:rPr>
-        <w:hyperlink r:id="rId11" w:history="1">
-          <w:r>
-            <w:rPr>
-              <w:rStyle w:val="Hyperlink"/>
-            </w:rPr>
-            <w:t>Instit</w:t>
-          </w:r>
-        </w:hyperlink>
-      </w:r>
-      <w:r>
-        <w:rPr>
-          <w:rFonts w:ascii="Charis SIL Regular" w:hAnsi="Charis SIL Regular" w:eastAsia="Charis SIL Regular"/>
-          <w:b w:val="0"/>
-          <w:i w:val="0"/>
-          <w:color w:val="0000FF"/>
-          <w:sz w:val="24"/>
-          <w:u w:val="single"/>
-        </w:rPr>
-        <w:hyperlink r:id="rId11" w:history="1">
+        <w:hyperlink r:id="rId10" w:history="1">
           <w:r>
             <w:rPr>
               <w:rStyle w:val="Hyperlink"/>
@@ -704,7 +668,7 @@
           <w:sz w:val="24"/>
           <w:u w:val="single"/>
         </w:rPr>
-        <w:hyperlink r:id="rId11" w:history="1">
+        <w:hyperlink r:id="rId10" w:history="1">
           <w:r>
             <w:rPr>
               <w:rStyle w:val="Hyperlink"/>
@@ -1721,7 +1685,50 @@
           <w:color w:val="000000"/>
           <w:sz w:val="24"/>
         </w:rPr>
-        <w:t xml:space="preserve">aterial. Various </w:t>
+        <w:hyperlink r:id="rId15" w:history="1">
+          <w:r>
+            <w:rPr>
+              <w:rStyle w:val="Hyperlink"/>
+            </w:rPr>
+            <w:t>aterial</w:t>
+          </w:r>
+        </w:hyperlink>
+      </w:r>
+      <w:r>
+        <w:rPr>
+          <w:u w:val="single" w:color="0000ff"/>
+          <w:rFonts w:ascii="Charis SIL Regular" w:hAnsi="Charis SIL Regular" w:eastAsia="Charis SIL Regular"/>
+          <w:b w:val="0"/>
+          <w:i w:val="0"/>
+          <w:color w:val="000000"/>
+          <w:sz w:val="24"/>
+        </w:rPr>
+        <w:hyperlink r:id="rId15" w:history="1">
+          <w:r>
+            <w:rPr>
+              <w:rStyle w:val="Hyperlink"/>
+            </w:rPr>
+            <w:t>.</w:t>
+          </w:r>
+        </w:hyperlink>
+      </w:r>
+      <w:r>
+        <w:rPr>
+          <w:u w:val="single" w:color="0000ff"/>
+          <w:rFonts w:ascii="Charis SIL Regular" w:hAnsi="Charis SIL Regular" w:eastAsia="Charis SIL Regular"/>
+          <w:b w:val="0"/>
+          <w:i w:val="0"/>
+          <w:color w:val="000000"/>
+          <w:sz w:val="24"/>
+        </w:rPr>
+        <w:hyperlink r:id="rId15" w:history="1">
+          <w:r>
+            <w:rPr>
+              <w:rStyle w:val="Hyperlink"/>
+            </w:rPr>
+            <w:t xml:space="preserve"> Various </w:t>
+          </w:r>
+        </w:hyperlink>
       </w:r>
       <w:r>
         <w:rPr>
@@ -1806,18 +1813,7 @@
           <w:color w:val="000000"/>
           <w:sz w:val="24"/>
         </w:rPr>
-        <w:t>special collections can also</w:t>
-      </w:r>
-      <w:r>
-        <w:rPr>
-          <w:u w:val="single" w:color="0000ff"/>
-          <w:rFonts w:ascii="Charis SIL Regular" w:hAnsi="Charis SIL Regular" w:eastAsia="Charis SIL Regular"/>
-          <w:b w:val="0"/>
-          <w:i w:val="0"/>
-          <w:color w:val="000000"/>
-          <w:sz w:val="24"/>
-        </w:rPr>
-        <w:t xml:space="preserve"> be </w:t>
+        <w:t xml:space="preserve">special collections can also be </w:t>
       </w:r>
       <w:r>
         <w:rPr>

--- a/EXPORTS/DOCX/published/niveau3/English/UniversiteitsbibliotheekLeiden.docx
+++ b/EXPORTS/DOCX/published/niveau3/English/UniversiteitsbibliotheekLeiden.docx
@@ -675,7 +675,7 @@
           <w:sz w:val="24"/>
           <w:u w:val="single"/>
         </w:rPr>
-        <w:hyperlink r:id="rId11" w:history="1">
+        <w:hyperlink r:id="rId10" w:history="1">
           <w:r>
             <w:rPr>
               <w:rStyle w:val="Hyperlink"/>
@@ -704,7 +704,7 @@
           <w:sz w:val="24"/>
           <w:u w:val="single"/>
         </w:rPr>
-        <w:hyperlink r:id="rId11" w:history="1">
+        <w:hyperlink r:id="rId10" w:history="1">
           <w:r>
             <w:rPr>
               <w:rStyle w:val="Hyperlink"/>
@@ -733,7 +733,7 @@
           <w:sz w:val="24"/>
           <w:u w:val="single"/>
         </w:rPr>
-        <w:hyperlink r:id="rId11" w:history="1">
+        <w:hyperlink r:id="rId10" w:history="1">
           <w:r>
             <w:rPr>
               <w:rStyle w:val="Hyperlink"/>
@@ -751,7 +751,7 @@
           <w:sz w:val="24"/>
           <w:u w:val="single"/>
         </w:rPr>
-        <w:hyperlink r:id="rId11" w:history="1">
+        <w:hyperlink r:id="rId10" w:history="1">
           <w:r>
             <w:rPr>
               <w:rStyle w:val="Hyperlink"/>
@@ -780,7 +780,7 @@
           <w:sz w:val="24"/>
           <w:u w:val="single"/>
         </w:rPr>
-        <w:hyperlink r:id="rId11" w:history="1">
+        <w:hyperlink r:id="rId10" w:history="1">
           <w:r>
             <w:rPr>
               <w:rStyle w:val="Hyperlink"/>
@@ -798,7 +798,7 @@
           <w:sz w:val="24"/>
           <w:u w:val="single"/>
         </w:rPr>
-        <w:hyperlink r:id="rId11" w:history="1">
+        <w:hyperlink r:id="rId10" w:history="1">
           <w:r>
             <w:rPr>
               <w:rStyle w:val="Hyperlink"/>
@@ -816,7 +816,7 @@
           <w:sz w:val="24"/>
           <w:u w:val="single"/>
         </w:rPr>
-        <w:hyperlink r:id="rId11" w:history="1">
+        <w:hyperlink r:id="rId10" w:history="1">
           <w:r>
             <w:rPr>
               <w:rStyle w:val="Hyperlink"/>
@@ -845,7 +845,7 @@
           <w:sz w:val="24"/>
           <w:u w:val="single"/>
         </w:rPr>
-        <w:hyperlink r:id="rId11" w:history="1">
+        <w:hyperlink r:id="rId10" w:history="1">
           <w:r>
             <w:rPr>
               <w:rStyle w:val="Hyperlink"/>
@@ -863,7 +863,7 @@
           <w:sz w:val="24"/>
           <w:u w:val="single"/>
         </w:rPr>
-        <w:hyperlink r:id="rId11" w:history="1">
+        <w:hyperlink r:id="rId10" w:history="1">
           <w:r>
             <w:rPr>
               <w:rStyle w:val="Hyperlink"/>
@@ -1075,6 +1075,7 @@
       </w:r>
       <w:r>
         <w:rPr>
+          <w:u w:val="single" w:color="0000ff"/>
           <w:rFonts w:ascii="Charis SIL Regular" w:hAnsi="Charis SIL Regular" w:eastAsia="Charis SIL Regular"/>
           <w:b w:val="0"/>
           <w:i w:val="0"/>
@@ -1146,14 +1147,7 @@
           <w:color w:val="000000"/>
           <w:sz w:val="24"/>
         </w:rPr>
-        <w:hyperlink r:id="rId11" w:history="1">
-          <w:r>
-            <w:rPr>
-              <w:rStyle w:val="Hyperlink"/>
-            </w:rPr>
-            <w:t xml:space="preserve">s Institute </w:t>
-          </w:r>
-        </w:hyperlink>
+        <w:t xml:space="preserve">s Institute </w:t>
       </w:r>
       <w:r>
         <w:rPr>
@@ -1721,7 +1715,49 @@
           <w:color w:val="000000"/>
           <w:sz w:val="24"/>
         </w:rPr>
-        <w:t xml:space="preserve">aterial. Various </w:t>
+        <w:hyperlink r:id="rId15" w:history="1">
+          <w:r>
+            <w:rPr>
+              <w:rStyle w:val="Hyperlink"/>
+            </w:rPr>
+            <w:t>aterial</w:t>
+          </w:r>
+        </w:hyperlink>
+      </w:r>
+      <w:r>
+        <w:rPr>
+          <w:u w:val="single" w:color="0000ff"/>
+          <w:rFonts w:ascii="Charis SIL Regular" w:hAnsi="Charis SIL Regular" w:eastAsia="Charis SIL Regular"/>
+          <w:b w:val="0"/>
+          <w:i w:val="0"/>
+          <w:color w:val="000000"/>
+          <w:sz w:val="24"/>
+        </w:rPr>
+        <w:hyperlink r:id="rId15" w:history="1">
+          <w:r>
+            <w:rPr>
+              <w:rStyle w:val="Hyperlink"/>
+            </w:rPr>
+            <w:t>.</w:t>
+          </w:r>
+        </w:hyperlink>
+      </w:r>
+      <w:r>
+        <w:rPr>
+          <w:rFonts w:ascii="Charis SIL Regular" w:hAnsi="Charis SIL Regular" w:eastAsia="Charis SIL Regular"/>
+          <w:b w:val="0"/>
+          <w:i w:val="0"/>
+          <w:color w:val="000000"/>
+          <w:sz w:val="24"/>
+        </w:rPr>
+        <w:hyperlink r:id="rId15" w:history="1">
+          <w:r>
+            <w:rPr>
+              <w:rStyle w:val="Hyperlink"/>
+            </w:rPr>
+            <w:t xml:space="preserve"> Various </w:t>
+          </w:r>
+        </w:hyperlink>
       </w:r>
       <w:r>
         <w:rPr>
@@ -1817,7 +1853,14 @@
           <w:color w:val="000000"/>
           <w:sz w:val="24"/>
         </w:rPr>
-        <w:t xml:space="preserve"> be </w:t>
+        <w:hyperlink r:id="rId14" w:history="1">
+          <w:r>
+            <w:rPr>
+              <w:rStyle w:val="Hyperlink"/>
+            </w:rPr>
+            <w:t xml:space="preserve"> be </w:t>
+          </w:r>
+        </w:hyperlink>
       </w:r>
       <w:r>
         <w:rPr>
@@ -2267,71 +2310,7 @@
           <w:color w:val="000000"/>
           <w:sz w:val="24"/>
         </w:rPr>
-        <w:t>types of m</w:t>
-      </w:r>
-      <w:r>
-        <w:rPr>
-          <w:u w:val="single" w:color="0000ff"/>
-          <w:rFonts w:ascii="Charis SIL Regular" w:hAnsi="Charis SIL Regular" w:eastAsia="Charis SIL Regular"/>
-          <w:b w:val="0"/>
-          <w:i w:val="0"/>
-          <w:color w:val="000000"/>
-          <w:sz w:val="24"/>
-        </w:rPr>
-        <w:hyperlink r:id="rId15" w:history="1">
-          <w:r>
-            <w:rPr>
-              <w:rStyle w:val="Hyperlink"/>
-            </w:rPr>
-            <w:t>aterial</w:t>
-          </w:r>
-        </w:hyperlink>
-      </w:r>
-      <w:r>
-        <w:rPr>
-          <w:u w:val="single" w:color="0000ff"/>
-          <w:rFonts w:ascii="Charis SIL Regular" w:hAnsi="Charis SIL Regular" w:eastAsia="Charis SIL Regular"/>
-          <w:b w:val="0"/>
-          <w:i w:val="0"/>
-          <w:color w:val="000000"/>
-          <w:sz w:val="24"/>
-        </w:rPr>
-        <w:hyperlink r:id="rId15" w:history="1">
-          <w:r>
-            <w:rPr>
-              <w:rStyle w:val="Hyperlink"/>
-            </w:rPr>
-            <w:t>.</w:t>
-          </w:r>
-        </w:hyperlink>
-      </w:r>
-      <w:r>
-        <w:rPr>
-          <w:u w:val="single" w:color="0000ff"/>
-          <w:rFonts w:ascii="Charis SIL Regular" w:hAnsi="Charis SIL Regular" w:eastAsia="Charis SIL Regular"/>
-          <w:b w:val="0"/>
-          <w:i w:val="0"/>
-          <w:color w:val="000000"/>
-          <w:sz w:val="24"/>
-        </w:rPr>
-        <w:hyperlink r:id="rId15" w:history="1">
-          <w:r>
-            <w:rPr>
-              <w:rStyle w:val="Hyperlink"/>
-            </w:rPr>
-            <w:t xml:space="preserve"> To facilit</w:t>
-          </w:r>
-        </w:hyperlink>
-      </w:r>
-      <w:r>
-        <w:rPr>
-          <w:rFonts w:ascii="Charis SIL Regular" w:hAnsi="Charis SIL Regular" w:eastAsia="Charis SIL Regular"/>
-          <w:b w:val="0"/>
-          <w:i w:val="0"/>
-          <w:color w:val="000000"/>
-          <w:sz w:val="24"/>
-        </w:rPr>
-        <w:t xml:space="preserve">ate your search, various </w:t>
+        <w:t xml:space="preserve">types of material. To facilitate your search, various </w:t>
       </w:r>
       <w:r>
         <w:rPr>
@@ -2522,14 +2501,7 @@
           <w:color w:val="000000"/>
           <w:sz w:val="24"/>
         </w:rPr>
-        <w:hyperlink r:id="rId13" w:history="1">
-          <w:r>
-            <w:rPr>
-              <w:rStyle w:val="Hyperlink"/>
-            </w:rPr>
-            <w:t>unt of arc</w:t>
-          </w:r>
-        </w:hyperlink>
+        <w:t>unt of arc</w:t>
       </w:r>
       <w:r>
         <w:rPr>
@@ -2785,9 +2757,8 @@
           <w:i w:val="0"/>
           <w:color w:val="0000FF"/>
           <w:sz w:val="24"/>
-          <w:u w:val="single"/>
         </w:rPr>
-        <w:t>ic research in colonised territorie</w:t>
+        <w:t>i</w:t>
       </w:r>
       <w:r>
         <w:rPr>
@@ -2796,8 +2767,9 @@
           <w:i w:val="0"/>
           <w:color w:val="0000FF"/>
           <w:sz w:val="24"/>
+          <w:u w:val="single"/>
         </w:rPr>
-        <w:t>s</w:t>
+        <w:t>c research in colonised territories</w:t>
       </w:r>
       <w:r>
         <w:br/>

--- a/EXPORTS/DOCX/published/niveau3/English/UniversiteitsbibliotheekLeiden.docx
+++ b/EXPORTS/DOCX/published/niveau3/English/UniversiteitsbibliotheekLeiden.docx
@@ -644,27 +644,8 @@
           <w:i w:val="0"/>
           <w:color w:val="0000FF"/>
           <w:sz w:val="24"/>
-          <w:u w:val="single"/>
         </w:rPr>
-        <w:t xml:space="preserve"> </w:t>
-      </w:r>
-      <w:r>
-        <w:rPr>
-          <w:rFonts w:ascii="Charis SIL Regular" w:hAnsi="Charis SIL Regular" w:eastAsia="Charis SIL Regular"/>
-          <w:b w:val="0"/>
-          <w:i w:val="0"/>
-          <w:color w:val="0000FF"/>
-          <w:sz w:val="24"/>
-          <w:u w:val="single"/>
-        </w:rPr>
-        <w:hyperlink r:id="rId11" w:history="1">
-          <w:r>
-            <w:rPr>
-              <w:rStyle w:val="Hyperlink"/>
-            </w:rPr>
-            <w:t>Instit</w:t>
-          </w:r>
-        </w:hyperlink>
+        <w:t xml:space="preserve"> Instit</w:t>
       </w:r>
       <w:r>
         <w:rPr>
@@ -1075,7 +1056,6 @@
       </w:r>
       <w:r>
         <w:rPr>
-          <w:u w:val="single" w:color="0000ff"/>
           <w:rFonts w:ascii="Charis SIL Regular" w:hAnsi="Charis SIL Regular" w:eastAsia="Charis SIL Regular"/>
           <w:b w:val="0"/>
           <w:i w:val="0"/>
@@ -1147,7 +1127,14 @@
           <w:color w:val="000000"/>
           <w:sz w:val="24"/>
         </w:rPr>
-        <w:t xml:space="preserve">s Institute </w:t>
+        <w:hyperlink r:id="rId11" w:history="1">
+          <w:r>
+            <w:rPr>
+              <w:rStyle w:val="Hyperlink"/>
+            </w:rPr>
+            <w:t xml:space="preserve">s Institute </w:t>
+          </w:r>
+        </w:hyperlink>
       </w:r>
       <w:r>
         <w:rPr>
@@ -1744,6 +1731,7 @@
       </w:r>
       <w:r>
         <w:rPr>
+          <w:u w:val="single" w:color="0000ff"/>
           <w:rFonts w:ascii="Charis SIL Regular" w:hAnsi="Charis SIL Regular" w:eastAsia="Charis SIL Regular"/>
           <w:b w:val="0"/>
           <w:i w:val="0"/>
@@ -2310,7 +2298,71 @@
           <w:color w:val="000000"/>
           <w:sz w:val="24"/>
         </w:rPr>
-        <w:t xml:space="preserve">types of material. To facilitate your search, various </w:t>
+        <w:t>types of m</w:t>
+      </w:r>
+      <w:r>
+        <w:rPr>
+          <w:u w:val="single" w:color="0000ff"/>
+          <w:rFonts w:ascii="Charis SIL Regular" w:hAnsi="Charis SIL Regular" w:eastAsia="Charis SIL Regular"/>
+          <w:b w:val="0"/>
+          <w:i w:val="0"/>
+          <w:color w:val="000000"/>
+          <w:sz w:val="24"/>
+        </w:rPr>
+        <w:hyperlink r:id="rId15" w:history="1">
+          <w:r>
+            <w:rPr>
+              <w:rStyle w:val="Hyperlink"/>
+            </w:rPr>
+            <w:t>aterial</w:t>
+          </w:r>
+        </w:hyperlink>
+      </w:r>
+      <w:r>
+        <w:rPr>
+          <w:u w:val="single" w:color="0000ff"/>
+          <w:rFonts w:ascii="Charis SIL Regular" w:hAnsi="Charis SIL Regular" w:eastAsia="Charis SIL Regular"/>
+          <w:b w:val="0"/>
+          <w:i w:val="0"/>
+          <w:color w:val="000000"/>
+          <w:sz w:val="24"/>
+        </w:rPr>
+        <w:hyperlink r:id="rId15" w:history="1">
+          <w:r>
+            <w:rPr>
+              <w:rStyle w:val="Hyperlink"/>
+            </w:rPr>
+            <w:t>.</w:t>
+          </w:r>
+        </w:hyperlink>
+      </w:r>
+      <w:r>
+        <w:rPr>
+          <w:u w:val="single" w:color="0000ff"/>
+          <w:rFonts w:ascii="Charis SIL Regular" w:hAnsi="Charis SIL Regular" w:eastAsia="Charis SIL Regular"/>
+          <w:b w:val="0"/>
+          <w:i w:val="0"/>
+          <w:color w:val="000000"/>
+          <w:sz w:val="24"/>
+        </w:rPr>
+        <w:hyperlink r:id="rId15" w:history="1">
+          <w:r>
+            <w:rPr>
+              <w:rStyle w:val="Hyperlink"/>
+            </w:rPr>
+            <w:t xml:space="preserve"> To facilit</w:t>
+          </w:r>
+        </w:hyperlink>
+      </w:r>
+      <w:r>
+        <w:rPr>
+          <w:rFonts w:ascii="Charis SIL Regular" w:hAnsi="Charis SIL Regular" w:eastAsia="Charis SIL Regular"/>
+          <w:b w:val="0"/>
+          <w:i w:val="0"/>
+          <w:color w:val="000000"/>
+          <w:sz w:val="24"/>
+        </w:rPr>
+        <w:t xml:space="preserve">ate your search, various </w:t>
       </w:r>
       <w:r>
         <w:rPr>
@@ -2501,7 +2553,14 @@
           <w:color w:val="000000"/>
           <w:sz w:val="24"/>
         </w:rPr>
-        <w:t>unt of arc</w:t>
+        <w:hyperlink r:id="rId13" w:history="1">
+          <w:r>
+            <w:rPr>
+              <w:rStyle w:val="Hyperlink"/>
+            </w:rPr>
+            <w:t>unt of arc</w:t>
+          </w:r>
+        </w:hyperlink>
       </w:r>
       <w:r>
         <w:rPr>
@@ -2757,8 +2816,9 @@
           <w:i w:val="0"/>
           <w:color w:val="0000FF"/>
           <w:sz w:val="24"/>
+          <w:u w:val="single"/>
         </w:rPr>
-        <w:t>i</w:t>
+        <w:t>ic research in colonised territorie</w:t>
       </w:r>
       <w:r>
         <w:rPr>
@@ -2767,9 +2827,8 @@
           <w:i w:val="0"/>
           <w:color w:val="0000FF"/>
           <w:sz w:val="24"/>
-          <w:u w:val="single"/>
         </w:rPr>
-        <w:t>c research in colonised territories</w:t>
+        <w:t>s</w:t>
       </w:r>
       <w:r>
         <w:br/>

--- a/EXPORTS/DOCX/published/niveau3/English/UniversiteitsbibliotheekLeiden.docx
+++ b/EXPORTS/DOCX/published/niveau3/English/UniversiteitsbibliotheekLeiden.docx
@@ -628,24 +628,7 @@
           <w:sz w:val="24"/>
           <w:u w:val="single"/>
         </w:rPr>
-        <w:hyperlink r:id="rId11" w:history="1">
-          <w:r>
-            <w:rPr>
-              <w:rStyle w:val="Hyperlink"/>
-            </w:rPr>
-            <w:t>Netherlands</w:t>
-          </w:r>
-        </w:hyperlink>
-      </w:r>
-      <w:r>
-        <w:rPr>
-          <w:rFonts w:ascii="Charis SIL Regular" w:hAnsi="Charis SIL Regular" w:eastAsia="Charis SIL Regular"/>
-          <w:b w:val="0"/>
-          <w:i w:val="0"/>
-          <w:color w:val="0000FF"/>
-          <w:sz w:val="24"/>
-        </w:rPr>
-        <w:t xml:space="preserve"> Instit</w:t>
+        <w:t>Netherlands Instit</w:t>
       </w:r>
       <w:r>
         <w:rPr>
@@ -714,7 +697,7 @@
           <w:sz w:val="24"/>
           <w:u w:val="single"/>
         </w:rPr>
-        <w:hyperlink r:id="rId10" w:history="1">
+        <w:hyperlink r:id="rId11" w:history="1">
           <w:r>
             <w:rPr>
               <w:rStyle w:val="Hyperlink"/>
@@ -732,7 +715,7 @@
           <w:sz w:val="24"/>
           <w:u w:val="single"/>
         </w:rPr>
-        <w:hyperlink r:id="rId10" w:history="1">
+        <w:hyperlink r:id="rId11" w:history="1">
           <w:r>
             <w:rPr>
               <w:rStyle w:val="Hyperlink"/>
@@ -761,7 +744,7 @@
           <w:sz w:val="24"/>
           <w:u w:val="single"/>
         </w:rPr>
-        <w:hyperlink r:id="rId10" w:history="1">
+        <w:hyperlink r:id="rId11" w:history="1">
           <w:r>
             <w:rPr>
               <w:rStyle w:val="Hyperlink"/>
@@ -779,7 +762,7 @@
           <w:sz w:val="24"/>
           <w:u w:val="single"/>
         </w:rPr>
-        <w:hyperlink r:id="rId10" w:history="1">
+        <w:hyperlink r:id="rId11" w:history="1">
           <w:r>
             <w:rPr>
               <w:rStyle w:val="Hyperlink"/>
@@ -797,7 +780,7 @@
           <w:sz w:val="24"/>
           <w:u w:val="single"/>
         </w:rPr>
-        <w:hyperlink r:id="rId10" w:history="1">
+        <w:hyperlink r:id="rId11" w:history="1">
           <w:r>
             <w:rPr>
               <w:rStyle w:val="Hyperlink"/>
@@ -826,7 +809,7 @@
           <w:sz w:val="24"/>
           <w:u w:val="single"/>
         </w:rPr>
-        <w:hyperlink r:id="rId10" w:history="1">
+        <w:hyperlink r:id="rId11" w:history="1">
           <w:r>
             <w:rPr>
               <w:rStyle w:val="Hyperlink"/>
@@ -844,7 +827,7 @@
           <w:sz w:val="24"/>
           <w:u w:val="single"/>
         </w:rPr>
-        <w:hyperlink r:id="rId10" w:history="1">
+        <w:hyperlink r:id="rId11" w:history="1">
           <w:r>
             <w:rPr>
               <w:rStyle w:val="Hyperlink"/>
@@ -873,7 +856,7 @@
           <w:sz w:val="24"/>
           <w:u w:val="single"/>
         </w:rPr>
-        <w:hyperlink r:id="rId10" w:history="1">
+        <w:hyperlink r:id="rId11" w:history="1">
           <w:r>
             <w:rPr>
               <w:rStyle w:val="Hyperlink"/>
@@ -1830,25 +1813,7 @@
           <w:color w:val="000000"/>
           <w:sz w:val="24"/>
         </w:rPr>
-        <w:t>special collections can also</w:t>
-      </w:r>
-      <w:r>
-        <w:rPr>
-          <w:u w:val="single" w:color="0000ff"/>
-          <w:rFonts w:ascii="Charis SIL Regular" w:hAnsi="Charis SIL Regular" w:eastAsia="Charis SIL Regular"/>
-          <w:b w:val="0"/>
-          <w:i w:val="0"/>
-          <w:color w:val="000000"/>
-          <w:sz w:val="24"/>
-        </w:rPr>
-        <w:hyperlink r:id="rId14" w:history="1">
-          <w:r>
-            <w:rPr>
-              <w:rStyle w:val="Hyperlink"/>
-            </w:rPr>
-            <w:t xml:space="preserve"> be </w:t>
-          </w:r>
-        </w:hyperlink>
+        <w:t xml:space="preserve">special collections can also be </w:t>
       </w:r>
       <w:r>
         <w:rPr>
@@ -2816,9 +2781,8 @@
           <w:i w:val="0"/>
           <w:color w:val="0000FF"/>
           <w:sz w:val="24"/>
-          <w:u w:val="single"/>
         </w:rPr>
-        <w:t>ic research in colonised territorie</w:t>
+        <w:t>i</w:t>
       </w:r>
       <w:r>
         <w:rPr>
@@ -2827,8 +2791,9 @@
           <w:i w:val="0"/>
           <w:color w:val="0000FF"/>
           <w:sz w:val="24"/>
+          <w:u w:val="single"/>
         </w:rPr>
-        <w:t>s</w:t>
+        <w:t>c research in colonised territories</w:t>
       </w:r>
       <w:r>
         <w:br/>

--- a/EXPORTS/DOCX/published/niveau3/English/UniversiteitsbibliotheekLeiden.docx
+++ b/EXPORTS/DOCX/published/niveau3/English/UniversiteitsbibliotheekLeiden.docx
@@ -626,7 +626,6 @@
           <w:i w:val="0"/>
           <w:color w:val="0000FF"/>
           <w:sz w:val="24"/>
-          <w:u w:val="single"/>
         </w:rPr>
         <w:t>Netherlands Instit</w:t>
       </w:r>
@@ -697,7 +696,7 @@
           <w:sz w:val="24"/>
           <w:u w:val="single"/>
         </w:rPr>
-        <w:hyperlink r:id="rId11" w:history="1">
+        <w:hyperlink r:id="rId10" w:history="1">
           <w:r>
             <w:rPr>
               <w:rStyle w:val="Hyperlink"/>
@@ -715,7 +714,7 @@
           <w:sz w:val="24"/>
           <w:u w:val="single"/>
         </w:rPr>
-        <w:hyperlink r:id="rId11" w:history="1">
+        <w:hyperlink r:id="rId10" w:history="1">
           <w:r>
             <w:rPr>
               <w:rStyle w:val="Hyperlink"/>
@@ -744,7 +743,7 @@
           <w:sz w:val="24"/>
           <w:u w:val="single"/>
         </w:rPr>
-        <w:hyperlink r:id="rId11" w:history="1">
+        <w:hyperlink r:id="rId10" w:history="1">
           <w:r>
             <w:rPr>
               <w:rStyle w:val="Hyperlink"/>
@@ -762,7 +761,7 @@
           <w:sz w:val="24"/>
           <w:u w:val="single"/>
         </w:rPr>
-        <w:hyperlink r:id="rId11" w:history="1">
+        <w:hyperlink r:id="rId10" w:history="1">
           <w:r>
             <w:rPr>
               <w:rStyle w:val="Hyperlink"/>
@@ -780,7 +779,7 @@
           <w:sz w:val="24"/>
           <w:u w:val="single"/>
         </w:rPr>
-        <w:hyperlink r:id="rId11" w:history="1">
+        <w:hyperlink r:id="rId10" w:history="1">
           <w:r>
             <w:rPr>
               <w:rStyle w:val="Hyperlink"/>
@@ -809,7 +808,7 @@
           <w:sz w:val="24"/>
           <w:u w:val="single"/>
         </w:rPr>
-        <w:hyperlink r:id="rId11" w:history="1">
+        <w:hyperlink r:id="rId10" w:history="1">
           <w:r>
             <w:rPr>
               <w:rStyle w:val="Hyperlink"/>
@@ -827,7 +826,7 @@
           <w:sz w:val="24"/>
           <w:u w:val="single"/>
         </w:rPr>
-        <w:hyperlink r:id="rId11" w:history="1">
+        <w:hyperlink r:id="rId10" w:history="1">
           <w:r>
             <w:rPr>
               <w:rStyle w:val="Hyperlink"/>
@@ -856,7 +855,7 @@
           <w:sz w:val="24"/>
           <w:u w:val="single"/>
         </w:rPr>
-        <w:hyperlink r:id="rId11" w:history="1">
+        <w:hyperlink r:id="rId10" w:history="1">
           <w:r>
             <w:rPr>
               <w:rStyle w:val="Hyperlink"/>
@@ -1813,7 +1812,25 @@
           <w:color w:val="000000"/>
           <w:sz w:val="24"/>
         </w:rPr>
-        <w:t xml:space="preserve">special collections can also be </w:t>
+        <w:t>special collections can also</w:t>
+      </w:r>
+      <w:r>
+        <w:rPr>
+          <w:u w:val="single" w:color="0000ff"/>
+          <w:rFonts w:ascii="Charis SIL Regular" w:hAnsi="Charis SIL Regular" w:eastAsia="Charis SIL Regular"/>
+          <w:b w:val="0"/>
+          <w:i w:val="0"/>
+          <w:color w:val="000000"/>
+          <w:sz w:val="24"/>
+        </w:rPr>
+        <w:hyperlink r:id="rId14" w:history="1">
+          <w:r>
+            <w:rPr>
+              <w:rStyle w:val="Hyperlink"/>
+            </w:rPr>
+            <w:t xml:space="preserve"> be </w:t>
+          </w:r>
+        </w:hyperlink>
       </w:r>
       <w:r>
         <w:rPr>
@@ -2781,8 +2798,9 @@
           <w:i w:val="0"/>
           <w:color w:val="0000FF"/>
           <w:sz w:val="24"/>
+          <w:u w:val="single"/>
         </w:rPr>
-        <w:t>i</w:t>
+        <w:t>ic research in colonised territorie</w:t>
       </w:r>
       <w:r>
         <w:rPr>
@@ -2791,9 +2809,8 @@
           <w:i w:val="0"/>
           <w:color w:val="0000FF"/>
           <w:sz w:val="24"/>
-          <w:u w:val="single"/>
         </w:rPr>
-        <w:t>c research in colonised territories</w:t>
+        <w:t>s</w:t>
       </w:r>
       <w:r>
         <w:br/>

--- a/EXPORTS/DOCX/published/niveau3/English/UniversiteitsbibliotheekLeiden.docx
+++ b/EXPORTS/DOCX/published/niveau3/English/UniversiteitsbibliotheekLeiden.docx
@@ -626,8 +626,16 @@
           <w:i w:val="0"/>
           <w:color w:val="0000FF"/>
           <w:sz w:val="24"/>
+          <w:u w:val="single"/>
         </w:rPr>
-        <w:t>Netherlands Instit</w:t>
+        <w:hyperlink r:id="rId11" w:history="1">
+          <w:r>
+            <w:rPr>
+              <w:rStyle w:val="Hyperlink"/>
+            </w:rPr>
+            <w:t>Netherlands</w:t>
+          </w:r>
+        </w:hyperlink>
       </w:r>
       <w:r>
         <w:rPr>
@@ -638,7 +646,36 @@
           <w:sz w:val="24"/>
           <w:u w:val="single"/>
         </w:rPr>
-        <w:hyperlink r:id="rId10" w:history="1">
+        <w:t xml:space="preserve"> </w:t>
+      </w:r>
+      <w:r>
+        <w:rPr>
+          <w:rFonts w:ascii="Charis SIL Regular" w:hAnsi="Charis SIL Regular" w:eastAsia="Charis SIL Regular"/>
+          <w:b w:val="0"/>
+          <w:i w:val="0"/>
+          <w:color w:val="0000FF"/>
+          <w:sz w:val="24"/>
+          <w:u w:val="single"/>
+        </w:rPr>
+        <w:hyperlink r:id="rId11" w:history="1">
+          <w:r>
+            <w:rPr>
+              <w:rStyle w:val="Hyperlink"/>
+            </w:rPr>
+            <w:t>Instit</w:t>
+          </w:r>
+        </w:hyperlink>
+      </w:r>
+      <w:r>
+        <w:rPr>
+          <w:rFonts w:ascii="Charis SIL Regular" w:hAnsi="Charis SIL Regular" w:eastAsia="Charis SIL Regular"/>
+          <w:b w:val="0"/>
+          <w:i w:val="0"/>
+          <w:color w:val="0000FF"/>
+          <w:sz w:val="24"/>
+          <w:u w:val="single"/>
+        </w:rPr>
+        <w:hyperlink r:id="rId11" w:history="1">
           <w:r>
             <w:rPr>
               <w:rStyle w:val="Hyperlink"/>
@@ -667,7 +704,7 @@
           <w:sz w:val="24"/>
           <w:u w:val="single"/>
         </w:rPr>
-        <w:hyperlink r:id="rId10" w:history="1">
+        <w:hyperlink r:id="rId11" w:history="1">
           <w:r>
             <w:rPr>
               <w:rStyle w:val="Hyperlink"/>
@@ -696,7 +733,7 @@
           <w:sz w:val="24"/>
           <w:u w:val="single"/>
         </w:rPr>
-        <w:hyperlink r:id="rId10" w:history="1">
+        <w:hyperlink r:id="rId11" w:history="1">
           <w:r>
             <w:rPr>
               <w:rStyle w:val="Hyperlink"/>
@@ -714,7 +751,7 @@
           <w:sz w:val="24"/>
           <w:u w:val="single"/>
         </w:rPr>
-        <w:hyperlink r:id="rId10" w:history="1">
+        <w:hyperlink r:id="rId11" w:history="1">
           <w:r>
             <w:rPr>
               <w:rStyle w:val="Hyperlink"/>
@@ -743,7 +780,7 @@
           <w:sz w:val="24"/>
           <w:u w:val="single"/>
         </w:rPr>
-        <w:hyperlink r:id="rId10" w:history="1">
+        <w:hyperlink r:id="rId11" w:history="1">
           <w:r>
             <w:rPr>
               <w:rStyle w:val="Hyperlink"/>
@@ -761,7 +798,7 @@
           <w:sz w:val="24"/>
           <w:u w:val="single"/>
         </w:rPr>
-        <w:hyperlink r:id="rId10" w:history="1">
+        <w:hyperlink r:id="rId11" w:history="1">
           <w:r>
             <w:rPr>
               <w:rStyle w:val="Hyperlink"/>
@@ -1684,50 +1721,7 @@
           <w:color w:val="000000"/>
           <w:sz w:val="24"/>
         </w:rPr>
-        <w:hyperlink r:id="rId15" w:history="1">
-          <w:r>
-            <w:rPr>
-              <w:rStyle w:val="Hyperlink"/>
-            </w:rPr>
-            <w:t>aterial</w:t>
-          </w:r>
-        </w:hyperlink>
-      </w:r>
-      <w:r>
-        <w:rPr>
-          <w:u w:val="single" w:color="0000ff"/>
-          <w:rFonts w:ascii="Charis SIL Regular" w:hAnsi="Charis SIL Regular" w:eastAsia="Charis SIL Regular"/>
-          <w:b w:val="0"/>
-          <w:i w:val="0"/>
-          <w:color w:val="000000"/>
-          <w:sz w:val="24"/>
-        </w:rPr>
-        <w:hyperlink r:id="rId15" w:history="1">
-          <w:r>
-            <w:rPr>
-              <w:rStyle w:val="Hyperlink"/>
-            </w:rPr>
-            <w:t>.</w:t>
-          </w:r>
-        </w:hyperlink>
-      </w:r>
-      <w:r>
-        <w:rPr>
-          <w:u w:val="single" w:color="0000ff"/>
-          <w:rFonts w:ascii="Charis SIL Regular" w:hAnsi="Charis SIL Regular" w:eastAsia="Charis SIL Regular"/>
-          <w:b w:val="0"/>
-          <w:i w:val="0"/>
-          <w:color w:val="000000"/>
-          <w:sz w:val="24"/>
-        </w:rPr>
-        <w:hyperlink r:id="rId15" w:history="1">
-          <w:r>
-            <w:rPr>
-              <w:rStyle w:val="Hyperlink"/>
-            </w:rPr>
-            <w:t xml:space="preserve"> Various </w:t>
-          </w:r>
-        </w:hyperlink>
+        <w:t xml:space="preserve">aterial. Various </w:t>
       </w:r>
       <w:r>
         <w:rPr>
@@ -1823,14 +1817,7 @@
           <w:color w:val="000000"/>
           <w:sz w:val="24"/>
         </w:rPr>
-        <w:hyperlink r:id="rId14" w:history="1">
-          <w:r>
-            <w:rPr>
-              <w:rStyle w:val="Hyperlink"/>
-            </w:rPr>
-            <w:t xml:space="preserve"> be </w:t>
-          </w:r>
-        </w:hyperlink>
+        <w:t xml:space="preserve"> be </w:t>
       </w:r>
       <w:r>
         <w:rPr>
@@ -2798,9 +2785,8 @@
           <w:i w:val="0"/>
           <w:color w:val="0000FF"/>
           <w:sz w:val="24"/>
-          <w:u w:val="single"/>
         </w:rPr>
-        <w:t>ic research in colonised territorie</w:t>
+        <w:t>i</w:t>
       </w:r>
       <w:r>
         <w:rPr>
@@ -2809,8 +2795,9 @@
           <w:i w:val="0"/>
           <w:color w:val="0000FF"/>
           <w:sz w:val="24"/>
+          <w:u w:val="single"/>
         </w:rPr>
-        <w:t>s</w:t>
+        <w:t>c research in colonised territories</w:t>
       </w:r>
       <w:r>
         <w:br/>

--- a/EXPORTS/DOCX/published/niveau3/English/UniversiteitsbibliotheekLeiden.docx
+++ b/EXPORTS/DOCX/published/niveau3/English/UniversiteitsbibliotheekLeiden.docx
@@ -1549,23 +1549,6 @@
       </w:r>
       <w:r>
         <w:rPr>
-          <w:rFonts w:ascii="Charis SIL Regular" w:hAnsi="Charis SIL Regular" w:eastAsia="Charis SIL Regular"/>
-          <w:b w:val="0"/>
-          <w:i w:val="0"/>
-          <w:color w:val="000000"/>
-          <w:sz w:val="24"/>
-        </w:rPr>
-        <w:hyperlink r:id="rId14" w:history="1">
-          <w:r>
-            <w:rPr>
-              <w:rStyle w:val="Hyperlink"/>
-            </w:rPr>
-            <w:t>d</w:t>
-          </w:r>
-        </w:hyperlink>
-      </w:r>
-      <w:r>
-        <w:rPr>
           <w:u w:val="single" w:color="0000ff"/>
           <w:rFonts w:ascii="Charis SIL Regular" w:hAnsi="Charis SIL Regular" w:eastAsia="Charis SIL Regular"/>
           <w:b w:val="0"/>
@@ -1573,7 +1556,7 @@
           <w:color w:val="000000"/>
           <w:sz w:val="24"/>
         </w:rPr>
-        <w:t xml:space="preserve"> </w:t>
+        <w:t>d</w:t>
       </w:r>
       <w:r>
         <w:rPr>
@@ -1583,7 +1566,7 @@
           <w:color w:val="000000"/>
           <w:sz w:val="24"/>
         </w:rPr>
-        <w:t xml:space="preserve">them. Besides </w:t>
+        <w:t xml:space="preserve"> them. Besides </w:t>
       </w:r>
       <w:r>
         <w:rPr>
@@ -1721,7 +1704,50 @@
           <w:color w:val="000000"/>
           <w:sz w:val="24"/>
         </w:rPr>
-        <w:t xml:space="preserve">aterial. Various </w:t>
+        <w:hyperlink r:id="rId15" w:history="1">
+          <w:r>
+            <w:rPr>
+              <w:rStyle w:val="Hyperlink"/>
+            </w:rPr>
+            <w:t>aterial</w:t>
+          </w:r>
+        </w:hyperlink>
+      </w:r>
+      <w:r>
+        <w:rPr>
+          <w:u w:val="single" w:color="0000ff"/>
+          <w:rFonts w:ascii="Charis SIL Regular" w:hAnsi="Charis SIL Regular" w:eastAsia="Charis SIL Regular"/>
+          <w:b w:val="0"/>
+          <w:i w:val="0"/>
+          <w:color w:val="000000"/>
+          <w:sz w:val="24"/>
+        </w:rPr>
+        <w:hyperlink r:id="rId15" w:history="1">
+          <w:r>
+            <w:rPr>
+              <w:rStyle w:val="Hyperlink"/>
+            </w:rPr>
+            <w:t>.</w:t>
+          </w:r>
+        </w:hyperlink>
+      </w:r>
+      <w:r>
+        <w:rPr>
+          <w:u w:val="single" w:color="0000ff"/>
+          <w:rFonts w:ascii="Charis SIL Regular" w:hAnsi="Charis SIL Regular" w:eastAsia="Charis SIL Regular"/>
+          <w:b w:val="0"/>
+          <w:i w:val="0"/>
+          <w:color w:val="000000"/>
+          <w:sz w:val="24"/>
+        </w:rPr>
+        <w:hyperlink r:id="rId15" w:history="1">
+          <w:r>
+            <w:rPr>
+              <w:rStyle w:val="Hyperlink"/>
+            </w:rPr>
+            <w:t xml:space="preserve"> Various </w:t>
+          </w:r>
+        </w:hyperlink>
       </w:r>
       <w:r>
         <w:rPr>
@@ -1817,7 +1843,14 @@
           <w:color w:val="000000"/>
           <w:sz w:val="24"/>
         </w:rPr>
-        <w:t xml:space="preserve"> be </w:t>
+        <w:hyperlink r:id="rId14" w:history="1">
+          <w:r>
+            <w:rPr>
+              <w:rStyle w:val="Hyperlink"/>
+            </w:rPr>
+            <w:t xml:space="preserve"> be </w:t>
+          </w:r>
+        </w:hyperlink>
       </w:r>
       <w:r>
         <w:rPr>
@@ -2267,71 +2300,7 @@
           <w:color w:val="000000"/>
           <w:sz w:val="24"/>
         </w:rPr>
-        <w:t>types of m</w:t>
-      </w:r>
-      <w:r>
-        <w:rPr>
-          <w:u w:val="single" w:color="0000ff"/>
-          <w:rFonts w:ascii="Charis SIL Regular" w:hAnsi="Charis SIL Regular" w:eastAsia="Charis SIL Regular"/>
-          <w:b w:val="0"/>
-          <w:i w:val="0"/>
-          <w:color w:val="000000"/>
-          <w:sz w:val="24"/>
-        </w:rPr>
-        <w:hyperlink r:id="rId15" w:history="1">
-          <w:r>
-            <w:rPr>
-              <w:rStyle w:val="Hyperlink"/>
-            </w:rPr>
-            <w:t>aterial</w:t>
-          </w:r>
-        </w:hyperlink>
-      </w:r>
-      <w:r>
-        <w:rPr>
-          <w:u w:val="single" w:color="0000ff"/>
-          <w:rFonts w:ascii="Charis SIL Regular" w:hAnsi="Charis SIL Regular" w:eastAsia="Charis SIL Regular"/>
-          <w:b w:val="0"/>
-          <w:i w:val="0"/>
-          <w:color w:val="000000"/>
-          <w:sz w:val="24"/>
-        </w:rPr>
-        <w:hyperlink r:id="rId15" w:history="1">
-          <w:r>
-            <w:rPr>
-              <w:rStyle w:val="Hyperlink"/>
-            </w:rPr>
-            <w:t>.</w:t>
-          </w:r>
-        </w:hyperlink>
-      </w:r>
-      <w:r>
-        <w:rPr>
-          <w:u w:val="single" w:color="0000ff"/>
-          <w:rFonts w:ascii="Charis SIL Regular" w:hAnsi="Charis SIL Regular" w:eastAsia="Charis SIL Regular"/>
-          <w:b w:val="0"/>
-          <w:i w:val="0"/>
-          <w:color w:val="000000"/>
-          <w:sz w:val="24"/>
-        </w:rPr>
-        <w:hyperlink r:id="rId15" w:history="1">
-          <w:r>
-            <w:rPr>
-              <w:rStyle w:val="Hyperlink"/>
-            </w:rPr>
-            <w:t xml:space="preserve"> To facilit</w:t>
-          </w:r>
-        </w:hyperlink>
-      </w:r>
-      <w:r>
-        <w:rPr>
-          <w:rFonts w:ascii="Charis SIL Regular" w:hAnsi="Charis SIL Regular" w:eastAsia="Charis SIL Regular"/>
-          <w:b w:val="0"/>
-          <w:i w:val="0"/>
-          <w:color w:val="000000"/>
-          <w:sz w:val="24"/>
-        </w:rPr>
-        <w:t xml:space="preserve">ate your search, various </w:t>
+        <w:t xml:space="preserve">types of material. To facilitate your search, various </w:t>
       </w:r>
       <w:r>
         <w:rPr>
@@ -2785,8 +2754,9 @@
           <w:i w:val="0"/>
           <w:color w:val="0000FF"/>
           <w:sz w:val="24"/>
+          <w:u w:val="single"/>
         </w:rPr>
-        <w:t>i</w:t>
+        <w:t>ic research in colonised territorie</w:t>
       </w:r>
       <w:r>
         <w:rPr>
@@ -2795,9 +2765,8 @@
           <w:i w:val="0"/>
           <w:color w:val="0000FF"/>
           <w:sz w:val="24"/>
-          <w:u w:val="single"/>
         </w:rPr>
-        <w:t>c research in colonised territories</w:t>
+        <w:t>s</w:t>
       </w:r>
       <w:r>
         <w:br/>

--- a/EXPORTS/DOCX/published/niveau3/English/UniversiteitsbibliotheekLeiden.docx
+++ b/EXPORTS/DOCX/published/niveau3/English/UniversiteitsbibliotheekLeiden.docx
@@ -816,7 +816,7 @@
           <w:sz w:val="24"/>
           <w:u w:val="single"/>
         </w:rPr>
-        <w:hyperlink r:id="rId10" w:history="1">
+        <w:hyperlink r:id="rId11" w:history="1">
           <w:r>
             <w:rPr>
               <w:rStyle w:val="Hyperlink"/>
@@ -845,7 +845,7 @@
           <w:sz w:val="24"/>
           <w:u w:val="single"/>
         </w:rPr>
-        <w:hyperlink r:id="rId10" w:history="1">
+        <w:hyperlink r:id="rId11" w:history="1">
           <w:r>
             <w:rPr>
               <w:rStyle w:val="Hyperlink"/>
@@ -863,7 +863,7 @@
           <w:sz w:val="24"/>
           <w:u w:val="single"/>
         </w:rPr>
-        <w:hyperlink r:id="rId10" w:history="1">
+        <w:hyperlink r:id="rId11" w:history="1">
           <w:r>
             <w:rPr>
               <w:rStyle w:val="Hyperlink"/>
@@ -892,7 +892,7 @@
           <w:sz w:val="24"/>
           <w:u w:val="single"/>
         </w:rPr>
-        <w:hyperlink r:id="rId10" w:history="1">
+        <w:hyperlink r:id="rId11" w:history="1">
           <w:r>
             <w:rPr>
               <w:rStyle w:val="Hyperlink"/>
@@ -1075,6 +1075,7 @@
       </w:r>
       <w:r>
         <w:rPr>
+          <w:u w:val="single" w:color="0000ff"/>
           <w:rFonts w:ascii="Charis SIL Regular" w:hAnsi="Charis SIL Regular" w:eastAsia="Charis SIL Regular"/>
           <w:b w:val="0"/>
           <w:i w:val="0"/>
@@ -1549,6 +1550,23 @@
       </w:r>
       <w:r>
         <w:rPr>
+          <w:rFonts w:ascii="Charis SIL Regular" w:hAnsi="Charis SIL Regular" w:eastAsia="Charis SIL Regular"/>
+          <w:b w:val="0"/>
+          <w:i w:val="0"/>
+          <w:color w:val="000000"/>
+          <w:sz w:val="24"/>
+        </w:rPr>
+        <w:hyperlink r:id="rId14" w:history="1">
+          <w:r>
+            <w:rPr>
+              <w:rStyle w:val="Hyperlink"/>
+            </w:rPr>
+            <w:t>d</w:t>
+          </w:r>
+        </w:hyperlink>
+      </w:r>
+      <w:r>
+        <w:rPr>
           <w:u w:val="single" w:color="0000ff"/>
           <w:rFonts w:ascii="Charis SIL Regular" w:hAnsi="Charis SIL Regular" w:eastAsia="Charis SIL Regular"/>
           <w:b w:val="0"/>
@@ -1556,7 +1574,7 @@
           <w:color w:val="000000"/>
           <w:sz w:val="24"/>
         </w:rPr>
-        <w:t>d</w:t>
+        <w:t xml:space="preserve"> </w:t>
       </w:r>
       <w:r>
         <w:rPr>
@@ -1566,7 +1584,7 @@
           <w:color w:val="000000"/>
           <w:sz w:val="24"/>
         </w:rPr>
-        <w:t xml:space="preserve"> them. Besides </w:t>
+        <w:t xml:space="preserve">them. Besides </w:t>
       </w:r>
       <w:r>
         <w:rPr>
@@ -2300,7 +2318,71 @@
           <w:color w:val="000000"/>
           <w:sz w:val="24"/>
         </w:rPr>
-        <w:t xml:space="preserve">types of material. To facilitate your search, various </w:t>
+        <w:t>types of m</w:t>
+      </w:r>
+      <w:r>
+        <w:rPr>
+          <w:u w:val="single" w:color="0000ff"/>
+          <w:rFonts w:ascii="Charis SIL Regular" w:hAnsi="Charis SIL Regular" w:eastAsia="Charis SIL Regular"/>
+          <w:b w:val="0"/>
+          <w:i w:val="0"/>
+          <w:color w:val="000000"/>
+          <w:sz w:val="24"/>
+        </w:rPr>
+        <w:hyperlink r:id="rId15" w:history="1">
+          <w:r>
+            <w:rPr>
+              <w:rStyle w:val="Hyperlink"/>
+            </w:rPr>
+            <w:t>aterial</w:t>
+          </w:r>
+        </w:hyperlink>
+      </w:r>
+      <w:r>
+        <w:rPr>
+          <w:u w:val="single" w:color="0000ff"/>
+          <w:rFonts w:ascii="Charis SIL Regular" w:hAnsi="Charis SIL Regular" w:eastAsia="Charis SIL Regular"/>
+          <w:b w:val="0"/>
+          <w:i w:val="0"/>
+          <w:color w:val="000000"/>
+          <w:sz w:val="24"/>
+        </w:rPr>
+        <w:hyperlink r:id="rId15" w:history="1">
+          <w:r>
+            <w:rPr>
+              <w:rStyle w:val="Hyperlink"/>
+            </w:rPr>
+            <w:t>.</w:t>
+          </w:r>
+        </w:hyperlink>
+      </w:r>
+      <w:r>
+        <w:rPr>
+          <w:u w:val="single" w:color="0000ff"/>
+          <w:rFonts w:ascii="Charis SIL Regular" w:hAnsi="Charis SIL Regular" w:eastAsia="Charis SIL Regular"/>
+          <w:b w:val="0"/>
+          <w:i w:val="0"/>
+          <w:color w:val="000000"/>
+          <w:sz w:val="24"/>
+        </w:rPr>
+        <w:hyperlink r:id="rId15" w:history="1">
+          <w:r>
+            <w:rPr>
+              <w:rStyle w:val="Hyperlink"/>
+            </w:rPr>
+            <w:t xml:space="preserve"> To facilit</w:t>
+          </w:r>
+        </w:hyperlink>
+      </w:r>
+      <w:r>
+        <w:rPr>
+          <w:rFonts w:ascii="Charis SIL Regular" w:hAnsi="Charis SIL Regular" w:eastAsia="Charis SIL Regular"/>
+          <w:b w:val="0"/>
+          <w:i w:val="0"/>
+          <w:color w:val="000000"/>
+          <w:sz w:val="24"/>
+        </w:rPr>
+        <w:t xml:space="preserve">ate your search, various </w:t>
       </w:r>
       <w:r>
         <w:rPr>

--- a/EXPORTS/DOCX/published/niveau3/English/UniversiteitsbibliotheekLeiden.docx
+++ b/EXPORTS/DOCX/published/niveau3/English/UniversiteitsbibliotheekLeiden.docx
@@ -628,14 +628,7 @@
           <w:sz w:val="24"/>
           <w:u w:val="single"/>
         </w:rPr>
-        <w:hyperlink r:id="rId11" w:history="1">
-          <w:r>
-            <w:rPr>
-              <w:rStyle w:val="Hyperlink"/>
-            </w:rPr>
-            <w:t>Netherlands</w:t>
-          </w:r>
-        </w:hyperlink>
+        <w:t>Netherlands Instit</w:t>
       </w:r>
       <w:r>
         <w:rPr>
@@ -646,36 +639,7 @@
           <w:sz w:val="24"/>
           <w:u w:val="single"/>
         </w:rPr>
-        <w:t xml:space="preserve"> </w:t>
-      </w:r>
-      <w:r>
-        <w:rPr>
-          <w:rFonts w:ascii="Charis SIL Regular" w:hAnsi="Charis SIL Regular" w:eastAsia="Charis SIL Regular"/>
-          <w:b w:val="0"/>
-          <w:i w:val="0"/>
-          <w:color w:val="0000FF"/>
-          <w:sz w:val="24"/>
-          <w:u w:val="single"/>
-        </w:rPr>
-        <w:hyperlink r:id="rId11" w:history="1">
-          <w:r>
-            <w:rPr>
-              <w:rStyle w:val="Hyperlink"/>
-            </w:rPr>
-            <w:t>Instit</w:t>
-          </w:r>
-        </w:hyperlink>
-      </w:r>
-      <w:r>
-        <w:rPr>
-          <w:rFonts w:ascii="Charis SIL Regular" w:hAnsi="Charis SIL Regular" w:eastAsia="Charis SIL Regular"/>
-          <w:b w:val="0"/>
-          <w:i w:val="0"/>
-          <w:color w:val="0000FF"/>
-          <w:sz w:val="24"/>
-          <w:u w:val="single"/>
-        </w:rPr>
-        <w:hyperlink r:id="rId11" w:history="1">
+        <w:hyperlink r:id="rId10" w:history="1">
           <w:r>
             <w:rPr>
               <w:rStyle w:val="Hyperlink"/>
@@ -704,7 +668,7 @@
           <w:sz w:val="24"/>
           <w:u w:val="single"/>
         </w:rPr>
-        <w:hyperlink r:id="rId11" w:history="1">
+        <w:hyperlink r:id="rId10" w:history="1">
           <w:r>
             <w:rPr>
               <w:rStyle w:val="Hyperlink"/>
@@ -733,7 +697,7 @@
           <w:sz w:val="24"/>
           <w:u w:val="single"/>
         </w:rPr>
-        <w:hyperlink r:id="rId11" w:history="1">
+        <w:hyperlink r:id="rId10" w:history="1">
           <w:r>
             <w:rPr>
               <w:rStyle w:val="Hyperlink"/>
@@ -751,7 +715,7 @@
           <w:sz w:val="24"/>
           <w:u w:val="single"/>
         </w:rPr>
-        <w:hyperlink r:id="rId11" w:history="1">
+        <w:hyperlink r:id="rId10" w:history="1">
           <w:r>
             <w:rPr>
               <w:rStyle w:val="Hyperlink"/>
@@ -780,7 +744,7 @@
           <w:sz w:val="24"/>
           <w:u w:val="single"/>
         </w:rPr>
-        <w:hyperlink r:id="rId11" w:history="1">
+        <w:hyperlink r:id="rId10" w:history="1">
           <w:r>
             <w:rPr>
               <w:rStyle w:val="Hyperlink"/>
@@ -798,7 +762,7 @@
           <w:sz w:val="24"/>
           <w:u w:val="single"/>
         </w:rPr>
-        <w:hyperlink r:id="rId11" w:history="1">
+        <w:hyperlink r:id="rId10" w:history="1">
           <w:r>
             <w:rPr>
               <w:rStyle w:val="Hyperlink"/>
@@ -816,7 +780,7 @@
           <w:sz w:val="24"/>
           <w:u w:val="single"/>
         </w:rPr>
-        <w:hyperlink r:id="rId11" w:history="1">
+        <w:hyperlink r:id="rId10" w:history="1">
           <w:r>
             <w:rPr>
               <w:rStyle w:val="Hyperlink"/>
@@ -1850,25 +1814,7 @@
           <w:color w:val="000000"/>
           <w:sz w:val="24"/>
         </w:rPr>
-        <w:t>special collections can also</w:t>
-      </w:r>
-      <w:r>
-        <w:rPr>
-          <w:u w:val="single" w:color="0000ff"/>
-          <w:rFonts w:ascii="Charis SIL Regular" w:hAnsi="Charis SIL Regular" w:eastAsia="Charis SIL Regular"/>
-          <w:b w:val="0"/>
-          <w:i w:val="0"/>
-          <w:color w:val="000000"/>
-          <w:sz w:val="24"/>
-        </w:rPr>
-        <w:hyperlink r:id="rId14" w:history="1">
-          <w:r>
-            <w:rPr>
-              <w:rStyle w:val="Hyperlink"/>
-            </w:rPr>
-            <w:t xml:space="preserve"> be </w:t>
-          </w:r>
-        </w:hyperlink>
+        <w:t xml:space="preserve">special collections can also be </w:t>
       </w:r>
       <w:r>
         <w:rPr>

--- a/EXPORTS/DOCX/published/niveau3/English/UniversiteitsbibliotheekLeiden.docx
+++ b/EXPORTS/DOCX/published/niveau3/English/UniversiteitsbibliotheekLeiden.docx
@@ -628,7 +628,14 @@
           <w:sz w:val="24"/>
           <w:u w:val="single"/>
         </w:rPr>
-        <w:t>Netherlands Instit</w:t>
+        <w:hyperlink r:id="rId11" w:history="1">
+          <w:r>
+            <w:rPr>
+              <w:rStyle w:val="Hyperlink"/>
+            </w:rPr>
+            <w:t>Netherlands</w:t>
+          </w:r>
+        </w:hyperlink>
       </w:r>
       <w:r>
         <w:rPr>
@@ -639,7 +646,36 @@
           <w:sz w:val="24"/>
           <w:u w:val="single"/>
         </w:rPr>
-        <w:hyperlink r:id="rId10" w:history="1">
+        <w:t xml:space="preserve"> </w:t>
+      </w:r>
+      <w:r>
+        <w:rPr>
+          <w:rFonts w:ascii="Charis SIL Regular" w:hAnsi="Charis SIL Regular" w:eastAsia="Charis SIL Regular"/>
+          <w:b w:val="0"/>
+          <w:i w:val="0"/>
+          <w:color w:val="0000FF"/>
+          <w:sz w:val="24"/>
+          <w:u w:val="single"/>
+        </w:rPr>
+        <w:hyperlink r:id="rId11" w:history="1">
+          <w:r>
+            <w:rPr>
+              <w:rStyle w:val="Hyperlink"/>
+            </w:rPr>
+            <w:t>Instit</w:t>
+          </w:r>
+        </w:hyperlink>
+      </w:r>
+      <w:r>
+        <w:rPr>
+          <w:rFonts w:ascii="Charis SIL Regular" w:hAnsi="Charis SIL Regular" w:eastAsia="Charis SIL Regular"/>
+          <w:b w:val="0"/>
+          <w:i w:val="0"/>
+          <w:color w:val="0000FF"/>
+          <w:sz w:val="24"/>
+          <w:u w:val="single"/>
+        </w:rPr>
+        <w:hyperlink r:id="rId11" w:history="1">
           <w:r>
             <w:rPr>
               <w:rStyle w:val="Hyperlink"/>
@@ -668,7 +704,7 @@
           <w:sz w:val="24"/>
           <w:u w:val="single"/>
         </w:rPr>
-        <w:hyperlink r:id="rId10" w:history="1">
+        <w:hyperlink r:id="rId11" w:history="1">
           <w:r>
             <w:rPr>
               <w:rStyle w:val="Hyperlink"/>
@@ -697,7 +733,7 @@
           <w:sz w:val="24"/>
           <w:u w:val="single"/>
         </w:rPr>
-        <w:hyperlink r:id="rId10" w:history="1">
+        <w:hyperlink r:id="rId11" w:history="1">
           <w:r>
             <w:rPr>
               <w:rStyle w:val="Hyperlink"/>
@@ -715,7 +751,7 @@
           <w:sz w:val="24"/>
           <w:u w:val="single"/>
         </w:rPr>
-        <w:hyperlink r:id="rId10" w:history="1">
+        <w:hyperlink r:id="rId11" w:history="1">
           <w:r>
             <w:rPr>
               <w:rStyle w:val="Hyperlink"/>
@@ -744,7 +780,7 @@
           <w:sz w:val="24"/>
           <w:u w:val="single"/>
         </w:rPr>
-        <w:hyperlink r:id="rId10" w:history="1">
+        <w:hyperlink r:id="rId11" w:history="1">
           <w:r>
             <w:rPr>
               <w:rStyle w:val="Hyperlink"/>
@@ -809,7 +845,7 @@
           <w:sz w:val="24"/>
           <w:u w:val="single"/>
         </w:rPr>
-        <w:hyperlink r:id="rId11" w:history="1">
+        <w:hyperlink r:id="rId10" w:history="1">
           <w:r>
             <w:rPr>
               <w:rStyle w:val="Hyperlink"/>
@@ -827,7 +863,7 @@
           <w:sz w:val="24"/>
           <w:u w:val="single"/>
         </w:rPr>
-        <w:hyperlink r:id="rId11" w:history="1">
+        <w:hyperlink r:id="rId10" w:history="1">
           <w:r>
             <w:rPr>
               <w:rStyle w:val="Hyperlink"/>
@@ -856,7 +892,7 @@
           <w:sz w:val="24"/>
           <w:u w:val="single"/>
         </w:rPr>
-        <w:hyperlink r:id="rId11" w:history="1">
+        <w:hyperlink r:id="rId10" w:history="1">
           <w:r>
             <w:rPr>
               <w:rStyle w:val="Hyperlink"/>
@@ -1039,7 +1075,6 @@
       </w:r>
       <w:r>
         <w:rPr>
-          <w:u w:val="single" w:color="0000ff"/>
           <w:rFonts w:ascii="Charis SIL Regular" w:hAnsi="Charis SIL Regular" w:eastAsia="Charis SIL Regular"/>
           <w:b w:val="0"/>
           <w:i w:val="0"/>
@@ -1514,23 +1549,6 @@
       </w:r>
       <w:r>
         <w:rPr>
-          <w:rFonts w:ascii="Charis SIL Regular" w:hAnsi="Charis SIL Regular" w:eastAsia="Charis SIL Regular"/>
-          <w:b w:val="0"/>
-          <w:i w:val="0"/>
-          <w:color w:val="000000"/>
-          <w:sz w:val="24"/>
-        </w:rPr>
-        <w:hyperlink r:id="rId14" w:history="1">
-          <w:r>
-            <w:rPr>
-              <w:rStyle w:val="Hyperlink"/>
-            </w:rPr>
-            <w:t>d</w:t>
-          </w:r>
-        </w:hyperlink>
-      </w:r>
-      <w:r>
-        <w:rPr>
           <w:u w:val="single" w:color="0000ff"/>
           <w:rFonts w:ascii="Charis SIL Regular" w:hAnsi="Charis SIL Regular" w:eastAsia="Charis SIL Regular"/>
           <w:b w:val="0"/>
@@ -1538,7 +1556,7 @@
           <w:color w:val="000000"/>
           <w:sz w:val="24"/>
         </w:rPr>
-        <w:t xml:space="preserve"> </w:t>
+        <w:t>d</w:t>
       </w:r>
       <w:r>
         <w:rPr>
@@ -1548,7 +1566,7 @@
           <w:color w:val="000000"/>
           <w:sz w:val="24"/>
         </w:rPr>
-        <w:t xml:space="preserve">them. Besides </w:t>
+        <w:t xml:space="preserve"> them. Besides </w:t>
       </w:r>
       <w:r>
         <w:rPr>
@@ -1686,50 +1704,7 @@
           <w:color w:val="000000"/>
           <w:sz w:val="24"/>
         </w:rPr>
-        <w:hyperlink r:id="rId15" w:history="1">
-          <w:r>
-            <w:rPr>
-              <w:rStyle w:val="Hyperlink"/>
-            </w:rPr>
-            <w:t>aterial</w:t>
-          </w:r>
-        </w:hyperlink>
-      </w:r>
-      <w:r>
-        <w:rPr>
-          <w:u w:val="single" w:color="0000ff"/>
-          <w:rFonts w:ascii="Charis SIL Regular" w:hAnsi="Charis SIL Regular" w:eastAsia="Charis SIL Regular"/>
-          <w:b w:val="0"/>
-          <w:i w:val="0"/>
-          <w:color w:val="000000"/>
-          <w:sz w:val="24"/>
-        </w:rPr>
-        <w:hyperlink r:id="rId15" w:history="1">
-          <w:r>
-            <w:rPr>
-              <w:rStyle w:val="Hyperlink"/>
-            </w:rPr>
-            <w:t>.</w:t>
-          </w:r>
-        </w:hyperlink>
-      </w:r>
-      <w:r>
-        <w:rPr>
-          <w:u w:val="single" w:color="0000ff"/>
-          <w:rFonts w:ascii="Charis SIL Regular" w:hAnsi="Charis SIL Regular" w:eastAsia="Charis SIL Regular"/>
-          <w:b w:val="0"/>
-          <w:i w:val="0"/>
-          <w:color w:val="000000"/>
-          <w:sz w:val="24"/>
-        </w:rPr>
-        <w:hyperlink r:id="rId15" w:history="1">
-          <w:r>
-            <w:rPr>
-              <w:rStyle w:val="Hyperlink"/>
-            </w:rPr>
-            <w:t xml:space="preserve"> Various </w:t>
-          </w:r>
-        </w:hyperlink>
+        <w:t xml:space="preserve">aterial. Various </w:t>
       </w:r>
       <w:r>
         <w:rPr>
@@ -1814,7 +1789,18 @@
           <w:color w:val="000000"/>
           <w:sz w:val="24"/>
         </w:rPr>
-        <w:t xml:space="preserve">special collections can also be </w:t>
+        <w:t>special collections can also</w:t>
+      </w:r>
+      <w:r>
+        <w:rPr>
+          <w:u w:val="single" w:color="0000ff"/>
+          <w:rFonts w:ascii="Charis SIL Regular" w:hAnsi="Charis SIL Regular" w:eastAsia="Charis SIL Regular"/>
+          <w:b w:val="0"/>
+          <w:i w:val="0"/>
+          <w:color w:val="000000"/>
+          <w:sz w:val="24"/>
+        </w:rPr>
+        <w:t xml:space="preserve"> be </w:t>
       </w:r>
       <w:r>
         <w:rPr>

--- a/EXPORTS/DOCX/published/niveau3/English/UniversiteitsbibliotheekLeiden.docx
+++ b/EXPORTS/DOCX/published/niveau3/English/UniversiteitsbibliotheekLeiden.docx
@@ -626,16 +626,8 @@
           <w:i w:val="0"/>
           <w:color w:val="0000FF"/>
           <w:sz w:val="24"/>
-          <w:u w:val="single"/>
         </w:rPr>
-        <w:hyperlink r:id="rId11" w:history="1">
-          <w:r>
-            <w:rPr>
-              <w:rStyle w:val="Hyperlink"/>
-            </w:rPr>
-            <w:t>Netherlands</w:t>
-          </w:r>
-        </w:hyperlink>
+        <w:t>Netherlands Instit</w:t>
       </w:r>
       <w:r>
         <w:rPr>
@@ -646,36 +638,7 @@
           <w:sz w:val="24"/>
           <w:u w:val="single"/>
         </w:rPr>
-        <w:t xml:space="preserve"> </w:t>
-      </w:r>
-      <w:r>
-        <w:rPr>
-          <w:rFonts w:ascii="Charis SIL Regular" w:hAnsi="Charis SIL Regular" w:eastAsia="Charis SIL Regular"/>
-          <w:b w:val="0"/>
-          <w:i w:val="0"/>
-          <w:color w:val="0000FF"/>
-          <w:sz w:val="24"/>
-          <w:u w:val="single"/>
-        </w:rPr>
-        <w:hyperlink r:id="rId11" w:history="1">
-          <w:r>
-            <w:rPr>
-              <w:rStyle w:val="Hyperlink"/>
-            </w:rPr>
-            <w:t>Instit</w:t>
-          </w:r>
-        </w:hyperlink>
-      </w:r>
-      <w:r>
-        <w:rPr>
-          <w:rFonts w:ascii="Charis SIL Regular" w:hAnsi="Charis SIL Regular" w:eastAsia="Charis SIL Regular"/>
-          <w:b w:val="0"/>
-          <w:i w:val="0"/>
-          <w:color w:val="0000FF"/>
-          <w:sz w:val="24"/>
-          <w:u w:val="single"/>
-        </w:rPr>
-        <w:hyperlink r:id="rId11" w:history="1">
+        <w:hyperlink r:id="rId10" w:history="1">
           <w:r>
             <w:rPr>
               <w:rStyle w:val="Hyperlink"/>
@@ -704,7 +667,7 @@
           <w:sz w:val="24"/>
           <w:u w:val="single"/>
         </w:rPr>
-        <w:hyperlink r:id="rId11" w:history="1">
+        <w:hyperlink r:id="rId10" w:history="1">
           <w:r>
             <w:rPr>
               <w:rStyle w:val="Hyperlink"/>
@@ -733,7 +696,7 @@
           <w:sz w:val="24"/>
           <w:u w:val="single"/>
         </w:rPr>
-        <w:hyperlink r:id="rId11" w:history="1">
+        <w:hyperlink r:id="rId10" w:history="1">
           <w:r>
             <w:rPr>
               <w:rStyle w:val="Hyperlink"/>
@@ -751,7 +714,7 @@
           <w:sz w:val="24"/>
           <w:u w:val="single"/>
         </w:rPr>
-        <w:hyperlink r:id="rId11" w:history="1">
+        <w:hyperlink r:id="rId10" w:history="1">
           <w:r>
             <w:rPr>
               <w:rStyle w:val="Hyperlink"/>
@@ -780,7 +743,7 @@
           <w:sz w:val="24"/>
           <w:u w:val="single"/>
         </w:rPr>
-        <w:hyperlink r:id="rId11" w:history="1">
+        <w:hyperlink r:id="rId10" w:history="1">
           <w:r>
             <w:rPr>
               <w:rStyle w:val="Hyperlink"/>
@@ -1410,31 +1373,13 @@
       </w:r>
       <w:r>
         <w:rPr>
-          <w:u w:val="single" w:color="0000ff"/>
           <w:rFonts w:ascii="Charis SIL Regular" w:hAnsi="Charis SIL Regular" w:eastAsia="Charis SIL Regular"/>
           <w:b w:val="0"/>
           <w:i w:val="0"/>
           <w:color w:val="000000"/>
           <w:sz w:val="24"/>
         </w:rPr>
-        <w:hyperlink r:id="rId12" w:history="1">
-          <w:r>
-            <w:rPr>
-              <w:rStyle w:val="Hyperlink"/>
-            </w:rPr>
-            <w:t>informatio</w:t>
-          </w:r>
-        </w:hyperlink>
-      </w:r>
-      <w:r>
-        <w:rPr>
-          <w:rFonts w:ascii="Charis SIL Regular" w:hAnsi="Charis SIL Regular" w:eastAsia="Charis SIL Regular"/>
-          <w:b w:val="0"/>
-          <w:i w:val="0"/>
-          <w:color w:val="000000"/>
-          <w:sz w:val="24"/>
-        </w:rPr>
-        <w:t>n about the wide range o</w:t>
+        <w:t>information about the wide range o</w:t>
       </w:r>
       <w:r>
         <w:rPr>
@@ -1445,14 +1390,7 @@
           <w:color w:val="000000"/>
           <w:sz w:val="24"/>
         </w:rPr>
-        <w:hyperlink r:id="rId13" w:history="1">
-          <w:r>
-            <w:rPr>
-              <w:rStyle w:val="Hyperlink"/>
-            </w:rPr>
-            <w:t>f availab</w:t>
-          </w:r>
-        </w:hyperlink>
+        <w:t>f availab</w:t>
       </w:r>
       <w:r>
         <w:rPr>
@@ -1704,7 +1642,43 @@
           <w:color w:val="000000"/>
           <w:sz w:val="24"/>
         </w:rPr>
-        <w:t xml:space="preserve">aterial. Various </w:t>
+        <w:hyperlink r:id="rId15" w:history="1">
+          <w:r>
+            <w:rPr>
+              <w:rStyle w:val="Hyperlink"/>
+            </w:rPr>
+            <w:t>aterial</w:t>
+          </w:r>
+        </w:hyperlink>
+      </w:r>
+      <w:r>
+        <w:rPr>
+          <w:u w:val="single" w:color="0000ff"/>
+          <w:rFonts w:ascii="Charis SIL Regular" w:hAnsi="Charis SIL Regular" w:eastAsia="Charis SIL Regular"/>
+          <w:b w:val="0"/>
+          <w:i w:val="0"/>
+          <w:color w:val="000000"/>
+          <w:sz w:val="24"/>
+        </w:rPr>
+        <w:hyperlink r:id="rId15" w:history="1">
+          <w:r>
+            <w:rPr>
+              <w:rStyle w:val="Hyperlink"/>
+            </w:rPr>
+            <w:t>.</w:t>
+          </w:r>
+        </w:hyperlink>
+      </w:r>
+      <w:r>
+        <w:rPr>
+          <w:u w:val="single" w:color="0000ff"/>
+          <w:rFonts w:ascii="Charis SIL Regular" w:hAnsi="Charis SIL Regular" w:eastAsia="Charis SIL Regular"/>
+          <w:b w:val="0"/>
+          <w:i w:val="0"/>
+          <w:color w:val="000000"/>
+          <w:sz w:val="24"/>
+        </w:rPr>
+        <w:t xml:space="preserve"> Various </w:t>
       </w:r>
       <w:r>
         <w:rPr>
@@ -1715,7 +1689,7 @@
           <w:sz w:val="24"/>
           <w:u w:val="single"/>
         </w:rPr>
-        <w:hyperlink r:id="rId15" w:history="1">
+        <w:hyperlink r:id="rId14" w:history="1">
           <w:r>
             <w:rPr>
               <w:rStyle w:val="Hyperlink"/>
@@ -1800,7 +1774,14 @@
           <w:color w:val="000000"/>
           <w:sz w:val="24"/>
         </w:rPr>
-        <w:t xml:space="preserve"> be </w:t>
+        <w:hyperlink r:id="rId14" w:history="1">
+          <w:r>
+            <w:rPr>
+              <w:rStyle w:val="Hyperlink"/>
+            </w:rPr>
+            <w:t xml:space="preserve"> be </w:t>
+          </w:r>
+        </w:hyperlink>
       </w:r>
       <w:r>
         <w:rPr>
@@ -1811,7 +1792,7 @@
           <w:sz w:val="24"/>
           <w:u w:val="single"/>
         </w:rPr>
-        <w:hyperlink r:id="rId14" w:history="1">
+        <w:hyperlink r:id="rId13" w:history="1">
           <w:r>
             <w:rPr>
               <w:rStyle w:val="Hyperlink"/>
@@ -1829,7 +1810,7 @@
           <w:sz w:val="24"/>
           <w:u w:val="single"/>
         </w:rPr>
-        <w:hyperlink r:id="rId14" w:history="1">
+        <w:hyperlink r:id="rId13" w:history="1">
           <w:r>
             <w:rPr>
               <w:rStyle w:val="Hyperlink"/>
@@ -2449,14 +2430,7 @@
           <w:color w:val="000000"/>
           <w:sz w:val="24"/>
         </w:rPr>
-        <w:hyperlink r:id="rId14" w:history="1">
-          <w:r>
-            <w:rPr>
-              <w:rStyle w:val="Hyperlink"/>
-            </w:rPr>
-            <w:t>ddition</w:t>
-          </w:r>
-        </w:hyperlink>
+        <w:t>ddition</w:t>
       </w:r>
       <w:r>
         <w:rPr>
@@ -2505,14 +2479,7 @@
           <w:color w:val="000000"/>
           <w:sz w:val="24"/>
         </w:rPr>
-        <w:hyperlink r:id="rId13" w:history="1">
-          <w:r>
-            <w:rPr>
-              <w:rStyle w:val="Hyperlink"/>
-            </w:rPr>
-            <w:t>unt of arc</w:t>
-          </w:r>
-        </w:hyperlink>
+        <w:t>unt of arc</w:t>
       </w:r>
       <w:r>
         <w:rPr>

--- a/EXPORTS/DOCX/published/niveau3/English/UniversiteitsbibliotheekLeiden.docx
+++ b/EXPORTS/DOCX/published/niveau3/English/UniversiteitsbibliotheekLeiden.docx
@@ -626,6 +626,7 @@
           <w:i w:val="0"/>
           <w:color w:val="0000FF"/>
           <w:sz w:val="24"/>
+          <w:u w:val="single"/>
         </w:rPr>
         <w:t>Netherlands Instit</w:t>
       </w:r>
@@ -667,7 +668,7 @@
           <w:sz w:val="24"/>
           <w:u w:val="single"/>
         </w:rPr>
-        <w:hyperlink r:id="rId10" w:history="1">
+        <w:hyperlink r:id="rId11" w:history="1">
           <w:r>
             <w:rPr>
               <w:rStyle w:val="Hyperlink"/>
@@ -696,7 +697,7 @@
           <w:sz w:val="24"/>
           <w:u w:val="single"/>
         </w:rPr>
-        <w:hyperlink r:id="rId10" w:history="1">
+        <w:hyperlink r:id="rId11" w:history="1">
           <w:r>
             <w:rPr>
               <w:rStyle w:val="Hyperlink"/>
@@ -714,7 +715,7 @@
           <w:sz w:val="24"/>
           <w:u w:val="single"/>
         </w:rPr>
-        <w:hyperlink r:id="rId10" w:history="1">
+        <w:hyperlink r:id="rId11" w:history="1">
           <w:r>
             <w:rPr>
               <w:rStyle w:val="Hyperlink"/>
@@ -743,7 +744,7 @@
           <w:sz w:val="24"/>
           <w:u w:val="single"/>
         </w:rPr>
-        <w:hyperlink r:id="rId10" w:history="1">
+        <w:hyperlink r:id="rId11" w:history="1">
           <w:r>
             <w:rPr>
               <w:rStyle w:val="Hyperlink"/>
@@ -761,7 +762,7 @@
           <w:sz w:val="24"/>
           <w:u w:val="single"/>
         </w:rPr>
-        <w:hyperlink r:id="rId10" w:history="1">
+        <w:hyperlink r:id="rId11" w:history="1">
           <w:r>
             <w:rPr>
               <w:rStyle w:val="Hyperlink"/>
@@ -779,7 +780,7 @@
           <w:sz w:val="24"/>
           <w:u w:val="single"/>
         </w:rPr>
-        <w:hyperlink r:id="rId10" w:history="1">
+        <w:hyperlink r:id="rId11" w:history="1">
           <w:r>
             <w:rPr>
               <w:rStyle w:val="Hyperlink"/>
@@ -808,7 +809,7 @@
           <w:sz w:val="24"/>
           <w:u w:val="single"/>
         </w:rPr>
-        <w:hyperlink r:id="rId10" w:history="1">
+        <w:hyperlink r:id="rId11" w:history="1">
           <w:r>
             <w:rPr>
               <w:rStyle w:val="Hyperlink"/>
@@ -826,7 +827,7 @@
           <w:sz w:val="24"/>
           <w:u w:val="single"/>
         </w:rPr>
-        <w:hyperlink r:id="rId10" w:history="1">
+        <w:hyperlink r:id="rId11" w:history="1">
           <w:r>
             <w:rPr>
               <w:rStyle w:val="Hyperlink"/>
@@ -855,7 +856,7 @@
           <w:sz w:val="24"/>
           <w:u w:val="single"/>
         </w:rPr>
-        <w:hyperlink r:id="rId10" w:history="1">
+        <w:hyperlink r:id="rId11" w:history="1">
           <w:r>
             <w:rPr>
               <w:rStyle w:val="Hyperlink"/>
@@ -908,79 +909,7 @@
           <w:color w:val="000000"/>
           <w:sz w:val="24"/>
         </w:rPr>
-        <w:t xml:space="preserve"> (KITLV) in 2013 an</w:t>
-      </w:r>
-      <w:r>
-        <w:rPr>
-          <w:u w:val="single" w:color="0000ff"/>
-          <w:rFonts w:ascii="Charis SIL Regular" w:hAnsi="Charis SIL Regular" w:eastAsia="Charis SIL Regular"/>
-          <w:b w:val="0"/>
-          <w:i w:val="0"/>
-          <w:color w:val="000000"/>
-          <w:sz w:val="24"/>
-        </w:rPr>
-        <w:hyperlink r:id="rId11" w:history="1">
-          <w:r>
-            <w:rPr>
-              <w:rStyle w:val="Hyperlink"/>
-            </w:rPr>
-            <w:t>d 201</w:t>
-          </w:r>
-        </w:hyperlink>
-      </w:r>
-      <w:r>
-        <w:rPr>
-          <w:u w:val="single" w:color="0000ff"/>
-          <w:rFonts w:ascii="Charis SIL Regular" w:hAnsi="Charis SIL Regular" w:eastAsia="Charis SIL Regular"/>
-          <w:b w:val="0"/>
-          <w:i w:val="0"/>
-          <w:color w:val="000000"/>
-          <w:sz w:val="24"/>
-        </w:rPr>
-        <w:hyperlink r:id="rId11" w:history="1">
-          <w:r>
-            <w:rPr>
-              <w:rStyle w:val="Hyperlink"/>
-            </w:rPr>
-            <w:t>4, respective</w:t>
-          </w:r>
-        </w:hyperlink>
-      </w:r>
-      <w:r>
-        <w:rPr>
-          <w:u w:val="single" w:color="0000ff"/>
-          <w:rFonts w:ascii="Charis SIL Regular" w:hAnsi="Charis SIL Regular" w:eastAsia="Charis SIL Regular"/>
-          <w:b w:val="0"/>
-          <w:i w:val="0"/>
-          <w:color w:val="000000"/>
-          <w:sz w:val="24"/>
-        </w:rPr>
-        <w:hyperlink r:id="rId11" w:history="1">
-          <w:r>
-            <w:rPr>
-              <w:rStyle w:val="Hyperlink"/>
-            </w:rPr>
-            <w:t>l</w:t>
-          </w:r>
-        </w:hyperlink>
-      </w:r>
-      <w:r>
-        <w:rPr>
-          <w:u w:val="single" w:color="0000ff"/>
-          <w:rFonts w:ascii="Charis SIL Regular" w:hAnsi="Charis SIL Regular" w:eastAsia="Charis SIL Regular"/>
-          <w:b w:val="0"/>
-          <w:i w:val="0"/>
-          <w:color w:val="000000"/>
-          <w:sz w:val="24"/>
-        </w:rPr>
-        <w:hyperlink r:id="rId11" w:history="1">
-          <w:r>
-            <w:rPr>
-              <w:rStyle w:val="Hyperlink"/>
-            </w:rPr>
-            <w:t>y. The li</w:t>
-          </w:r>
-        </w:hyperlink>
+        <w:t xml:space="preserve"> (KITLV) in 2013 and 2014, respectively. The li</w:t>
       </w:r>
       <w:r>
         <w:rPr>
@@ -1373,13 +1302,31 @@
       </w:r>
       <w:r>
         <w:rPr>
+          <w:u w:val="single" w:color="0000ff"/>
           <w:rFonts w:ascii="Charis SIL Regular" w:hAnsi="Charis SIL Regular" w:eastAsia="Charis SIL Regular"/>
           <w:b w:val="0"/>
           <w:i w:val="0"/>
           <w:color w:val="000000"/>
           <w:sz w:val="24"/>
         </w:rPr>
-        <w:t>information about the wide range o</w:t>
+        <w:hyperlink r:id="rId12" w:history="1">
+          <w:r>
+            <w:rPr>
+              <w:rStyle w:val="Hyperlink"/>
+            </w:rPr>
+            <w:t>informatio</w:t>
+          </w:r>
+        </w:hyperlink>
+      </w:r>
+      <w:r>
+        <w:rPr>
+          <w:rFonts w:ascii="Charis SIL Regular" w:hAnsi="Charis SIL Regular" w:eastAsia="Charis SIL Regular"/>
+          <w:b w:val="0"/>
+          <w:i w:val="0"/>
+          <w:color w:val="000000"/>
+          <w:sz w:val="24"/>
+        </w:rPr>
+        <w:t>n about the wide range o</w:t>
       </w:r>
       <w:r>
         <w:rPr>
@@ -1390,7 +1337,14 @@
           <w:color w:val="000000"/>
           <w:sz w:val="24"/>
         </w:rPr>
-        <w:t>f availab</w:t>
+        <w:hyperlink r:id="rId13" w:history="1">
+          <w:r>
+            <w:rPr>
+              <w:rStyle w:val="Hyperlink"/>
+            </w:rPr>
+            <w:t>f availab</w:t>
+          </w:r>
+        </w:hyperlink>
       </w:r>
       <w:r>
         <w:rPr>
@@ -1487,6 +1441,23 @@
       </w:r>
       <w:r>
         <w:rPr>
+          <w:rFonts w:ascii="Charis SIL Regular" w:hAnsi="Charis SIL Regular" w:eastAsia="Charis SIL Regular"/>
+          <w:b w:val="0"/>
+          <w:i w:val="0"/>
+          <w:color w:val="000000"/>
+          <w:sz w:val="24"/>
+        </w:rPr>
+        <w:hyperlink r:id="rId14" w:history="1">
+          <w:r>
+            <w:rPr>
+              <w:rStyle w:val="Hyperlink"/>
+            </w:rPr>
+            <w:t>d</w:t>
+          </w:r>
+        </w:hyperlink>
+      </w:r>
+      <w:r>
+        <w:rPr>
           <w:u w:val="single" w:color="0000ff"/>
           <w:rFonts w:ascii="Charis SIL Regular" w:hAnsi="Charis SIL Regular" w:eastAsia="Charis SIL Regular"/>
           <w:b w:val="0"/>
@@ -1494,7 +1465,7 @@
           <w:color w:val="000000"/>
           <w:sz w:val="24"/>
         </w:rPr>
-        <w:t>d</w:t>
+        <w:t xml:space="preserve"> </w:t>
       </w:r>
       <w:r>
         <w:rPr>
@@ -1504,7 +1475,7 @@
           <w:color w:val="000000"/>
           <w:sz w:val="24"/>
         </w:rPr>
-        <w:t xml:space="preserve"> them. Besides </w:t>
+        <w:t xml:space="preserve">them. Besides </w:t>
       </w:r>
       <w:r>
         <w:rPr>
@@ -1631,54 +1602,7 @@
           <w:color w:val="000000"/>
           <w:sz w:val="24"/>
         </w:rPr>
-        <w:t>types of m</w:t>
-      </w:r>
-      <w:r>
-        <w:rPr>
-          <w:u w:val="single" w:color="0000ff"/>
-          <w:rFonts w:ascii="Charis SIL Regular" w:hAnsi="Charis SIL Regular" w:eastAsia="Charis SIL Regular"/>
-          <w:b w:val="0"/>
-          <w:i w:val="0"/>
-          <w:color w:val="000000"/>
-          <w:sz w:val="24"/>
-        </w:rPr>
-        <w:hyperlink r:id="rId15" w:history="1">
-          <w:r>
-            <w:rPr>
-              <w:rStyle w:val="Hyperlink"/>
-            </w:rPr>
-            <w:t>aterial</w:t>
-          </w:r>
-        </w:hyperlink>
-      </w:r>
-      <w:r>
-        <w:rPr>
-          <w:u w:val="single" w:color="0000ff"/>
-          <w:rFonts w:ascii="Charis SIL Regular" w:hAnsi="Charis SIL Regular" w:eastAsia="Charis SIL Regular"/>
-          <w:b w:val="0"/>
-          <w:i w:val="0"/>
-          <w:color w:val="000000"/>
-          <w:sz w:val="24"/>
-        </w:rPr>
-        <w:hyperlink r:id="rId15" w:history="1">
-          <w:r>
-            <w:rPr>
-              <w:rStyle w:val="Hyperlink"/>
-            </w:rPr>
-            <w:t>.</w:t>
-          </w:r>
-        </w:hyperlink>
-      </w:r>
-      <w:r>
-        <w:rPr>
-          <w:u w:val="single" w:color="0000ff"/>
-          <w:rFonts w:ascii="Charis SIL Regular" w:hAnsi="Charis SIL Regular" w:eastAsia="Charis SIL Regular"/>
-          <w:b w:val="0"/>
-          <w:i w:val="0"/>
-          <w:color w:val="000000"/>
-          <w:sz w:val="24"/>
-        </w:rPr>
-        <w:t xml:space="preserve"> Various </w:t>
+        <w:t xml:space="preserve">types of material. Various </w:t>
       </w:r>
       <w:r>
         <w:rPr>
@@ -1689,7 +1613,7 @@
           <w:sz w:val="24"/>
           <w:u w:val="single"/>
         </w:rPr>
-        <w:hyperlink r:id="rId14" w:history="1">
+        <w:hyperlink r:id="rId15" w:history="1">
           <w:r>
             <w:rPr>
               <w:rStyle w:val="Hyperlink"/>
@@ -1774,14 +1698,7 @@
           <w:color w:val="000000"/>
           <w:sz w:val="24"/>
         </w:rPr>
-        <w:hyperlink r:id="rId14" w:history="1">
-          <w:r>
-            <w:rPr>
-              <w:rStyle w:val="Hyperlink"/>
-            </w:rPr>
-            <w:t xml:space="preserve"> be </w:t>
-          </w:r>
-        </w:hyperlink>
+        <w:t xml:space="preserve"> be </w:t>
       </w:r>
       <w:r>
         <w:rPr>
@@ -1792,7 +1709,7 @@
           <w:sz w:val="24"/>
           <w:u w:val="single"/>
         </w:rPr>
-        <w:hyperlink r:id="rId13" w:history="1">
+        <w:hyperlink r:id="rId14" w:history="1">
           <w:r>
             <w:rPr>
               <w:rStyle w:val="Hyperlink"/>
@@ -1810,7 +1727,7 @@
           <w:sz w:val="24"/>
           <w:u w:val="single"/>
         </w:rPr>
-        <w:hyperlink r:id="rId13" w:history="1">
+        <w:hyperlink r:id="rId14" w:history="1">
           <w:r>
             <w:rPr>
               <w:rStyle w:val="Hyperlink"/>
@@ -2430,7 +2347,14 @@
           <w:color w:val="000000"/>
           <w:sz w:val="24"/>
         </w:rPr>
-        <w:t>ddition</w:t>
+        <w:hyperlink r:id="rId14" w:history="1">
+          <w:r>
+            <w:rPr>
+              <w:rStyle w:val="Hyperlink"/>
+            </w:rPr>
+            <w:t>ddition</w:t>
+          </w:r>
+        </w:hyperlink>
       </w:r>
       <w:r>
         <w:rPr>
@@ -2479,7 +2403,14 @@
           <w:color w:val="000000"/>
           <w:sz w:val="24"/>
         </w:rPr>
-        <w:t>unt of arc</w:t>
+        <w:hyperlink r:id="rId13" w:history="1">
+          <w:r>
+            <w:rPr>
+              <w:rStyle w:val="Hyperlink"/>
+            </w:rPr>
+            <w:t>unt of arc</w:t>
+          </w:r>
+        </w:hyperlink>
       </w:r>
       <w:r>
         <w:rPr>
@@ -2735,9 +2666,8 @@
           <w:i w:val="0"/>
           <w:color w:val="0000FF"/>
           <w:sz w:val="24"/>
-          <w:u w:val="single"/>
         </w:rPr>
-        <w:t>ic research in colonised territorie</w:t>
+        <w:t>i</w:t>
       </w:r>
       <w:r>
         <w:rPr>
@@ -2746,8 +2676,9 @@
           <w:i w:val="0"/>
           <w:color w:val="0000FF"/>
           <w:sz w:val="24"/>
+          <w:u w:val="single"/>
         </w:rPr>
-        <w:t>s</w:t>
+        <w:t>c research in colonised territories</w:t>
       </w:r>
       <w:r>
         <w:br/>

--- a/EXPORTS/DOCX/published/niveau3/English/UniversiteitsbibliotheekLeiden.docx
+++ b/EXPORTS/DOCX/published/niveau3/English/UniversiteitsbibliotheekLeiden.docx
@@ -628,7 +628,14 @@
           <w:sz w:val="24"/>
           <w:u w:val="single"/>
         </w:rPr>
-        <w:t>Netherlands Instit</w:t>
+        <w:hyperlink r:id="rId11" w:history="1">
+          <w:r>
+            <w:rPr>
+              <w:rStyle w:val="Hyperlink"/>
+            </w:rPr>
+            <w:t>Netherlands</w:t>
+          </w:r>
+        </w:hyperlink>
       </w:r>
       <w:r>
         <w:rPr>
@@ -639,7 +646,36 @@
           <w:sz w:val="24"/>
           <w:u w:val="single"/>
         </w:rPr>
-        <w:hyperlink r:id="rId10" w:history="1">
+        <w:t xml:space="preserve"> </w:t>
+      </w:r>
+      <w:r>
+        <w:rPr>
+          <w:rFonts w:ascii="Charis SIL Regular" w:hAnsi="Charis SIL Regular" w:eastAsia="Charis SIL Regular"/>
+          <w:b w:val="0"/>
+          <w:i w:val="0"/>
+          <w:color w:val="0000FF"/>
+          <w:sz w:val="24"/>
+          <w:u w:val="single"/>
+        </w:rPr>
+        <w:hyperlink r:id="rId11" w:history="1">
+          <w:r>
+            <w:rPr>
+              <w:rStyle w:val="Hyperlink"/>
+            </w:rPr>
+            <w:t>Instit</w:t>
+          </w:r>
+        </w:hyperlink>
+      </w:r>
+      <w:r>
+        <w:rPr>
+          <w:rFonts w:ascii="Charis SIL Regular" w:hAnsi="Charis SIL Regular" w:eastAsia="Charis SIL Regular"/>
+          <w:b w:val="0"/>
+          <w:i w:val="0"/>
+          <w:color w:val="0000FF"/>
+          <w:sz w:val="24"/>
+          <w:u w:val="single"/>
+        </w:rPr>
+        <w:hyperlink r:id="rId11" w:history="1">
           <w:r>
             <w:rPr>
               <w:rStyle w:val="Hyperlink"/>
@@ -827,7 +863,7 @@
           <w:sz w:val="24"/>
           <w:u w:val="single"/>
         </w:rPr>
-        <w:hyperlink r:id="rId11" w:history="1">
+        <w:hyperlink r:id="rId10" w:history="1">
           <w:r>
             <w:rPr>
               <w:rStyle w:val="Hyperlink"/>
@@ -856,7 +892,7 @@
           <w:sz w:val="24"/>
           <w:u w:val="single"/>
         </w:rPr>
-        <w:hyperlink r:id="rId11" w:history="1">
+        <w:hyperlink r:id="rId10" w:history="1">
           <w:r>
             <w:rPr>
               <w:rStyle w:val="Hyperlink"/>
@@ -909,7 +945,79 @@
           <w:color w:val="000000"/>
           <w:sz w:val="24"/>
         </w:rPr>
-        <w:t xml:space="preserve"> (KITLV) in 2013 and 2014, respectively. The li</w:t>
+        <w:t xml:space="preserve"> (KITLV) in 2013 an</w:t>
+      </w:r>
+      <w:r>
+        <w:rPr>
+          <w:u w:val="single" w:color="0000ff"/>
+          <w:rFonts w:ascii="Charis SIL Regular" w:hAnsi="Charis SIL Regular" w:eastAsia="Charis SIL Regular"/>
+          <w:b w:val="0"/>
+          <w:i w:val="0"/>
+          <w:color w:val="000000"/>
+          <w:sz w:val="24"/>
+        </w:rPr>
+        <w:hyperlink r:id="rId11" w:history="1">
+          <w:r>
+            <w:rPr>
+              <w:rStyle w:val="Hyperlink"/>
+            </w:rPr>
+            <w:t>d 201</w:t>
+          </w:r>
+        </w:hyperlink>
+      </w:r>
+      <w:r>
+        <w:rPr>
+          <w:u w:val="single" w:color="0000ff"/>
+          <w:rFonts w:ascii="Charis SIL Regular" w:hAnsi="Charis SIL Regular" w:eastAsia="Charis SIL Regular"/>
+          <w:b w:val="0"/>
+          <w:i w:val="0"/>
+          <w:color w:val="000000"/>
+          <w:sz w:val="24"/>
+        </w:rPr>
+        <w:hyperlink r:id="rId11" w:history="1">
+          <w:r>
+            <w:rPr>
+              <w:rStyle w:val="Hyperlink"/>
+            </w:rPr>
+            <w:t>4, respective</w:t>
+          </w:r>
+        </w:hyperlink>
+      </w:r>
+      <w:r>
+        <w:rPr>
+          <w:u w:val="single" w:color="0000ff"/>
+          <w:rFonts w:ascii="Charis SIL Regular" w:hAnsi="Charis SIL Regular" w:eastAsia="Charis SIL Regular"/>
+          <w:b w:val="0"/>
+          <w:i w:val="0"/>
+          <w:color w:val="000000"/>
+          <w:sz w:val="24"/>
+        </w:rPr>
+        <w:hyperlink r:id="rId11" w:history="1">
+          <w:r>
+            <w:rPr>
+              <w:rStyle w:val="Hyperlink"/>
+            </w:rPr>
+            <w:t>l</w:t>
+          </w:r>
+        </w:hyperlink>
+      </w:r>
+      <w:r>
+        <w:rPr>
+          <w:u w:val="single" w:color="0000ff"/>
+          <w:rFonts w:ascii="Charis SIL Regular" w:hAnsi="Charis SIL Regular" w:eastAsia="Charis SIL Regular"/>
+          <w:b w:val="0"/>
+          <w:i w:val="0"/>
+          <w:color w:val="000000"/>
+          <w:sz w:val="24"/>
+        </w:rPr>
+        <w:hyperlink r:id="rId11" w:history="1">
+          <w:r>
+            <w:rPr>
+              <w:rStyle w:val="Hyperlink"/>
+            </w:rPr>
+            <w:t>y. The li</w:t>
+          </w:r>
+        </w:hyperlink>
       </w:r>
       <w:r>
         <w:rPr>
@@ -1602,7 +1710,18 @@
           <w:color w:val="000000"/>
           <w:sz w:val="24"/>
         </w:rPr>
-        <w:t xml:space="preserve">types of material. Various </w:t>
+        <w:t>types of m</w:t>
+      </w:r>
+      <w:r>
+        <w:rPr>
+          <w:u w:val="single" w:color="0000ff"/>
+          <w:rFonts w:ascii="Charis SIL Regular" w:hAnsi="Charis SIL Regular" w:eastAsia="Charis SIL Regular"/>
+          <w:b w:val="0"/>
+          <w:i w:val="0"/>
+          <w:color w:val="000000"/>
+          <w:sz w:val="24"/>
+        </w:rPr>
+        <w:t xml:space="preserve">aterial. Various </w:t>
       </w:r>
       <w:r>
         <w:rPr>
@@ -2666,8 +2785,9 @@
           <w:i w:val="0"/>
           <w:color w:val="0000FF"/>
           <w:sz w:val="24"/>
+          <w:u w:val="single"/>
         </w:rPr>
-        <w:t>i</w:t>
+        <w:t>ic research in colonised territorie</w:t>
       </w:r>
       <w:r>
         <w:rPr>
@@ -2676,9 +2796,8 @@
           <w:i w:val="0"/>
           <w:color w:val="0000FF"/>
           <w:sz w:val="24"/>
-          <w:u w:val="single"/>
         </w:rPr>
-        <w:t>c research in colonised territories</w:t>
+        <w:t>s</w:t>
       </w:r>
       <w:r>
         <w:br/>

--- a/EXPORTS/DOCX/published/niveau3/English/UniversiteitsbibliotheekLeiden.docx
+++ b/EXPORTS/DOCX/published/niveau3/English/UniversiteitsbibliotheekLeiden.docx
@@ -628,14 +628,7 @@
           <w:sz w:val="24"/>
           <w:u w:val="single"/>
         </w:rPr>
-        <w:hyperlink r:id="rId11" w:history="1">
-          <w:r>
-            <w:rPr>
-              <w:rStyle w:val="Hyperlink"/>
-            </w:rPr>
-            <w:t>Netherlands</w:t>
-          </w:r>
-        </w:hyperlink>
+        <w:t>Netherlands Instit</w:t>
       </w:r>
       <w:r>
         <w:rPr>
@@ -646,36 +639,7 @@
           <w:sz w:val="24"/>
           <w:u w:val="single"/>
         </w:rPr>
-        <w:t xml:space="preserve"> </w:t>
-      </w:r>
-      <w:r>
-        <w:rPr>
-          <w:rFonts w:ascii="Charis SIL Regular" w:hAnsi="Charis SIL Regular" w:eastAsia="Charis SIL Regular"/>
-          <w:b w:val="0"/>
-          <w:i w:val="0"/>
-          <w:color w:val="0000FF"/>
-          <w:sz w:val="24"/>
-          <w:u w:val="single"/>
-        </w:rPr>
-        <w:hyperlink r:id="rId11" w:history="1">
-          <w:r>
-            <w:rPr>
-              <w:rStyle w:val="Hyperlink"/>
-            </w:rPr>
-            <w:t>Instit</w:t>
-          </w:r>
-        </w:hyperlink>
-      </w:r>
-      <w:r>
-        <w:rPr>
-          <w:rFonts w:ascii="Charis SIL Regular" w:hAnsi="Charis SIL Regular" w:eastAsia="Charis SIL Regular"/>
-          <w:b w:val="0"/>
-          <w:i w:val="0"/>
-          <w:color w:val="0000FF"/>
-          <w:sz w:val="24"/>
-          <w:u w:val="single"/>
-        </w:rPr>
-        <w:hyperlink r:id="rId11" w:history="1">
+        <w:hyperlink r:id="rId10" w:history="1">
           <w:r>
             <w:rPr>
               <w:rStyle w:val="Hyperlink"/>
@@ -704,7 +668,7 @@
           <w:sz w:val="24"/>
           <w:u w:val="single"/>
         </w:rPr>
-        <w:hyperlink r:id="rId11" w:history="1">
+        <w:hyperlink r:id="rId10" w:history="1">
           <w:r>
             <w:rPr>
               <w:rStyle w:val="Hyperlink"/>
@@ -733,7 +697,7 @@
           <w:sz w:val="24"/>
           <w:u w:val="single"/>
         </w:rPr>
-        <w:hyperlink r:id="rId11" w:history="1">
+        <w:hyperlink r:id="rId10" w:history="1">
           <w:r>
             <w:rPr>
               <w:rStyle w:val="Hyperlink"/>
@@ -751,7 +715,7 @@
           <w:sz w:val="24"/>
           <w:u w:val="single"/>
         </w:rPr>
-        <w:hyperlink r:id="rId11" w:history="1">
+        <w:hyperlink r:id="rId10" w:history="1">
           <w:r>
             <w:rPr>
               <w:rStyle w:val="Hyperlink"/>
@@ -780,7 +744,7 @@
           <w:sz w:val="24"/>
           <w:u w:val="single"/>
         </w:rPr>
-        <w:hyperlink r:id="rId11" w:history="1">
+        <w:hyperlink r:id="rId10" w:history="1">
           <w:r>
             <w:rPr>
               <w:rStyle w:val="Hyperlink"/>
@@ -798,7 +762,7 @@
           <w:sz w:val="24"/>
           <w:u w:val="single"/>
         </w:rPr>
-        <w:hyperlink r:id="rId11" w:history="1">
+        <w:hyperlink r:id="rId10" w:history="1">
           <w:r>
             <w:rPr>
               <w:rStyle w:val="Hyperlink"/>
@@ -816,7 +780,7 @@
           <w:sz w:val="24"/>
           <w:u w:val="single"/>
         </w:rPr>
-        <w:hyperlink r:id="rId11" w:history="1">
+        <w:hyperlink r:id="rId10" w:history="1">
           <w:r>
             <w:rPr>
               <w:rStyle w:val="Hyperlink"/>
@@ -845,7 +809,7 @@
           <w:sz w:val="24"/>
           <w:u w:val="single"/>
         </w:rPr>
-        <w:hyperlink r:id="rId11" w:history="1">
+        <w:hyperlink r:id="rId10" w:history="1">
           <w:r>
             <w:rPr>
               <w:rStyle w:val="Hyperlink"/>
@@ -1075,6 +1039,7 @@
       </w:r>
       <w:r>
         <w:rPr>
+          <w:u w:val="single" w:color="0000ff"/>
           <w:rFonts w:ascii="Charis SIL Regular" w:hAnsi="Charis SIL Regular" w:eastAsia="Charis SIL Regular"/>
           <w:b w:val="0"/>
           <w:i w:val="0"/>
@@ -1721,7 +1686,50 @@
           <w:color w:val="000000"/>
           <w:sz w:val="24"/>
         </w:rPr>
-        <w:t xml:space="preserve">aterial. Various </w:t>
+        <w:hyperlink r:id="rId15" w:history="1">
+          <w:r>
+            <w:rPr>
+              <w:rStyle w:val="Hyperlink"/>
+            </w:rPr>
+            <w:t>aterial</w:t>
+          </w:r>
+        </w:hyperlink>
+      </w:r>
+      <w:r>
+        <w:rPr>
+          <w:u w:val="single" w:color="0000ff"/>
+          <w:rFonts w:ascii="Charis SIL Regular" w:hAnsi="Charis SIL Regular" w:eastAsia="Charis SIL Regular"/>
+          <w:b w:val="0"/>
+          <w:i w:val="0"/>
+          <w:color w:val="000000"/>
+          <w:sz w:val="24"/>
+        </w:rPr>
+        <w:hyperlink r:id="rId15" w:history="1">
+          <w:r>
+            <w:rPr>
+              <w:rStyle w:val="Hyperlink"/>
+            </w:rPr>
+            <w:t>.</w:t>
+          </w:r>
+        </w:hyperlink>
+      </w:r>
+      <w:r>
+        <w:rPr>
+          <w:u w:val="single" w:color="0000ff"/>
+          <w:rFonts w:ascii="Charis SIL Regular" w:hAnsi="Charis SIL Regular" w:eastAsia="Charis SIL Regular"/>
+          <w:b w:val="0"/>
+          <w:i w:val="0"/>
+          <w:color w:val="000000"/>
+          <w:sz w:val="24"/>
+        </w:rPr>
+        <w:hyperlink r:id="rId15" w:history="1">
+          <w:r>
+            <w:rPr>
+              <w:rStyle w:val="Hyperlink"/>
+            </w:rPr>
+            <w:t xml:space="preserve"> Various </w:t>
+          </w:r>
+        </w:hyperlink>
       </w:r>
       <w:r>
         <w:rPr>
@@ -1817,7 +1825,14 @@
           <w:color w:val="000000"/>
           <w:sz w:val="24"/>
         </w:rPr>
-        <w:t xml:space="preserve"> be </w:t>
+        <w:hyperlink r:id="rId14" w:history="1">
+          <w:r>
+            <w:rPr>
+              <w:rStyle w:val="Hyperlink"/>
+            </w:rPr>
+            <w:t xml:space="preserve"> be </w:t>
+          </w:r>
+        </w:hyperlink>
       </w:r>
       <w:r>
         <w:rPr>

--- a/EXPORTS/DOCX/published/niveau3/English/UniversiteitsbibliotheekLeiden.docx
+++ b/EXPORTS/DOCX/published/niveau3/English/UniversiteitsbibliotheekLeiden.docx
@@ -628,7 +628,43 @@
           <w:sz w:val="24"/>
           <w:u w:val="single"/>
         </w:rPr>
-        <w:t>Netherlands Instit</w:t>
+        <w:hyperlink r:id="rId11" w:history="1">
+          <w:r>
+            <w:rPr>
+              <w:rStyle w:val="Hyperlink"/>
+            </w:rPr>
+            <w:t>Netherlands</w:t>
+          </w:r>
+        </w:hyperlink>
+      </w:r>
+      <w:r>
+        <w:rPr>
+          <w:rFonts w:ascii="Charis SIL Regular" w:hAnsi="Charis SIL Regular" w:eastAsia="Charis SIL Regular"/>
+          <w:b w:val="0"/>
+          <w:i w:val="0"/>
+          <w:color w:val="0000FF"/>
+          <w:sz w:val="24"/>
+          <w:u w:val="single"/>
+        </w:rPr>
+        <w:t xml:space="preserve"> </w:t>
+      </w:r>
+      <w:r>
+        <w:rPr>
+          <w:rFonts w:ascii="Charis SIL Regular" w:hAnsi="Charis SIL Regular" w:eastAsia="Charis SIL Regular"/>
+          <w:b w:val="0"/>
+          <w:i w:val="0"/>
+          <w:color w:val="0000FF"/>
+          <w:sz w:val="24"/>
+          <w:u w:val="single"/>
+        </w:rPr>
+        <w:hyperlink r:id="rId11" w:history="1">
+          <w:r>
+            <w:rPr>
+              <w:rStyle w:val="Hyperlink"/>
+            </w:rPr>
+            <w:t>Instit</w:t>
+          </w:r>
+        </w:hyperlink>
       </w:r>
       <w:r>
         <w:rPr>
@@ -668,7 +704,7 @@
           <w:sz w:val="24"/>
           <w:u w:val="single"/>
         </w:rPr>
-        <w:hyperlink r:id="rId10" w:history="1">
+        <w:hyperlink r:id="rId11" w:history="1">
           <w:r>
             <w:rPr>
               <w:rStyle w:val="Hyperlink"/>
@@ -697,7 +733,7 @@
           <w:sz w:val="24"/>
           <w:u w:val="single"/>
         </w:rPr>
-        <w:hyperlink r:id="rId10" w:history="1">
+        <w:hyperlink r:id="rId11" w:history="1">
           <w:r>
             <w:rPr>
               <w:rStyle w:val="Hyperlink"/>
@@ -715,7 +751,7 @@
           <w:sz w:val="24"/>
           <w:u w:val="single"/>
         </w:rPr>
-        <w:hyperlink r:id="rId10" w:history="1">
+        <w:hyperlink r:id="rId11" w:history="1">
           <w:r>
             <w:rPr>
               <w:rStyle w:val="Hyperlink"/>
@@ -744,7 +780,7 @@
           <w:sz w:val="24"/>
           <w:u w:val="single"/>
         </w:rPr>
-        <w:hyperlink r:id="rId10" w:history="1">
+        <w:hyperlink r:id="rId11" w:history="1">
           <w:r>
             <w:rPr>
               <w:rStyle w:val="Hyperlink"/>
@@ -762,7 +798,7 @@
           <w:sz w:val="24"/>
           <w:u w:val="single"/>
         </w:rPr>
-        <w:hyperlink r:id="rId10" w:history="1">
+        <w:hyperlink r:id="rId11" w:history="1">
           <w:r>
             <w:rPr>
               <w:rStyle w:val="Hyperlink"/>
@@ -780,7 +816,7 @@
           <w:sz w:val="24"/>
           <w:u w:val="single"/>
         </w:rPr>
-        <w:hyperlink r:id="rId10" w:history="1">
+        <w:hyperlink r:id="rId11" w:history="1">
           <w:r>
             <w:rPr>
               <w:rStyle w:val="Hyperlink"/>
@@ -809,7 +845,7 @@
           <w:sz w:val="24"/>
           <w:u w:val="single"/>
         </w:rPr>
-        <w:hyperlink r:id="rId10" w:history="1">
+        <w:hyperlink r:id="rId11" w:history="1">
           <w:r>
             <w:rPr>
               <w:rStyle w:val="Hyperlink"/>
@@ -827,7 +863,7 @@
           <w:sz w:val="24"/>
           <w:u w:val="single"/>
         </w:rPr>
-        <w:hyperlink r:id="rId10" w:history="1">
+        <w:hyperlink r:id="rId11" w:history="1">
           <w:r>
             <w:rPr>
               <w:rStyle w:val="Hyperlink"/>
@@ -856,7 +892,7 @@
           <w:sz w:val="24"/>
           <w:u w:val="single"/>
         </w:rPr>
-        <w:hyperlink r:id="rId10" w:history="1">
+        <w:hyperlink r:id="rId11" w:history="1">
           <w:r>
             <w:rPr>
               <w:rStyle w:val="Hyperlink"/>
@@ -909,79 +945,7 @@
           <w:color w:val="000000"/>
           <w:sz w:val="24"/>
         </w:rPr>
-        <w:t xml:space="preserve"> (KITLV) in 2013 an</w:t>
-      </w:r>
-      <w:r>
-        <w:rPr>
-          <w:u w:val="single" w:color="0000ff"/>
-          <w:rFonts w:ascii="Charis SIL Regular" w:hAnsi="Charis SIL Regular" w:eastAsia="Charis SIL Regular"/>
-          <w:b w:val="0"/>
-          <w:i w:val="0"/>
-          <w:color w:val="000000"/>
-          <w:sz w:val="24"/>
-        </w:rPr>
-        <w:hyperlink r:id="rId11" w:history="1">
-          <w:r>
-            <w:rPr>
-              <w:rStyle w:val="Hyperlink"/>
-            </w:rPr>
-            <w:t>d 201</w:t>
-          </w:r>
-        </w:hyperlink>
-      </w:r>
-      <w:r>
-        <w:rPr>
-          <w:u w:val="single" w:color="0000ff"/>
-          <w:rFonts w:ascii="Charis SIL Regular" w:hAnsi="Charis SIL Regular" w:eastAsia="Charis SIL Regular"/>
-          <w:b w:val="0"/>
-          <w:i w:val="0"/>
-          <w:color w:val="000000"/>
-          <w:sz w:val="24"/>
-        </w:rPr>
-        <w:hyperlink r:id="rId11" w:history="1">
-          <w:r>
-            <w:rPr>
-              <w:rStyle w:val="Hyperlink"/>
-            </w:rPr>
-            <w:t>4, respective</w:t>
-          </w:r>
-        </w:hyperlink>
-      </w:r>
-      <w:r>
-        <w:rPr>
-          <w:u w:val="single" w:color="0000ff"/>
-          <w:rFonts w:ascii="Charis SIL Regular" w:hAnsi="Charis SIL Regular" w:eastAsia="Charis SIL Regular"/>
-          <w:b w:val="0"/>
-          <w:i w:val="0"/>
-          <w:color w:val="000000"/>
-          <w:sz w:val="24"/>
-        </w:rPr>
-        <w:hyperlink r:id="rId11" w:history="1">
-          <w:r>
-            <w:rPr>
-              <w:rStyle w:val="Hyperlink"/>
-            </w:rPr>
-            <w:t>l</w:t>
-          </w:r>
-        </w:hyperlink>
-      </w:r>
-      <w:r>
-        <w:rPr>
-          <w:u w:val="single" w:color="0000ff"/>
-          <w:rFonts w:ascii="Charis SIL Regular" w:hAnsi="Charis SIL Regular" w:eastAsia="Charis SIL Regular"/>
-          <w:b w:val="0"/>
-          <w:i w:val="0"/>
-          <w:color w:val="000000"/>
-          <w:sz w:val="24"/>
-        </w:rPr>
-        <w:hyperlink r:id="rId11" w:history="1">
-          <w:r>
-            <w:rPr>
-              <w:rStyle w:val="Hyperlink"/>
-            </w:rPr>
-            <w:t>y. The li</w:t>
-          </w:r>
-        </w:hyperlink>
+        <w:t xml:space="preserve"> (KITLV) in 2013 and 2014, respectively. The li</w:t>
       </w:r>
       <w:r>
         <w:rPr>
@@ -1039,7 +1003,6 @@
       </w:r>
       <w:r>
         <w:rPr>
-          <w:u w:val="single" w:color="0000ff"/>
           <w:rFonts w:ascii="Charis SIL Regular" w:hAnsi="Charis SIL Regular" w:eastAsia="Charis SIL Regular"/>
           <w:b w:val="0"/>
           <w:i w:val="0"/>
@@ -2526,25 +2489,7 @@
           <w:color w:val="000000"/>
           <w:sz w:val="24"/>
         </w:rPr>
-        <w:t>UBL also manages a large amo</w:t>
-      </w:r>
-      <w:r>
-        <w:rPr>
-          <w:u w:val="single" w:color="0000ff"/>
-          <w:rFonts w:ascii="Charis SIL Regular" w:hAnsi="Charis SIL Regular" w:eastAsia="Charis SIL Regular"/>
-          <w:b w:val="0"/>
-          <w:i w:val="0"/>
-          <w:color w:val="000000"/>
-          <w:sz w:val="24"/>
-        </w:rPr>
-        <w:hyperlink r:id="rId13" w:history="1">
-          <w:r>
-            <w:rPr>
-              <w:rStyle w:val="Hyperlink"/>
-            </w:rPr>
-            <w:t>unt of arc</w:t>
-          </w:r>
-        </w:hyperlink>
+        <w:t>UBL also manages a large amount of arc</w:t>
       </w:r>
       <w:r>
         <w:rPr>
@@ -2800,9 +2745,8 @@
           <w:i w:val="0"/>
           <w:color w:val="0000FF"/>
           <w:sz w:val="24"/>
-          <w:u w:val="single"/>
         </w:rPr>
-        <w:t>ic research in colonised territorie</w:t>
+        <w:t>i</w:t>
       </w:r>
       <w:r>
         <w:rPr>
@@ -2811,8 +2755,9 @@
           <w:i w:val="0"/>
           <w:color w:val="0000FF"/>
           <w:sz w:val="24"/>
+          <w:u w:val="single"/>
         </w:rPr>
-        <w:t>s</w:t>
+        <w:t>c research in colonised territories</w:t>
       </w:r>
       <w:r>
         <w:br/>

--- a/EXPORTS/DOCX/published/niveau3/English/UniversiteitsbibliotheekLeiden.docx
+++ b/EXPORTS/DOCX/published/niveau3/English/UniversiteitsbibliotheekLeiden.docx
@@ -597,74 +597,8 @@
           <w:i w:val="0"/>
           <w:color w:val="0000FF"/>
           <w:sz w:val="24"/>
-          <w:u w:val="single"/>
         </w:rPr>
-        <w:hyperlink r:id="rId11" w:history="1">
-          <w:r>
-            <w:rPr>
-              <w:rStyle w:val="Hyperlink"/>
-            </w:rPr>
-            <w:t>Royal</w:t>
-          </w:r>
-        </w:hyperlink>
-      </w:r>
-      <w:r>
-        <w:rPr>
-          <w:rFonts w:ascii="Charis SIL Regular" w:hAnsi="Charis SIL Regular" w:eastAsia="Charis SIL Regular"/>
-          <w:b w:val="0"/>
-          <w:i w:val="0"/>
-          <w:color w:val="0000FF"/>
-          <w:sz w:val="24"/>
-          <w:u w:val="single"/>
-        </w:rPr>
-        <w:t xml:space="preserve"> </w:t>
-      </w:r>
-      <w:r>
-        <w:rPr>
-          <w:rFonts w:ascii="Charis SIL Regular" w:hAnsi="Charis SIL Regular" w:eastAsia="Charis SIL Regular"/>
-          <w:b w:val="0"/>
-          <w:i w:val="0"/>
-          <w:color w:val="0000FF"/>
-          <w:sz w:val="24"/>
-          <w:u w:val="single"/>
-        </w:rPr>
-        <w:hyperlink r:id="rId11" w:history="1">
-          <w:r>
-            <w:rPr>
-              <w:rStyle w:val="Hyperlink"/>
-            </w:rPr>
-            <w:t>Netherlands</w:t>
-          </w:r>
-        </w:hyperlink>
-      </w:r>
-      <w:r>
-        <w:rPr>
-          <w:rFonts w:ascii="Charis SIL Regular" w:hAnsi="Charis SIL Regular" w:eastAsia="Charis SIL Regular"/>
-          <w:b w:val="0"/>
-          <w:i w:val="0"/>
-          <w:color w:val="0000FF"/>
-          <w:sz w:val="24"/>
-          <w:u w:val="single"/>
-        </w:rPr>
-        <w:t xml:space="preserve"> </w:t>
-      </w:r>
-      <w:r>
-        <w:rPr>
-          <w:rFonts w:ascii="Charis SIL Regular" w:hAnsi="Charis SIL Regular" w:eastAsia="Charis SIL Regular"/>
-          <w:b w:val="0"/>
-          <w:i w:val="0"/>
-          <w:color w:val="0000FF"/>
-          <w:sz w:val="24"/>
-          <w:u w:val="single"/>
-        </w:rPr>
-        <w:hyperlink r:id="rId11" w:history="1">
-          <w:r>
-            <w:rPr>
-              <w:rStyle w:val="Hyperlink"/>
-            </w:rPr>
-            <w:t>Instit</w:t>
-          </w:r>
-        </w:hyperlink>
+        <w:t>Royal Netherlands Instit</w:t>
       </w:r>
       <w:r>
         <w:rPr>
@@ -704,7 +638,7 @@
           <w:sz w:val="24"/>
           <w:u w:val="single"/>
         </w:rPr>
-        <w:hyperlink r:id="rId11" w:history="1">
+        <w:hyperlink r:id="rId10" w:history="1">
           <w:r>
             <w:rPr>
               <w:rStyle w:val="Hyperlink"/>
@@ -733,7 +667,7 @@
           <w:sz w:val="24"/>
           <w:u w:val="single"/>
         </w:rPr>
-        <w:hyperlink r:id="rId11" w:history="1">
+        <w:hyperlink r:id="rId10" w:history="1">
           <w:r>
             <w:rPr>
               <w:rStyle w:val="Hyperlink"/>
@@ -751,7 +685,7 @@
           <w:sz w:val="24"/>
           <w:u w:val="single"/>
         </w:rPr>
-        <w:hyperlink r:id="rId11" w:history="1">
+        <w:hyperlink r:id="rId10" w:history="1">
           <w:r>
             <w:rPr>
               <w:rStyle w:val="Hyperlink"/>
@@ -780,7 +714,7 @@
           <w:sz w:val="24"/>
           <w:u w:val="single"/>
         </w:rPr>
-        <w:hyperlink r:id="rId11" w:history="1">
+        <w:hyperlink r:id="rId10" w:history="1">
           <w:r>
             <w:rPr>
               <w:rStyle w:val="Hyperlink"/>
@@ -798,7 +732,7 @@
           <w:sz w:val="24"/>
           <w:u w:val="single"/>
         </w:rPr>
-        <w:hyperlink r:id="rId11" w:history="1">
+        <w:hyperlink r:id="rId10" w:history="1">
           <w:r>
             <w:rPr>
               <w:rStyle w:val="Hyperlink"/>
@@ -816,7 +750,7 @@
           <w:sz w:val="24"/>
           <w:u w:val="single"/>
         </w:rPr>
-        <w:hyperlink r:id="rId11" w:history="1">
+        <w:hyperlink r:id="rId10" w:history="1">
           <w:r>
             <w:rPr>
               <w:rStyle w:val="Hyperlink"/>
@@ -845,7 +779,7 @@
           <w:sz w:val="24"/>
           <w:u w:val="single"/>
         </w:rPr>
-        <w:hyperlink r:id="rId11" w:history="1">
+        <w:hyperlink r:id="rId10" w:history="1">
           <w:r>
             <w:rPr>
               <w:rStyle w:val="Hyperlink"/>
@@ -863,7 +797,7 @@
           <w:sz w:val="24"/>
           <w:u w:val="single"/>
         </w:rPr>
-        <w:hyperlink r:id="rId11" w:history="1">
+        <w:hyperlink r:id="rId10" w:history="1">
           <w:r>
             <w:rPr>
               <w:rStyle w:val="Hyperlink"/>
@@ -892,7 +826,7 @@
           <w:sz w:val="24"/>
           <w:u w:val="single"/>
         </w:rPr>
-        <w:hyperlink r:id="rId11" w:history="1">
+        <w:hyperlink r:id="rId10" w:history="1">
           <w:r>
             <w:rPr>
               <w:rStyle w:val="Hyperlink"/>
@@ -945,7 +879,79 @@
           <w:color w:val="000000"/>
           <w:sz w:val="24"/>
         </w:rPr>
-        <w:t xml:space="preserve"> (KITLV) in 2013 and 2014, respectively. The li</w:t>
+        <w:t xml:space="preserve"> (KITLV) in 2013 an</w:t>
+      </w:r>
+      <w:r>
+        <w:rPr>
+          <w:u w:val="single" w:color="0000ff"/>
+          <w:rFonts w:ascii="Charis SIL Regular" w:hAnsi="Charis SIL Regular" w:eastAsia="Charis SIL Regular"/>
+          <w:b w:val="0"/>
+          <w:i w:val="0"/>
+          <w:color w:val="000000"/>
+          <w:sz w:val="24"/>
+        </w:rPr>
+        <w:hyperlink r:id="rId11" w:history="1">
+          <w:r>
+            <w:rPr>
+              <w:rStyle w:val="Hyperlink"/>
+            </w:rPr>
+            <w:t>d 201</w:t>
+          </w:r>
+        </w:hyperlink>
+      </w:r>
+      <w:r>
+        <w:rPr>
+          <w:u w:val="single" w:color="0000ff"/>
+          <w:rFonts w:ascii="Charis SIL Regular" w:hAnsi="Charis SIL Regular" w:eastAsia="Charis SIL Regular"/>
+          <w:b w:val="0"/>
+          <w:i w:val="0"/>
+          <w:color w:val="000000"/>
+          <w:sz w:val="24"/>
+        </w:rPr>
+        <w:hyperlink r:id="rId11" w:history="1">
+          <w:r>
+            <w:rPr>
+              <w:rStyle w:val="Hyperlink"/>
+            </w:rPr>
+            <w:t>4, respective</w:t>
+          </w:r>
+        </w:hyperlink>
+      </w:r>
+      <w:r>
+        <w:rPr>
+          <w:u w:val="single" w:color="0000ff"/>
+          <w:rFonts w:ascii="Charis SIL Regular" w:hAnsi="Charis SIL Regular" w:eastAsia="Charis SIL Regular"/>
+          <w:b w:val="0"/>
+          <w:i w:val="0"/>
+          <w:color w:val="000000"/>
+          <w:sz w:val="24"/>
+        </w:rPr>
+        <w:hyperlink r:id="rId11" w:history="1">
+          <w:r>
+            <w:rPr>
+              <w:rStyle w:val="Hyperlink"/>
+            </w:rPr>
+            <w:t>l</w:t>
+          </w:r>
+        </w:hyperlink>
+      </w:r>
+      <w:r>
+        <w:rPr>
+          <w:u w:val="single" w:color="0000ff"/>
+          <w:rFonts w:ascii="Charis SIL Regular" w:hAnsi="Charis SIL Regular" w:eastAsia="Charis SIL Regular"/>
+          <w:b w:val="0"/>
+          <w:i w:val="0"/>
+          <w:color w:val="000000"/>
+          <w:sz w:val="24"/>
+        </w:rPr>
+        <w:hyperlink r:id="rId11" w:history="1">
+          <w:r>
+            <w:rPr>
+              <w:rStyle w:val="Hyperlink"/>
+            </w:rPr>
+            <w:t>y. The li</w:t>
+          </w:r>
+        </w:hyperlink>
       </w:r>
       <w:r>
         <w:rPr>
@@ -1477,23 +1483,6 @@
       </w:r>
       <w:r>
         <w:rPr>
-          <w:rFonts w:ascii="Charis SIL Regular" w:hAnsi="Charis SIL Regular" w:eastAsia="Charis SIL Regular"/>
-          <w:b w:val="0"/>
-          <w:i w:val="0"/>
-          <w:color w:val="000000"/>
-          <w:sz w:val="24"/>
-        </w:rPr>
-        <w:hyperlink r:id="rId14" w:history="1">
-          <w:r>
-            <w:rPr>
-              <w:rStyle w:val="Hyperlink"/>
-            </w:rPr>
-            <w:t>d</w:t>
-          </w:r>
-        </w:hyperlink>
-      </w:r>
-      <w:r>
-        <w:rPr>
           <w:u w:val="single" w:color="0000ff"/>
           <w:rFonts w:ascii="Charis SIL Regular" w:hAnsi="Charis SIL Regular" w:eastAsia="Charis SIL Regular"/>
           <w:b w:val="0"/>
@@ -1501,7 +1490,7 @@
           <w:color w:val="000000"/>
           <w:sz w:val="24"/>
         </w:rPr>
-        <w:t xml:space="preserve"> </w:t>
+        <w:t>d</w:t>
       </w:r>
       <w:r>
         <w:rPr>
@@ -1511,7 +1500,7 @@
           <w:color w:val="000000"/>
           <w:sz w:val="24"/>
         </w:rPr>
-        <w:t xml:space="preserve">them. Besides </w:t>
+        <w:t xml:space="preserve"> them. Besides </w:t>
       </w:r>
       <w:r>
         <w:rPr>
@@ -1649,50 +1638,7 @@
           <w:color w:val="000000"/>
           <w:sz w:val="24"/>
         </w:rPr>
-        <w:hyperlink r:id="rId15" w:history="1">
-          <w:r>
-            <w:rPr>
-              <w:rStyle w:val="Hyperlink"/>
-            </w:rPr>
-            <w:t>aterial</w:t>
-          </w:r>
-        </w:hyperlink>
-      </w:r>
-      <w:r>
-        <w:rPr>
-          <w:u w:val="single" w:color="0000ff"/>
-          <w:rFonts w:ascii="Charis SIL Regular" w:hAnsi="Charis SIL Regular" w:eastAsia="Charis SIL Regular"/>
-          <w:b w:val="0"/>
-          <w:i w:val="0"/>
-          <w:color w:val="000000"/>
-          <w:sz w:val="24"/>
-        </w:rPr>
-        <w:hyperlink r:id="rId15" w:history="1">
-          <w:r>
-            <w:rPr>
-              <w:rStyle w:val="Hyperlink"/>
-            </w:rPr>
-            <w:t>.</w:t>
-          </w:r>
-        </w:hyperlink>
-      </w:r>
-      <w:r>
-        <w:rPr>
-          <w:u w:val="single" w:color="0000ff"/>
-          <w:rFonts w:ascii="Charis SIL Regular" w:hAnsi="Charis SIL Regular" w:eastAsia="Charis SIL Regular"/>
-          <w:b w:val="0"/>
-          <w:i w:val="0"/>
-          <w:color w:val="000000"/>
-          <w:sz w:val="24"/>
-        </w:rPr>
-        <w:hyperlink r:id="rId15" w:history="1">
-          <w:r>
-            <w:rPr>
-              <w:rStyle w:val="Hyperlink"/>
-            </w:rPr>
-            <w:t xml:space="preserve"> Various </w:t>
-          </w:r>
-        </w:hyperlink>
+        <w:t xml:space="preserve">aterial. Various </w:t>
       </w:r>
       <w:r>
         <w:rPr>
@@ -1788,14 +1734,7 @@
           <w:color w:val="000000"/>
           <w:sz w:val="24"/>
         </w:rPr>
-        <w:hyperlink r:id="rId14" w:history="1">
-          <w:r>
-            <w:rPr>
-              <w:rStyle w:val="Hyperlink"/>
-            </w:rPr>
-            <w:t xml:space="preserve"> be </w:t>
-          </w:r>
-        </w:hyperlink>
+        <w:t xml:space="preserve"> be </w:t>
       </w:r>
       <w:r>
         <w:rPr>
@@ -2489,7 +2428,25 @@
           <w:color w:val="000000"/>
           <w:sz w:val="24"/>
         </w:rPr>
-        <w:t>UBL also manages a large amount of arc</w:t>
+        <w:t>UBL also manages a large amo</w:t>
+      </w:r>
+      <w:r>
+        <w:rPr>
+          <w:u w:val="single" w:color="0000ff"/>
+          <w:rFonts w:ascii="Charis SIL Regular" w:hAnsi="Charis SIL Regular" w:eastAsia="Charis SIL Regular"/>
+          <w:b w:val="0"/>
+          <w:i w:val="0"/>
+          <w:color w:val="000000"/>
+          <w:sz w:val="24"/>
+        </w:rPr>
+        <w:hyperlink r:id="rId13" w:history="1">
+          <w:r>
+            <w:rPr>
+              <w:rStyle w:val="Hyperlink"/>
+            </w:rPr>
+            <w:t>unt of arc</w:t>
+          </w:r>
+        </w:hyperlink>
       </w:r>
       <w:r>
         <w:rPr>
@@ -2745,8 +2702,9 @@
           <w:i w:val="0"/>
           <w:color w:val="0000FF"/>
           <w:sz w:val="24"/>
+          <w:u w:val="single"/>
         </w:rPr>
-        <w:t>i</w:t>
+        <w:t>ic research in colonised territorie</w:t>
       </w:r>
       <w:r>
         <w:rPr>
@@ -2755,9 +2713,8 @@
           <w:i w:val="0"/>
           <w:color w:val="0000FF"/>
           <w:sz w:val="24"/>
-          <w:u w:val="single"/>
         </w:rPr>
-        <w:t>c research in colonised territories</w:t>
+        <w:t>s</w:t>
       </w:r>
       <w:r>
         <w:br/>
